--- a/Modulo 1 - Definición y planificación del trabajo final/TFM_Capitulo1_Introduccion.docx
+++ b/Modulo 1 - Definición y planificación del trabajo final/TFM_Capitulo1_Introduccion.docx
@@ -61,7 +61,7 @@
                             <w:pPr>
                               <w:ind w:left="397"/>
                               <w:rPr>
-                                <w:rFonts w:asciiTheme="minorHAnsi" w:hAnsiTheme="minorHAnsi" w:cstheme="minorHAnsi"/>
+                                <w:rFonts w:cstheme="minorHAnsi"/>
                                 <w:b/>
                                 <w:color w:val="002060"/>
                                 <w:sz w:val="49"/>
@@ -70,7 +70,7 @@
                             </w:pPr>
                             <w:r>
                               <w:rPr>
-                                <w:rFonts w:asciiTheme="minorHAnsi" w:hAnsiTheme="minorHAnsi" w:cstheme="minorHAnsi"/>
+                                <w:rFonts w:cstheme="minorHAnsi"/>
                                 <w:b/>
                                 <w:bCs/>
                                 <w:color w:val="002060"/>
@@ -81,7 +81,7 @@
                             </w:r>
                             <w:r>
                               <w:rPr>
-                                <w:rFonts w:asciiTheme="minorHAnsi" w:hAnsiTheme="minorHAnsi" w:cstheme="minorHAnsi"/>
+                                <w:rFonts w:cstheme="minorHAnsi"/>
                                 <w:color w:val="002060"/>
                                 <w:sz w:val="49"/>
                                 <w:szCs w:val="49"/>
@@ -90,7 +90,7 @@
                             </w:r>
                             <w:r>
                               <w:rPr>
-                                <w:rFonts w:asciiTheme="minorHAnsi" w:hAnsiTheme="minorHAnsi" w:cstheme="minorHAnsi"/>
+                                <w:rFonts w:cstheme="minorHAnsi"/>
                                 <w:b/>
                                 <w:bCs/>
                                 <w:color w:val="002060"/>
@@ -134,7 +134,7 @@
                       <w:pPr>
                         <w:ind w:left="397"/>
                         <w:rPr>
-                          <w:rFonts w:asciiTheme="minorHAnsi" w:hAnsiTheme="minorHAnsi" w:cstheme="minorHAnsi"/>
+                          <w:rFonts w:cstheme="minorHAnsi"/>
                           <w:b/>
                           <w:color w:val="002060"/>
                           <w:sz w:val="49"/>
@@ -143,7 +143,7 @@
                       </w:pPr>
                       <w:r>
                         <w:rPr>
-                          <w:rFonts w:asciiTheme="minorHAnsi" w:hAnsiTheme="minorHAnsi" w:cstheme="minorHAnsi"/>
+                          <w:rFonts w:cstheme="minorHAnsi"/>
                           <w:b/>
                           <w:bCs/>
                           <w:color w:val="002060"/>
@@ -154,7 +154,7 @@
                       </w:r>
                       <w:r>
                         <w:rPr>
-                          <w:rFonts w:asciiTheme="minorHAnsi" w:hAnsiTheme="minorHAnsi" w:cstheme="minorHAnsi"/>
+                          <w:rFonts w:cstheme="minorHAnsi"/>
                           <w:color w:val="002060"/>
                           <w:sz w:val="49"/>
                           <w:szCs w:val="49"/>
@@ -163,7 +163,7 @@
                       </w:r>
                       <w:r>
                         <w:rPr>
-                          <w:rFonts w:asciiTheme="minorHAnsi" w:hAnsiTheme="minorHAnsi" w:cstheme="minorHAnsi"/>
+                          <w:rFonts w:cstheme="minorHAnsi"/>
                           <w:b/>
                           <w:bCs/>
                           <w:color w:val="002060"/>
@@ -197,71 +197,18 @@
           <w:noProof/>
           <w:sz w:val="20"/>
         </w:rPr>
-        <w:drawing>
-          <wp:anchor distT="0" distB="0" distL="0" distR="0" simplePos="0" relativeHeight="251659264" behindDoc="1" locked="0" layoutInCell="1" allowOverlap="1" wp14:anchorId="41BAE14A" wp14:editId="5DFD3E70">
-            <wp:simplePos x="0" y="0"/>
-            <wp:positionH relativeFrom="page">
-              <wp:posOffset>657225</wp:posOffset>
-            </wp:positionH>
-            <wp:positionV relativeFrom="paragraph">
-              <wp:posOffset>170815</wp:posOffset>
-            </wp:positionV>
-            <wp:extent cx="2273935" cy="4657725"/>
-            <wp:effectExtent l="0" t="0" r="0" b="9525"/>
-            <wp:wrapTopAndBottom/>
-            <wp:docPr id="2" name="Image 2"/>
-            <wp:cNvGraphicFramePr>
-              <a:graphicFrameLocks xmlns:a="http://schemas.openxmlformats.org/drawingml/2006/main"/>
-            </wp:cNvGraphicFramePr>
-            <a:graphic xmlns:a="http://schemas.openxmlformats.org/drawingml/2006/main">
-              <a:graphicData uri="http://schemas.openxmlformats.org/drawingml/2006/picture">
-                <pic:pic xmlns:pic="http://schemas.openxmlformats.org/drawingml/2006/picture">
-                  <pic:nvPicPr>
-                    <pic:cNvPr id="2" name="Image 2"/>
-                    <pic:cNvPicPr/>
-                  </pic:nvPicPr>
-                  <pic:blipFill>
-                    <a:blip r:embed="rId7" cstate="print"/>
-                    <a:stretch>
-                      <a:fillRect/>
-                    </a:stretch>
-                  </pic:blipFill>
-                  <pic:spPr>
-                    <a:xfrm>
-                      <a:off x="0" y="0"/>
-                      <a:ext cx="2273935" cy="4657725"/>
-                    </a:xfrm>
-                    <a:prstGeom prst="rect">
-                      <a:avLst/>
-                    </a:prstGeom>
-                  </pic:spPr>
-                </pic:pic>
-              </a:graphicData>
-            </a:graphic>
-            <wp14:sizeRelV relativeFrom="margin">
-              <wp14:pctHeight>0</wp14:pctHeight>
-            </wp14:sizeRelV>
-          </wp:anchor>
-        </w:drawing>
-      </w:r>
-      <w:r>
-        <w:rPr>
-          <w:rFonts w:ascii="Times New Roman"/>
-          <w:noProof/>
-          <w:sz w:val="20"/>
-        </w:rPr>
         <mc:AlternateContent>
           <mc:Choice Requires="wps">
             <w:drawing>
-              <wp:anchor distT="0" distB="0" distL="0" distR="0" simplePos="0" relativeHeight="251660288" behindDoc="1" locked="0" layoutInCell="1" allowOverlap="1" wp14:anchorId="70D44096" wp14:editId="5C2894F3">
+              <wp:anchor distT="0" distB="0" distL="0" distR="0" simplePos="0" relativeHeight="251660288" behindDoc="1" locked="0" layoutInCell="1" allowOverlap="1" wp14:anchorId="70D44096" wp14:editId="7C44ABEB">
                 <wp:simplePos x="0" y="0"/>
                 <wp:positionH relativeFrom="page">
-                  <wp:posOffset>3228975</wp:posOffset>
+                  <wp:posOffset>3225800</wp:posOffset>
                 </wp:positionH>
                 <wp:positionV relativeFrom="paragraph">
                   <wp:posOffset>170815</wp:posOffset>
                 </wp:positionV>
-                <wp:extent cx="3931920" cy="4629150"/>
+                <wp:extent cx="3931920" cy="5607050"/>
                 <wp:effectExtent l="0" t="0" r="0" b="0"/>
                 <wp:wrapTopAndBottom/>
                 <wp:docPr id="3" name="Textbox 3"/>
@@ -277,7 +224,7 @@
                       <wps:spPr>
                         <a:xfrm>
                           <a:off x="0" y="0"/>
-                          <a:ext cx="3931920" cy="4629150"/>
+                          <a:ext cx="3931920" cy="5607050"/>
                         </a:xfrm>
                         <a:prstGeom prst="rect">
                           <a:avLst/>
@@ -306,7 +253,7 @@
                             <w:pPr>
                               <w:ind w:left="119"/>
                               <w:rPr>
-                                <w:rFonts w:asciiTheme="minorHAnsi" w:hAnsiTheme="minorHAnsi" w:cstheme="minorHAnsi"/>
+                                <w:rFonts w:cstheme="minorHAnsi"/>
                                 <w:b/>
                                 <w:color w:val="002060"/>
                                 <w:w w:val="120"/>
@@ -316,7 +263,7 @@
                             </w:pPr>
                             <w:r>
                               <w:rPr>
-                                <w:rFonts w:asciiTheme="minorHAnsi" w:hAnsiTheme="minorHAnsi" w:cstheme="minorHAnsi"/>
+                                <w:rFonts w:cstheme="minorHAnsi"/>
                                 <w:b/>
                                 <w:color w:val="002060"/>
                                 <w:w w:val="120"/>
@@ -330,7 +277,7 @@
                             <w:pPr>
                               <w:ind w:left="119"/>
                               <w:rPr>
-                                <w:rFonts w:asciiTheme="minorHAnsi" w:hAnsiTheme="minorHAnsi" w:cstheme="minorHAnsi"/>
+                                <w:rFonts w:cstheme="minorHAnsi"/>
                                 <w:b/>
                                 <w:color w:val="002060"/>
                                 <w:sz w:val="36"/>
@@ -402,7 +349,7 @@
                               <w:spacing w:before="2"/>
                               <w:ind w:left="119"/>
                               <w:rPr>
-                                <w:rFonts w:asciiTheme="minorHAnsi" w:hAnsiTheme="minorHAnsi" w:cstheme="minorHAnsi"/>
+                                <w:rFonts w:cstheme="minorHAnsi"/>
                                 <w:color w:val="002060"/>
                                 <w:sz w:val="36"/>
                                 <w:szCs w:val="24"/>
@@ -414,7 +361,7 @@
                               <w:spacing w:before="2"/>
                               <w:ind w:left="119"/>
                               <w:rPr>
-                                <w:rFonts w:asciiTheme="minorHAnsi" w:hAnsiTheme="minorHAnsi" w:cstheme="minorHAnsi"/>
+                                <w:rFonts w:cstheme="minorHAnsi"/>
                                 <w:color w:val="002060"/>
                                 <w:sz w:val="36"/>
                                 <w:szCs w:val="24"/>
@@ -422,7 +369,7 @@
                             </w:pPr>
                             <w:r>
                               <w:rPr>
-                                <w:rFonts w:asciiTheme="minorHAnsi" w:hAnsiTheme="minorHAnsi" w:cstheme="minorHAnsi"/>
+                                <w:rFonts w:cstheme="minorHAnsi"/>
                                 <w:color w:val="002060"/>
                                 <w:sz w:val="36"/>
                                 <w:szCs w:val="24"/>
@@ -431,7 +378,7 @@
                             </w:r>
                             <w:r>
                               <w:rPr>
-                                <w:rFonts w:asciiTheme="minorHAnsi" w:hAnsiTheme="minorHAnsi" w:cstheme="minorHAnsi"/>
+                                <w:rFonts w:cstheme="minorHAnsi"/>
                                 <w:color w:val="002060"/>
                                 <w:spacing w:val="-9"/>
                                 <w:sz w:val="36"/>
@@ -441,7 +388,7 @@
                             </w:r>
                             <w:r>
                               <w:rPr>
-                                <w:rFonts w:asciiTheme="minorHAnsi" w:hAnsiTheme="minorHAnsi" w:cstheme="minorHAnsi"/>
+                                <w:rFonts w:cstheme="minorHAnsi"/>
                                 <w:color w:val="002060"/>
                                 <w:sz w:val="36"/>
                                 <w:szCs w:val="24"/>
@@ -450,7 +397,7 @@
                             </w:r>
                             <w:r>
                               <w:rPr>
-                                <w:rFonts w:asciiTheme="minorHAnsi" w:hAnsiTheme="minorHAnsi" w:cstheme="minorHAnsi"/>
+                                <w:rFonts w:cstheme="minorHAnsi"/>
                                 <w:color w:val="002060"/>
                                 <w:spacing w:val="-9"/>
                                 <w:sz w:val="36"/>
@@ -460,7 +407,7 @@
                             </w:r>
                             <w:r>
                               <w:rPr>
-                                <w:rFonts w:asciiTheme="minorHAnsi" w:hAnsiTheme="minorHAnsi" w:cstheme="minorHAnsi"/>
+                                <w:rFonts w:cstheme="minorHAnsi"/>
                                 <w:color w:val="002060"/>
                                 <w:sz w:val="36"/>
                                 <w:szCs w:val="24"/>
@@ -469,7 +416,7 @@
                             </w:r>
                             <w:r>
                               <w:rPr>
-                                <w:rFonts w:asciiTheme="minorHAnsi" w:hAnsiTheme="minorHAnsi" w:cstheme="minorHAnsi"/>
+                                <w:rFonts w:cstheme="minorHAnsi"/>
                                 <w:color w:val="002060"/>
                                 <w:spacing w:val="-9"/>
                                 <w:sz w:val="36"/>
@@ -479,7 +426,7 @@
                             </w:r>
                             <w:r>
                               <w:rPr>
-                                <w:rFonts w:asciiTheme="minorHAnsi" w:hAnsiTheme="minorHAnsi" w:cstheme="minorHAnsi"/>
+                                <w:rFonts w:cstheme="minorHAnsi"/>
                                 <w:color w:val="002060"/>
                                 <w:sz w:val="36"/>
                                 <w:szCs w:val="24"/>
@@ -488,7 +435,7 @@
                             </w:r>
                             <w:r>
                               <w:rPr>
-                                <w:rFonts w:asciiTheme="minorHAnsi" w:hAnsiTheme="minorHAnsi" w:cstheme="minorHAnsi"/>
+                                <w:rFonts w:cstheme="minorHAnsi"/>
                                 <w:color w:val="002060"/>
                                 <w:spacing w:val="-10"/>
                                 <w:sz w:val="36"/>
@@ -498,7 +445,7 @@
                             </w:r>
                             <w:r>
                               <w:rPr>
-                                <w:rFonts w:asciiTheme="minorHAnsi" w:hAnsiTheme="minorHAnsi" w:cstheme="minorHAnsi"/>
+                                <w:rFonts w:cstheme="minorHAnsi"/>
                                 <w:color w:val="002060"/>
                                 <w:spacing w:val="-5"/>
                                 <w:sz w:val="36"/>
@@ -512,7 +459,7 @@
                               <w:spacing w:before="23"/>
                               <w:ind w:left="119"/>
                               <w:rPr>
-                                <w:rFonts w:asciiTheme="minorHAnsi" w:hAnsiTheme="minorHAnsi" w:cstheme="minorHAnsi"/>
+                                <w:rFonts w:cstheme="minorHAnsi"/>
                                 <w:b/>
                                 <w:color w:val="002060"/>
                                 <w:sz w:val="36"/>
@@ -521,7 +468,7 @@
                             </w:pPr>
                             <w:r>
                               <w:rPr>
-                                <w:rFonts w:asciiTheme="minorHAnsi" w:hAnsiTheme="minorHAnsi" w:cstheme="minorHAnsi"/>
+                                <w:rFonts w:cstheme="minorHAnsi"/>
                                 <w:b/>
                                 <w:color w:val="002060"/>
                                 <w:spacing w:val="-4"/>
@@ -549,7 +496,7 @@
                             <w:pPr>
                               <w:ind w:left="119"/>
                               <w:rPr>
-                                <w:rFonts w:asciiTheme="minorHAnsi" w:hAnsiTheme="minorHAnsi" w:cstheme="minorHAnsi"/>
+                                <w:rFonts w:cstheme="minorHAnsi"/>
                                 <w:color w:val="002060"/>
                                 <w:sz w:val="36"/>
                                 <w:szCs w:val="24"/>
@@ -557,7 +504,7 @@
                             </w:pPr>
                             <w:r>
                               <w:rPr>
-                                <w:rFonts w:asciiTheme="minorHAnsi" w:hAnsiTheme="minorHAnsi" w:cstheme="minorHAnsi"/>
+                                <w:rFonts w:cstheme="minorHAnsi"/>
                                 <w:color w:val="002060"/>
                                 <w:sz w:val="36"/>
                                 <w:szCs w:val="24"/>
@@ -566,7 +513,7 @@
                             </w:r>
                             <w:r>
                               <w:rPr>
-                                <w:rFonts w:asciiTheme="minorHAnsi" w:hAnsiTheme="minorHAnsi" w:cstheme="minorHAnsi"/>
+                                <w:rFonts w:cstheme="minorHAnsi"/>
                                 <w:color w:val="002060"/>
                                 <w:spacing w:val="-3"/>
                                 <w:sz w:val="36"/>
@@ -576,7 +523,7 @@
                             </w:r>
                             <w:r>
                               <w:rPr>
-                                <w:rFonts w:asciiTheme="minorHAnsi" w:hAnsiTheme="minorHAnsi" w:cstheme="minorHAnsi"/>
+                                <w:rFonts w:cstheme="minorHAnsi"/>
                                 <w:color w:val="002060"/>
                                 <w:sz w:val="36"/>
                                 <w:szCs w:val="24"/>
@@ -585,7 +532,7 @@
                             </w:r>
                             <w:r>
                               <w:rPr>
-                                <w:rFonts w:asciiTheme="minorHAnsi" w:hAnsiTheme="minorHAnsi" w:cstheme="minorHAnsi"/>
+                                <w:rFonts w:cstheme="minorHAnsi"/>
                                 <w:color w:val="002060"/>
                                 <w:spacing w:val="-3"/>
                                 <w:sz w:val="36"/>
@@ -595,7 +542,7 @@
                             </w:r>
                             <w:r>
                               <w:rPr>
-                                <w:rFonts w:asciiTheme="minorHAnsi" w:hAnsiTheme="minorHAnsi" w:cstheme="minorHAnsi"/>
+                                <w:rFonts w:cstheme="minorHAnsi"/>
                                 <w:color w:val="002060"/>
                                 <w:sz w:val="36"/>
                                 <w:szCs w:val="24"/>
@@ -604,7 +551,7 @@
                             </w:r>
                             <w:r>
                               <w:rPr>
-                                <w:rFonts w:asciiTheme="minorHAnsi" w:hAnsiTheme="minorHAnsi" w:cstheme="minorHAnsi"/>
+                                <w:rFonts w:cstheme="minorHAnsi"/>
                                 <w:color w:val="002060"/>
                                 <w:spacing w:val="-2"/>
                                 <w:sz w:val="36"/>
@@ -614,7 +561,7 @@
                             </w:r>
                             <w:r>
                               <w:rPr>
-                                <w:rFonts w:asciiTheme="minorHAnsi" w:hAnsiTheme="minorHAnsi" w:cstheme="minorHAnsi"/>
+                                <w:rFonts w:cstheme="minorHAnsi"/>
                                 <w:color w:val="002060"/>
                                 <w:spacing w:val="-4"/>
                                 <w:sz w:val="36"/>
@@ -628,7 +575,7 @@
                               <w:spacing w:before="24" w:line="580" w:lineRule="auto"/>
                               <w:ind w:left="119" w:right="1145"/>
                               <w:rPr>
-                                <w:rFonts w:asciiTheme="minorHAnsi" w:hAnsiTheme="minorHAnsi" w:cstheme="minorHAnsi"/>
+                                <w:rFonts w:cstheme="minorHAnsi"/>
                                 <w:b/>
                                 <w:bCs/>
                                 <w:color w:val="002060"/>
@@ -639,7 +586,7 @@
                             </w:pPr>
                             <w:r>
                               <w:rPr>
-                                <w:rFonts w:asciiTheme="minorHAnsi" w:hAnsiTheme="minorHAnsi" w:cstheme="minorHAnsi"/>
+                                <w:rFonts w:cstheme="minorHAnsi"/>
                                 <w:b/>
                                 <w:bCs/>
                                 <w:color w:val="002060"/>
@@ -655,7 +602,7 @@
                               <w:spacing w:before="24" w:line="580" w:lineRule="auto"/>
                               <w:ind w:left="119" w:right="1145"/>
                               <w:rPr>
-                                <w:rFonts w:asciiTheme="minorHAnsi" w:hAnsiTheme="minorHAnsi" w:cstheme="minorHAnsi"/>
+                                <w:rFonts w:cstheme="minorHAnsi"/>
                                 <w:color w:val="002060"/>
                                 <w:sz w:val="36"/>
                                 <w:szCs w:val="24"/>
@@ -663,7 +610,7 @@
                             </w:pPr>
                             <w:r>
                               <w:rPr>
-                                <w:rFonts w:asciiTheme="minorHAnsi" w:hAnsiTheme="minorHAnsi" w:cstheme="minorHAnsi"/>
+                                <w:rFonts w:cstheme="minorHAnsi"/>
                                 <w:color w:val="002060"/>
                                 <w:spacing w:val="-4"/>
                                 <w:sz w:val="36"/>
@@ -673,7 +620,7 @@
                             </w:r>
                             <w:r>
                               <w:rPr>
-                                <w:rFonts w:asciiTheme="minorHAnsi" w:hAnsiTheme="minorHAnsi" w:cstheme="minorHAnsi"/>
+                                <w:rFonts w:cstheme="minorHAnsi"/>
                                 <w:color w:val="002060"/>
                                 <w:sz w:val="36"/>
                                 <w:szCs w:val="24"/>
@@ -697,7 +644,7 @@
           </mc:Choice>
           <mc:Fallback>
             <w:pict>
-              <v:shape w14:anchorId="70D44096" id="Textbox 3" o:spid="_x0000_s1027" type="#_x0000_t202" style="position:absolute;margin-left:254.25pt;margin-top:13.45pt;width:309.6pt;height:364.5pt;z-index:-251656192;visibility:visible;mso-wrap-style:square;mso-height-percent:0;mso-wrap-distance-left:0;mso-wrap-distance-top:0;mso-wrap-distance-right:0;mso-wrap-distance-bottom:0;mso-position-horizontal:absolute;mso-position-horizontal-relative:page;mso-position-vertical:absolute;mso-position-vertical-relative:text;mso-height-percent:0;mso-height-relative:margin;v-text-anchor:top" o:gfxdata="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" fillcolor="#d8d8d8 [2732]" stroked="f">
+              <v:shape w14:anchorId="70D44096" id="Textbox 3" o:spid="_x0000_s1027" type="#_x0000_t202" style="position:absolute;left:0;text-align:left;margin-left:254pt;margin-top:13.45pt;width:309.6pt;height:441.5pt;z-index:-251656192;visibility:visible;mso-wrap-style:square;mso-height-percent:0;mso-wrap-distance-left:0;mso-wrap-distance-top:0;mso-wrap-distance-right:0;mso-wrap-distance-bottom:0;mso-position-horizontal:absolute;mso-position-horizontal-relative:page;mso-position-vertical:absolute;mso-position-vertical-relative:text;mso-height-percent:0;mso-height-relative:margin;v-text-anchor:top" o:gfxdata="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" fillcolor="#d8d8d8 [2732]" stroked="f">
                 <v:textbox inset="0,0,0,0">
                   <w:txbxContent>
                     <w:p>
@@ -716,7 +663,7 @@
                       <w:pPr>
                         <w:ind w:left="119"/>
                         <w:rPr>
-                          <w:rFonts w:asciiTheme="minorHAnsi" w:hAnsiTheme="minorHAnsi" w:cstheme="minorHAnsi"/>
+                          <w:rFonts w:cstheme="minorHAnsi"/>
                           <w:b/>
                           <w:color w:val="002060"/>
                           <w:w w:val="120"/>
@@ -726,7 +673,7 @@
                       </w:pPr>
                       <w:r>
                         <w:rPr>
-                          <w:rFonts w:asciiTheme="minorHAnsi" w:hAnsiTheme="minorHAnsi" w:cstheme="minorHAnsi"/>
+                          <w:rFonts w:cstheme="minorHAnsi"/>
                           <w:b/>
                           <w:color w:val="002060"/>
                           <w:w w:val="120"/>
@@ -740,7 +687,7 @@
                       <w:pPr>
                         <w:ind w:left="119"/>
                         <w:rPr>
-                          <w:rFonts w:asciiTheme="minorHAnsi" w:hAnsiTheme="minorHAnsi" w:cstheme="minorHAnsi"/>
+                          <w:rFonts w:cstheme="minorHAnsi"/>
                           <w:b/>
                           <w:color w:val="002060"/>
                           <w:sz w:val="36"/>
@@ -812,7 +759,7 @@
                         <w:spacing w:before="2"/>
                         <w:ind w:left="119"/>
                         <w:rPr>
-                          <w:rFonts w:asciiTheme="minorHAnsi" w:hAnsiTheme="minorHAnsi" w:cstheme="minorHAnsi"/>
+                          <w:rFonts w:cstheme="minorHAnsi"/>
                           <w:color w:val="002060"/>
                           <w:sz w:val="36"/>
                           <w:szCs w:val="24"/>
@@ -824,7 +771,7 @@
                         <w:spacing w:before="2"/>
                         <w:ind w:left="119"/>
                         <w:rPr>
-                          <w:rFonts w:asciiTheme="minorHAnsi" w:hAnsiTheme="minorHAnsi" w:cstheme="minorHAnsi"/>
+                          <w:rFonts w:cstheme="minorHAnsi"/>
                           <w:color w:val="002060"/>
                           <w:sz w:val="36"/>
                           <w:szCs w:val="24"/>
@@ -832,7 +779,7 @@
                       </w:pPr>
                       <w:r>
                         <w:rPr>
-                          <w:rFonts w:asciiTheme="minorHAnsi" w:hAnsiTheme="minorHAnsi" w:cstheme="minorHAnsi"/>
+                          <w:rFonts w:cstheme="minorHAnsi"/>
                           <w:color w:val="002060"/>
                           <w:sz w:val="36"/>
                           <w:szCs w:val="24"/>
@@ -841,7 +788,7 @@
                       </w:r>
                       <w:r>
                         <w:rPr>
-                          <w:rFonts w:asciiTheme="minorHAnsi" w:hAnsiTheme="minorHAnsi" w:cstheme="minorHAnsi"/>
+                          <w:rFonts w:cstheme="minorHAnsi"/>
                           <w:color w:val="002060"/>
                           <w:spacing w:val="-9"/>
                           <w:sz w:val="36"/>
@@ -851,7 +798,7 @@
                       </w:r>
                       <w:r>
                         <w:rPr>
-                          <w:rFonts w:asciiTheme="minorHAnsi" w:hAnsiTheme="minorHAnsi" w:cstheme="minorHAnsi"/>
+                          <w:rFonts w:cstheme="minorHAnsi"/>
                           <w:color w:val="002060"/>
                           <w:sz w:val="36"/>
                           <w:szCs w:val="24"/>
@@ -860,7 +807,7 @@
                       </w:r>
                       <w:r>
                         <w:rPr>
-                          <w:rFonts w:asciiTheme="minorHAnsi" w:hAnsiTheme="minorHAnsi" w:cstheme="minorHAnsi"/>
+                          <w:rFonts w:cstheme="minorHAnsi"/>
                           <w:color w:val="002060"/>
                           <w:spacing w:val="-9"/>
                           <w:sz w:val="36"/>
@@ -870,7 +817,7 @@
                       </w:r>
                       <w:r>
                         <w:rPr>
-                          <w:rFonts w:asciiTheme="minorHAnsi" w:hAnsiTheme="minorHAnsi" w:cstheme="minorHAnsi"/>
+                          <w:rFonts w:cstheme="minorHAnsi"/>
                           <w:color w:val="002060"/>
                           <w:sz w:val="36"/>
                           <w:szCs w:val="24"/>
@@ -879,7 +826,7 @@
                       </w:r>
                       <w:r>
                         <w:rPr>
-                          <w:rFonts w:asciiTheme="minorHAnsi" w:hAnsiTheme="minorHAnsi" w:cstheme="minorHAnsi"/>
+                          <w:rFonts w:cstheme="minorHAnsi"/>
                           <w:color w:val="002060"/>
                           <w:spacing w:val="-9"/>
                           <w:sz w:val="36"/>
@@ -889,7 +836,7 @@
                       </w:r>
                       <w:r>
                         <w:rPr>
-                          <w:rFonts w:asciiTheme="minorHAnsi" w:hAnsiTheme="minorHAnsi" w:cstheme="minorHAnsi"/>
+                          <w:rFonts w:cstheme="minorHAnsi"/>
                           <w:color w:val="002060"/>
                           <w:sz w:val="36"/>
                           <w:szCs w:val="24"/>
@@ -898,7 +845,7 @@
                       </w:r>
                       <w:r>
                         <w:rPr>
-                          <w:rFonts w:asciiTheme="minorHAnsi" w:hAnsiTheme="minorHAnsi" w:cstheme="minorHAnsi"/>
+                          <w:rFonts w:cstheme="minorHAnsi"/>
                           <w:color w:val="002060"/>
                           <w:spacing w:val="-10"/>
                           <w:sz w:val="36"/>
@@ -908,7 +855,7 @@
                       </w:r>
                       <w:r>
                         <w:rPr>
-                          <w:rFonts w:asciiTheme="minorHAnsi" w:hAnsiTheme="minorHAnsi" w:cstheme="minorHAnsi"/>
+                          <w:rFonts w:cstheme="minorHAnsi"/>
                           <w:color w:val="002060"/>
                           <w:spacing w:val="-5"/>
                           <w:sz w:val="36"/>
@@ -922,7 +869,7 @@
                         <w:spacing w:before="23"/>
                         <w:ind w:left="119"/>
                         <w:rPr>
-                          <w:rFonts w:asciiTheme="minorHAnsi" w:hAnsiTheme="minorHAnsi" w:cstheme="minorHAnsi"/>
+                          <w:rFonts w:cstheme="minorHAnsi"/>
                           <w:b/>
                           <w:color w:val="002060"/>
                           <w:sz w:val="36"/>
@@ -931,7 +878,7 @@
                       </w:pPr>
                       <w:r>
                         <w:rPr>
-                          <w:rFonts w:asciiTheme="minorHAnsi" w:hAnsiTheme="minorHAnsi" w:cstheme="minorHAnsi"/>
+                          <w:rFonts w:cstheme="minorHAnsi"/>
                           <w:b/>
                           <w:color w:val="002060"/>
                           <w:spacing w:val="-4"/>
@@ -959,7 +906,7 @@
                       <w:pPr>
                         <w:ind w:left="119"/>
                         <w:rPr>
-                          <w:rFonts w:asciiTheme="minorHAnsi" w:hAnsiTheme="minorHAnsi" w:cstheme="minorHAnsi"/>
+                          <w:rFonts w:cstheme="minorHAnsi"/>
                           <w:color w:val="002060"/>
                           <w:sz w:val="36"/>
                           <w:szCs w:val="24"/>
@@ -967,7 +914,7 @@
                       </w:pPr>
                       <w:r>
                         <w:rPr>
-                          <w:rFonts w:asciiTheme="minorHAnsi" w:hAnsiTheme="minorHAnsi" w:cstheme="minorHAnsi"/>
+                          <w:rFonts w:cstheme="minorHAnsi"/>
                           <w:color w:val="002060"/>
                           <w:sz w:val="36"/>
                           <w:szCs w:val="24"/>
@@ -976,7 +923,7 @@
                       </w:r>
                       <w:r>
                         <w:rPr>
-                          <w:rFonts w:asciiTheme="minorHAnsi" w:hAnsiTheme="minorHAnsi" w:cstheme="minorHAnsi"/>
+                          <w:rFonts w:cstheme="minorHAnsi"/>
                           <w:color w:val="002060"/>
                           <w:spacing w:val="-3"/>
                           <w:sz w:val="36"/>
@@ -986,7 +933,7 @@
                       </w:r>
                       <w:r>
                         <w:rPr>
-                          <w:rFonts w:asciiTheme="minorHAnsi" w:hAnsiTheme="minorHAnsi" w:cstheme="minorHAnsi"/>
+                          <w:rFonts w:cstheme="minorHAnsi"/>
                           <w:color w:val="002060"/>
                           <w:sz w:val="36"/>
                           <w:szCs w:val="24"/>
@@ -995,7 +942,7 @@
                       </w:r>
                       <w:r>
                         <w:rPr>
-                          <w:rFonts w:asciiTheme="minorHAnsi" w:hAnsiTheme="minorHAnsi" w:cstheme="minorHAnsi"/>
+                          <w:rFonts w:cstheme="minorHAnsi"/>
                           <w:color w:val="002060"/>
                           <w:spacing w:val="-3"/>
                           <w:sz w:val="36"/>
@@ -1005,7 +952,7 @@
                       </w:r>
                       <w:r>
                         <w:rPr>
-                          <w:rFonts w:asciiTheme="minorHAnsi" w:hAnsiTheme="minorHAnsi" w:cstheme="minorHAnsi"/>
+                          <w:rFonts w:cstheme="minorHAnsi"/>
                           <w:color w:val="002060"/>
                           <w:sz w:val="36"/>
                           <w:szCs w:val="24"/>
@@ -1014,7 +961,7 @@
                       </w:r>
                       <w:r>
                         <w:rPr>
-                          <w:rFonts w:asciiTheme="minorHAnsi" w:hAnsiTheme="minorHAnsi" w:cstheme="minorHAnsi"/>
+                          <w:rFonts w:cstheme="minorHAnsi"/>
                           <w:color w:val="002060"/>
                           <w:spacing w:val="-2"/>
                           <w:sz w:val="36"/>
@@ -1024,7 +971,7 @@
                       </w:r>
                       <w:r>
                         <w:rPr>
-                          <w:rFonts w:asciiTheme="minorHAnsi" w:hAnsiTheme="minorHAnsi" w:cstheme="minorHAnsi"/>
+                          <w:rFonts w:cstheme="minorHAnsi"/>
                           <w:color w:val="002060"/>
                           <w:spacing w:val="-4"/>
                           <w:sz w:val="36"/>
@@ -1038,7 +985,7 @@
                         <w:spacing w:before="24" w:line="580" w:lineRule="auto"/>
                         <w:ind w:left="119" w:right="1145"/>
                         <w:rPr>
-                          <w:rFonts w:asciiTheme="minorHAnsi" w:hAnsiTheme="minorHAnsi" w:cstheme="minorHAnsi"/>
+                          <w:rFonts w:cstheme="minorHAnsi"/>
                           <w:b/>
                           <w:bCs/>
                           <w:color w:val="002060"/>
@@ -1049,7 +996,7 @@
                       </w:pPr>
                       <w:r>
                         <w:rPr>
-                          <w:rFonts w:asciiTheme="minorHAnsi" w:hAnsiTheme="minorHAnsi" w:cstheme="minorHAnsi"/>
+                          <w:rFonts w:cstheme="minorHAnsi"/>
                           <w:b/>
                           <w:bCs/>
                           <w:color w:val="002060"/>
@@ -1065,7 +1012,7 @@
                         <w:spacing w:before="24" w:line="580" w:lineRule="auto"/>
                         <w:ind w:left="119" w:right="1145"/>
                         <w:rPr>
-                          <w:rFonts w:asciiTheme="minorHAnsi" w:hAnsiTheme="minorHAnsi" w:cstheme="minorHAnsi"/>
+                          <w:rFonts w:cstheme="minorHAnsi"/>
                           <w:color w:val="002060"/>
                           <w:sz w:val="36"/>
                           <w:szCs w:val="24"/>
@@ -1073,7 +1020,7 @@
                       </w:pPr>
                       <w:r>
                         <w:rPr>
-                          <w:rFonts w:asciiTheme="minorHAnsi" w:hAnsiTheme="minorHAnsi" w:cstheme="minorHAnsi"/>
+                          <w:rFonts w:cstheme="minorHAnsi"/>
                           <w:color w:val="002060"/>
                           <w:spacing w:val="-4"/>
                           <w:sz w:val="36"/>
@@ -1083,7 +1030,7 @@
                       </w:r>
                       <w:r>
                         <w:rPr>
-                          <w:rFonts w:asciiTheme="minorHAnsi" w:hAnsiTheme="minorHAnsi" w:cstheme="minorHAnsi"/>
+                          <w:rFonts w:cstheme="minorHAnsi"/>
                           <w:color w:val="002060"/>
                           <w:sz w:val="36"/>
                           <w:szCs w:val="24"/>
@@ -1098,6 +1045,59 @@
             </w:pict>
           </mc:Fallback>
         </mc:AlternateContent>
+      </w:r>
+      <w:r>
+        <w:rPr>
+          <w:rFonts w:ascii="Times New Roman"/>
+          <w:noProof/>
+          <w:sz w:val="20"/>
+        </w:rPr>
+        <w:drawing>
+          <wp:anchor distT="0" distB="0" distL="0" distR="0" simplePos="0" relativeHeight="251659264" behindDoc="1" locked="0" layoutInCell="1" allowOverlap="1" wp14:anchorId="41BAE14A" wp14:editId="265C2A2E">
+            <wp:simplePos x="0" y="0"/>
+            <wp:positionH relativeFrom="page">
+              <wp:posOffset>655320</wp:posOffset>
+            </wp:positionH>
+            <wp:positionV relativeFrom="paragraph">
+              <wp:posOffset>170815</wp:posOffset>
+            </wp:positionV>
+            <wp:extent cx="2273935" cy="5193030"/>
+            <wp:effectExtent l="0" t="0" r="0" b="7620"/>
+            <wp:wrapTopAndBottom/>
+            <wp:docPr id="2" name="Image 2"/>
+            <wp:cNvGraphicFramePr>
+              <a:graphicFrameLocks xmlns:a="http://schemas.openxmlformats.org/drawingml/2006/main"/>
+            </wp:cNvGraphicFramePr>
+            <a:graphic xmlns:a="http://schemas.openxmlformats.org/drawingml/2006/main">
+              <a:graphicData uri="http://schemas.openxmlformats.org/drawingml/2006/picture">
+                <pic:pic xmlns:pic="http://schemas.openxmlformats.org/drawingml/2006/picture">
+                  <pic:nvPicPr>
+                    <pic:cNvPr id="2" name="Image 2"/>
+                    <pic:cNvPicPr/>
+                  </pic:nvPicPr>
+                  <pic:blipFill>
+                    <a:blip r:embed="rId7" cstate="print"/>
+                    <a:stretch>
+                      <a:fillRect/>
+                    </a:stretch>
+                  </pic:blipFill>
+                  <pic:spPr>
+                    <a:xfrm>
+                      <a:off x="0" y="0"/>
+                      <a:ext cx="2273935" cy="5193030"/>
+                    </a:xfrm>
+                    <a:prstGeom prst="rect">
+                      <a:avLst/>
+                    </a:prstGeom>
+                  </pic:spPr>
+                </pic:pic>
+              </a:graphicData>
+            </a:graphic>
+            <wp14:sizeRelV relativeFrom="margin">
+              <wp14:pctHeight>0</wp14:pctHeight>
+            </wp14:sizeRelV>
+          </wp:anchor>
+        </w:drawing>
       </w:r>
     </w:p>
     <w:p>
@@ -1693,11 +1693,7 @@
         <w:spacing w:line="291" w:lineRule="exact"/>
       </w:pPr>
     </w:p>
-    <w:p>
-      <w:pPr>
-        <w:spacing w:after="120"/>
-      </w:pPr>
-    </w:p>
+    <w:p/>
     <w:p>
       <w:pPr>
         <w:spacing w:before="307"/>
@@ -1833,7 +1829,6 @@
               <w:jc w:val="right"/>
               <w:rPr>
                 <w:b/>
-                <w:sz w:val="24"/>
               </w:rPr>
             </w:pPr>
             <w:r>
@@ -1842,7 +1837,6 @@
                 <w:color w:val="000072"/>
                 <w:spacing w:val="-13"/>
                 <w:w w:val="143"/>
-                <w:sz w:val="24"/>
               </w:rPr>
               <w:t>T</w:t>
             </w:r>
@@ -1852,7 +1846,6 @@
                 <w:color w:val="000072"/>
                 <w:spacing w:val="-88"/>
                 <w:w w:val="172"/>
-                <w:sz w:val="24"/>
               </w:rPr>
               <w:t>´</w:t>
             </w:r>
@@ -1862,7 +1855,6 @@
                 <w:color w:val="000072"/>
                 <w:spacing w:val="17"/>
                 <w:w w:val="112"/>
-                <w:sz w:val="24"/>
               </w:rPr>
               <w:t>ı</w:t>
             </w:r>
@@ -1872,7 +1864,6 @@
                 <w:color w:val="000072"/>
                 <w:spacing w:val="17"/>
                 <w:w w:val="111"/>
-                <w:sz w:val="24"/>
               </w:rPr>
               <w:t>t</w:t>
             </w:r>
@@ -1882,7 +1873,6 @@
                 <w:color w:val="000072"/>
                 <w:spacing w:val="17"/>
                 <w:w w:val="99"/>
-                <w:sz w:val="24"/>
               </w:rPr>
               <w:t>ulo</w:t>
             </w:r>
@@ -1891,7 +1881,6 @@
                 <w:b/>
                 <w:color w:val="000072"/>
                 <w:w w:val="120"/>
-                <w:sz w:val="24"/>
               </w:rPr>
               <w:t xml:space="preserve"> </w:t>
             </w:r>
@@ -1901,7 +1890,6 @@
                 <w:color w:val="000072"/>
                 <w:spacing w:val="-2"/>
                 <w:w w:val="120"/>
-                <w:sz w:val="24"/>
               </w:rPr>
               <w:t>del</w:t>
             </w:r>
@@ -1911,7 +1899,6 @@
                 <w:color w:val="000072"/>
                 <w:spacing w:val="1"/>
                 <w:w w:val="120"/>
-                <w:sz w:val="24"/>
               </w:rPr>
               <w:t xml:space="preserve"> </w:t>
             </w:r>
@@ -1921,7 +1908,6 @@
                 <w:color w:val="000072"/>
                 <w:spacing w:val="-2"/>
                 <w:w w:val="120"/>
-                <w:sz w:val="24"/>
               </w:rPr>
               <w:t>trabajo:</w:t>
             </w:r>
@@ -1936,14 +1922,10 @@
             <w:pPr>
               <w:pStyle w:val="TableParagraph"/>
               <w:spacing w:line="291" w:lineRule="exact"/>
-              <w:rPr>
-                <w:sz w:val="24"/>
-              </w:rPr>
             </w:pPr>
             <w:r>
               <w:rPr>
                 <w:w w:val="105"/>
-                <w:sz w:val="24"/>
               </w:rPr>
               <w:t>Supervivencia en Cáncer de Mama y Pulmón: Identificación de Biomarcadores Genómicos Pronósticos mediante Modelos Estadísticos Avanzados y Validación Cruzada en Cohortes Independientes</w:t>
             </w:r>
@@ -1965,7 +1947,6 @@
               <w:jc w:val="right"/>
               <w:rPr>
                 <w:b/>
-                <w:sz w:val="24"/>
               </w:rPr>
             </w:pPr>
             <w:r>
@@ -1973,7 +1954,6 @@
                 <w:b/>
                 <w:color w:val="000072"/>
                 <w:w w:val="115"/>
-                <w:sz w:val="24"/>
               </w:rPr>
               <w:t>Nombre</w:t>
             </w:r>
@@ -1983,7 +1963,6 @@
                 <w:color w:val="000072"/>
                 <w:spacing w:val="21"/>
                 <w:w w:val="115"/>
-                <w:sz w:val="24"/>
               </w:rPr>
               <w:t xml:space="preserve"> </w:t>
             </w:r>
@@ -1992,7 +1971,6 @@
                 <w:b/>
                 <w:color w:val="000072"/>
                 <w:w w:val="115"/>
-                <w:sz w:val="24"/>
               </w:rPr>
               <w:t>del</w:t>
             </w:r>
@@ -2002,7 +1980,6 @@
                 <w:color w:val="000072"/>
                 <w:spacing w:val="21"/>
                 <w:w w:val="115"/>
-                <w:sz w:val="24"/>
               </w:rPr>
               <w:t xml:space="preserve"> </w:t>
             </w:r>
@@ -2012,7 +1989,6 @@
                 <w:color w:val="000072"/>
                 <w:spacing w:val="-2"/>
                 <w:w w:val="115"/>
-                <w:sz w:val="24"/>
               </w:rPr>
               <w:t>autor/a:</w:t>
             </w:r>
@@ -2026,14 +2002,10 @@
           <w:p>
             <w:pPr>
               <w:pStyle w:val="TableParagraph"/>
-              <w:rPr>
-                <w:sz w:val="24"/>
-              </w:rPr>
             </w:pPr>
             <w:r>
               <w:rPr>
                 <w:w w:val="105"/>
-                <w:sz w:val="24"/>
               </w:rPr>
               <w:t>Julio Úbeda Quesada</w:t>
             </w:r>
@@ -2055,7 +2027,6 @@
               <w:jc w:val="right"/>
               <w:rPr>
                 <w:b/>
-                <w:sz w:val="24"/>
               </w:rPr>
             </w:pPr>
             <w:r>
@@ -2064,7 +2035,6 @@
                 <w:color w:val="000072"/>
                 <w:spacing w:val="-2"/>
                 <w:w w:val="120"/>
-                <w:sz w:val="24"/>
               </w:rPr>
               <w:t>Nombre</w:t>
             </w:r>
@@ -2074,7 +2044,6 @@
                 <w:color w:val="000072"/>
                 <w:spacing w:val="3"/>
                 <w:w w:val="120"/>
-                <w:sz w:val="24"/>
               </w:rPr>
               <w:t xml:space="preserve"> </w:t>
             </w:r>
@@ -2084,7 +2053,6 @@
                 <w:color w:val="000072"/>
                 <w:spacing w:val="-2"/>
                 <w:w w:val="120"/>
-                <w:sz w:val="24"/>
               </w:rPr>
               <w:t>del</w:t>
             </w:r>
@@ -2094,7 +2062,6 @@
                 <w:color w:val="000072"/>
                 <w:spacing w:val="3"/>
                 <w:w w:val="120"/>
-                <w:sz w:val="24"/>
               </w:rPr>
               <w:t xml:space="preserve"> </w:t>
             </w:r>
@@ -2104,7 +2071,6 @@
                 <w:color w:val="000072"/>
                 <w:spacing w:val="-2"/>
                 <w:w w:val="120"/>
-                <w:sz w:val="24"/>
               </w:rPr>
               <w:t>director/a</w:t>
             </w:r>
@@ -2114,7 +2080,6 @@
                 <w:color w:val="000072"/>
                 <w:spacing w:val="4"/>
                 <w:w w:val="120"/>
-                <w:sz w:val="24"/>
               </w:rPr>
               <w:t xml:space="preserve"> </w:t>
             </w:r>
@@ -2124,7 +2089,6 @@
                 <w:color w:val="000072"/>
                 <w:spacing w:val="-2"/>
                 <w:w w:val="120"/>
-                <w:sz w:val="24"/>
               </w:rPr>
               <w:t>de</w:t>
             </w:r>
@@ -2134,7 +2098,6 @@
                 <w:color w:val="000072"/>
                 <w:spacing w:val="3"/>
                 <w:w w:val="120"/>
-                <w:sz w:val="24"/>
               </w:rPr>
               <w:t xml:space="preserve"> </w:t>
             </w:r>
@@ -2144,7 +2107,6 @@
                 <w:color w:val="000072"/>
                 <w:spacing w:val="-5"/>
                 <w:w w:val="120"/>
-                <w:sz w:val="24"/>
               </w:rPr>
               <w:t>TF:</w:t>
             </w:r>
@@ -2158,14 +2120,10 @@
           <w:p>
             <w:pPr>
               <w:pStyle w:val="TableParagraph"/>
-              <w:rPr>
-                <w:sz w:val="24"/>
-              </w:rPr>
             </w:pPr>
             <w:r>
               <w:rPr>
                 <w:w w:val="105"/>
-                <w:sz w:val="24"/>
               </w:rPr>
               <w:t>Antonio Ruiz Falco Rojas</w:t>
             </w:r>
@@ -2187,7 +2145,6 @@
               <w:jc w:val="right"/>
               <w:rPr>
                 <w:b/>
-                <w:sz w:val="24"/>
               </w:rPr>
             </w:pPr>
             <w:r>
@@ -2196,7 +2153,6 @@
                 <w:color w:val="000072"/>
                 <w:spacing w:val="-2"/>
                 <w:w w:val="120"/>
-                <w:sz w:val="24"/>
               </w:rPr>
               <w:t>Nombre</w:t>
             </w:r>
@@ -2205,7 +2161,6 @@
                 <w:b/>
                 <w:color w:val="000072"/>
                 <w:w w:val="120"/>
-                <w:sz w:val="24"/>
               </w:rPr>
               <w:t xml:space="preserve"> </w:t>
             </w:r>
@@ -2215,7 +2170,6 @@
                 <w:color w:val="000072"/>
                 <w:spacing w:val="-2"/>
                 <w:w w:val="120"/>
-                <w:sz w:val="24"/>
               </w:rPr>
               <w:t>del/de</w:t>
             </w:r>
@@ -2225,7 +2179,6 @@
                 <w:color w:val="000072"/>
                 <w:spacing w:val="1"/>
                 <w:w w:val="120"/>
-                <w:sz w:val="24"/>
               </w:rPr>
               <w:t xml:space="preserve"> </w:t>
             </w:r>
@@ -2235,7 +2188,6 @@
                 <w:color w:val="000072"/>
                 <w:spacing w:val="-2"/>
                 <w:w w:val="120"/>
-                <w:sz w:val="24"/>
               </w:rPr>
               <w:t>la</w:t>
             </w:r>
@@ -2245,7 +2197,6 @@
                 <w:color w:val="000072"/>
                 <w:spacing w:val="1"/>
                 <w:w w:val="120"/>
-                <w:sz w:val="24"/>
               </w:rPr>
               <w:t xml:space="preserve"> </w:t>
             </w:r>
@@ -2255,7 +2206,6 @@
                 <w:color w:val="000072"/>
                 <w:spacing w:val="-4"/>
                 <w:w w:val="120"/>
-                <w:sz w:val="24"/>
               </w:rPr>
               <w:t>PRA:</w:t>
             </w:r>
@@ -2269,14 +2219,8 @@
           <w:p>
             <w:pPr>
               <w:pStyle w:val="TableParagraph"/>
-              <w:rPr>
-                <w:sz w:val="24"/>
-              </w:rPr>
             </w:pPr>
             <w:r>
-              <w:rPr>
-                <w:sz w:val="24"/>
-              </w:rPr>
               <w:t>Laia Subirats Maté</w:t>
             </w:r>
           </w:p>
@@ -2297,7 +2241,6 @@
               <w:jc w:val="right"/>
               <w:rPr>
                 <w:b/>
-                <w:sz w:val="24"/>
               </w:rPr>
             </w:pPr>
             <w:r>
@@ -2305,7 +2248,6 @@
                 <w:b/>
                 <w:color w:val="000072"/>
                 <w:w w:val="115"/>
-                <w:sz w:val="24"/>
               </w:rPr>
               <w:t>Fecha</w:t>
             </w:r>
@@ -2315,7 +2257,6 @@
                 <w:color w:val="000072"/>
                 <w:spacing w:val="15"/>
                 <w:w w:val="115"/>
-                <w:sz w:val="24"/>
               </w:rPr>
               <w:t xml:space="preserve"> </w:t>
             </w:r>
@@ -2324,7 +2265,6 @@
                 <w:b/>
                 <w:color w:val="000072"/>
                 <w:w w:val="115"/>
-                <w:sz w:val="24"/>
               </w:rPr>
               <w:t>de</w:t>
             </w:r>
@@ -2334,7 +2274,6 @@
                 <w:color w:val="000072"/>
                 <w:spacing w:val="16"/>
                 <w:w w:val="115"/>
-                <w:sz w:val="24"/>
               </w:rPr>
               <w:t xml:space="preserve"> </w:t>
             </w:r>
@@ -2344,7 +2283,6 @@
                 <w:color w:val="000072"/>
                 <w:spacing w:val="-2"/>
                 <w:w w:val="115"/>
-                <w:sz w:val="24"/>
               </w:rPr>
               <w:t>entrega:</w:t>
             </w:r>
@@ -2358,66 +2296,46 @@
           <w:p>
             <w:pPr>
               <w:pStyle w:val="TableParagraph"/>
-              <w:rPr>
-                <w:sz w:val="24"/>
-              </w:rPr>
             </w:pPr>
             <w:r>
-              <w:rPr>
-                <w:sz w:val="24"/>
-              </w:rPr>
               <w:t>26</w:t>
             </w:r>
             <w:r>
               <w:rPr>
                 <w:spacing w:val="9"/>
-                <w:sz w:val="24"/>
               </w:rPr>
               <w:t xml:space="preserve"> </w:t>
             </w:r>
             <w:r>
-              <w:rPr>
-                <w:sz w:val="24"/>
-              </w:rPr>
               <w:t>de</w:t>
             </w:r>
             <w:r>
               <w:rPr>
                 <w:spacing w:val="9"/>
-                <w:sz w:val="24"/>
               </w:rPr>
               <w:t xml:space="preserve"> </w:t>
             </w:r>
             <w:r>
-              <w:rPr>
-                <w:sz w:val="24"/>
-              </w:rPr>
               <w:t>febrero</w:t>
             </w:r>
             <w:r>
               <w:rPr>
                 <w:spacing w:val="9"/>
-                <w:sz w:val="24"/>
               </w:rPr>
               <w:t xml:space="preserve"> </w:t>
             </w:r>
             <w:r>
-              <w:rPr>
-                <w:sz w:val="24"/>
-              </w:rPr>
               <w:t>de</w:t>
             </w:r>
             <w:r>
               <w:rPr>
                 <w:spacing w:val="9"/>
-                <w:sz w:val="24"/>
               </w:rPr>
               <w:t xml:space="preserve"> </w:t>
             </w:r>
             <w:r>
               <w:rPr>
                 <w:spacing w:val="-4"/>
-                <w:sz w:val="24"/>
               </w:rPr>
               <w:t>2026</w:t>
             </w:r>
@@ -2439,7 +2357,6 @@
               <w:jc w:val="right"/>
               <w:rPr>
                 <w:b/>
-                <w:sz w:val="24"/>
               </w:rPr>
             </w:pPr>
             <w:r>
@@ -2448,7 +2365,6 @@
                 <w:color w:val="000072"/>
                 <w:spacing w:val="10"/>
                 <w:w w:val="117"/>
-                <w:sz w:val="24"/>
               </w:rPr>
               <w:t>Titulaci</w:t>
             </w:r>
@@ -2458,7 +2374,6 @@
                 <w:color w:val="000072"/>
                 <w:spacing w:val="-125"/>
                 <w:w w:val="96"/>
-                <w:sz w:val="24"/>
               </w:rPr>
               <w:t>o</w:t>
             </w:r>
@@ -2468,7 +2383,6 @@
                 <w:color w:val="000072"/>
                 <w:spacing w:val="9"/>
                 <w:w w:val="178"/>
-                <w:sz w:val="24"/>
               </w:rPr>
               <w:t>´</w:t>
             </w:r>
@@ -2478,7 +2392,6 @@
                 <w:color w:val="000072"/>
                 <w:spacing w:val="10"/>
                 <w:w w:val="108"/>
-                <w:sz w:val="24"/>
               </w:rPr>
               <w:t>n</w:t>
             </w:r>
@@ -2488,7 +2401,6 @@
                 <w:color w:val="000072"/>
                 <w:spacing w:val="1"/>
                 <w:w w:val="120"/>
-                <w:sz w:val="24"/>
               </w:rPr>
               <w:t xml:space="preserve"> </w:t>
             </w:r>
@@ -2498,7 +2410,6 @@
                 <w:color w:val="000072"/>
                 <w:spacing w:val="-2"/>
                 <w:w w:val="120"/>
-                <w:sz w:val="24"/>
               </w:rPr>
               <w:t>o</w:t>
             </w:r>
@@ -2508,7 +2419,6 @@
                 <w:color w:val="000072"/>
                 <w:spacing w:val="2"/>
                 <w:w w:val="120"/>
-                <w:sz w:val="24"/>
               </w:rPr>
               <w:t xml:space="preserve"> </w:t>
             </w:r>
@@ -2518,7 +2428,6 @@
                 <w:color w:val="000072"/>
                 <w:spacing w:val="-2"/>
                 <w:w w:val="120"/>
-                <w:sz w:val="24"/>
               </w:rPr>
               <w:t>programa:</w:t>
             </w:r>
@@ -2532,15 +2441,11 @@
           <w:p>
             <w:pPr>
               <w:pStyle w:val="TableParagraph"/>
-              <w:rPr>
-                <w:sz w:val="24"/>
-              </w:rPr>
             </w:pPr>
             <w:r>
               <w:rPr>
                 <w:spacing w:val="4"/>
                 <w:w w:val="104"/>
-                <w:sz w:val="24"/>
               </w:rPr>
               <w:t>M</w:t>
             </w:r>
@@ -2548,7 +2453,6 @@
               <w:rPr>
                 <w:spacing w:val="-113"/>
                 <w:w w:val="101"/>
-                <w:sz w:val="24"/>
               </w:rPr>
               <w:t>a</w:t>
             </w:r>
@@ -2556,7 +2460,6 @@
               <w:rPr>
                 <w:spacing w:val="4"/>
                 <w:w w:val="166"/>
-                <w:sz w:val="24"/>
               </w:rPr>
               <w:t>´</w:t>
             </w:r>
@@ -2564,14 +2467,12 @@
               <w:rPr>
                 <w:spacing w:val="4"/>
                 <w:w w:val="98"/>
-                <w:sz w:val="24"/>
               </w:rPr>
               <w:t>s</w:t>
             </w:r>
             <w:r>
               <w:rPr>
                 <w:spacing w:val="4"/>
-                <w:sz w:val="24"/>
               </w:rPr>
               <w:t>ter</w:t>
             </w:r>
@@ -2579,7 +2480,6 @@
               <w:rPr>
                 <w:spacing w:val="-2"/>
                 <w:w w:val="110"/>
-                <w:sz w:val="24"/>
               </w:rPr>
               <w:t xml:space="preserve"> </w:t>
             </w:r>
@@ -2587,7 +2487,6 @@
               <w:rPr>
                 <w:spacing w:val="-12"/>
                 <w:w w:val="110"/>
-                <w:sz w:val="24"/>
               </w:rPr>
               <w:t>en Ciencia de Datos</w:t>
             </w:r>
@@ -2610,7 +2509,6 @@
               <w:jc w:val="right"/>
               <w:rPr>
                 <w:b/>
-                <w:sz w:val="24"/>
               </w:rPr>
             </w:pPr>
             <w:r>
@@ -2619,7 +2517,6 @@
                 <w:color w:val="000072"/>
                 <w:spacing w:val="-144"/>
                 <w:w w:val="127"/>
-                <w:sz w:val="24"/>
               </w:rPr>
               <w:t>A</w:t>
             </w:r>
@@ -2630,7 +2527,6 @@
                 <w:spacing w:val="59"/>
                 <w:w w:val="174"/>
                 <w:position w:val="6"/>
-                <w:sz w:val="24"/>
               </w:rPr>
               <w:t>´</w:t>
             </w:r>
@@ -2640,7 +2536,6 @@
                 <w:color w:val="000072"/>
                 <w:spacing w:val="25"/>
                 <w:w w:val="99"/>
-                <w:sz w:val="24"/>
               </w:rPr>
               <w:t>rea</w:t>
             </w:r>
@@ -2650,7 +2545,6 @@
                 <w:color w:val="000072"/>
                 <w:spacing w:val="-4"/>
                 <w:w w:val="119"/>
-                <w:sz w:val="24"/>
               </w:rPr>
               <w:t xml:space="preserve"> </w:t>
             </w:r>
@@ -2660,7 +2554,6 @@
                 <w:color w:val="000072"/>
                 <w:spacing w:val="-2"/>
                 <w:w w:val="120"/>
-                <w:sz w:val="24"/>
               </w:rPr>
               <w:t>del</w:t>
             </w:r>
@@ -2670,7 +2563,6 @@
                 <w:color w:val="000072"/>
                 <w:spacing w:val="-3"/>
                 <w:w w:val="120"/>
-                <w:sz w:val="24"/>
               </w:rPr>
               <w:t xml:space="preserve"> </w:t>
             </w:r>
@@ -2680,7 +2572,6 @@
                 <w:color w:val="000072"/>
                 <w:spacing w:val="-2"/>
                 <w:w w:val="120"/>
-                <w:sz w:val="24"/>
               </w:rPr>
               <w:t>trabajo</w:t>
             </w:r>
@@ -2690,7 +2581,6 @@
                 <w:color w:val="000072"/>
                 <w:spacing w:val="-4"/>
                 <w:w w:val="120"/>
-                <w:sz w:val="24"/>
               </w:rPr>
               <w:t xml:space="preserve"> </w:t>
             </w:r>
@@ -2700,7 +2590,6 @@
                 <w:color w:val="000072"/>
                 <w:spacing w:val="-2"/>
                 <w:w w:val="120"/>
-                <w:sz w:val="24"/>
               </w:rPr>
               <w:t>final:</w:t>
             </w:r>
@@ -2715,14 +2604,8 @@
             <w:pPr>
               <w:pStyle w:val="TableParagraph"/>
               <w:spacing w:line="289" w:lineRule="exact"/>
-              <w:rPr>
-                <w:sz w:val="24"/>
-              </w:rPr>
             </w:pPr>
             <w:r>
-              <w:rPr>
-                <w:sz w:val="24"/>
-              </w:rPr>
               <w:t>Medicina</w:t>
             </w:r>
           </w:p>
@@ -2743,7 +2626,6 @@
               <w:jc w:val="right"/>
               <w:rPr>
                 <w:b/>
-                <w:sz w:val="24"/>
               </w:rPr>
             </w:pPr>
             <w:r>
@@ -2751,7 +2633,6 @@
                 <w:b/>
                 <w:color w:val="000072"/>
                 <w:w w:val="115"/>
-                <w:sz w:val="24"/>
               </w:rPr>
               <w:t>Idioma</w:t>
             </w:r>
@@ -2761,7 +2642,6 @@
                 <w:color w:val="000072"/>
                 <w:spacing w:val="29"/>
                 <w:w w:val="115"/>
-                <w:sz w:val="24"/>
               </w:rPr>
               <w:t xml:space="preserve"> </w:t>
             </w:r>
@@ -2770,7 +2650,6 @@
                 <w:b/>
                 <w:color w:val="000072"/>
                 <w:w w:val="115"/>
-                <w:sz w:val="24"/>
               </w:rPr>
               <w:t>del</w:t>
             </w:r>
@@ -2780,7 +2659,6 @@
                 <w:color w:val="000072"/>
                 <w:spacing w:val="29"/>
                 <w:w w:val="115"/>
-                <w:sz w:val="24"/>
               </w:rPr>
               <w:t xml:space="preserve"> </w:t>
             </w:r>
@@ -2790,7 +2668,6 @@
                 <w:color w:val="000072"/>
                 <w:spacing w:val="-2"/>
                 <w:w w:val="115"/>
-                <w:sz w:val="24"/>
               </w:rPr>
               <w:t>trabajo:</w:t>
             </w:r>
@@ -2804,15 +2681,11 @@
           <w:p>
             <w:pPr>
               <w:pStyle w:val="TableParagraph"/>
-              <w:rPr>
-                <w:sz w:val="24"/>
-              </w:rPr>
             </w:pPr>
             <w:r>
               <w:rPr>
                 <w:spacing w:val="-2"/>
                 <w:w w:val="105"/>
-                <w:sz w:val="24"/>
               </w:rPr>
               <w:t>Castellano</w:t>
             </w:r>
@@ -2834,7 +2707,6 @@
               <w:jc w:val="right"/>
               <w:rPr>
                 <w:b/>
-                <w:sz w:val="24"/>
               </w:rPr>
             </w:pPr>
             <w:r>
@@ -2842,7 +2714,6 @@
                 <w:b/>
                 <w:color w:val="000072"/>
                 <w:w w:val="115"/>
-                <w:sz w:val="24"/>
               </w:rPr>
               <w:t>Palabras</w:t>
             </w:r>
@@ -2852,7 +2723,6 @@
                 <w:color w:val="000072"/>
                 <w:spacing w:val="47"/>
                 <w:w w:val="115"/>
-                <w:sz w:val="24"/>
               </w:rPr>
               <w:t xml:space="preserve"> </w:t>
             </w:r>
@@ -2862,7 +2732,6 @@
                 <w:color w:val="000072"/>
                 <w:spacing w:val="-2"/>
                 <w:w w:val="115"/>
-                <w:sz w:val="24"/>
               </w:rPr>
               <w:t>clave:</w:t>
             </w:r>
@@ -2876,14 +2745,10 @@
           <w:p>
             <w:pPr>
               <w:pStyle w:val="TableParagraph"/>
-              <w:rPr>
-                <w:sz w:val="24"/>
-              </w:rPr>
             </w:pPr>
             <w:r>
               <w:rPr>
                 <w:w w:val="105"/>
-                <w:sz w:val="24"/>
               </w:rPr>
               <w:t>Cáncer de mama, cáncer de pulmón, aprendizaje profundo, factores genéticos, análisis de supervivencia</w:t>
             </w:r>
@@ -2894,9 +2759,6 @@
     <w:p>
       <w:pPr>
         <w:pStyle w:val="TableParagraph"/>
-        <w:rPr>
-          <w:sz w:val="24"/>
-        </w:rPr>
         <w:sectPr>
           <w:headerReference w:type="default" r:id="rId10"/>
           <w:footerReference w:type="default" r:id="rId11"/>
@@ -2933,9 +2795,9 @@
         <mc:AlternateContent>
           <mc:Choice Requires="wpg">
             <w:drawing>
-              <wp:inline distT="0" distB="0" distL="0" distR="0" wp14:anchorId="351F2073" wp14:editId="062CB7A5">
-                <wp:extent cx="5588000" cy="4791076"/>
-                <wp:effectExtent l="19050" t="19050" r="12700" b="28575"/>
+              <wp:inline distT="0" distB="0" distL="0" distR="0" wp14:anchorId="351F2073" wp14:editId="0E34081D">
+                <wp:extent cx="5588000" cy="4527077"/>
+                <wp:effectExtent l="19050" t="19050" r="12700" b="26035"/>
                 <wp:docPr id="17" name="Group 17"/>
                 <wp:cNvGraphicFramePr>
                   <a:graphicFrameLocks xmlns:a="http://schemas.openxmlformats.org/drawingml/2006/main"/>
@@ -2949,9 +2811,9 @@
                       <wpg:grpSpPr>
                         <a:xfrm>
                           <a:off x="0" y="0"/>
-                          <a:ext cx="5588000" cy="4791076"/>
+                          <a:ext cx="5588000" cy="4527077"/>
                           <a:chOff x="18002" y="18002"/>
-                          <a:chExt cx="5588000" cy="373107"/>
+                          <a:chExt cx="5588000" cy="352548"/>
                         </a:xfrm>
                       </wpg:grpSpPr>
                       <wps:wsp>
@@ -2959,8 +2821,8 @@
                         <wps:cNvSpPr txBox="1"/>
                         <wps:spPr>
                           <a:xfrm>
-                            <a:off x="18002" y="56134"/>
-                            <a:ext cx="5588000" cy="334975"/>
+                            <a:off x="18002" y="54119"/>
+                            <a:ext cx="5588000" cy="316431"/>
                           </a:xfrm>
                           <a:prstGeom prst="rect">
                             <a:avLst/>
@@ -3002,9 +2864,6 @@
                               <w:pPr>
                                 <w:spacing w:line="291" w:lineRule="exact"/>
                                 <w:ind w:left="119"/>
-                                <w:rPr>
-                                  <w:sz w:val="24"/>
-                                </w:rPr>
                               </w:pPr>
                             </w:p>
                           </w:txbxContent>
@@ -3043,7 +2902,6 @@
                                 <w:rPr>
                                   <w:b/>
                                   <w:color w:val="000000"/>
-                                  <w:sz w:val="24"/>
                                 </w:rPr>
                               </w:pPr>
                               <w:r>
@@ -3051,7 +2909,6 @@
                                   <w:b/>
                                   <w:color w:val="000072"/>
                                   <w:w w:val="115"/>
-                                  <w:sz w:val="24"/>
                                 </w:rPr>
                                 <w:t>Resumen</w:t>
                               </w:r>
@@ -3061,7 +2918,6 @@
                                   <w:color w:val="000072"/>
                                   <w:spacing w:val="26"/>
                                   <w:w w:val="115"/>
-                                  <w:sz w:val="24"/>
                                 </w:rPr>
                                 <w:t xml:space="preserve"> </w:t>
                               </w:r>
@@ -3070,7 +2926,6 @@
                                   <w:b/>
                                   <w:color w:val="000072"/>
                                   <w:w w:val="115"/>
-                                  <w:sz w:val="24"/>
                                 </w:rPr>
                                 <w:t>del</w:t>
                               </w:r>
@@ -3080,7 +2935,6 @@
                                   <w:color w:val="000072"/>
                                   <w:spacing w:val="27"/>
                                   <w:w w:val="115"/>
-                                  <w:sz w:val="24"/>
                                 </w:rPr>
                                 <w:t xml:space="preserve"> </w:t>
                               </w:r>
@@ -3090,7 +2944,6 @@
                                   <w:color w:val="000072"/>
                                   <w:spacing w:val="-2"/>
                                   <w:w w:val="115"/>
-                                  <w:sz w:val="24"/>
                                 </w:rPr>
                                 <w:t>trabajo</w:t>
                               </w:r>
@@ -3109,8 +2962,8 @@
           </mc:Choice>
           <mc:Fallback>
             <w:pict>
-              <v:group w14:anchorId="351F2073" id="Group 17" o:spid="_x0000_s1028" style="width:440pt;height:377.25pt;mso-position-horizontal-relative:char;mso-position-vertical-relative:line" coordorigin="180,180" coordsize="55880,3731" o:gfxdata="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">
-                <v:shape id="Textbox 18" o:spid="_x0000_s1029" type="#_x0000_t202" style="position:absolute;left:180;top:561;width:55880;height:3350;visibility:visible;mso-wrap-style:square;v-text-anchor:top" o:gfxdata="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" filled="f" strokeweight="1.0001mm">
+              <v:group w14:anchorId="351F2073" id="Group 17" o:spid="_x0000_s1028" style="width:440pt;height:356.45pt;mso-position-horizontal-relative:char;mso-position-vertical-relative:line" coordorigin="180,180" coordsize="55880,3525" o:gfxdata="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">
+                <v:shape id="Textbox 18" o:spid="_x0000_s1029" type="#_x0000_t202" style="position:absolute;left:180;top:541;width:55880;height:3164;visibility:visible;mso-wrap-style:square;v-text-anchor:top" o:gfxdata="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" filled="f" strokeweight="1.0001mm">
                   <v:textbox inset="0,0,0,0">
                     <w:txbxContent>
                       <w:p>
@@ -3141,9 +2994,6 @@
                         <w:pPr>
                           <w:spacing w:line="291" w:lineRule="exact"/>
                           <w:ind w:left="119"/>
-                          <w:rPr>
-                            <w:sz w:val="24"/>
-                          </w:rPr>
                         </w:pPr>
                       </w:p>
                     </w:txbxContent>
@@ -3159,7 +3009,6 @@
                           <w:rPr>
                             <w:b/>
                             <w:color w:val="000000"/>
-                            <w:sz w:val="24"/>
                           </w:rPr>
                         </w:pPr>
                         <w:r>
@@ -3167,7 +3016,6 @@
                             <w:b/>
                             <w:color w:val="000072"/>
                             <w:w w:val="115"/>
-                            <w:sz w:val="24"/>
                           </w:rPr>
                           <w:t>Resumen</w:t>
                         </w:r>
@@ -3177,7 +3025,6 @@
                             <w:color w:val="000072"/>
                             <w:spacing w:val="26"/>
                             <w:w w:val="115"/>
-                            <w:sz w:val="24"/>
                           </w:rPr>
                           <w:t xml:space="preserve"> </w:t>
                         </w:r>
@@ -3186,7 +3033,6 @@
                             <w:b/>
                             <w:color w:val="000072"/>
                             <w:w w:val="115"/>
-                            <w:sz w:val="24"/>
                           </w:rPr>
                           <w:t>del</w:t>
                         </w:r>
@@ -3196,7 +3042,6 @@
                             <w:color w:val="000072"/>
                             <w:spacing w:val="27"/>
                             <w:w w:val="115"/>
-                            <w:sz w:val="24"/>
                           </w:rPr>
                           <w:t xml:space="preserve"> </w:t>
                         </w:r>
@@ -3206,7 +3051,6 @@
                             <w:color w:val="000072"/>
                             <w:spacing w:val="-2"/>
                             <w:w w:val="115"/>
-                            <w:sz w:val="24"/>
                           </w:rPr>
                           <w:t>trabajo</w:t>
                         </w:r>
@@ -3260,9 +3104,9 @@
         <mc:AlternateContent>
           <mc:Choice Requires="wpg">
             <w:drawing>
-              <wp:inline distT="0" distB="0" distL="0" distR="0" wp14:anchorId="7C8DDC93" wp14:editId="6953F6F9">
-                <wp:extent cx="5588000" cy="4086225"/>
-                <wp:effectExtent l="19050" t="19050" r="12700" b="28575"/>
+              <wp:inline distT="0" distB="0" distL="0" distR="0" wp14:anchorId="7C8DDC93" wp14:editId="4B8C128A">
+                <wp:extent cx="5596627" cy="4587455"/>
+                <wp:effectExtent l="19050" t="19050" r="23495" b="22860"/>
                 <wp:docPr id="20" name="Group 20"/>
                 <wp:cNvGraphicFramePr>
                   <a:graphicFrameLocks xmlns:a="http://schemas.openxmlformats.org/drawingml/2006/main"/>
@@ -3276,9 +3120,9 @@
                       <wpg:grpSpPr>
                         <a:xfrm>
                           <a:off x="0" y="0"/>
-                          <a:ext cx="5588000" cy="4086225"/>
-                          <a:chOff x="18002" y="18002"/>
-                          <a:chExt cx="5588000" cy="4086225"/>
+                          <a:ext cx="5596627" cy="4587455"/>
+                          <a:chOff x="18002" y="18001"/>
+                          <a:chExt cx="5596627" cy="4212981"/>
                         </a:xfrm>
                       </wpg:grpSpPr>
                       <wps:wsp>
@@ -3286,7 +3130,7 @@
                         <wps:cNvSpPr txBox="1"/>
                         <wps:spPr>
                           <a:xfrm>
-                            <a:off x="18002" y="237443"/>
+                            <a:off x="26629" y="364198"/>
                             <a:ext cx="5588000" cy="3866784"/>
                           </a:xfrm>
                           <a:prstGeom prst="rect">
@@ -3304,7 +3148,6 @@
                             <w:p>
                               <w:pPr>
                                 <w:pStyle w:val="NormalWeb"/>
-                                <w:jc w:val="both"/>
                               </w:pPr>
                               <w:r>
                                 <w:t>Cancer remains one of the leading causes of death worldwide, accounting for nearly 10 million deaths in 2022 according to the World Health Organization. The molecular heterogeneity of tumors limits the ability of traditional clinical factors to accurately estimate prognosis and survival. In this context, the increasing availability of high-dimensional genomic data, together with advances in machine learning, creates new opportunities to develop more accurate and personalized prognostic models.</w:t>
@@ -3313,7 +3156,6 @@
                             <w:p>
                               <w:pPr>
                                 <w:pStyle w:val="NormalWeb"/>
-                                <w:jc w:val="both"/>
                               </w:pPr>
                               <w:r>
                                 <w:t>This Master’s Thesis aims to develop, train, and compare different survival analysis models in patients with breast cancer and lung cancer. Genomic data from two independent and widely used research cohorts will be analyzed: The Cancer Genome Atlas and METABRIC (Molecular Taxonomy of Breast Cancer International Consortium). These publicly available and well-documented datasets are extensively used in the scientific literature, ensuring data quality and enabling comparison with previous studies.</w:t>
@@ -3322,7 +3164,6 @@
                             <w:p>
                               <w:pPr>
                                 <w:pStyle w:val="NormalWeb"/>
-                                <w:jc w:val="both"/>
                               </w:pPr>
                               <w:r>
                                 <w:t>The methodological approach includes the implementation of the Kaplan–Meier estimator, the Cox proportional hazards model, Random Survival Forest, and the deep learning model DeepSurv. Model performance will be evaluated using standard metrics such as the concordance index (C-index), the Brier Score, and the log-rank test, combined with k-fold cross-validation to ensure generalizability. The comparative analysis across cohorts will allow assessment of model robustness and transferability across different population characteristics, contributing to the advancement of precision oncology.</w:t>
@@ -3332,9 +3173,6 @@
                               <w:pPr>
                                 <w:spacing w:line="291" w:lineRule="exact"/>
                                 <w:ind w:left="119"/>
-                                <w:rPr>
-                                  <w:sz w:val="24"/>
-                                </w:rPr>
                               </w:pPr>
                             </w:p>
                           </w:txbxContent>
@@ -3348,8 +3186,8 @@
                         <wps:cNvSpPr txBox="1"/>
                         <wps:spPr>
                           <a:xfrm>
-                            <a:off x="18002" y="18002"/>
-                            <a:ext cx="5588000" cy="219710"/>
+                            <a:off x="18002" y="18001"/>
+                            <a:ext cx="5588000" cy="326006"/>
                           </a:xfrm>
                           <a:prstGeom prst="rect">
                             <a:avLst/>
@@ -3373,7 +3211,6 @@
                                 <w:rPr>
                                   <w:b/>
                                   <w:color w:val="000000"/>
-                                  <w:sz w:val="24"/>
                                 </w:rPr>
                               </w:pPr>
                               <w:r>
@@ -3382,7 +3219,6 @@
                                   <w:color w:val="000000"/>
                                   <w:spacing w:val="-2"/>
                                   <w:w w:val="120"/>
-                                  <w:sz w:val="24"/>
                                 </w:rPr>
                                 <w:t>Abstract</w:t>
                               </w:r>
@@ -3401,14 +3237,13 @@
           </mc:Choice>
           <mc:Fallback>
             <w:pict>
-              <v:group w14:anchorId="7C8DDC93" id="Group 20" o:spid="_x0000_s1031" style="width:440pt;height:321.75pt;mso-position-horizontal-relative:char;mso-position-vertical-relative:line" coordorigin="180,180" coordsize="55880,40862" o:gfxdata="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">
-                <v:shape id="Textbox 21" o:spid="_x0000_s1032" type="#_x0000_t202" style="position:absolute;left:180;top:2374;width:55880;height:38668;visibility:visible;mso-wrap-style:square;v-text-anchor:top" o:gfxdata="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" filled="f" strokeweight="1.0001mm">
+              <v:group w14:anchorId="7C8DDC93" id="Group 20" o:spid="_x0000_s1031" style="width:440.7pt;height:361.2pt;mso-position-horizontal-relative:char;mso-position-vertical-relative:line" coordorigin="180,180" coordsize="55966,42129" o:gfxdata="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">
+                <v:shape id="Textbox 21" o:spid="_x0000_s1032" type="#_x0000_t202" style="position:absolute;left:266;top:3641;width:55880;height:38668;visibility:visible;mso-wrap-style:square;v-text-anchor:top" o:gfxdata="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" filled="f" strokeweight="1.0001mm">
                   <v:textbox inset="0,0,0,0">
                     <w:txbxContent>
                       <w:p>
                         <w:pPr>
                           <w:pStyle w:val="NormalWeb"/>
-                          <w:jc w:val="both"/>
                         </w:pPr>
                         <w:r>
                           <w:t>Cancer remains one of the leading causes of death worldwide, accounting for nearly 10 million deaths in 2022 according to the World Health Organization. The molecular heterogeneity of tumors limits the ability of traditional clinical factors to accurately estimate prognosis and survival. In this context, the increasing availability of high-dimensional genomic data, together with advances in machine learning, creates new opportunities to develop more accurate and personalized prognostic models.</w:t>
@@ -3417,7 +3252,6 @@
                       <w:p>
                         <w:pPr>
                           <w:pStyle w:val="NormalWeb"/>
-                          <w:jc w:val="both"/>
                         </w:pPr>
                         <w:r>
                           <w:t>This Master’s Thesis aims to develop, train, and compare different survival analysis models in patients with breast cancer and lung cancer. Genomic data from two independent and widely used research cohorts will be analyzed: The Cancer Genome Atlas and METABRIC (Molecular Taxonomy of Breast Cancer International Consortium). These publicly available and well-documented datasets are extensively used in the scientific literature, ensuring data quality and enabling comparison with previous studies.</w:t>
@@ -3426,7 +3260,6 @@
                       <w:p>
                         <w:pPr>
                           <w:pStyle w:val="NormalWeb"/>
-                          <w:jc w:val="both"/>
                         </w:pPr>
                         <w:r>
                           <w:t>The methodological approach includes the implementation of the Kaplan–Meier estimator, the Cox proportional hazards model, Random Survival Forest, and the deep learning model DeepSurv. Model performance will be evaluated using standard metrics such as the concordance index (C-index), the Brier Score, and the log-rank test, combined with k-fold cross-validation to ensure generalizability. The comparative analysis across cohorts will allow assessment of model robustness and transferability across different population characteristics, contributing to the advancement of precision oncology.</w:t>
@@ -3436,15 +3269,12 @@
                         <w:pPr>
                           <w:spacing w:line="291" w:lineRule="exact"/>
                           <w:ind w:left="119"/>
-                          <w:rPr>
-                            <w:sz w:val="24"/>
-                          </w:rPr>
                         </w:pPr>
                       </w:p>
                     </w:txbxContent>
                   </v:textbox>
                 </v:shape>
-                <v:shape id="Textbox 22" o:spid="_x0000_s1033" type="#_x0000_t202" style="position:absolute;left:180;top:180;width:55880;height:2197;visibility:visible;mso-wrap-style:square;v-text-anchor:top" o:gfxdata="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" fillcolor="#e5e5e5" strokeweight="1.0001mm">
+                <v:shape id="Textbox 22" o:spid="_x0000_s1033" type="#_x0000_t202" style="position:absolute;left:180;top:180;width:55880;height:3260;visibility:visible;mso-wrap-style:square;v-text-anchor:top" o:gfxdata="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" fillcolor="#e5e5e5" strokeweight="1.0001mm">
                   <v:textbox inset="0,0,0,0">
                     <w:txbxContent>
                       <w:p>
@@ -3454,7 +3284,6 @@
                           <w:rPr>
                             <w:b/>
                             <w:color w:val="000000"/>
-                            <w:sz w:val="24"/>
                           </w:rPr>
                         </w:pPr>
                         <w:r>
@@ -3463,7 +3292,6 @@
                             <w:color w:val="000000"/>
                             <w:spacing w:val="-2"/>
                             <w:w w:val="120"/>
-                            <w:sz w:val="24"/>
                           </w:rPr>
                           <w:t>Abstract</w:t>
                         </w:r>
@@ -3493,6 +3321,12 @@
     </w:p>
     <w:sdt>
       <w:sdtPr>
+        <w:rPr>
+          <w:rFonts w:ascii="Arial" w:eastAsia="Arial" w:hAnsi="Arial" w:cs="Arial"/>
+          <w:color w:val="auto"/>
+          <w:sz w:val="22"/>
+          <w:szCs w:val="22"/>
+        </w:rPr>
         <w:id w:val="-1430351693"/>
         <w:docPartObj>
           <w:docPartGallery w:val="Table of Contents"/>
@@ -3501,12 +3335,10 @@
       </w:sdtPr>
       <w:sdtEndPr>
         <w:rPr>
-          <w:rFonts w:ascii="Arial" w:eastAsia="Arial" w:hAnsi="Arial" w:cs="Arial"/>
+          <w:rFonts w:asciiTheme="minorHAnsi" w:hAnsiTheme="minorHAnsi"/>
           <w:b/>
           <w:bCs/>
-          <w:color w:val="auto"/>
-          <w:sz w:val="22"/>
-          <w:szCs w:val="22"/>
+          <w:sz w:val="24"/>
         </w:rPr>
       </w:sdtEndPr>
       <w:sdtContent>
@@ -3589,7 +3421,7 @@
                 <w:noProof/>
                 <w:webHidden/>
               </w:rPr>
-              <w:t>7</w:t>
+              <w:t>8</w:t>
             </w:r>
             <w:r>
               <w:rPr>
@@ -3607,7 +3439,7 @@
               <w:tab w:val="right" w:leader="dot" w:pos="8656"/>
             </w:tabs>
             <w:rPr>
-              <w:rFonts w:asciiTheme="minorHAnsi" w:eastAsiaTheme="minorEastAsia" w:hAnsiTheme="minorHAnsi" w:cstheme="minorBidi"/>
+              <w:rFonts w:eastAsiaTheme="minorEastAsia" w:cstheme="minorBidi"/>
               <w:noProof/>
             </w:rPr>
           </w:pPr>
@@ -3658,7 +3490,7 @@
                 <w:noProof/>
                 <w:webHidden/>
               </w:rPr>
-              <w:t>7</w:t>
+              <w:t>8</w:t>
             </w:r>
             <w:r>
               <w:rPr>
@@ -3676,7 +3508,7 @@
               <w:tab w:val="right" w:leader="dot" w:pos="8656"/>
             </w:tabs>
             <w:rPr>
-              <w:rFonts w:asciiTheme="minorHAnsi" w:eastAsiaTheme="minorEastAsia" w:hAnsiTheme="minorHAnsi" w:cstheme="minorBidi"/>
+              <w:rFonts w:eastAsiaTheme="minorEastAsia" w:cstheme="minorBidi"/>
               <w:noProof/>
             </w:rPr>
           </w:pPr>
@@ -3745,7 +3577,7 @@
               <w:tab w:val="right" w:leader="dot" w:pos="8656"/>
             </w:tabs>
             <w:rPr>
-              <w:rFonts w:asciiTheme="minorHAnsi" w:eastAsiaTheme="minorEastAsia" w:hAnsiTheme="minorHAnsi" w:cstheme="minorBidi"/>
+              <w:rFonts w:eastAsiaTheme="minorEastAsia" w:cstheme="minorBidi"/>
               <w:noProof/>
             </w:rPr>
           </w:pPr>
@@ -3796,7 +3628,7 @@
                 <w:noProof/>
                 <w:webHidden/>
               </w:rPr>
-              <w:t>8</w:t>
+              <w:t>9</w:t>
             </w:r>
             <w:r>
               <w:rPr>
@@ -3814,7 +3646,7 @@
               <w:tab w:val="right" w:leader="dot" w:pos="8656"/>
             </w:tabs>
             <w:rPr>
-              <w:rFonts w:asciiTheme="minorHAnsi" w:eastAsiaTheme="minorEastAsia" w:hAnsiTheme="minorHAnsi" w:cstheme="minorBidi"/>
+              <w:rFonts w:eastAsiaTheme="minorEastAsia" w:cstheme="minorBidi"/>
               <w:noProof/>
             </w:rPr>
           </w:pPr>
@@ -3865,7 +3697,7 @@
                 <w:noProof/>
                 <w:webHidden/>
               </w:rPr>
-              <w:t>8</w:t>
+              <w:t>9</w:t>
             </w:r>
             <w:r>
               <w:rPr>
@@ -3883,7 +3715,7 @@
               <w:tab w:val="right" w:leader="dot" w:pos="8656"/>
             </w:tabs>
             <w:rPr>
-              <w:rFonts w:asciiTheme="minorHAnsi" w:eastAsiaTheme="minorEastAsia" w:hAnsiTheme="minorHAnsi" w:cstheme="minorBidi"/>
+              <w:rFonts w:eastAsiaTheme="minorEastAsia" w:cstheme="minorBidi"/>
               <w:noProof/>
             </w:rPr>
           </w:pPr>
@@ -3934,7 +3766,7 @@
                 <w:noProof/>
                 <w:webHidden/>
               </w:rPr>
-              <w:t>9</w:t>
+              <w:t>10</w:t>
             </w:r>
             <w:r>
               <w:rPr>
@@ -3952,7 +3784,7 @@
               <w:tab w:val="right" w:leader="dot" w:pos="8656"/>
             </w:tabs>
             <w:rPr>
-              <w:rFonts w:asciiTheme="minorHAnsi" w:eastAsiaTheme="minorEastAsia" w:hAnsiTheme="minorHAnsi" w:cstheme="minorBidi"/>
+              <w:rFonts w:eastAsiaTheme="minorEastAsia" w:cstheme="minorBidi"/>
               <w:noProof/>
             </w:rPr>
           </w:pPr>
@@ -4003,7 +3835,7 @@
                 <w:noProof/>
                 <w:webHidden/>
               </w:rPr>
-              <w:t>9</w:t>
+              <w:t>10</w:t>
             </w:r>
             <w:r>
               <w:rPr>
@@ -4021,7 +3853,7 @@
               <w:tab w:val="right" w:leader="dot" w:pos="8656"/>
             </w:tabs>
             <w:rPr>
-              <w:rFonts w:asciiTheme="minorHAnsi" w:eastAsiaTheme="minorEastAsia" w:hAnsiTheme="minorHAnsi" w:cstheme="minorBidi"/>
+              <w:rFonts w:eastAsiaTheme="minorEastAsia" w:cstheme="minorBidi"/>
               <w:noProof/>
             </w:rPr>
           </w:pPr>
@@ -4059,20 +3891,16 @@
                 <w:noProof/>
                 <w:webHidden/>
               </w:rPr>
-            </w:r>
-            <w:r>
-              <w:rPr>
-                <w:noProof/>
-                <w:webHidden/>
-              </w:rPr>
               <w:fldChar w:fldCharType="separate"/>
             </w:r>
             <w:r>
               <w:rPr>
-                <w:noProof/>
-                <w:webHidden/>
-              </w:rPr>
-              <w:t>10</w:t>
+                <w:b/>
+                <w:bCs/>
+                <w:noProof/>
+                <w:webHidden/>
+              </w:rPr>
+              <w:t>¡Error! Marcador no definido.</w:t>
             </w:r>
             <w:r>
               <w:rPr>
@@ -4163,7 +3991,7 @@
               <w:tab w:val="right" w:leader="dot" w:pos="8656"/>
             </w:tabs>
             <w:rPr>
-              <w:rFonts w:asciiTheme="minorHAnsi" w:eastAsiaTheme="minorEastAsia" w:hAnsiTheme="minorHAnsi" w:cstheme="minorBidi"/>
+              <w:rFonts w:eastAsiaTheme="minorEastAsia" w:cstheme="minorBidi"/>
               <w:noProof/>
             </w:rPr>
           </w:pPr>
@@ -4232,7 +4060,7 @@
               <w:tab w:val="right" w:leader="dot" w:pos="8656"/>
             </w:tabs>
             <w:rPr>
-              <w:rFonts w:asciiTheme="minorHAnsi" w:eastAsiaTheme="minorEastAsia" w:hAnsiTheme="minorHAnsi" w:cstheme="minorBidi"/>
+              <w:rFonts w:eastAsiaTheme="minorEastAsia" w:cstheme="minorBidi"/>
               <w:noProof/>
             </w:rPr>
           </w:pPr>
@@ -4374,7 +4202,7 @@
               <w:tab w:val="right" w:leader="dot" w:pos="8656"/>
             </w:tabs>
             <w:rPr>
-              <w:rFonts w:asciiTheme="minorHAnsi" w:eastAsiaTheme="minorEastAsia" w:hAnsiTheme="minorHAnsi" w:cstheme="minorBidi"/>
+              <w:rFonts w:eastAsiaTheme="minorEastAsia" w:cstheme="minorBidi"/>
               <w:noProof/>
             </w:rPr>
           </w:pPr>
@@ -4443,7 +4271,7 @@
               <w:tab w:val="right" w:leader="dot" w:pos="8656"/>
             </w:tabs>
             <w:rPr>
-              <w:rFonts w:asciiTheme="minorHAnsi" w:eastAsiaTheme="minorEastAsia" w:hAnsiTheme="minorHAnsi" w:cstheme="minorBidi"/>
+              <w:rFonts w:eastAsiaTheme="minorEastAsia" w:cstheme="minorBidi"/>
               <w:noProof/>
             </w:rPr>
           </w:pPr>
@@ -4512,7 +4340,7 @@
               <w:tab w:val="right" w:leader="dot" w:pos="8656"/>
             </w:tabs>
             <w:rPr>
-              <w:rFonts w:asciiTheme="minorHAnsi" w:eastAsiaTheme="minorEastAsia" w:hAnsiTheme="minorHAnsi" w:cstheme="minorBidi"/>
+              <w:rFonts w:eastAsiaTheme="minorEastAsia" w:cstheme="minorBidi"/>
               <w:noProof/>
             </w:rPr>
           </w:pPr>
@@ -4581,7 +4409,7 @@
               <w:tab w:val="right" w:leader="dot" w:pos="8656"/>
             </w:tabs>
             <w:rPr>
-              <w:rFonts w:asciiTheme="minorHAnsi" w:eastAsiaTheme="minorEastAsia" w:hAnsiTheme="minorHAnsi" w:cstheme="minorBidi"/>
+              <w:rFonts w:eastAsiaTheme="minorEastAsia" w:cstheme="minorBidi"/>
               <w:noProof/>
             </w:rPr>
           </w:pPr>
@@ -4650,7 +4478,7 @@
               <w:tab w:val="right" w:leader="dot" w:pos="8656"/>
             </w:tabs>
             <w:rPr>
-              <w:rFonts w:asciiTheme="minorHAnsi" w:eastAsiaTheme="minorEastAsia" w:hAnsiTheme="minorHAnsi" w:cstheme="minorBidi"/>
+              <w:rFonts w:eastAsiaTheme="minorEastAsia" w:cstheme="minorBidi"/>
               <w:noProof/>
             </w:rPr>
           </w:pPr>
@@ -4792,7 +4620,7 @@
               <w:tab w:val="right" w:leader="dot" w:pos="8656"/>
             </w:tabs>
             <w:rPr>
-              <w:rFonts w:asciiTheme="minorHAnsi" w:eastAsiaTheme="minorEastAsia" w:hAnsiTheme="minorHAnsi" w:cstheme="minorBidi"/>
+              <w:rFonts w:eastAsiaTheme="minorEastAsia" w:cstheme="minorBidi"/>
               <w:noProof/>
             </w:rPr>
           </w:pPr>
@@ -4861,7 +4689,7 @@
               <w:tab w:val="right" w:leader="dot" w:pos="8656"/>
             </w:tabs>
             <w:rPr>
-              <w:rFonts w:asciiTheme="minorHAnsi" w:eastAsiaTheme="minorEastAsia" w:hAnsiTheme="minorHAnsi" w:cstheme="minorBidi"/>
+              <w:rFonts w:eastAsiaTheme="minorEastAsia" w:cstheme="minorBidi"/>
               <w:noProof/>
             </w:rPr>
           </w:pPr>
@@ -4930,7 +4758,7 @@
               <w:tab w:val="right" w:leader="dot" w:pos="8656"/>
             </w:tabs>
             <w:rPr>
-              <w:rFonts w:asciiTheme="minorHAnsi" w:eastAsiaTheme="minorEastAsia" w:hAnsiTheme="minorHAnsi" w:cstheme="minorBidi"/>
+              <w:rFonts w:eastAsiaTheme="minorEastAsia" w:cstheme="minorBidi"/>
               <w:noProof/>
             </w:rPr>
           </w:pPr>
@@ -4981,7 +4809,7 @@
                 <w:noProof/>
                 <w:webHidden/>
               </w:rPr>
-              <w:t>15</w:t>
+              <w:t>16</w:t>
             </w:r>
             <w:r>
               <w:rPr>
@@ -4999,7 +4827,7 @@
               <w:tab w:val="right" w:leader="dot" w:pos="8656"/>
             </w:tabs>
             <w:rPr>
-              <w:rFonts w:asciiTheme="minorHAnsi" w:eastAsiaTheme="minorEastAsia" w:hAnsiTheme="minorHAnsi" w:cstheme="minorBidi"/>
+              <w:rFonts w:eastAsiaTheme="minorEastAsia" w:cstheme="minorBidi"/>
               <w:noProof/>
             </w:rPr>
           </w:pPr>
@@ -5141,7 +4969,7 @@
               <w:tab w:val="right" w:leader="dot" w:pos="8656"/>
             </w:tabs>
             <w:rPr>
-              <w:rFonts w:asciiTheme="minorHAnsi" w:eastAsiaTheme="minorEastAsia" w:hAnsiTheme="minorHAnsi" w:cstheme="minorBidi"/>
+              <w:rFonts w:eastAsiaTheme="minorEastAsia" w:cstheme="minorBidi"/>
               <w:noProof/>
             </w:rPr>
           </w:pPr>
@@ -5210,7 +5038,7 @@
               <w:tab w:val="right" w:leader="dot" w:pos="8656"/>
             </w:tabs>
             <w:rPr>
-              <w:rFonts w:asciiTheme="minorHAnsi" w:eastAsiaTheme="minorEastAsia" w:hAnsiTheme="minorHAnsi" w:cstheme="minorBidi"/>
+              <w:rFonts w:eastAsiaTheme="minorEastAsia" w:cstheme="minorBidi"/>
               <w:noProof/>
             </w:rPr>
           </w:pPr>
@@ -5261,7 +5089,7 @@
                 <w:noProof/>
                 <w:webHidden/>
               </w:rPr>
-              <w:t>17</w:t>
+              <w:t>18</w:t>
             </w:r>
             <w:r>
               <w:rPr>
@@ -5279,7 +5107,7 @@
               <w:tab w:val="right" w:leader="dot" w:pos="8656"/>
             </w:tabs>
             <w:rPr>
-              <w:rFonts w:asciiTheme="minorHAnsi" w:eastAsiaTheme="minorEastAsia" w:hAnsiTheme="minorHAnsi" w:cstheme="minorBidi"/>
+              <w:rFonts w:eastAsiaTheme="minorEastAsia" w:cstheme="minorBidi"/>
               <w:noProof/>
             </w:rPr>
           </w:pPr>
@@ -5330,7 +5158,7 @@
                 <w:noProof/>
                 <w:webHidden/>
               </w:rPr>
-              <w:t>18</w:t>
+              <w:t>19</w:t>
             </w:r>
             <w:r>
               <w:rPr>
@@ -5403,7 +5231,7 @@
                 <w:noProof/>
                 <w:webHidden/>
               </w:rPr>
-              <w:t>19</w:t>
+              <w:t>20</w:t>
             </w:r>
             <w:r>
               <w:rPr>
@@ -5476,7 +5304,7 @@
                 <w:noProof/>
                 <w:webHidden/>
               </w:rPr>
-              <w:t>20</w:t>
+              <w:t>21</w:t>
             </w:r>
             <w:r>
               <w:rPr>
@@ -5549,7 +5377,7 @@
                 <w:noProof/>
                 <w:webHidden/>
               </w:rPr>
-              <w:t>22</w:t>
+              <w:t>23</w:t>
             </w:r>
             <w:r>
               <w:rPr>
@@ -5622,7 +5450,7 @@
                 <w:noProof/>
                 <w:webHidden/>
               </w:rPr>
-              <w:t>23</w:t>
+              <w:t>24</w:t>
             </w:r>
             <w:r>
               <w:rPr>
@@ -5644,10 +5472,11 @@
         </w:p>
       </w:sdtContent>
     </w:sdt>
-    <w:p/>
     <w:p>
       <w:pPr>
         <w:spacing w:before="200" w:after="200"/>
+      </w:pPr>
+      <w:r>
         <w:rPr>
           <w:b/>
           <w:bCs/>
@@ -5656,11 +5485,15 @@
           <w:sz w:val="40"/>
           <w:szCs w:val="40"/>
         </w:rPr>
-      </w:pPr>
-    </w:p>
-    <w:p>
-      <w:pPr>
-        <w:spacing w:before="200" w:after="200"/>
+        <w:lastRenderedPageBreak/>
+        <w:t>CAPÍTULO 1</w:t>
+      </w:r>
+    </w:p>
+    <w:p>
+      <w:pPr>
+        <w:spacing w:after="400"/>
+      </w:pPr>
+      <w:r>
         <w:rPr>
           <w:b/>
           <w:bCs/>
@@ -5669,620 +5502,384 @@
           <w:sz w:val="40"/>
           <w:szCs w:val="40"/>
         </w:rPr>
-      </w:pPr>
-    </w:p>
-    <w:p>
-      <w:pPr>
-        <w:spacing w:before="200" w:after="200"/>
-        <w:rPr>
-          <w:b/>
-          <w:bCs/>
-          <w:caps/>
-          <w:color w:val="1F3864"/>
-          <w:sz w:val="40"/>
-          <w:szCs w:val="40"/>
-        </w:rPr>
-      </w:pPr>
-    </w:p>
-    <w:p>
-      <w:pPr>
-        <w:spacing w:before="200" w:after="200"/>
-        <w:rPr>
-          <w:b/>
-          <w:bCs/>
-          <w:caps/>
-          <w:color w:val="1F3864"/>
-          <w:sz w:val="40"/>
-          <w:szCs w:val="40"/>
-        </w:rPr>
-      </w:pPr>
-    </w:p>
-    <w:p>
-      <w:pPr>
-        <w:spacing w:before="200" w:after="200"/>
-      </w:pPr>
-      <w:r>
-        <w:rPr>
-          <w:b/>
-          <w:bCs/>
-          <w:caps/>
-          <w:color w:val="1F3864"/>
-          <w:sz w:val="40"/>
-          <w:szCs w:val="40"/>
-        </w:rPr>
+        <w:t>INTRODUCCIÓN</w:t>
+      </w:r>
+    </w:p>
+    <w:p>
+      <w:pPr>
+        <w:pStyle w:val="Ttulo2"/>
+      </w:pPr>
+      <w:bookmarkStart w:id="0" w:name="_Toc222915333"/>
+      <w:r>
+        <w:t>1.1 Contexto y justificación del trabajo</w:t>
+      </w:r>
+      <w:bookmarkEnd w:id="0"/>
+    </w:p>
+    <w:p>
+      <w:pPr>
+        <w:pStyle w:val="Ttulo3"/>
+      </w:pPr>
+      <w:bookmarkStart w:id="1" w:name="_Toc222915334"/>
+      <w:r>
+        <w:t>1.1.1 Situación actual de la supervivencia en cáncer</w:t>
+      </w:r>
+      <w:bookmarkEnd w:id="1"/>
+    </w:p>
+    <w:p>
+      <w:pPr>
+        <w:spacing w:after="160"/>
+      </w:pPr>
+      <w:r>
+        <w:t>El cáncer constituye uno de los mayores retos de salud pública del siglo XXI. Según los datos publicados por la Agencia Internacional para la Investigación sobre el Cáncer (IARC) en el informe GLOBOCAN 2022</w:t>
+      </w:r>
+      <w:r>
+        <w:t xml:space="preserve"> [1]</w:t>
+      </w:r>
+      <w:r>
+        <w:t>, se diagnosticaron en ese año aproximadamente 20 millones de nuevos casos de cáncer en todo el mundo, con una mortalidad asociada de casi 10 millones de personas.</w:t>
+      </w:r>
+      <w:r>
+        <w:t xml:space="preserve"> </w:t>
+      </w:r>
+      <w:r>
+        <w:t>En</w:t>
+      </w:r>
+      <w:r>
+        <w:t xml:space="preserve"> </w:t>
+      </w:r>
+      <w:r>
+        <w:t>España, el cáncer</w:t>
+      </w:r>
+      <w:r>
+        <w:t xml:space="preserve"> se situó como</w:t>
+      </w:r>
+      <w:r>
+        <w:t xml:space="preserve"> la </w:t>
+      </w:r>
+      <w:r>
+        <w:t>primera</w:t>
+      </w:r>
+      <w:r>
+        <w:t xml:space="preserve"> causa de muerte</w:t>
+      </w:r>
+      <w:r>
+        <w:t xml:space="preserve"> en 2025</w:t>
+      </w:r>
+      <w:r>
+        <w:t>, por detrás de las enfermedades cardiovasculares, y es la primera causa de años de vida potencialmente perdidos</w:t>
+      </w:r>
+      <w:r>
+        <w:t xml:space="preserve"> [2]</w:t>
+      </w:r>
+      <w:r>
+        <w:t>. A pesar de los avances significativos en el diagnóstico y tratamiento oncológico producidos durante las últimas décadas</w:t>
+      </w:r>
+      <w:r>
+        <w:t xml:space="preserve"> [3]</w:t>
+      </w:r>
+      <w:r>
+        <w:t>, la supervivencia global a cinco años continúa siendo heterogénea y altamente dependiente del tipo tumoral, del estadio en el momento del diagnóstico, de las características biológicas del tumor y de los factores individuales del paciente.</w:t>
+      </w:r>
+    </w:p>
+    <w:p>
+      <w:pPr>
+        <w:spacing w:after="160"/>
+      </w:pPr>
+      <w:r>
+        <w:t>El cáncer de mama y el cáncer de pulmón son, respectivamente, el cáncer con mayor incidencia en mujeres y el de mayor mortalidad en ambos sexos a nivel mundial</w:t>
+      </w:r>
+      <w:r>
+        <w:t xml:space="preserve"> [1]</w:t>
+      </w:r>
+      <w:r>
+        <w:t>. En el cáncer de mama, la supervivencia relativa a cinco años supera el 90% en estadios localizados, pero cae dramáticamente por debajo del 30% en estadios metastásicos. El cáncer de pulmón, cuya supervivencia global a cinco años se sitúa en torno al 19-22%, presenta una heterogeneidad molecular y clínica enorme que condiciona de forma crítica el pronóstico y la respuesta al tratamiento. Estas características hacen de ambos tipos ideales para el desarrollo de modelos predictivos basados en perfiles genómicos.</w:t>
+      </w:r>
+    </w:p>
+    <w:p>
+      <w:pPr>
+        <w:spacing w:after="160"/>
+      </w:pPr>
+    </w:p>
+    <w:p>
+      <w:pPr>
+        <w:pStyle w:val="Ttulo3"/>
+      </w:pPr>
+      <w:bookmarkStart w:id="2" w:name="_Toc222915335"/>
+      <w:r>
+        <w:t>1.1.2 Relevancia del análisis de supervivencia en oncología</w:t>
+      </w:r>
+      <w:bookmarkEnd w:id="2"/>
+    </w:p>
+    <w:p>
+      <w:pPr>
+        <w:spacing w:after="160"/>
+      </w:pPr>
+      <w:r>
+        <w:t>El análisis de supervivencia constituye el conjunto de técnicas estadísticas diseñadas para modelar el tiempo hasta la ocurrencia de un evento de interés, habitualmente la muerte del paciente o la recurrencia tumoral</w:t>
+      </w:r>
+      <w:r>
+        <w:t xml:space="preserve"> [5]</w:t>
+      </w:r>
+      <w:r>
+        <w:t>. A diferencia de los modelos de regresión convencionales, el análisis de supervivencia incorpora de forma nativa el fenómeno de la censura, es decir, la situación en que un sujeto abandona el estudio antes de experimentar el evento o el seguimiento finaliza sin que este se haya producido</w:t>
+      </w:r>
+      <w:r>
+        <w:t xml:space="preserve"> [6]</w:t>
+      </w:r>
+      <w:r>
+        <w:t>. Esta capacidad resulta imprescindible en estudios longitudinales oncológicos, en los que la censura es inevitable y su tratamiento incorrecto introduce sesgos graves en las estimaciones pronósticas.</w:t>
+      </w:r>
+    </w:p>
+    <w:p>
+      <w:pPr>
+        <w:spacing w:after="160"/>
+      </w:pPr>
+      <w:r>
+        <w:t xml:space="preserve">Desde su introducción en la década de 1950, los métodos de análisis de supervivencia han evolucionado considerablemente. El estimador no paramétrico de Kaplan-Meier </w:t>
+      </w:r>
+      <w:r>
+        <w:t xml:space="preserve">[7] </w:t>
+      </w:r>
+      <w:r>
+        <w:t xml:space="preserve">sigue siendo el estándar de referencia para la descripción gráfica de curvas de supervivencia en grupos de pacientes. El modelo de riesgos proporcionales de Cox </w:t>
+      </w:r>
+      <w:r>
+        <w:t>[8]</w:t>
+      </w:r>
+      <w:r>
+        <w:t xml:space="preserve"> introdujo la posibilidad de ajustar el efecto de múltiples covariables simultáneamente, convirtiéndose en el modelo más utilizado en la literatura clínica. Sin embargo, la creciente disponibilidad </w:t>
+      </w:r>
+      <w:r>
         <w:lastRenderedPageBreak/>
-        <w:t>CAPÍTULO 1</w:t>
-      </w:r>
-    </w:p>
-    <w:p>
-      <w:pPr>
-        <w:spacing w:after="400"/>
-      </w:pPr>
-      <w:r>
-        <w:rPr>
-          <w:b/>
-          <w:bCs/>
-          <w:caps/>
-          <w:color w:val="1F3864"/>
-          <w:sz w:val="40"/>
-          <w:szCs w:val="40"/>
-        </w:rPr>
-        <w:t>INTRODUCCIÓN</w:t>
-      </w:r>
-    </w:p>
-    <w:p>
-      <w:pPr>
-        <w:pStyle w:val="Ttulo2"/>
-      </w:pPr>
-      <w:bookmarkStart w:id="0" w:name="_Toc222915333"/>
-      <w:r>
-        <w:t>1.1 Contexto y justificación del trabajo</w:t>
-      </w:r>
-      <w:bookmarkEnd w:id="0"/>
-    </w:p>
+        <w:t xml:space="preserve">de datos genómicos de alta dimensionalidad </w:t>
+      </w:r>
+      <w:r>
+        <w:t>(</w:t>
+      </w:r>
+      <w:r>
+        <w:t>con decenas de miles de variables por paciente</w:t>
+      </w:r>
+      <w:r>
+        <w:t>)</w:t>
+      </w:r>
+      <w:r>
+        <w:t xml:space="preserve"> ha impulsado el desarrollo de métodos más potentes, capaces de capturar relaciones no lineales y de manejar espacios de características de alta dimensión.</w:t>
+      </w:r>
+    </w:p>
+    <w:p/>
     <w:p>
       <w:pPr>
         <w:pStyle w:val="Ttulo3"/>
       </w:pPr>
-      <w:bookmarkStart w:id="1" w:name="_Toc222915334"/>
-      <w:r>
-        <w:t>1.1.1 Situación actual de la supervivencia en cáncer</w:t>
-      </w:r>
-      <w:bookmarkEnd w:id="1"/>
+      <w:bookmarkStart w:id="3" w:name="_Toc222915336"/>
+      <w:r>
+        <w:t>1.1.3 Papel de los factores genéticos en el pronóstico oncológico</w:t>
+      </w:r>
+      <w:bookmarkEnd w:id="3"/>
     </w:p>
     <w:p>
       <w:pPr>
         <w:spacing w:after="160"/>
-        <w:jc w:val="both"/>
-      </w:pPr>
-      <w:r>
-        <w:t>El cáncer constituye uno de los mayores retos de salud pública del siglo XXI. Según los datos publicados por la Agencia Internacional para la Investigación sobre el Cáncer (IARC) en el informe GLOBOCAN 2022</w:t>
-      </w:r>
-      <w:r>
-        <w:t xml:space="preserve"> [1]</w:t>
-      </w:r>
-      <w:r>
-        <w:t xml:space="preserve">, se diagnosticaron en ese año aproximadamente 20 </w:t>
-      </w:r>
-      <w:r>
-        <w:t>millones de nuevos casos de cáncer en todo el mundo, con una mortalidad asociada de casi 10 millones de personas.</w:t>
-      </w:r>
-      <w:r>
-        <w:t xml:space="preserve"> </w:t>
-      </w:r>
-      <w:r>
-        <w:t>En</w:t>
-      </w:r>
-      <w:r>
-        <w:t xml:space="preserve"> </w:t>
-      </w:r>
-      <w:r>
-        <w:t>España, el cáncer</w:t>
-      </w:r>
-      <w:r>
-        <w:t xml:space="preserve"> se situó como</w:t>
-      </w:r>
-      <w:r>
-        <w:t xml:space="preserve"> la </w:t>
-      </w:r>
-      <w:r>
-        <w:t>primera</w:t>
-      </w:r>
-      <w:r>
-        <w:t xml:space="preserve"> causa de muerte</w:t>
-      </w:r>
-      <w:r>
-        <w:t xml:space="preserve"> en 2025</w:t>
-      </w:r>
-      <w:r>
-        <w:t xml:space="preserve">, por detrás de las enfermedades cardiovasculares, y es la primera causa de años de </w:t>
-      </w:r>
-      <w:r>
-        <w:t>vida potencialmente perdidos</w:t>
-      </w:r>
-      <w:r>
-        <w:t xml:space="preserve"> [2]</w:t>
-      </w:r>
-      <w:r>
-        <w:t>. A pesar de los avances significativos en el diagnóstico y tratamiento oncológico producidos durante las últimas décadas</w:t>
-      </w:r>
-      <w:r>
-        <w:t xml:space="preserve"> [3]</w:t>
-      </w:r>
-      <w:r>
-        <w:t>, la supervivencia global a cinco años continúa siendo heterogénea y altamente dependiente del tipo tumoral</w:t>
-      </w:r>
-      <w:r>
-        <w:t>, del estadio en el momento del diagnóstico, de las características biológicas del tumor y de los factores individuales del paciente.</w:t>
-      </w:r>
+      </w:pPr>
+      <w:r>
+        <w:t xml:space="preserve">La genómica ha transformado profundamente la comprensión del </w:t>
+      </w:r>
+      <w:r>
+        <w:t>cáncer [</w:t>
+      </w:r>
+      <w:r>
+        <w:t>9</w:t>
+      </w:r>
+      <w:r>
+        <w:t>]</w:t>
+      </w:r>
+      <w:r>
+        <w:t xml:space="preserve">. La secuenciación masiva del genoma tumoral ha revelado que los tumores, incluso del mismo tipo histológico, presentan perfiles moleculares radicalmente distintos que condicionan de forma determinante su comportamiento biológico, su agresividad y su respuesta a los tratamientos. En el cáncer de mama, la clasificación molecular en subtipos intrínsecos (Luminal A, Luminal B, HER2-enriched y Triple Negativo) ha demostrado tener mayor valor pronóstico que la estadificación TNM convencional </w:t>
+      </w:r>
+      <w:r>
+        <w:t>[10]</w:t>
+      </w:r>
+      <w:r>
+        <w:t xml:space="preserve">. En el cáncer de pulmón no microcítico, la identificación de mutaciones en EGFR, </w:t>
+      </w:r>
+      <w:r>
+        <w:t>ERBB2 o</w:t>
+      </w:r>
+      <w:r>
+        <w:t xml:space="preserve"> KRAS tiene implicaciones directas en la selección del tratamiento dirigido</w:t>
+      </w:r>
+      <w:r>
+        <w:t xml:space="preserve"> [11]</w:t>
+      </w:r>
+      <w:r>
+        <w:t>.</w:t>
+      </w:r>
+    </w:p>
+    <w:p>
+      <w:r>
+        <w:t xml:space="preserve">La integración de datos de expresión génica, mutaciones somáticas, variaciones en el número de copias (CNV) y metilación del ADN en modelos predictivos de supervivencia ha demostrado mejorar significativamente la capacidad pronóstica respecto a los modelos basados exclusivamente en variables clínicas </w:t>
+      </w:r>
+      <w:r>
+        <w:rPr>
+          <w:rStyle w:val="Textoennegrita"/>
+        </w:rPr>
+        <w:t>[12]</w:t>
+      </w:r>
+      <w:r>
+        <w:t xml:space="preserve">. No obstante, el análisis de este tipo de datos multimodales presenta desafíos metodológicos sustanciales, entre los que destacan la alta dimensionalidad </w:t>
+      </w:r>
+      <w:r>
+        <w:rPr>
+          <w:rStyle w:val="Textoennegrita"/>
+        </w:rPr>
+        <w:t>[13]</w:t>
+      </w:r>
+      <w:r>
+        <w:t xml:space="preserve">, la colinealidad entre variables </w:t>
+      </w:r>
+      <w:r>
+        <w:rPr>
+          <w:rStyle w:val="Textoennegrita"/>
+        </w:rPr>
+        <w:t>[13]</w:t>
+      </w:r>
+      <w:r>
+        <w:t xml:space="preserve">, el desequilibrio entre el número de eventos y el tamaño muestral </w:t>
+      </w:r>
+      <w:r>
+        <w:rPr>
+          <w:rStyle w:val="Textoennegrita"/>
+        </w:rPr>
+        <w:t>[14]</w:t>
+      </w:r>
+      <w:r>
+        <w:t xml:space="preserve">, y la necesidad de validación externa en cohortes independientes </w:t>
+      </w:r>
+      <w:r>
+        <w:rPr>
+          <w:rStyle w:val="Textoennegrita"/>
+        </w:rPr>
+        <w:t>[15]</w:t>
+      </w:r>
+      <w:r>
+        <w:t>.</w:t>
+      </w:r>
+    </w:p>
+    <w:p/>
+    <w:p>
+      <w:pPr>
+        <w:pStyle w:val="Ttulo3"/>
+      </w:pPr>
+      <w:bookmarkStart w:id="4" w:name="_Toc222915337"/>
+      <w:r>
+        <w:t>1.1.4 Limitaciones actuales en modelos predictivos</w:t>
+      </w:r>
+      <w:bookmarkEnd w:id="4"/>
     </w:p>
     <w:p>
       <w:pPr>
         <w:spacing w:after="160"/>
-        <w:jc w:val="both"/>
-      </w:pPr>
-      <w:r>
-        <w:t>El cáncer de mama y el cáncer de pulmón son, respectivamente, el cáncer con mayor incidencia en mujeres y el de mayor mor</w:t>
-      </w:r>
-      <w:r>
-        <w:t>talidad en ambos sexos a nivel mundial</w:t>
-      </w:r>
-      <w:r>
-        <w:t xml:space="preserve"> [1]</w:t>
-      </w:r>
-      <w:r>
-        <w:t xml:space="preserve">. En el cáncer de mama, la supervivencia relativa a cinco años supera el 90% en estadios localizados, pero cae dramáticamente por debajo del 30% en estadios metastásicos. El cáncer de pulmón, cuya supervivencia global </w:t>
-      </w:r>
-      <w:r>
-        <w:t>a cinco años se sitúa en torno al 19-22%, presenta una heterogeneidad molecular y clínica enorme que condiciona de forma crítica el pronóstico y la respuesta al tratamiento. Estas características hacen de ambos tipos ideales para el desarrollo de modelos p</w:t>
-      </w:r>
-      <w:r>
-        <w:t>redictivos basados en perfiles genómicos.</w:t>
+      </w:pPr>
+      <w:r>
+        <w:t xml:space="preserve">A pesar del notable progreso experimentado en los últimos años, los modelos predictivos de supervivencia oncológica </w:t>
+      </w:r>
+      <w:r>
+        <w:t xml:space="preserve">presentan limitaciones importantes que justifican nuevas investigaciones en el campo. En primer lugar, muchos modelos publicados en la literatura han sido entrenados y validados sobre un único conjunto de datos, sin comprobación de su capacidad de generalización en cohortes independientes </w:t>
+      </w:r>
+      <w:r>
+        <w:rPr>
+          <w:rStyle w:val="Textoennegrita"/>
+        </w:rPr>
+        <w:t>[16]</w:t>
+      </w:r>
+      <w:r>
+        <w:t xml:space="preserve">, lo que introduce riesgos de sobreajuste amplificados por prácticas metodológicas como la selección supervisada de variables fuera del marco de muestreo </w:t>
+      </w:r>
+      <w:r>
+        <w:rPr>
+          <w:rStyle w:val="Textoennegrita"/>
+        </w:rPr>
+        <w:t>[17]</w:t>
+      </w:r>
+      <w:r>
+        <w:t xml:space="preserve">. En segundo lugar, la interpretabilidad de los modelos de aprendizaje automático más complejos (como las redes neuronales profundas) sigue siendo un reto pendiente, con implicaciones directas en la adopción clínica de estas herramientas. En tercer lugar, la heterogeneidad en los protocolos de recogida y codificación de datos entre distintos repositorios dificulta la armonización y el análisis conjunto de cohortes diversas </w:t>
+      </w:r>
+      <w:r>
+        <w:rPr>
+          <w:rStyle w:val="Textoennegrita"/>
+        </w:rPr>
+        <w:t>[18</w:t>
+      </w:r>
+      <w:r>
+        <w:t xml:space="preserve"> siendo especialmente relevante en el caso de TCGA y METABRIC, que emplean plataformas de perfilado molecular distintas </w:t>
+      </w:r>
+      <w:r>
+        <w:rPr>
+          <w:rStyle w:val="Textoennegrita"/>
+        </w:rPr>
+        <w:t>[19]</w:t>
+      </w:r>
+      <w:r>
+        <w:t>.</w:t>
       </w:r>
     </w:p>
     <w:p>
       <w:pPr>
         <w:spacing w:after="160"/>
-        <w:jc w:val="both"/>
-      </w:pPr>
+      </w:pPr>
+      <w:r>
+        <w:t xml:space="preserve">El presente TFM aborda explícitamente estas limitaciones al proponer un diseño metodológico que incorpora dos </w:t>
+      </w:r>
+      <w:r>
+        <w:t>conjuntos de datos</w:t>
+      </w:r>
+      <w:r>
+        <w:t xml:space="preserve"> independientes (TCGA y METABRIC), aplica múltiples familias de modelos con distinto nivel de complejidad e interpretabilidad, e implementa protocolos rigurosos de validación cruzada y evaluación mediante métricas estandarizadas.</w:t>
+      </w:r>
     </w:p>
     <w:p>
       <w:pPr>
         <w:pStyle w:val="Ttulo3"/>
       </w:pPr>
-      <w:bookmarkStart w:id="2" w:name="_Toc222915335"/>
-      <w:r>
-        <w:t>1.1.2 Relevancia del análisis de supervivencia en oncología</w:t>
-      </w:r>
-      <w:bookmarkEnd w:id="2"/>
-    </w:p>
-    <w:p>
-      <w:pPr>
-        <w:spacing w:after="160"/>
-        <w:jc w:val="both"/>
-      </w:pPr>
-      <w:r>
-        <w:t>El análisis de supervivencia constituye el conjunto de técnicas estadísticas diseñadas para modelar el tiempo hasta la ocurrencia de un evento de interés</w:t>
-      </w:r>
-      <w:r>
-        <w:t>, habitualmente la muerte del paciente o la recurrencia tumoral</w:t>
-      </w:r>
-      <w:r>
-        <w:t xml:space="preserve"> [5]</w:t>
-      </w:r>
-      <w:r>
-        <w:t xml:space="preserve">. A diferencia de los modelos de regresión convencionales, el análisis de supervivencia incorpora de forma nativa el fenómeno de la censura, es decir, la situación en que un sujeto abandona el </w:t>
-      </w:r>
-      <w:r>
-        <w:t>estudio antes de experimentar el evento o el seguimiento finaliza sin que este se haya producido</w:t>
-      </w:r>
-      <w:r>
-        <w:t xml:space="preserve"> [6]</w:t>
-      </w:r>
-      <w:r>
-        <w:t>. Esta capacidad resulta imprescindible en estudios longitudinales oncológicos, en los que la censura es inevitable y su tratamiento incorrecto introduce sesgos</w:t>
-      </w:r>
-      <w:r>
-        <w:t xml:space="preserve"> graves en las estimaciones pronósticas.</w:t>
-      </w:r>
-    </w:p>
-    <w:p>
-      <w:pPr>
-        <w:spacing w:after="160"/>
-        <w:jc w:val="both"/>
-      </w:pPr>
-      <w:r>
-        <w:t xml:space="preserve">Desde su introducción en la década de 1950, los métodos de análisis de supervivencia han evolucionado considerablemente. El estimador no paramétrico de Kaplan-Meier </w:t>
-      </w:r>
-      <w:r>
-        <w:t xml:space="preserve">[7] </w:t>
-      </w:r>
-      <w:r>
-        <w:t>sigue siendo el estándar d</w:t>
-      </w:r>
-      <w:r>
-        <w:t xml:space="preserve">e referencia para la descripción gráfica de curvas de supervivencia en grupos de pacientes. El modelo de riesgos proporcionales de Cox </w:t>
-      </w:r>
-      <w:r>
-        <w:t>[8]</w:t>
-      </w:r>
-      <w:r>
-        <w:t xml:space="preserve"> introdujo la posibilidad de ajustar el efecto de múltiples covariables simultáneamente, convirtiéndose en el </w:t>
-      </w:r>
-      <w:r>
-        <w:t xml:space="preserve">modelo más utilizado en la literatura clínica. Sin embargo, la creciente disponibilidad de datos genómicos de alta dimensionalidad </w:t>
-      </w:r>
-      <w:r>
-        <w:t>(</w:t>
-      </w:r>
-      <w:r>
-        <w:t>con decenas de miles de variables por paciente</w:t>
-      </w:r>
-      <w:r>
-        <w:t>)</w:t>
-      </w:r>
-      <w:r>
-        <w:t xml:space="preserve"> ha impulsado el desarrollo de métodos más potentes, capaces de capturar rela</w:t>
-      </w:r>
-      <w:r>
-        <w:t>ciones no lineales y de manejar espacios de características de alta dimensión.</w:t>
-      </w:r>
-    </w:p>
-    <w:p>
-      <w:pPr>
-        <w:spacing w:after="120"/>
-      </w:pPr>
-    </w:p>
-    <w:p>
-      <w:pPr>
-        <w:pStyle w:val="Ttulo3"/>
-      </w:pPr>
-      <w:bookmarkStart w:id="3" w:name="_Toc222915336"/>
+      <w:bookmarkStart w:id="5" w:name="_Toc222915338"/>
       <w:r>
         <w:lastRenderedPageBreak/>
-        <w:t>1.1.3 Papel de los factores genéticos en el pronóstico oncológico</w:t>
-      </w:r>
-      <w:bookmarkEnd w:id="3"/>
-    </w:p>
-    <w:p>
-      <w:pPr>
-        <w:spacing w:after="160"/>
-        <w:jc w:val="both"/>
-      </w:pPr>
-      <w:r>
-        <w:t xml:space="preserve">La genómica ha transformado profundamente la comprensión del </w:t>
-      </w:r>
-      <w:r>
-        <w:t>cáncer [</w:t>
-      </w:r>
-      <w:r>
-        <w:t>9</w:t>
-      </w:r>
-      <w:r>
-        <w:t>]</w:t>
-      </w:r>
-      <w:r>
-        <w:t xml:space="preserve">. La secuenciación masiva del genoma tumoral ha revelado que los tumores, incluso del mismo tipo histológico, presentan perfiles moleculares radicalmente distintos que condicionan de forma </w:t>
-      </w:r>
-      <w:r>
-        <w:t>determinante su comportamiento biológico, su agresividad y su respuesta a los tratamientos. En el cáncer de mama, la clasificación molecular en subtipos intrínsecos (Luminal A, Luminal B, HER2-enriched y Triple Negativo) ha demostrado tener mayor valor pro</w:t>
-      </w:r>
-      <w:r>
-        <w:t xml:space="preserve">nóstico que la estadificación TNM convencional </w:t>
-      </w:r>
-      <w:r>
-        <w:t>[10]</w:t>
-      </w:r>
-      <w:r>
-        <w:t xml:space="preserve">. En el cáncer de pulmón no microcítico, la identificación de mutaciones en EGFR, </w:t>
-      </w:r>
-      <w:r>
-        <w:t>ERBB2 o</w:t>
-      </w:r>
-      <w:r>
-        <w:t xml:space="preserve"> KRAS tiene implicaciones directas en la selección del tratamiento dirigido</w:t>
-      </w:r>
-      <w:r>
-        <w:t xml:space="preserve"> [11]</w:t>
-      </w:r>
-      <w:r>
-        <w:t>.</w:t>
-      </w:r>
-    </w:p>
-    <w:p>
-      <w:pPr>
-        <w:spacing w:after="120"/>
-        <w:jc w:val="both"/>
-      </w:pPr>
-      <w:r>
-        <w:t xml:space="preserve">La integración de datos de expresión génica, mutaciones somáticas, variaciones en el número de copias (CNV) y metilación del ADN en modelos predictivos de supervivencia ha demostrado mejorar significativamente la capacidad pronóstica respecto a los modelos basados exclusivamente en variables clínicas </w:t>
-      </w:r>
-      <w:r>
-        <w:rPr>
-          <w:rStyle w:val="Textoennegrita"/>
-        </w:rPr>
-        <w:t>[</w:t>
-      </w:r>
-      <w:r>
-        <w:rPr>
-          <w:rStyle w:val="Textoennegrita"/>
-        </w:rPr>
-        <w:t>12</w:t>
-      </w:r>
-      <w:r>
-        <w:rPr>
-          <w:rStyle w:val="Textoennegrita"/>
-        </w:rPr>
-        <w:t>]</w:t>
-      </w:r>
-      <w:r>
-        <w:t xml:space="preserve">. No obstante, el análisis de este tipo de datos multimodales presenta desafíos metodológicos sustanciales, entre los que destacan la alta dimensionalidad </w:t>
-      </w:r>
-      <w:r>
-        <w:rPr>
-          <w:rStyle w:val="Textoennegrita"/>
-        </w:rPr>
-        <w:t>[</w:t>
-      </w:r>
-      <w:r>
-        <w:rPr>
-          <w:rStyle w:val="Textoennegrita"/>
-        </w:rPr>
-        <w:t>13</w:t>
-      </w:r>
-      <w:r>
-        <w:rPr>
-          <w:rStyle w:val="Textoennegrita"/>
-        </w:rPr>
-        <w:t>]</w:t>
-      </w:r>
-      <w:r>
-        <w:t xml:space="preserve">, la colinealidad entre variables </w:t>
-      </w:r>
-      <w:r>
-        <w:rPr>
-          <w:rStyle w:val="Textoennegrita"/>
-        </w:rPr>
-        <w:t>[</w:t>
-      </w:r>
-      <w:r>
-        <w:rPr>
-          <w:rStyle w:val="Textoennegrita"/>
-        </w:rPr>
-        <w:t>13</w:t>
-      </w:r>
-      <w:r>
-        <w:rPr>
-          <w:rStyle w:val="Textoennegrita"/>
-        </w:rPr>
-        <w:t>]</w:t>
-      </w:r>
-      <w:r>
-        <w:t xml:space="preserve">, el desequilibrio entre el número de eventos y el tamaño muestral </w:t>
-      </w:r>
-      <w:r>
-        <w:rPr>
-          <w:rStyle w:val="Textoennegrita"/>
-        </w:rPr>
-        <w:t>[</w:t>
-      </w:r>
-      <w:r>
-        <w:rPr>
-          <w:rStyle w:val="Textoennegrita"/>
-        </w:rPr>
-        <w:t>14</w:t>
-      </w:r>
-      <w:r>
-        <w:rPr>
-          <w:rStyle w:val="Textoennegrita"/>
-        </w:rPr>
-        <w:t>]</w:t>
-      </w:r>
-      <w:r>
-        <w:t xml:space="preserve">, y la necesidad de validación externa en cohortes independientes </w:t>
-      </w:r>
-      <w:r>
-        <w:rPr>
-          <w:rStyle w:val="Textoennegrita"/>
-        </w:rPr>
-        <w:t>[</w:t>
-      </w:r>
-      <w:r>
-        <w:rPr>
-          <w:rStyle w:val="Textoennegrita"/>
-        </w:rPr>
-        <w:t>15</w:t>
-      </w:r>
-      <w:r>
-        <w:rPr>
-          <w:rStyle w:val="Textoennegrita"/>
-        </w:rPr>
-        <w:t>]</w:t>
-      </w:r>
-      <w:r>
-        <w:t>.</w:t>
-      </w:r>
-    </w:p>
-    <w:p>
-      <w:pPr>
-        <w:pStyle w:val="Ttulo3"/>
-      </w:pPr>
-      <w:bookmarkStart w:id="4" w:name="_Toc222915337"/>
-      <w:r>
-        <w:t>1.1.4 Limitaciones actuales en modelos predictivos</w:t>
-      </w:r>
-      <w:bookmarkEnd w:id="4"/>
-    </w:p>
-    <w:p>
-      <w:pPr>
-        <w:spacing w:after="160"/>
-        <w:jc w:val="both"/>
-      </w:pPr>
-      <w:r>
-        <w:t xml:space="preserve">A pesar del notable progreso experimentado en los últimos años, los modelos predictivos de supervivencia oncológica presentan limitaciones importantes que justifican nuevas investigaciones en el campo. En primer lugar, muchos modelos publicados en la literatura han sido entrenados y validados sobre un único conjunto de datos, sin comprobación de su capacidad de generalización en cohortes independientes </w:t>
-      </w:r>
-      <w:r>
-        <w:rPr>
-          <w:rStyle w:val="Textoennegrita"/>
-        </w:rPr>
-        <w:t>[</w:t>
-      </w:r>
-      <w:r>
-        <w:rPr>
-          <w:rStyle w:val="Textoennegrita"/>
-        </w:rPr>
-        <w:t>16</w:t>
-      </w:r>
-      <w:r>
-        <w:rPr>
-          <w:rStyle w:val="Textoennegrita"/>
-        </w:rPr>
-        <w:t>]</w:t>
-      </w:r>
-      <w:r>
-        <w:t xml:space="preserve">, lo que introduce riesgos de sobreajuste amplificados por prácticas metodológicas como la selección supervisada de variables fuera del marco de muestreo </w:t>
-      </w:r>
-      <w:r>
-        <w:rPr>
-          <w:rStyle w:val="Textoennegrita"/>
-        </w:rPr>
-        <w:t>[</w:t>
-      </w:r>
-      <w:r>
-        <w:rPr>
-          <w:rStyle w:val="Textoennegrita"/>
-        </w:rPr>
-        <w:t>17</w:t>
-      </w:r>
-      <w:r>
-        <w:rPr>
-          <w:rStyle w:val="Textoennegrita"/>
-        </w:rPr>
-        <w:t>]</w:t>
-      </w:r>
-      <w:r>
-        <w:t xml:space="preserve">. En segundo lugar, la interpretabilidad de los modelos de aprendizaje automático más complejos </w:t>
-      </w:r>
-      <w:r>
-        <w:t>(</w:t>
-      </w:r>
-      <w:r>
-        <w:t>como las redes neuronales profundas</w:t>
-      </w:r>
-      <w:r>
-        <w:t>)</w:t>
-      </w:r>
-      <w:r>
-        <w:t xml:space="preserve"> sigue siendo un reto pendiente, con implicaciones directas en la adopción clínica de estas herramientas</w:t>
-      </w:r>
-      <w:r>
-        <w:t xml:space="preserve">. </w:t>
-      </w:r>
-      <w:r>
-        <w:t xml:space="preserve">En tercer lugar, la heterogeneidad en los protocolos de recogida y codificación de datos entre distintos repositorios dificulta la armonización y el análisis conjunto de cohortes diversas </w:t>
-      </w:r>
-      <w:r>
-        <w:rPr>
-          <w:rStyle w:val="Textoennegrita"/>
-        </w:rPr>
-        <w:t>[</w:t>
-      </w:r>
-      <w:r>
-        <w:rPr>
-          <w:rStyle w:val="Textoennegrita"/>
-        </w:rPr>
-        <w:t>18</w:t>
-      </w:r>
-      <w:r>
-        <w:t xml:space="preserve"> siendo especialmente relevante en el caso de TCGA y METABRIC, que emplean plataformas de perfilado molecular distintas </w:t>
-      </w:r>
-      <w:r>
-        <w:rPr>
-          <w:rStyle w:val="Textoennegrita"/>
-        </w:rPr>
-        <w:t>[</w:t>
-      </w:r>
-      <w:r>
-        <w:rPr>
-          <w:rStyle w:val="Textoennegrita"/>
-        </w:rPr>
-        <w:t>19</w:t>
-      </w:r>
-      <w:r>
-        <w:rPr>
-          <w:rStyle w:val="Textoennegrita"/>
-        </w:rPr>
-        <w:t>]</w:t>
-      </w:r>
-      <w:r>
-        <w:t>.</w:t>
-      </w:r>
-    </w:p>
-    <w:p>
-      <w:pPr>
-        <w:spacing w:after="160"/>
-        <w:jc w:val="both"/>
-      </w:pPr>
-      <w:r>
-        <w:t xml:space="preserve">El presente TFM </w:t>
-      </w:r>
-      <w:r>
-        <w:t xml:space="preserve">aborda explícitamente estas limitaciones al proponer un diseño metodológico que incorpora dos </w:t>
-      </w:r>
-      <w:r>
-        <w:t>conjuntos de datos</w:t>
-      </w:r>
-      <w:r>
-        <w:t xml:space="preserve"> independientes (TCGA y METABRIC), aplica múltiples familias de modelos con distinto nivel de complejidad e interpretabilidad, e implementa protocolos rig</w:t>
-      </w:r>
-      <w:r>
-        <w:t>urosos de validación cruzada y evaluación mediante métricas estandarizadas.</w:t>
-      </w:r>
-    </w:p>
-    <w:p>
-      <w:pPr>
-        <w:spacing w:after="120"/>
-      </w:pPr>
-    </w:p>
-    <w:p>
-      <w:pPr>
-        <w:pStyle w:val="Ttulo3"/>
-      </w:pPr>
-      <w:bookmarkStart w:id="5" w:name="_Toc222915338"/>
-      <w:r>
         <w:t>1.1.5 Propuesta concreta de tipos de cáncer y justificación</w:t>
       </w:r>
       <w:bookmarkEnd w:id="5"/>
     </w:p>
     <w:p>
-      <w:pPr>
-        <w:spacing w:after="160"/>
-        <w:jc w:val="both"/>
-      </w:pPr>
-      <w:r>
-        <w:t xml:space="preserve">Aunque el análisis de supervivencia puede aplicarse a cualquier tipo de cáncer, la amplitud del enfoque genómico exige </w:t>
-      </w:r>
-      <w:r>
-        <w:t>una delimitación precisa del objeto de estudio. Se propone centrar el análisis en dos tipos de cáncer con características complementarias:</w:t>
-      </w:r>
-    </w:p>
+      <w:r>
+        <w:t>Aunque el análisis de supervivencia puede aplicarse a cualquier tipo de cáncer, la amplitud del enfoque genómico exige una delimitación precisa del objeto de estudio. Se propone centrar el análisis en dos tipos de cáncer con características complementarias:</w:t>
+      </w:r>
+    </w:p>
+    <w:p/>
     <w:p>
       <w:pPr>
         <w:pStyle w:val="Prrafodelista"/>
         <w:numPr>
           <w:ilvl w:val="0"/>
-          <w:numId w:val="2"/>
+          <w:numId w:val="5"/>
         </w:numPr>
-        <w:spacing w:after="80"/>
-      </w:pPr>
-      <w:r>
-        <w:t>Cáncer de mama (breast cancer): presenta la mayor disponibilidad de datos genómicos públicos de alta calidad (TCGA-B</w:t>
-      </w:r>
-      <w:r>
-        <w:t>RCA, METABRIC), una clasificación molecular bien establecida y una extensa literatura de referencia para la comparación de resultados. La elevada incidencia y la variabilidad pronóstica entre subtipos moleculares lo convierten en un caso paradigmático para</w:t>
-      </w:r>
-      <w:r>
-        <w:t xml:space="preserve"> el análisis de supervivencia basado en genómica.</w:t>
+      </w:pPr>
+      <w:r>
+        <w:t>Cáncer de mama (</w:t>
+      </w:r>
+      <w:r>
+        <w:rPr>
+          <w:i/>
+          <w:iCs/>
+        </w:rPr>
+        <w:t>breast cancer</w:t>
+      </w:r>
+      <w:r>
+        <w:t>): presenta la mayor disponibilidad de datos genómicos públicos de alta calidad (TCGA-BRCA, METABRIC), una clasificación molecular bien establecida y una extensa literatura de referencia para la comparación de resultados</w:t>
+      </w:r>
+      <w:r>
+        <w:t xml:space="preserve"> [3, 6,10]</w:t>
+      </w:r>
+      <w:r>
+        <w:t>. La elevada incidencia y la variabilidad pronóstica entre subtipos moleculares lo convierten en un caso paradigmático para el análisis de supervivencia basado en genómica.</w:t>
       </w:r>
     </w:p>
     <w:p>
@@ -6290,57 +5887,51 @@
         <w:pStyle w:val="Prrafodelista"/>
         <w:numPr>
           <w:ilvl w:val="0"/>
-          <w:numId w:val="2"/>
+          <w:numId w:val="5"/>
         </w:numPr>
-        <w:spacing w:after="80"/>
-      </w:pPr>
-      <w:r>
-        <w:lastRenderedPageBreak/>
-        <w:t>Cáncer de pulmón no microcítico (NSCLC – Non-Small Cell Lung Cancer): presenta la mayor mortalidad oncológica mundial, elevada heterogeneidad molecular, y una disponibilidad adecuada de datos en TCGA (cohor</w:t>
-      </w:r>
-      <w:r>
-        <w:t>tes TCGA-LUAD y TCGA-LUSC). El contraste entre sus subtipos histológicos (adenocarcinoma vs. carcinoma escamoso) añade valor analítico al estudio comparativo.</w:t>
-      </w:r>
-    </w:p>
-    <w:p>
-      <w:pPr>
-        <w:spacing w:after="120"/>
-      </w:pPr>
+      </w:pPr>
+      <w:r>
+        <w:t>Cáncer de pulmón no microcítico (NSCLC – Non-Small Cell Lung Cancer): presenta la mayor mortalidad oncológica mundial</w:t>
+      </w:r>
+      <w:r>
+        <w:t xml:space="preserve"> [1]</w:t>
+      </w:r>
+      <w:r>
+        <w:t>, elevada heterogeneidad molecular, y una disponibilidad adecuada de datos en TCGA (cohortes TCGA-LUAD y TCGA-LUSC). El contraste entre sus subtipos histológicos (adenocarcinoma vs. carcinoma escamoso) añade valor analítico al estudio comparativo</w:t>
+      </w:r>
+      <w:r>
+        <w:t xml:space="preserve"> [11]</w:t>
+      </w:r>
+      <w:r>
+        <w:t>.</w:t>
+      </w:r>
+    </w:p>
+    <w:p/>
+    <w:p>
+      <w:r>
+        <w:t>La elección de cáncer de mama como foco primario se justifica por la superior disponibilidad y calidad de datos, en particular la cohorte METABRIC (n &gt; 2.000 pacientes con seguimiento largo), que permite una validación cruzada externa robusta. El cáncer de pulmón actuará como tipo secundario de análisis, permitiendo evaluar la transferibilidad metodológica del enfoque.</w:t>
+      </w:r>
+    </w:p>
+    <w:p/>
+    <w:p>
+      <w:pPr>
+        <w:pStyle w:val="Ttulo3"/>
+      </w:pPr>
+      <w:bookmarkStart w:id="6" w:name="_Toc222915339"/>
+      <w:r>
+        <w:t xml:space="preserve">1.1.6 </w:t>
+      </w:r>
+      <w:r>
+        <w:t>Conjuntos de datos</w:t>
+      </w:r>
+      <w:r>
+        <w:t xml:space="preserve"> propuestos – Tabla comparativa</w:t>
+      </w:r>
+      <w:bookmarkEnd w:id="6"/>
     </w:p>
     <w:p>
       <w:pPr>
         <w:spacing w:after="160"/>
-        <w:jc w:val="both"/>
-      </w:pPr>
-      <w:r>
-        <w:t>La elección de cáncer de mama como foco primario se justifica por la superior disponibilidad y c</w:t>
-      </w:r>
-      <w:r>
-        <w:t>alidad de datos, en particular la cohorte METABRIC (n &gt; 2.000 pacientes con seguimiento largo), que permite una validación cruzada externa robusta. El cáncer de pulmón actuará como tipo secundario de análisis, permitiendo evaluar la transferibilidad metodo</w:t>
-      </w:r>
-      <w:r>
-        <w:t>lógica del enfoque.</w:t>
-      </w:r>
-    </w:p>
-    <w:p>
-      <w:pPr>
-        <w:spacing w:after="120"/>
-      </w:pPr>
-    </w:p>
-    <w:p>
-      <w:pPr>
-        <w:pStyle w:val="Ttulo3"/>
-      </w:pPr>
-      <w:bookmarkStart w:id="6" w:name="_Toc222915339"/>
-      <w:r>
-        <w:t>1.1.6 Datasets propuestos – Tabla comparativa</w:t>
-      </w:r>
-      <w:bookmarkEnd w:id="6"/>
-    </w:p>
-    <w:p>
-      <w:pPr>
-        <w:spacing w:after="160"/>
-        <w:jc w:val="both"/>
       </w:pPr>
       <w:r>
         <w:t xml:space="preserve">A </w:t>
@@ -6352,11 +5943,7 @@
         <w:t xml:space="preserve"> se presenta una tabla comparativa de los principales repositorios públicos de datos oncológicos disponibles para este tipo de análisis:</w:t>
       </w:r>
     </w:p>
-    <w:p>
-      <w:pPr>
-        <w:spacing w:after="120"/>
-      </w:pPr>
-    </w:p>
+    <w:p/>
     <w:tbl>
       <w:tblPr>
         <w:tblW w:w="9026" w:type="dxa"/>
@@ -6375,23 +5962,17 @@
         <w:tblLook w:val="04A0" w:firstRow="1" w:lastRow="0" w:firstColumn="1" w:lastColumn="0" w:noHBand="0" w:noVBand="1"/>
       </w:tblPr>
       <w:tblGrid>
-        <w:gridCol w:w="1523"/>
-        <w:gridCol w:w="1445"/>
-        <w:gridCol w:w="1623"/>
-        <w:gridCol w:w="1541"/>
-        <w:gridCol w:w="1371"/>
-        <w:gridCol w:w="1523"/>
+        <w:gridCol w:w="1576"/>
+        <w:gridCol w:w="1470"/>
+        <w:gridCol w:w="1508"/>
+        <w:gridCol w:w="1574"/>
+        <w:gridCol w:w="1402"/>
+        <w:gridCol w:w="1496"/>
       </w:tblGrid>
       <w:tr>
-        <w:tblPrEx>
-          <w:tblCellMar>
-            <w:top w:w="0" w:type="dxa"/>
-            <w:bottom w:w="0" w:type="dxa"/>
-          </w:tblCellMar>
-        </w:tblPrEx>
         <w:tc>
           <w:tcPr>
-            <w:tcW w:w="1600" w:type="dxa"/>
+            <w:tcW w:w="1576" w:type="dxa"/>
             <w:tcBorders>
               <w:top w:val="single" w:sz="1" w:space="0" w:color="B0B0B0"/>
               <w:left w:val="single" w:sz="1" w:space="0" w:color="B0B0B0"/>
@@ -6425,7 +6006,7 @@
         </w:tc>
         <w:tc>
           <w:tcPr>
-            <w:tcW w:w="1500" w:type="dxa"/>
+            <w:tcW w:w="1470" w:type="dxa"/>
             <w:tcBorders>
               <w:top w:val="single" w:sz="1" w:space="0" w:color="B0B0B0"/>
               <w:left w:val="single" w:sz="1" w:space="0" w:color="B0B0B0"/>
@@ -6459,7 +6040,7 @@
         </w:tc>
         <w:tc>
           <w:tcPr>
-            <w:tcW w:w="1400" w:type="dxa"/>
+            <w:tcW w:w="1508" w:type="dxa"/>
             <w:tcBorders>
               <w:top w:val="single" w:sz="1" w:space="0" w:color="B0B0B0"/>
               <w:left w:val="single" w:sz="1" w:space="0" w:color="B0B0B0"/>
@@ -6487,23 +6068,13 @@
                 <w:sz w:val="20"/>
                 <w:szCs w:val="20"/>
               </w:rPr>
-              <w:t>Tipo de da</w:t>
-            </w:r>
-            <w:r>
-              <w:rPr>
-                <w:b/>
-                <w:bCs/>
-                <w:color w:val="FFFFFF"/>
-                <w:sz w:val="20"/>
-                <w:szCs w:val="20"/>
-              </w:rPr>
-              <w:t>tos</w:t>
+              <w:t>Tipo de datos</w:t>
             </w:r>
           </w:p>
         </w:tc>
         <w:tc>
           <w:tcPr>
-            <w:tcW w:w="1600" w:type="dxa"/>
+            <w:tcW w:w="1574" w:type="dxa"/>
             <w:tcBorders>
               <w:top w:val="single" w:sz="1" w:space="0" w:color="B0B0B0"/>
               <w:left w:val="single" w:sz="1" w:space="0" w:color="B0B0B0"/>
@@ -6537,7 +6108,7 @@
         </w:tc>
         <w:tc>
           <w:tcPr>
-            <w:tcW w:w="1426" w:type="dxa"/>
+            <w:tcW w:w="1402" w:type="dxa"/>
             <w:tcBorders>
               <w:top w:val="single" w:sz="1" w:space="0" w:color="B0B0B0"/>
               <w:left w:val="single" w:sz="1" w:space="0" w:color="B0B0B0"/>
@@ -6571,7 +6142,7 @@
         </w:tc>
         <w:tc>
           <w:tcPr>
-            <w:tcW w:w="1500" w:type="dxa"/>
+            <w:tcW w:w="1496" w:type="dxa"/>
             <w:tcBorders>
               <w:top w:val="single" w:sz="1" w:space="0" w:color="B0B0B0"/>
               <w:left w:val="single" w:sz="1" w:space="0" w:color="B0B0B0"/>
@@ -6605,15 +6176,9 @@
         </w:tc>
       </w:tr>
       <w:tr>
-        <w:tblPrEx>
-          <w:tblCellMar>
-            <w:top w:w="0" w:type="dxa"/>
-            <w:bottom w:w="0" w:type="dxa"/>
-          </w:tblCellMar>
-        </w:tblPrEx>
         <w:tc>
           <w:tcPr>
-            <w:tcW w:w="1600" w:type="dxa"/>
+            <w:tcW w:w="1576" w:type="dxa"/>
             <w:tcBorders>
               <w:top w:val="single" w:sz="1" w:space="0" w:color="B0B0B0"/>
               <w:left w:val="single" w:sz="1" w:space="0" w:color="B0B0B0"/>
@@ -6642,7 +6207,7 @@
         </w:tc>
         <w:tc>
           <w:tcPr>
-            <w:tcW w:w="1500" w:type="dxa"/>
+            <w:tcW w:w="1470" w:type="dxa"/>
             <w:tcBorders>
               <w:top w:val="single" w:sz="1" w:space="0" w:color="B0B0B0"/>
               <w:left w:val="single" w:sz="1" w:space="0" w:color="B0B0B0"/>
@@ -6669,7 +6234,7 @@
         </w:tc>
         <w:tc>
           <w:tcPr>
-            <w:tcW w:w="1400" w:type="dxa"/>
+            <w:tcW w:w="1508" w:type="dxa"/>
             <w:tcBorders>
               <w:top w:val="single" w:sz="1" w:space="0" w:color="B0B0B0"/>
               <w:left w:val="single" w:sz="1" w:space="0" w:color="B0B0B0"/>
@@ -6696,7 +6261,7 @@
         </w:tc>
         <w:tc>
           <w:tcPr>
-            <w:tcW w:w="1600" w:type="dxa"/>
+            <w:tcW w:w="1574" w:type="dxa"/>
             <w:tcBorders>
               <w:top w:val="single" w:sz="1" w:space="0" w:color="B0B0B0"/>
               <w:left w:val="single" w:sz="1" w:space="0" w:color="B0B0B0"/>
@@ -6723,7 +6288,7 @@
         </w:tc>
         <w:tc>
           <w:tcPr>
-            <w:tcW w:w="1426" w:type="dxa"/>
+            <w:tcW w:w="1402" w:type="dxa"/>
             <w:tcBorders>
               <w:top w:val="single" w:sz="1" w:space="0" w:color="B0B0B0"/>
               <w:left w:val="single" w:sz="1" w:space="0" w:color="B0B0B0"/>
@@ -6750,7 +6315,7 @@
         </w:tc>
         <w:tc>
           <w:tcPr>
-            <w:tcW w:w="1500" w:type="dxa"/>
+            <w:tcW w:w="1496" w:type="dxa"/>
             <w:tcBorders>
               <w:top w:val="single" w:sz="1" w:space="0" w:color="B0B0B0"/>
               <w:left w:val="single" w:sz="1" w:space="0" w:color="B0B0B0"/>
@@ -6777,15 +6342,9 @@
         </w:tc>
       </w:tr>
       <w:tr>
-        <w:tblPrEx>
-          <w:tblCellMar>
-            <w:top w:w="0" w:type="dxa"/>
-            <w:bottom w:w="0" w:type="dxa"/>
-          </w:tblCellMar>
-        </w:tblPrEx>
         <w:tc>
           <w:tcPr>
-            <w:tcW w:w="1600" w:type="dxa"/>
+            <w:tcW w:w="1576" w:type="dxa"/>
             <w:tcBorders>
               <w:top w:val="single" w:sz="1" w:space="0" w:color="B0B0B0"/>
               <w:left w:val="single" w:sz="1" w:space="0" w:color="B0B0B0"/>
@@ -6810,11 +6369,20 @@
               </w:rPr>
               <w:t>METABRIC</w:t>
             </w:r>
+            <w:r>
+              <w:rPr>
+                <w:b/>
+                <w:bCs/>
+                <w:sz w:val="20"/>
+                <w:szCs w:val="20"/>
+              </w:rPr>
+              <w:t xml:space="preserve"> (Molecular Taxonomy of Breast Cancer International Consortium)</w:t>
+            </w:r>
           </w:p>
         </w:tc>
         <w:tc>
           <w:tcPr>
-            <w:tcW w:w="1500" w:type="dxa"/>
+            <w:tcW w:w="1470" w:type="dxa"/>
             <w:tcBorders>
               <w:top w:val="single" w:sz="1" w:space="0" w:color="B0B0B0"/>
               <w:left w:val="single" w:sz="1" w:space="0" w:color="B0B0B0"/>
@@ -6835,13 +6403,13 @@
                 <w:sz w:val="20"/>
                 <w:szCs w:val="20"/>
               </w:rPr>
-              <w:t>CRUK / EBI</w:t>
+              <w:t xml:space="preserve">UK </w:t>
             </w:r>
           </w:p>
         </w:tc>
         <w:tc>
           <w:tcPr>
-            <w:tcW w:w="1400" w:type="dxa"/>
+            <w:tcW w:w="1508" w:type="dxa"/>
             <w:tcBorders>
               <w:top w:val="single" w:sz="1" w:space="0" w:color="B0B0B0"/>
               <w:left w:val="single" w:sz="1" w:space="0" w:color="B0B0B0"/>
@@ -6868,7 +6436,7 @@
         </w:tc>
         <w:tc>
           <w:tcPr>
-            <w:tcW w:w="1600" w:type="dxa"/>
+            <w:tcW w:w="1574" w:type="dxa"/>
             <w:tcBorders>
               <w:top w:val="single" w:sz="1" w:space="0" w:color="B0B0B0"/>
               <w:left w:val="single" w:sz="1" w:space="0" w:color="B0B0B0"/>
@@ -6895,7 +6463,7 @@
         </w:tc>
         <w:tc>
           <w:tcPr>
-            <w:tcW w:w="1426" w:type="dxa"/>
+            <w:tcW w:w="1402" w:type="dxa"/>
             <w:tcBorders>
               <w:top w:val="single" w:sz="1" w:space="0" w:color="B0B0B0"/>
               <w:left w:val="single" w:sz="1" w:space="0" w:color="B0B0B0"/>
@@ -6922,7 +6490,7 @@
         </w:tc>
         <w:tc>
           <w:tcPr>
-            <w:tcW w:w="1500" w:type="dxa"/>
+            <w:tcW w:w="1496" w:type="dxa"/>
             <w:tcBorders>
               <w:top w:val="single" w:sz="1" w:space="0" w:color="B0B0B0"/>
               <w:left w:val="single" w:sz="1" w:space="0" w:color="B0B0B0"/>
@@ -6949,15 +6517,172 @@
         </w:tc>
       </w:tr>
       <w:tr>
-        <w:tblPrEx>
-          <w:tblCellMar>
-            <w:top w:w="0" w:type="dxa"/>
-            <w:bottom w:w="0" w:type="dxa"/>
-          </w:tblCellMar>
-        </w:tblPrEx>
         <w:tc>
           <w:tcPr>
-            <w:tcW w:w="1600" w:type="dxa"/>
+            <w:tcW w:w="1576" w:type="dxa"/>
+            <w:tcBorders>
+              <w:top w:val="single" w:sz="1" w:space="0" w:color="B0B0B0"/>
+              <w:left w:val="single" w:sz="1" w:space="0" w:color="B0B0B0"/>
+              <w:bottom w:val="single" w:sz="1" w:space="0" w:color="B0B0B0"/>
+              <w:right w:val="single" w:sz="1" w:space="0" w:color="B0B0B0"/>
+            </w:tcBorders>
+            <w:shd w:val="clear" w:color="auto" w:fill="F0F4FA"/>
+            <w:tcMar>
+              <w:top w:w="80" w:type="dxa"/>
+              <w:left w:w="100" w:type="dxa"/>
+              <w:bottom w:w="80" w:type="dxa"/>
+              <w:right w:w="100" w:type="dxa"/>
+            </w:tcMar>
+          </w:tcPr>
+          <w:p>
+            <w:r>
+              <w:rPr>
+                <w:b/>
+                <w:bCs/>
+                <w:sz w:val="20"/>
+                <w:szCs w:val="20"/>
+              </w:rPr>
+              <w:lastRenderedPageBreak/>
+              <w:t>TCIA (The Cancer Imaging Archive)</w:t>
+            </w:r>
+          </w:p>
+        </w:tc>
+        <w:tc>
+          <w:tcPr>
+            <w:tcW w:w="1470" w:type="dxa"/>
+            <w:tcBorders>
+              <w:top w:val="single" w:sz="1" w:space="0" w:color="B0B0B0"/>
+              <w:left w:val="single" w:sz="1" w:space="0" w:color="B0B0B0"/>
+              <w:bottom w:val="single" w:sz="1" w:space="0" w:color="B0B0B0"/>
+              <w:right w:val="single" w:sz="1" w:space="0" w:color="B0B0B0"/>
+            </w:tcBorders>
+            <w:shd w:val="clear" w:color="auto" w:fill="F0F4FA"/>
+            <w:tcMar>
+              <w:top w:w="80" w:type="dxa"/>
+              <w:left w:w="100" w:type="dxa"/>
+              <w:bottom w:w="80" w:type="dxa"/>
+              <w:right w:w="100" w:type="dxa"/>
+            </w:tcMar>
+          </w:tcPr>
+          <w:p>
+            <w:r>
+              <w:rPr>
+                <w:sz w:val="20"/>
+                <w:szCs w:val="20"/>
+              </w:rPr>
+              <w:t>NCI / NIH (EE.UU.)</w:t>
+            </w:r>
+          </w:p>
+        </w:tc>
+        <w:tc>
+          <w:tcPr>
+            <w:tcW w:w="1508" w:type="dxa"/>
+            <w:tcBorders>
+              <w:top w:val="single" w:sz="1" w:space="0" w:color="B0B0B0"/>
+              <w:left w:val="single" w:sz="1" w:space="0" w:color="B0B0B0"/>
+              <w:bottom w:val="single" w:sz="1" w:space="0" w:color="B0B0B0"/>
+              <w:right w:val="single" w:sz="1" w:space="0" w:color="B0B0B0"/>
+            </w:tcBorders>
+            <w:shd w:val="clear" w:color="auto" w:fill="F0F4FA"/>
+            <w:tcMar>
+              <w:top w:w="80" w:type="dxa"/>
+              <w:left w:w="100" w:type="dxa"/>
+              <w:bottom w:w="80" w:type="dxa"/>
+              <w:right w:w="100" w:type="dxa"/>
+            </w:tcMar>
+          </w:tcPr>
+          <w:p>
+            <w:r>
+              <w:t>Datos de imágenes por tipo de cancer</w:t>
+            </w:r>
+          </w:p>
+        </w:tc>
+        <w:tc>
+          <w:tcPr>
+            <w:tcW w:w="1574" w:type="dxa"/>
+            <w:tcBorders>
+              <w:top w:val="single" w:sz="1" w:space="0" w:color="B0B0B0"/>
+              <w:left w:val="single" w:sz="1" w:space="0" w:color="B0B0B0"/>
+              <w:bottom w:val="single" w:sz="1" w:space="0" w:color="B0B0B0"/>
+              <w:right w:val="single" w:sz="1" w:space="0" w:color="B0B0B0"/>
+            </w:tcBorders>
+            <w:shd w:val="clear" w:color="auto" w:fill="F0F4FA"/>
+            <w:tcMar>
+              <w:top w:w="80" w:type="dxa"/>
+              <w:left w:w="100" w:type="dxa"/>
+              <w:bottom w:w="80" w:type="dxa"/>
+              <w:right w:w="100" w:type="dxa"/>
+            </w:tcMar>
+          </w:tcPr>
+          <w:p>
+            <w:r>
+              <w:rPr>
+                <w:sz w:val="20"/>
+                <w:szCs w:val="20"/>
+              </w:rPr>
+              <w:t>&gt;11.000 pacientes, &gt;30 tipos de cáncer</w:t>
+            </w:r>
+          </w:p>
+        </w:tc>
+        <w:tc>
+          <w:tcPr>
+            <w:tcW w:w="1402" w:type="dxa"/>
+            <w:tcBorders>
+              <w:top w:val="single" w:sz="1" w:space="0" w:color="B0B0B0"/>
+              <w:left w:val="single" w:sz="1" w:space="0" w:color="B0B0B0"/>
+              <w:bottom w:val="single" w:sz="1" w:space="0" w:color="B0B0B0"/>
+              <w:right w:val="single" w:sz="1" w:space="0" w:color="B0B0B0"/>
+            </w:tcBorders>
+            <w:shd w:val="clear" w:color="auto" w:fill="F0F4FA"/>
+            <w:tcMar>
+              <w:top w:w="80" w:type="dxa"/>
+              <w:left w:w="100" w:type="dxa"/>
+              <w:bottom w:w="80" w:type="dxa"/>
+              <w:right w:w="100" w:type="dxa"/>
+            </w:tcMar>
+          </w:tcPr>
+          <w:p>
+            <w:r>
+              <w:rPr>
+                <w:sz w:val="20"/>
+                <w:szCs w:val="20"/>
+              </w:rPr>
+              <w:t>Público (GDC Portal)</w:t>
+            </w:r>
+          </w:p>
+        </w:tc>
+        <w:tc>
+          <w:tcPr>
+            <w:tcW w:w="1496" w:type="dxa"/>
+            <w:tcBorders>
+              <w:top w:val="single" w:sz="1" w:space="0" w:color="B0B0B0"/>
+              <w:left w:val="single" w:sz="1" w:space="0" w:color="B0B0B0"/>
+              <w:bottom w:val="single" w:sz="1" w:space="0" w:color="B0B0B0"/>
+              <w:right w:val="single" w:sz="1" w:space="0" w:color="B0B0B0"/>
+            </w:tcBorders>
+            <w:shd w:val="clear" w:color="auto" w:fill="F0F4FA"/>
+            <w:tcMar>
+              <w:top w:w="80" w:type="dxa"/>
+              <w:left w:w="100" w:type="dxa"/>
+              <w:bottom w:w="80" w:type="dxa"/>
+              <w:right w:w="100" w:type="dxa"/>
+            </w:tcMar>
+          </w:tcPr>
+          <w:p>
+            <w:r>
+              <w:rPr>
+                <w:sz w:val="20"/>
+                <w:szCs w:val="20"/>
+              </w:rPr>
+              <w:t>Multimodal, estándar de referencia en la literatura</w:t>
+            </w:r>
+          </w:p>
+        </w:tc>
+      </w:tr>
+      <w:tr>
+        <w:tc>
+          <w:tcPr>
+            <w:tcW w:w="1576" w:type="dxa"/>
             <w:tcBorders>
               <w:top w:val="single" w:sz="1" w:space="0" w:color="B0B0B0"/>
               <w:left w:val="single" w:sz="1" w:space="0" w:color="B0B0B0"/>
@@ -6980,13 +6705,13 @@
                 <w:sz w:val="20"/>
                 <w:szCs w:val="20"/>
               </w:rPr>
-              <w:t>SEER</w:t>
+              <w:t>UK Biobank</w:t>
             </w:r>
           </w:p>
         </w:tc>
         <w:tc>
           <w:tcPr>
-            <w:tcW w:w="1500" w:type="dxa"/>
+            <w:tcW w:w="1470" w:type="dxa"/>
             <w:tcBorders>
               <w:top w:val="single" w:sz="1" w:space="0" w:color="B0B0B0"/>
               <w:left w:val="single" w:sz="1" w:space="0" w:color="B0B0B0"/>
@@ -7007,13 +6732,13 @@
                 <w:sz w:val="20"/>
                 <w:szCs w:val="20"/>
               </w:rPr>
-              <w:t>NCI (EE.UU.)</w:t>
+              <w:t>MRC / Wellcome Trust (UK)</w:t>
             </w:r>
           </w:p>
         </w:tc>
         <w:tc>
           <w:tcPr>
-            <w:tcW w:w="1400" w:type="dxa"/>
+            <w:tcW w:w="1508" w:type="dxa"/>
             <w:tcBorders>
               <w:top w:val="single" w:sz="1" w:space="0" w:color="B0B0B0"/>
               <w:left w:val="single" w:sz="1" w:space="0" w:color="B0B0B0"/>
@@ -7034,13 +6759,13 @@
                 <w:sz w:val="20"/>
                 <w:szCs w:val="20"/>
               </w:rPr>
-              <w:t>Epidemiológico-clínico (sin datos genómicos)</w:t>
+              <w:t>Genómica (GWAS), clínico, imágenes</w:t>
             </w:r>
           </w:p>
         </w:tc>
         <w:tc>
           <w:tcPr>
-            <w:tcW w:w="1600" w:type="dxa"/>
+            <w:tcW w:w="1574" w:type="dxa"/>
             <w:tcBorders>
               <w:top w:val="single" w:sz="1" w:space="0" w:color="B0B0B0"/>
               <w:left w:val="single" w:sz="1" w:space="0" w:color="B0B0B0"/>
@@ -7061,13 +6786,13 @@
                 <w:sz w:val="20"/>
                 <w:szCs w:val="20"/>
               </w:rPr>
-              <w:t>&gt;9 millones de casos</w:t>
+              <w:t>&gt;500.000 participantes</w:t>
             </w:r>
           </w:p>
         </w:tc>
         <w:tc>
           <w:tcPr>
-            <w:tcW w:w="1426" w:type="dxa"/>
+            <w:tcW w:w="1402" w:type="dxa"/>
             <w:tcBorders>
               <w:top w:val="single" w:sz="1" w:space="0" w:color="B0B0B0"/>
               <w:left w:val="single" w:sz="1" w:space="0" w:color="B0B0B0"/>
@@ -7088,13 +6813,13 @@
                 <w:sz w:val="20"/>
                 <w:szCs w:val="20"/>
               </w:rPr>
-              <w:t>Público (previo registro)</w:t>
+              <w:t>Controlado (previa solicitud)</w:t>
             </w:r>
           </w:p>
         </w:tc>
         <w:tc>
           <w:tcPr>
-            <w:tcW w:w="1500" w:type="dxa"/>
+            <w:tcW w:w="1496" w:type="dxa"/>
             <w:tcBorders>
               <w:top w:val="single" w:sz="1" w:space="0" w:color="B0B0B0"/>
               <w:left w:val="single" w:sz="1" w:space="0" w:color="B0B0B0"/>
@@ -7115,1150 +6840,274 @@
                 <w:sz w:val="20"/>
                 <w:szCs w:val="20"/>
               </w:rPr>
-              <w:t>Muy grande; no incluye datos moleculares</w:t>
-            </w:r>
-          </w:p>
-        </w:tc>
-      </w:tr>
-      <w:tr>
-        <w:tblPrEx>
-          <w:tblCellMar>
-            <w:top w:w="0" w:type="dxa"/>
-            <w:bottom w:w="0" w:type="dxa"/>
-          </w:tblCellMar>
-        </w:tblPrEx>
-        <w:tc>
-          <w:tcPr>
-            <w:tcW w:w="1600" w:type="dxa"/>
-            <w:tcBorders>
-              <w:top w:val="single" w:sz="1" w:space="0" w:color="B0B0B0"/>
-              <w:left w:val="single" w:sz="1" w:space="0" w:color="B0B0B0"/>
-              <w:bottom w:val="single" w:sz="1" w:space="0" w:color="B0B0B0"/>
-              <w:right w:val="single" w:sz="1" w:space="0" w:color="B0B0B0"/>
-            </w:tcBorders>
-            <w:shd w:val="clear" w:color="auto" w:fill="F0F4FA"/>
-            <w:tcMar>
-              <w:top w:w="80" w:type="dxa"/>
-              <w:left w:w="100" w:type="dxa"/>
-              <w:bottom w:w="80" w:type="dxa"/>
-              <w:right w:w="100" w:type="dxa"/>
-            </w:tcMar>
-          </w:tcPr>
-          <w:p>
-            <w:r>
-              <w:rPr>
-                <w:b/>
-                <w:bCs/>
-                <w:sz w:val="20"/>
-                <w:szCs w:val="20"/>
-              </w:rPr>
-              <w:t>GDC Data Portal</w:t>
-            </w:r>
-          </w:p>
-        </w:tc>
-        <w:tc>
-          <w:tcPr>
-            <w:tcW w:w="1500" w:type="dxa"/>
-            <w:tcBorders>
-              <w:top w:val="single" w:sz="1" w:space="0" w:color="B0B0B0"/>
-              <w:left w:val="single" w:sz="1" w:space="0" w:color="B0B0B0"/>
-              <w:bottom w:val="single" w:sz="1" w:space="0" w:color="B0B0B0"/>
-              <w:right w:val="single" w:sz="1" w:space="0" w:color="B0B0B0"/>
-            </w:tcBorders>
-            <w:shd w:val="clear" w:color="auto" w:fill="F0F4FA"/>
-            <w:tcMar>
-              <w:top w:w="80" w:type="dxa"/>
-              <w:left w:w="100" w:type="dxa"/>
-              <w:bottom w:w="80" w:type="dxa"/>
-              <w:right w:w="100" w:type="dxa"/>
-            </w:tcMar>
-          </w:tcPr>
-          <w:p>
-            <w:r>
-              <w:rPr>
-                <w:sz w:val="20"/>
-                <w:szCs w:val="20"/>
-              </w:rPr>
-              <w:t>NIH/NCI</w:t>
-            </w:r>
-          </w:p>
-        </w:tc>
-        <w:tc>
-          <w:tcPr>
-            <w:tcW w:w="1400" w:type="dxa"/>
-            <w:tcBorders>
-              <w:top w:val="single" w:sz="1" w:space="0" w:color="B0B0B0"/>
-              <w:left w:val="single" w:sz="1" w:space="0" w:color="B0B0B0"/>
-              <w:bottom w:val="single" w:sz="1" w:space="0" w:color="B0B0B0"/>
-              <w:right w:val="single" w:sz="1" w:space="0" w:color="B0B0B0"/>
-            </w:tcBorders>
-            <w:shd w:val="clear" w:color="auto" w:fill="F0F4FA"/>
-            <w:tcMar>
-              <w:top w:w="80" w:type="dxa"/>
-              <w:left w:w="100" w:type="dxa"/>
-              <w:bottom w:w="80" w:type="dxa"/>
-              <w:right w:w="100" w:type="dxa"/>
-            </w:tcMar>
-          </w:tcPr>
-          <w:p>
-            <w:r>
-              <w:rPr>
-                <w:sz w:val="20"/>
-                <w:szCs w:val="20"/>
-              </w:rPr>
-              <w:t>Portal de acceso a TCGA, TARGET y otros</w:t>
-            </w:r>
-          </w:p>
-        </w:tc>
-        <w:tc>
-          <w:tcPr>
-            <w:tcW w:w="1600" w:type="dxa"/>
-            <w:tcBorders>
-              <w:top w:val="single" w:sz="1" w:space="0" w:color="B0B0B0"/>
-              <w:left w:val="single" w:sz="1" w:space="0" w:color="B0B0B0"/>
-              <w:bottom w:val="single" w:sz="1" w:space="0" w:color="B0B0B0"/>
-              <w:right w:val="single" w:sz="1" w:space="0" w:color="B0B0B0"/>
-            </w:tcBorders>
-            <w:shd w:val="clear" w:color="auto" w:fill="F0F4FA"/>
-            <w:tcMar>
-              <w:top w:w="80" w:type="dxa"/>
-              <w:left w:w="100" w:type="dxa"/>
-              <w:bottom w:w="80" w:type="dxa"/>
-              <w:right w:w="100" w:type="dxa"/>
-            </w:tcMar>
-          </w:tcPr>
-          <w:p>
-            <w:r>
-              <w:rPr>
-                <w:sz w:val="20"/>
-                <w:szCs w:val="20"/>
-              </w:rPr>
-              <w:t>Variable (depende del proyecto)</w:t>
-            </w:r>
-          </w:p>
-        </w:tc>
-        <w:tc>
-          <w:tcPr>
-            <w:tcW w:w="1426" w:type="dxa"/>
-            <w:tcBorders>
-              <w:top w:val="single" w:sz="1" w:space="0" w:color="B0B0B0"/>
-              <w:left w:val="single" w:sz="1" w:space="0" w:color="B0B0B0"/>
-              <w:bottom w:val="single" w:sz="1" w:space="0" w:color="B0B0B0"/>
-              <w:right w:val="single" w:sz="1" w:space="0" w:color="B0B0B0"/>
-            </w:tcBorders>
-            <w:shd w:val="clear" w:color="auto" w:fill="F0F4FA"/>
-            <w:tcMar>
-              <w:top w:w="80" w:type="dxa"/>
-              <w:left w:w="100" w:type="dxa"/>
-              <w:bottom w:w="80" w:type="dxa"/>
-              <w:right w:w="100" w:type="dxa"/>
-            </w:tcMar>
-          </w:tcPr>
-          <w:p>
-            <w:r>
-              <w:rPr>
-                <w:sz w:val="20"/>
-                <w:szCs w:val="20"/>
-              </w:rPr>
-              <w:t>Público / Controlado</w:t>
-            </w:r>
-          </w:p>
-        </w:tc>
-        <w:tc>
-          <w:tcPr>
-            <w:tcW w:w="1500" w:type="dxa"/>
-            <w:tcBorders>
-              <w:top w:val="single" w:sz="1" w:space="0" w:color="B0B0B0"/>
-              <w:left w:val="single" w:sz="1" w:space="0" w:color="B0B0B0"/>
-              <w:bottom w:val="single" w:sz="1" w:space="0" w:color="B0B0B0"/>
-              <w:right w:val="single" w:sz="1" w:space="0" w:color="B0B0B0"/>
-            </w:tcBorders>
-            <w:shd w:val="clear" w:color="auto" w:fill="F0F4FA"/>
-            <w:tcMar>
-              <w:top w:w="80" w:type="dxa"/>
-              <w:left w:w="100" w:type="dxa"/>
-              <w:bottom w:w="80" w:type="dxa"/>
-              <w:right w:w="100" w:type="dxa"/>
-            </w:tcMar>
-          </w:tcPr>
-          <w:p>
-            <w:r>
-              <w:rPr>
-                <w:sz w:val="20"/>
-                <w:szCs w:val="20"/>
-              </w:rPr>
-              <w:t>Acceso unificado y estandarizado a datos ómicos</w:t>
-            </w:r>
-          </w:p>
-        </w:tc>
-      </w:tr>
-      <w:tr>
-        <w:tblPrEx>
-          <w:tblCellMar>
-            <w:top w:w="0" w:type="dxa"/>
-            <w:bottom w:w="0" w:type="dxa"/>
-          </w:tblCellMar>
-        </w:tblPrEx>
-        <w:tc>
-          <w:tcPr>
-            <w:tcW w:w="1600" w:type="dxa"/>
-            <w:tcBorders>
-              <w:top w:val="single" w:sz="1" w:space="0" w:color="B0B0B0"/>
-              <w:left w:val="single" w:sz="1" w:space="0" w:color="B0B0B0"/>
-              <w:bottom w:val="single" w:sz="1" w:space="0" w:color="B0B0B0"/>
-              <w:right w:val="single" w:sz="1" w:space="0" w:color="B0B0B0"/>
-            </w:tcBorders>
-            <w:shd w:val="clear" w:color="auto" w:fill="FFFFFF"/>
-            <w:tcMar>
-              <w:top w:w="80" w:type="dxa"/>
-              <w:left w:w="100" w:type="dxa"/>
-              <w:bottom w:w="80" w:type="dxa"/>
-              <w:right w:w="100" w:type="dxa"/>
-            </w:tcMar>
-          </w:tcPr>
-          <w:p>
-            <w:r>
-              <w:rPr>
-                <w:b/>
-                <w:bCs/>
-                <w:sz w:val="20"/>
-                <w:szCs w:val="20"/>
-              </w:rPr>
-              <w:t>UK Biobank</w:t>
-            </w:r>
-          </w:p>
-        </w:tc>
-        <w:tc>
-          <w:tcPr>
-            <w:tcW w:w="1500" w:type="dxa"/>
-            <w:tcBorders>
-              <w:top w:val="single" w:sz="1" w:space="0" w:color="B0B0B0"/>
-              <w:left w:val="single" w:sz="1" w:space="0" w:color="B0B0B0"/>
-              <w:bottom w:val="single" w:sz="1" w:space="0" w:color="B0B0B0"/>
-              <w:right w:val="single" w:sz="1" w:space="0" w:color="B0B0B0"/>
-            </w:tcBorders>
-            <w:shd w:val="clear" w:color="auto" w:fill="FFFFFF"/>
-            <w:tcMar>
-              <w:top w:w="80" w:type="dxa"/>
-              <w:left w:w="100" w:type="dxa"/>
-              <w:bottom w:w="80" w:type="dxa"/>
-              <w:right w:w="100" w:type="dxa"/>
-            </w:tcMar>
-          </w:tcPr>
-          <w:p>
-            <w:r>
-              <w:rPr>
-                <w:sz w:val="20"/>
-                <w:szCs w:val="20"/>
-              </w:rPr>
-              <w:t>MRC / Wellcome Trust (UK)</w:t>
-            </w:r>
-          </w:p>
-        </w:tc>
-        <w:tc>
-          <w:tcPr>
-            <w:tcW w:w="1400" w:type="dxa"/>
-            <w:tcBorders>
-              <w:top w:val="single" w:sz="1" w:space="0" w:color="B0B0B0"/>
-              <w:left w:val="single" w:sz="1" w:space="0" w:color="B0B0B0"/>
-              <w:bottom w:val="single" w:sz="1" w:space="0" w:color="B0B0B0"/>
-              <w:right w:val="single" w:sz="1" w:space="0" w:color="B0B0B0"/>
-            </w:tcBorders>
-            <w:shd w:val="clear" w:color="auto" w:fill="FFFFFF"/>
-            <w:tcMar>
-              <w:top w:w="80" w:type="dxa"/>
-              <w:left w:w="100" w:type="dxa"/>
-              <w:bottom w:w="80" w:type="dxa"/>
-              <w:right w:w="100" w:type="dxa"/>
-            </w:tcMar>
-          </w:tcPr>
-          <w:p>
-            <w:r>
-              <w:rPr>
-                <w:sz w:val="20"/>
-                <w:szCs w:val="20"/>
-              </w:rPr>
-              <w:t>Genómica (GWAS), clínico, imágenes</w:t>
-            </w:r>
-          </w:p>
-        </w:tc>
-        <w:tc>
-          <w:tcPr>
-            <w:tcW w:w="1600" w:type="dxa"/>
-            <w:tcBorders>
-              <w:top w:val="single" w:sz="1" w:space="0" w:color="B0B0B0"/>
-              <w:left w:val="single" w:sz="1" w:space="0" w:color="B0B0B0"/>
-              <w:bottom w:val="single" w:sz="1" w:space="0" w:color="B0B0B0"/>
-              <w:right w:val="single" w:sz="1" w:space="0" w:color="B0B0B0"/>
-            </w:tcBorders>
-            <w:shd w:val="clear" w:color="auto" w:fill="FFFFFF"/>
-            <w:tcMar>
-              <w:top w:w="80" w:type="dxa"/>
-              <w:left w:w="100" w:type="dxa"/>
-              <w:bottom w:w="80" w:type="dxa"/>
-              <w:right w:w="100" w:type="dxa"/>
-            </w:tcMar>
-          </w:tcPr>
-          <w:p>
-            <w:r>
-              <w:rPr>
-                <w:sz w:val="20"/>
-                <w:szCs w:val="20"/>
-              </w:rPr>
-              <w:t>&gt;500.000 participantes</w:t>
-            </w:r>
-          </w:p>
-        </w:tc>
-        <w:tc>
-          <w:tcPr>
-            <w:tcW w:w="1426" w:type="dxa"/>
-            <w:tcBorders>
-              <w:top w:val="single" w:sz="1" w:space="0" w:color="B0B0B0"/>
-              <w:left w:val="single" w:sz="1" w:space="0" w:color="B0B0B0"/>
-              <w:bottom w:val="single" w:sz="1" w:space="0" w:color="B0B0B0"/>
-              <w:right w:val="single" w:sz="1" w:space="0" w:color="B0B0B0"/>
-            </w:tcBorders>
-            <w:shd w:val="clear" w:color="auto" w:fill="FFFFFF"/>
-            <w:tcMar>
-              <w:top w:w="80" w:type="dxa"/>
-              <w:left w:w="100" w:type="dxa"/>
-              <w:bottom w:w="80" w:type="dxa"/>
-              <w:right w:w="100" w:type="dxa"/>
-            </w:tcMar>
-          </w:tcPr>
-          <w:p>
-            <w:r>
-              <w:rPr>
-                <w:sz w:val="20"/>
-                <w:szCs w:val="20"/>
-              </w:rPr>
-              <w:t>Controlado (previa solicitud)</w:t>
-            </w:r>
-          </w:p>
-        </w:tc>
-        <w:tc>
-          <w:tcPr>
-            <w:tcW w:w="1500" w:type="dxa"/>
-            <w:tcBorders>
-              <w:top w:val="single" w:sz="1" w:space="0" w:color="B0B0B0"/>
-              <w:left w:val="single" w:sz="1" w:space="0" w:color="B0B0B0"/>
-              <w:bottom w:val="single" w:sz="1" w:space="0" w:color="B0B0B0"/>
-              <w:right w:val="single" w:sz="1" w:space="0" w:color="B0B0B0"/>
-            </w:tcBorders>
-            <w:shd w:val="clear" w:color="auto" w:fill="FFFFFF"/>
-            <w:tcMar>
-              <w:top w:w="80" w:type="dxa"/>
-              <w:left w:w="100" w:type="dxa"/>
-              <w:bottom w:w="80" w:type="dxa"/>
-              <w:right w:w="100" w:type="dxa"/>
-            </w:tcMar>
-          </w:tcPr>
-          <w:p>
-            <w:r>
-              <w:rPr>
-                <w:sz w:val="20"/>
-                <w:szCs w:val="20"/>
-              </w:rPr>
-              <w:t>Muy representativo; acceso más complejo para TFM</w:t>
+              <w:t>Muy representativo</w:t>
             </w:r>
           </w:p>
         </w:tc>
       </w:tr>
     </w:tbl>
-    <w:p>
-      <w:pPr>
-        <w:spacing w:after="120"/>
-      </w:pPr>
-    </w:p>
+    <w:p/>
     <w:p>
       <w:pPr>
         <w:spacing w:after="160"/>
-        <w:jc w:val="both"/>
-      </w:pPr>
-      <w:r>
-        <w:t>Para este TFM se propone la combinación TCGA (cohortes BRCA y LUAD/LUSC) + METABRIC como estrategia más viable, dado que ambos están disponibles de forma pública o semi-pública, están ampliamente documentados en la literatura y presentan solapamiento parci</w:t>
-      </w:r>
-      <w:r>
-        <w:t>al de variables que facilitará el análisis comparativo e integrado.</w:t>
-      </w:r>
-    </w:p>
-    <w:p>
-      <w:pPr>
-        <w:spacing w:after="120"/>
-      </w:pPr>
-    </w:p>
-    <w:p>
-      <w:pPr>
-        <w:pStyle w:val="Ttulo3"/>
-      </w:pPr>
-      <w:bookmarkStart w:id="7" w:name="_Toc222915340"/>
-      <w:r>
-        <w:t>1.1.7 Referencias científicas sugeridas</w:t>
-      </w:r>
-      <w:bookmarkEnd w:id="7"/>
-    </w:p>
-    <w:p>
-      <w:pPr>
-        <w:spacing w:after="160"/>
-        <w:jc w:val="both"/>
-      </w:pPr>
-      <w:r>
-        <w:t xml:space="preserve">A </w:t>
-      </w:r>
-      <w:r>
-        <w:t>continuación,</w:t>
-      </w:r>
-      <w:r>
-        <w:t xml:space="preserve"> se indican cinco referencias académicas fundamentales que sustentan el marco teórico y metodológico de este TFM</w:t>
-      </w:r>
-      <w:r>
-        <w:t>:</w:t>
-      </w:r>
-    </w:p>
-    <w:p>
-      <w:pPr>
-        <w:spacing w:after="120"/>
-        <w:ind w:left="360" w:hanging="360"/>
-        <w:rPr>
-          <w:color w:val="222222"/>
-          <w:sz w:val="20"/>
-          <w:szCs w:val="20"/>
-          <w:shd w:val="clear" w:color="auto" w:fill="FFFFFF"/>
-        </w:rPr>
-      </w:pPr>
-      <w:bookmarkStart w:id="8" w:name="_Toc222915341"/>
-      <w:r>
-        <w:t xml:space="preserve">[1] </w:t>
-      </w:r>
-      <w:r>
-        <w:tab/>
-      </w:r>
-      <w:r>
-        <w:rPr>
-          <w:color w:val="222222"/>
-          <w:sz w:val="20"/>
-          <w:szCs w:val="20"/>
-          <w:shd w:val="clear" w:color="auto" w:fill="FFFFFF"/>
-        </w:rPr>
-        <w:t>Bray, F., Laversanne, M., Sung, H., Ferlay, J., Siegel, R. L., Soerjomataram, I., &amp; Jemal, A. (2024). Global cancer statistics 2022: GLOBOCAN estimates of incidence and mortality worldwide for 36 cancers in 185 countries. </w:t>
-      </w:r>
-      <w:r>
-        <w:rPr>
-          <w:i/>
-          <w:iCs/>
-          <w:color w:val="222222"/>
-          <w:sz w:val="20"/>
-          <w:szCs w:val="20"/>
-          <w:shd w:val="clear" w:color="auto" w:fill="FFFFFF"/>
-        </w:rPr>
-        <w:t>CA: a cancer journal for clinicians</w:t>
-      </w:r>
-      <w:r>
-        <w:rPr>
-          <w:color w:val="222222"/>
-          <w:sz w:val="20"/>
-          <w:szCs w:val="20"/>
-          <w:shd w:val="clear" w:color="auto" w:fill="FFFFFF"/>
-        </w:rPr>
-        <w:t>, </w:t>
-      </w:r>
-      <w:r>
-        <w:rPr>
-          <w:i/>
-          <w:iCs/>
-          <w:color w:val="222222"/>
-          <w:sz w:val="20"/>
-          <w:szCs w:val="20"/>
-          <w:shd w:val="clear" w:color="auto" w:fill="FFFFFF"/>
-        </w:rPr>
-        <w:t>74</w:t>
-      </w:r>
-      <w:r>
-        <w:rPr>
-          <w:color w:val="222222"/>
-          <w:sz w:val="20"/>
-          <w:szCs w:val="20"/>
-          <w:shd w:val="clear" w:color="auto" w:fill="FFFFFF"/>
-        </w:rPr>
-        <w:t>(3), 229-263.</w:t>
-      </w:r>
-    </w:p>
-    <w:p>
-      <w:pPr>
-        <w:spacing w:after="120"/>
-        <w:ind w:left="360" w:hanging="360"/>
-        <w:rPr>
-          <w:color w:val="222222"/>
-          <w:sz w:val="20"/>
-          <w:szCs w:val="20"/>
-          <w:shd w:val="clear" w:color="auto" w:fill="FFFFFF"/>
-        </w:rPr>
-      </w:pPr>
-      <w:r>
-        <w:rPr>
-          <w:color w:val="222222"/>
-          <w:sz w:val="20"/>
-          <w:szCs w:val="20"/>
-          <w:shd w:val="clear" w:color="auto" w:fill="FFFFFF"/>
-        </w:rPr>
-        <w:t xml:space="preserve">[2] </w:t>
-      </w:r>
-      <w:hyperlink r:id="rId12" w:history="1">
-        <w:r>
-          <w:rPr>
-            <w:rStyle w:val="Hipervnculo"/>
-            <w:sz w:val="20"/>
-            <w:szCs w:val="20"/>
-            <w:shd w:val="clear" w:color="auto" w:fill="FFFFFF"/>
-          </w:rPr>
-          <w:t>https://www.ine.es/dyngs/Prensa/pEDCM2024.html</w:t>
-        </w:r>
-      </w:hyperlink>
-    </w:p>
-    <w:p>
-      <w:pPr>
-        <w:spacing w:after="120"/>
-        <w:ind w:left="360" w:hanging="360"/>
-        <w:rPr>
-          <w:color w:val="222222"/>
-          <w:sz w:val="20"/>
-          <w:szCs w:val="20"/>
-          <w:shd w:val="clear" w:color="auto" w:fill="FFFFFF"/>
-        </w:rPr>
-      </w:pPr>
-      <w:r>
-        <w:rPr>
-          <w:color w:val="222222"/>
-          <w:sz w:val="20"/>
-          <w:szCs w:val="20"/>
-          <w:shd w:val="clear" w:color="auto" w:fill="FFFFFF"/>
-        </w:rPr>
-        <w:t xml:space="preserve">[3] </w:t>
-      </w:r>
-      <w:r>
-        <w:rPr>
-          <w:color w:val="222222"/>
-          <w:sz w:val="20"/>
-          <w:szCs w:val="20"/>
-          <w:shd w:val="clear" w:color="auto" w:fill="FFFFFF"/>
-        </w:rPr>
-        <w:t>Urruticoechea, A., Alemany, R., Balart, J., Villanueva, A., Vinals, F., &amp; Capella, G. (2010). Recent advances in cancer therapy: an overview. </w:t>
-      </w:r>
-      <w:r>
-        <w:rPr>
-          <w:i/>
-          <w:iCs/>
-          <w:color w:val="222222"/>
-          <w:sz w:val="20"/>
-          <w:szCs w:val="20"/>
-          <w:shd w:val="clear" w:color="auto" w:fill="FFFFFF"/>
-        </w:rPr>
-        <w:t>Current pharmaceutical design</w:t>
-      </w:r>
-      <w:r>
-        <w:rPr>
-          <w:color w:val="222222"/>
-          <w:sz w:val="20"/>
-          <w:szCs w:val="20"/>
-          <w:shd w:val="clear" w:color="auto" w:fill="FFFFFF"/>
-        </w:rPr>
-        <w:t>, </w:t>
-      </w:r>
-      <w:r>
-        <w:rPr>
-          <w:i/>
-          <w:iCs/>
-          <w:color w:val="222222"/>
-          <w:sz w:val="20"/>
-          <w:szCs w:val="20"/>
-          <w:shd w:val="clear" w:color="auto" w:fill="FFFFFF"/>
-        </w:rPr>
-        <w:t>16</w:t>
-      </w:r>
-      <w:r>
-        <w:rPr>
-          <w:color w:val="222222"/>
-          <w:sz w:val="20"/>
-          <w:szCs w:val="20"/>
-          <w:shd w:val="clear" w:color="auto" w:fill="FFFFFF"/>
-        </w:rPr>
-        <w:t>(1), 3-10.</w:t>
-      </w:r>
-    </w:p>
-    <w:p>
-      <w:pPr>
-        <w:spacing w:after="120"/>
-        <w:ind w:left="360" w:hanging="360"/>
-        <w:rPr>
-          <w:color w:val="222222"/>
-          <w:sz w:val="20"/>
-          <w:szCs w:val="20"/>
-          <w:shd w:val="clear" w:color="auto" w:fill="FFFFFF"/>
-        </w:rPr>
-      </w:pPr>
-      <w:r>
-        <w:t xml:space="preserve">[5] </w:t>
-      </w:r>
-      <w:r>
-        <w:rPr>
-          <w:color w:val="222222"/>
-          <w:sz w:val="20"/>
-          <w:szCs w:val="20"/>
-          <w:shd w:val="clear" w:color="auto" w:fill="FFFFFF"/>
-        </w:rPr>
-        <w:t>Le-Rademacher, J., &amp; Wang, X. (2021). Time-to-event data: an overview and analysis considerations. </w:t>
-      </w:r>
-      <w:r>
-        <w:rPr>
-          <w:i/>
-          <w:iCs/>
-          <w:color w:val="222222"/>
-          <w:sz w:val="20"/>
-          <w:szCs w:val="20"/>
-          <w:shd w:val="clear" w:color="auto" w:fill="FFFFFF"/>
-        </w:rPr>
-        <w:t>Journal of Thoracic Oncology</w:t>
-      </w:r>
-      <w:r>
-        <w:rPr>
-          <w:color w:val="222222"/>
-          <w:sz w:val="20"/>
-          <w:szCs w:val="20"/>
-          <w:shd w:val="clear" w:color="auto" w:fill="FFFFFF"/>
-        </w:rPr>
-        <w:t>, </w:t>
-      </w:r>
-      <w:r>
-        <w:rPr>
-          <w:i/>
-          <w:iCs/>
-          <w:color w:val="222222"/>
-          <w:sz w:val="20"/>
-          <w:szCs w:val="20"/>
-          <w:shd w:val="clear" w:color="auto" w:fill="FFFFFF"/>
-        </w:rPr>
-        <w:t>16</w:t>
-      </w:r>
-      <w:r>
-        <w:rPr>
-          <w:color w:val="222222"/>
-          <w:sz w:val="20"/>
-          <w:szCs w:val="20"/>
-          <w:shd w:val="clear" w:color="auto" w:fill="FFFFFF"/>
-        </w:rPr>
-        <w:t>(7), 1067-1074.</w:t>
-      </w:r>
-    </w:p>
-    <w:p>
-      <w:pPr>
-        <w:spacing w:after="120"/>
-        <w:ind w:left="360" w:hanging="360"/>
-        <w:rPr>
-          <w:color w:val="222222"/>
-          <w:sz w:val="20"/>
-          <w:szCs w:val="20"/>
-          <w:shd w:val="clear" w:color="auto" w:fill="FFFFFF"/>
-        </w:rPr>
-      </w:pPr>
-      <w:r>
-        <w:t xml:space="preserve">[6] </w:t>
-      </w:r>
-      <w:r>
-        <w:rPr>
-          <w:color w:val="222222"/>
-          <w:sz w:val="20"/>
-          <w:szCs w:val="20"/>
-          <w:shd w:val="clear" w:color="auto" w:fill="FFFFFF"/>
-        </w:rPr>
-        <w:t>Usman, M., Dikko, H. G., Bala, S., &amp; Gulumbe, S. U. (2014). An application of Kaplan-Meier survival analysis using breast cancer data. </w:t>
-      </w:r>
-      <w:r>
-        <w:rPr>
-          <w:i/>
-          <w:iCs/>
-          <w:color w:val="222222"/>
-          <w:sz w:val="20"/>
-          <w:szCs w:val="20"/>
-          <w:shd w:val="clear" w:color="auto" w:fill="FFFFFF"/>
-        </w:rPr>
-        <w:t>Sub-Saharan African Journal of Medicine</w:t>
-      </w:r>
-      <w:r>
-        <w:rPr>
-          <w:color w:val="222222"/>
-          <w:sz w:val="20"/>
-          <w:szCs w:val="20"/>
-          <w:shd w:val="clear" w:color="auto" w:fill="FFFFFF"/>
-        </w:rPr>
-        <w:t>, </w:t>
-      </w:r>
-      <w:r>
-        <w:rPr>
-          <w:i/>
-          <w:iCs/>
-          <w:color w:val="222222"/>
-          <w:sz w:val="20"/>
-          <w:szCs w:val="20"/>
-          <w:shd w:val="clear" w:color="auto" w:fill="FFFFFF"/>
-        </w:rPr>
-        <w:t>1</w:t>
-      </w:r>
-      <w:r>
-        <w:rPr>
-          <w:color w:val="222222"/>
-          <w:sz w:val="20"/>
-          <w:szCs w:val="20"/>
-          <w:shd w:val="clear" w:color="auto" w:fill="FFFFFF"/>
-        </w:rPr>
-        <w:t>(3), 132-137.</w:t>
-      </w:r>
-    </w:p>
+      </w:pPr>
+      <w:r>
+        <w:t xml:space="preserve">Para este TFM se propone la combinación TCGA + METABRIC como estrategia más viable, dado que ambos están disponibles de forma pública o </w:t>
+      </w:r>
+      <w:r>
+        <w:t>semipública</w:t>
+      </w:r>
+      <w:r>
+        <w:t>, están ampliamente documentados en la literatura y presentan solapamiento parcial de variables que facilitará el análisis comparativo e integrado.</w:t>
+      </w:r>
+    </w:p>
+    <w:p/>
     <w:p>
       <w:pPr>
         <w:spacing w:after="80"/>
         <w:ind w:left="360" w:hanging="360"/>
-      </w:pPr>
-      <w:r>
-        <w:t xml:space="preserve">[7] </w:t>
-      </w:r>
-      <w:r>
-        <w:tab/>
-      </w:r>
-      <w:r>
-        <w:t>Kaplan, E. L. y Meier, P. (1958). «Nonparametric estimation from incomplete observations». Journal of the American Statistical Association, 53(282), 457-481. Contribución: Formulación del estimador no paramétrico de supervivencia que sigue siendo referencia universal en oncología clínica.</w:t>
-      </w:r>
+        <w:rPr>
+          <w:sz w:val="22"/>
+        </w:rPr>
+      </w:pPr>
+      <w:bookmarkStart w:id="7" w:name="_Toc222915341"/>
     </w:p>
     <w:p>
       <w:pPr>
         <w:spacing w:after="80"/>
         <w:ind w:left="360" w:hanging="360"/>
-      </w:pPr>
-      <w:r>
-        <w:t xml:space="preserve">[8] </w:t>
-      </w:r>
-      <w:r>
-        <w:tab/>
-      </w:r>
-      <w:r>
-        <w:t>Cox, D. R. (1972). «Regression models and life-tables». Journal of the Royal Statistical Society: Series B, 34(2), 187-220. Contribución: Definición del modelo de riesgos proporcionales semiparamétrico que permite ajustar covariables en estudios longitudinales.</w:t>
-      </w:r>
+        <w:rPr>
+          <w:sz w:val="22"/>
+        </w:rPr>
+      </w:pPr>
     </w:p>
     <w:p>
       <w:pPr>
         <w:spacing w:after="80"/>
         <w:ind w:left="360" w:hanging="360"/>
         <w:rPr>
-          <w:color w:val="222222"/>
-          <w:sz w:val="20"/>
-          <w:szCs w:val="20"/>
-          <w:shd w:val="clear" w:color="auto" w:fill="FFFFFF"/>
-        </w:rPr>
-      </w:pPr>
-      <w:r>
-        <w:t xml:space="preserve">[9] </w:t>
-      </w:r>
-      <w:r>
-        <w:rPr>
-          <w:color w:val="222222"/>
-          <w:sz w:val="20"/>
-          <w:szCs w:val="20"/>
-          <w:shd w:val="clear" w:color="auto" w:fill="FFFFFF"/>
-        </w:rPr>
-        <w:t>Molla, G., &amp; Bitew, M. (2025). The future of cancer diagnosis and treatment: Unlocking the power of biomarkers and personalized molecular-targeted therapies. </w:t>
-      </w:r>
-      <w:r>
-        <w:rPr>
-          <w:i/>
-          <w:iCs/>
-          <w:color w:val="222222"/>
-          <w:sz w:val="20"/>
-          <w:szCs w:val="20"/>
-          <w:shd w:val="clear" w:color="auto" w:fill="FFFFFF"/>
-        </w:rPr>
-        <w:t>Journal of Molecular Pathology</w:t>
-      </w:r>
-      <w:r>
-        <w:rPr>
-          <w:color w:val="222222"/>
-          <w:sz w:val="20"/>
-          <w:szCs w:val="20"/>
-          <w:shd w:val="clear" w:color="auto" w:fill="FFFFFF"/>
-        </w:rPr>
-        <w:t>, </w:t>
-      </w:r>
-      <w:r>
-        <w:rPr>
-          <w:i/>
-          <w:iCs/>
-          <w:color w:val="222222"/>
-          <w:sz w:val="20"/>
-          <w:szCs w:val="20"/>
-          <w:shd w:val="clear" w:color="auto" w:fill="FFFFFF"/>
-        </w:rPr>
-        <w:t>6</w:t>
-      </w:r>
-      <w:r>
-        <w:rPr>
-          <w:color w:val="222222"/>
-          <w:sz w:val="20"/>
-          <w:szCs w:val="20"/>
-          <w:shd w:val="clear" w:color="auto" w:fill="FFFFFF"/>
-        </w:rPr>
-        <w:t>(3), 20.</w:t>
-      </w:r>
+          <w:sz w:val="22"/>
+        </w:rPr>
+      </w:pPr>
     </w:p>
     <w:p>
       <w:pPr>
         <w:spacing w:after="80"/>
         <w:ind w:left="360" w:hanging="360"/>
         <w:rPr>
-          <w:color w:val="222222"/>
-          <w:sz w:val="20"/>
-          <w:szCs w:val="20"/>
-          <w:shd w:val="clear" w:color="auto" w:fill="FFFFFF"/>
-        </w:rPr>
-      </w:pPr>
-      <w:r>
-        <w:rPr>
-          <w:color w:val="222222"/>
-          <w:sz w:val="20"/>
-          <w:szCs w:val="20"/>
-          <w:shd w:val="clear" w:color="auto" w:fill="FFFFFF"/>
-        </w:rPr>
-        <w:t xml:space="preserve">[10] </w:t>
-      </w:r>
-      <w:r>
-        <w:rPr>
-          <w:color w:val="222222"/>
-          <w:sz w:val="20"/>
-          <w:szCs w:val="20"/>
-          <w:shd w:val="clear" w:color="auto" w:fill="FFFFFF"/>
-        </w:rPr>
-        <w:t>Orrantia-Borunda E, Anchondo-Nuñez P, Acuña-Aguilar LE,</w:t>
-      </w:r>
-      <w:r>
-        <w:rPr>
-          <w:color w:val="222222"/>
-          <w:sz w:val="20"/>
-          <w:szCs w:val="20"/>
-          <w:shd w:val="clear" w:color="auto" w:fill="FFFFFF"/>
-        </w:rPr>
-        <w:t xml:space="preserve"> </w:t>
-      </w:r>
-      <w:r>
-        <w:rPr>
-          <w:color w:val="222222"/>
-          <w:sz w:val="20"/>
-          <w:szCs w:val="20"/>
-          <w:shd w:val="clear" w:color="auto" w:fill="FFFFFF"/>
-        </w:rPr>
-        <w:t>Gómez-Valles FO, Ramírez-Valdespino CA. Subtypes of Breast Cancer. In: Mayrovitz HN.</w:t>
-      </w:r>
-      <w:r>
-        <w:rPr>
-          <w:color w:val="222222"/>
-          <w:sz w:val="20"/>
-          <w:szCs w:val="20"/>
-          <w:shd w:val="clear" w:color="auto" w:fill="FFFFFF"/>
-        </w:rPr>
-        <w:t xml:space="preserve"> </w:t>
-      </w:r>
-      <w:r>
-        <w:rPr>
-          <w:color w:val="222222"/>
-          <w:sz w:val="20"/>
-          <w:szCs w:val="20"/>
-          <w:shd w:val="clear" w:color="auto" w:fill="FFFFFF"/>
-        </w:rPr>
-        <w:t>editor. Breast Cancer. Brisbane (AU): Exon Publications. Online first 22 Jun 2022.</w:t>
-      </w:r>
-      <w:r>
-        <w:rPr>
-          <w:color w:val="222222"/>
-          <w:sz w:val="20"/>
-          <w:szCs w:val="20"/>
-          <w:shd w:val="clear" w:color="auto" w:fill="FFFFFF"/>
-        </w:rPr>
-        <w:t xml:space="preserve"> </w:t>
-      </w:r>
-      <w:hyperlink r:id="rId13" w:history="1">
-        <w:r>
-          <w:rPr>
-            <w:rStyle w:val="Hipervnculo"/>
-            <w:sz w:val="20"/>
-            <w:szCs w:val="20"/>
-            <w:shd w:val="clear" w:color="auto" w:fill="FFFFFF"/>
-          </w:rPr>
-          <w:t>https://doi.org/10.36255/exon-publications-breast-cancer-subtypes</w:t>
-        </w:r>
-      </w:hyperlink>
-      <w:r>
-        <w:rPr>
-          <w:color w:val="222222"/>
-          <w:sz w:val="20"/>
-          <w:szCs w:val="20"/>
-          <w:shd w:val="clear" w:color="auto" w:fill="FFFFFF"/>
-        </w:rPr>
-        <w:t>.</w:t>
-      </w:r>
+          <w:sz w:val="22"/>
+        </w:rPr>
+      </w:pPr>
     </w:p>
     <w:p>
       <w:pPr>
         <w:spacing w:after="80"/>
         <w:ind w:left="360" w:hanging="360"/>
         <w:rPr>
-          <w:color w:val="222222"/>
-          <w:sz w:val="20"/>
-          <w:szCs w:val="20"/>
-          <w:shd w:val="clear" w:color="auto" w:fill="FFFFFF"/>
-        </w:rPr>
-      </w:pPr>
-      <w:r>
-        <w:rPr>
-          <w:color w:val="222222"/>
-          <w:sz w:val="20"/>
-          <w:szCs w:val="20"/>
-          <w:shd w:val="clear" w:color="auto" w:fill="FFFFFF"/>
-        </w:rPr>
-        <w:t xml:space="preserve">[11] </w:t>
-      </w:r>
-      <w:r>
-        <w:rPr>
-          <w:color w:val="222222"/>
-          <w:sz w:val="20"/>
-          <w:szCs w:val="20"/>
-          <w:shd w:val="clear" w:color="auto" w:fill="FFFFFF"/>
-        </w:rPr>
-        <w:t>Cardarella, S., &amp; Johnson, B. E. (2013). The impact of genomic changes on treatment of lung cancer. </w:t>
-      </w:r>
-      <w:r>
-        <w:rPr>
-          <w:i/>
-          <w:iCs/>
-          <w:color w:val="222222"/>
-          <w:sz w:val="20"/>
-          <w:szCs w:val="20"/>
-          <w:shd w:val="clear" w:color="auto" w:fill="FFFFFF"/>
-        </w:rPr>
-        <w:t>American journal of respiratory and critical care medicine</w:t>
-      </w:r>
-      <w:r>
-        <w:rPr>
-          <w:color w:val="222222"/>
-          <w:sz w:val="20"/>
-          <w:szCs w:val="20"/>
-          <w:shd w:val="clear" w:color="auto" w:fill="FFFFFF"/>
-        </w:rPr>
-        <w:t>, </w:t>
-      </w:r>
-      <w:r>
-        <w:rPr>
-          <w:i/>
-          <w:iCs/>
-          <w:color w:val="222222"/>
-          <w:sz w:val="20"/>
-          <w:szCs w:val="20"/>
-          <w:shd w:val="clear" w:color="auto" w:fill="FFFFFF"/>
-        </w:rPr>
-        <w:t>188</w:t>
-      </w:r>
-      <w:r>
-        <w:rPr>
-          <w:color w:val="222222"/>
-          <w:sz w:val="20"/>
-          <w:szCs w:val="20"/>
-          <w:shd w:val="clear" w:color="auto" w:fill="FFFFFF"/>
-        </w:rPr>
-        <w:t>(7), 770-775.</w:t>
-      </w:r>
+          <w:sz w:val="22"/>
+        </w:rPr>
+      </w:pPr>
     </w:p>
     <w:p>
       <w:pPr>
         <w:spacing w:after="80"/>
         <w:ind w:left="360" w:hanging="360"/>
-      </w:pPr>
-      <w:r>
-        <w:rPr>
-          <w:color w:val="222222"/>
-          <w:sz w:val="20"/>
-          <w:szCs w:val="20"/>
-          <w:shd w:val="clear" w:color="auto" w:fill="FFFFFF"/>
-        </w:rPr>
-        <w:t xml:space="preserve">[12] </w:t>
-      </w:r>
-      <w:r>
-        <w:t xml:space="preserve">Tong, L., Mitchel, J., Chatlin, K., &amp; Wang, M. D. (2021). «Deep learning based feature-level integration of multi-omics data for accurate cancer prognosis prediction». </w:t>
-      </w:r>
-      <w:r>
-        <w:rPr>
-          <w:rStyle w:val="nfasis"/>
-        </w:rPr>
-        <w:t>Computers in Biology and Medicine</w:t>
-      </w:r>
-      <w:r>
-        <w:t>, 134, 104481.</w:t>
-      </w:r>
+        <w:rPr>
+          <w:sz w:val="22"/>
+        </w:rPr>
+      </w:pPr>
     </w:p>
     <w:p>
       <w:pPr>
         <w:spacing w:after="80"/>
         <w:ind w:left="360" w:hanging="360"/>
-      </w:pPr>
-      <w:r>
-        <w:t xml:space="preserve">[13] </w:t>
-      </w:r>
-      <w:r>
-        <w:t xml:space="preserve">Ma, S. &amp; Huang, J. (2015). «Combining multidimensional genomic measurements for predicting cancer prognosis: observations from TCGA». </w:t>
-      </w:r>
-      <w:r>
-        <w:rPr>
-          <w:rStyle w:val="nfasis"/>
-        </w:rPr>
-        <w:t>Briefings in Bioinformatics</w:t>
-      </w:r>
-      <w:r>
-        <w:t>, 16(2), 291–303.</w:t>
-      </w:r>
+        <w:rPr>
+          <w:sz w:val="22"/>
+        </w:rPr>
+      </w:pPr>
     </w:p>
     <w:p>
       <w:pPr>
         <w:spacing w:after="80"/>
         <w:ind w:left="360" w:hanging="360"/>
-      </w:pPr>
-      <w:r>
-        <w:t xml:space="preserve">[14] </w:t>
-      </w:r>
-      <w:r>
-        <w:t xml:space="preserve">Yousefi, M., et al. (2025). «Multi-omics prognostic marker discovery and survival modelling: a case study on multi-cancer survival analysis of women's specific tumours». </w:t>
-      </w:r>
-      <w:r>
-        <w:rPr>
-          <w:rStyle w:val="nfasis"/>
-        </w:rPr>
-        <w:t>Scientific Reports</w:t>
-      </w:r>
-      <w:r>
-        <w:t>, 15, 36182.</w:t>
-      </w:r>
+        <w:rPr>
+          <w:sz w:val="22"/>
+        </w:rPr>
+      </w:pPr>
     </w:p>
     <w:p>
       <w:pPr>
         <w:spacing w:after="80"/>
         <w:ind w:left="360" w:hanging="360"/>
-      </w:pPr>
-      <w:r>
-        <w:t xml:space="preserve">[15] </w:t>
-      </w:r>
-      <w:r>
-        <w:t xml:space="preserve">Steyerberg, E. W. &amp; Harrell, F. E. (2021). «External validation of prognostic models: what, why, how, when and where?». </w:t>
-      </w:r>
-      <w:r>
-        <w:rPr>
-          <w:rStyle w:val="nfasis"/>
-        </w:rPr>
-        <w:t>Clinical Kidney Journal</w:t>
-      </w:r>
-      <w:r>
-        <w:t>, 14(1), 49–58.</w:t>
-      </w:r>
+        <w:rPr>
+          <w:sz w:val="22"/>
+        </w:rPr>
+      </w:pPr>
     </w:p>
     <w:p>
       <w:pPr>
         <w:spacing w:after="80"/>
         <w:ind w:left="360" w:hanging="360"/>
-      </w:pPr>
-      <w:r>
-        <w:t xml:space="preserve">[16] </w:t>
-      </w:r>
-      <w:r>
-        <w:t>Meng, X. et al. (2021). «Predicting breast cancer 5-year survival using machine learning: A systematic review». PLOS ONE, 16(4), e0250370.</w:t>
-      </w:r>
+        <w:rPr>
+          <w:sz w:val="22"/>
+        </w:rPr>
+      </w:pPr>
     </w:p>
     <w:p>
       <w:pPr>
         <w:spacing w:after="80"/>
         <w:ind w:left="360" w:hanging="360"/>
-      </w:pPr>
-      <w:r>
-        <w:t xml:space="preserve">[17] </w:t>
-      </w:r>
-      <w:r>
-        <w:t>Ullah, I. et al. (2025). «Explainable AI in Clinical Decision Support Systems: A Meta-Analysis of Methods, Applications, and Usability Challenges».</w:t>
-      </w:r>
+        <w:rPr>
+          <w:sz w:val="22"/>
+        </w:rPr>
+      </w:pPr>
     </w:p>
     <w:p>
       <w:pPr>
         <w:spacing w:after="80"/>
         <w:ind w:left="360" w:hanging="360"/>
-      </w:pPr>
-      <w:r>
-        <w:lastRenderedPageBreak/>
-        <w:t xml:space="preserve">[18] </w:t>
-      </w:r>
-      <w:r>
-        <w:t>Shaheen, S. et al. (2025). «A review on multi-omics integration for aiding study design of large scale TCGA cancer datasets». PMC.</w:t>
-      </w:r>
+        <w:rPr>
+          <w:sz w:val="22"/>
+        </w:rPr>
+      </w:pPr>
     </w:p>
     <w:p>
       <w:pPr>
         <w:spacing w:after="80"/>
         <w:ind w:left="360" w:hanging="360"/>
-      </w:pPr>
-      <w:r>
-        <w:t xml:space="preserve">[19] </w:t>
-      </w:r>
-      <w:r>
-        <w:t>Argelaguet, R. et al. (2018). «Molecular characterization of breast and lung tumors by integration of multiple data types with functional sparse-factor analysis». PMC.</w:t>
-      </w:r>
+        <w:rPr>
+          <w:sz w:val="22"/>
+        </w:rPr>
+      </w:pPr>
+    </w:p>
+    <w:p>
+      <w:pPr>
+        <w:spacing w:after="80"/>
+        <w:ind w:left="360" w:hanging="360"/>
+        <w:rPr>
+          <w:sz w:val="22"/>
+        </w:rPr>
+      </w:pPr>
+    </w:p>
+    <w:p>
+      <w:pPr>
+        <w:spacing w:after="80"/>
+        <w:ind w:left="360" w:hanging="360"/>
+        <w:rPr>
+          <w:sz w:val="22"/>
+        </w:rPr>
+      </w:pPr>
+    </w:p>
+    <w:p>
+      <w:pPr>
+        <w:spacing w:after="80"/>
+        <w:ind w:left="360" w:hanging="360"/>
+        <w:rPr>
+          <w:sz w:val="22"/>
+        </w:rPr>
+      </w:pPr>
+    </w:p>
+    <w:p>
+      <w:pPr>
+        <w:spacing w:after="80"/>
+        <w:ind w:left="360" w:hanging="360"/>
+        <w:rPr>
+          <w:sz w:val="22"/>
+        </w:rPr>
+      </w:pPr>
+    </w:p>
+    <w:p>
+      <w:pPr>
+        <w:spacing w:after="80"/>
+        <w:ind w:left="360" w:hanging="360"/>
+        <w:rPr>
+          <w:sz w:val="22"/>
+        </w:rPr>
+      </w:pPr>
+    </w:p>
+    <w:p>
+      <w:pPr>
+        <w:spacing w:after="80"/>
+        <w:ind w:left="360" w:hanging="360"/>
+        <w:rPr>
+          <w:sz w:val="22"/>
+        </w:rPr>
+      </w:pPr>
+    </w:p>
+    <w:p>
+      <w:pPr>
+        <w:spacing w:after="80"/>
+        <w:ind w:left="360" w:hanging="360"/>
+        <w:rPr>
+          <w:sz w:val="22"/>
+        </w:rPr>
+      </w:pPr>
+    </w:p>
+    <w:p>
+      <w:pPr>
+        <w:spacing w:after="80"/>
+        <w:ind w:left="360" w:hanging="360"/>
+        <w:rPr>
+          <w:sz w:val="22"/>
+        </w:rPr>
+      </w:pPr>
+    </w:p>
+    <w:p>
+      <w:pPr>
+        <w:spacing w:after="80"/>
+        <w:ind w:left="360" w:hanging="360"/>
+        <w:rPr>
+          <w:sz w:val="22"/>
+        </w:rPr>
+      </w:pPr>
+    </w:p>
+    <w:p>
+      <w:pPr>
+        <w:spacing w:after="80"/>
+        <w:ind w:left="360" w:hanging="360"/>
+        <w:rPr>
+          <w:sz w:val="22"/>
+        </w:rPr>
+      </w:pPr>
     </w:p>
     <w:p>
       <w:pPr>
         <w:pStyle w:val="Ttulo2"/>
       </w:pPr>
       <w:r>
-        <w:t>1</w:t>
-      </w:r>
-      <w:r>
-        <w:t>.2 Objetivos del trabajo</w:t>
+        <w:lastRenderedPageBreak/>
+        <w:t>1.2 Objetivos del trabajo</w:t>
+      </w:r>
+      <w:bookmarkEnd w:id="7"/>
+    </w:p>
+    <w:p>
+      <w:pPr>
+        <w:pStyle w:val="Ttulo3"/>
+      </w:pPr>
+      <w:bookmarkStart w:id="8" w:name="_Toc222915342"/>
+      <w:r>
+        <w:t>Objetivo general</w:t>
       </w:r>
       <w:bookmarkEnd w:id="8"/>
     </w:p>
     <w:p>
       <w:pPr>
+        <w:spacing w:after="160"/>
+      </w:pPr>
+      <w:r>
+        <w:t>Desarrollar, comparar y validar modelos de análisis de supervivencia basados en datos genómicos para la predicción del pronóstico oncológico en cáncer de mama y cáncer de pulmón, utilizando dos cohortes independientes (TCGA y METABRIC), con el fin de identificar las metodologías con mayor capacidad predictiva y generalización.</w:t>
+      </w:r>
+    </w:p>
+    <w:p/>
+    <w:p>
+      <w:pPr>
         <w:pStyle w:val="Ttulo3"/>
       </w:pPr>
-      <w:bookmarkStart w:id="9" w:name="_Toc222915342"/>
-      <w:r>
-        <w:t>Objetivo general</w:t>
+      <w:bookmarkStart w:id="9" w:name="_Toc222915343"/>
+      <w:r>
+        <w:t>Objetivos específicos</w:t>
       </w:r>
       <w:bookmarkEnd w:id="9"/>
-    </w:p>
-    <w:p>
-      <w:pPr>
-        <w:spacing w:after="160"/>
-        <w:jc w:val="both"/>
-      </w:pPr>
-      <w:r>
-        <w:t>Desarrollar, comparar y validar modelos de análisis de supervivencia basados en datos genómicos para la predicción del pronóstico oncológico en cáncer de mama y cáncer de pulmón, utilizando dos cohortes independientes (TCGA y METABRIC), co</w:t>
-      </w:r>
-      <w:r>
-        <w:t>n el fin de identificar las metodologías con mayor capacidad predictiva y generalización.</w:t>
-      </w:r>
-    </w:p>
-    <w:p>
-      <w:pPr>
-        <w:spacing w:after="120"/>
-      </w:pPr>
-    </w:p>
-    <w:p>
-      <w:pPr>
-        <w:pStyle w:val="Ttulo3"/>
-      </w:pPr>
-      <w:bookmarkStart w:id="10" w:name="_Toc222915343"/>
-      <w:r>
-        <w:t>Objetivos específicos</w:t>
-      </w:r>
-      <w:bookmarkEnd w:id="10"/>
     </w:p>
     <w:p>
       <w:pPr>
@@ -8270,10 +7119,7 @@
         <w:spacing w:after="80"/>
       </w:pPr>
       <w:r>
-        <w:t>Realizar una revisión sistemática del estado del arte en análisis de supervivencia oncológica con datos genómicos, identificando los modelos má</w:t>
-      </w:r>
-      <w:r>
-        <w:t>s utilizados, sus fundamentos teóricos y sus limitaciones metodológicas documentadas.</w:t>
+        <w:t>Realizar una revisión sistemática del estado del arte en análisis de supervivencia oncológica con datos genómicos, identificando los modelos más utilizados, sus fundamentos teóricos y sus limitaciones metodológicas documentadas.</w:t>
       </w:r>
     </w:p>
     <w:p>
@@ -8286,10 +7132,7 @@
         <w:spacing w:after="80"/>
       </w:pPr>
       <w:r>
-        <w:t>Adquirir, preprocesar e integrar los datos genómicos y clínicos procedentes de las cohortes TCGA-BRCA, TCGA-LUAD/LUSC y METABRIC, garantizando la calidad, coherencia y tr</w:t>
-      </w:r>
-      <w:r>
-        <w:t>azabilidad del proceso de preparación de datos.</w:t>
+        <w:t>Adquirir, preprocesar e integrar los datos genómicos y clínicos procedentes de las cohortes TCGA-BRCA, TCGA-LUAD/LUSC y METABRIC, garantizando la calidad, coherencia y trazabilidad del proceso de preparación de datos.</w:t>
       </w:r>
     </w:p>
     <w:p>
@@ -8302,10 +7145,19 @@
         <w:spacing w:after="80"/>
       </w:pPr>
       <w:r>
-        <w:t>Implementar y entrenar al menos cuatro modelos de análisis de supervivencia —Kaplan-Meier, regresión de Cox, Random Survival Forest y DeepSurv— sobre los datos de entrenamiento, documentando los hiperparámetr</w:t>
-      </w:r>
-      <w:r>
-        <w:t>os y decisiones de diseño adoptadas.</w:t>
+        <w:t xml:space="preserve">Implementar y entrenar al menos cuatro modelos de análisis de supervivencia </w:t>
+      </w:r>
+      <w:r>
+        <w:t>(</w:t>
+      </w:r>
+      <w:r>
+        <w:t>Kaplan-Meier, regresión de Cox, Random Survival Forest y DeepSurv</w:t>
+      </w:r>
+      <w:r>
+        <w:t>)</w:t>
+      </w:r>
+      <w:r>
+        <w:t xml:space="preserve"> sobre los datos de entrenamiento, documentando los hiperparámetros y decisiones de diseño adoptadas.</w:t>
       </w:r>
     </w:p>
     <w:p>
@@ -8318,10 +7170,7 @@
         <w:spacing w:after="80"/>
       </w:pPr>
       <w:r>
-        <w:t>Evaluar y comparar el rendimiento de los modelos implementados mediante métricas estándar de supervivencia (C-index, Brier Score y log-rank test), aplicando validación cruzada k-fold para estimar la varianza del rendimi</w:t>
-      </w:r>
-      <w:r>
-        <w:t>ento y detectar posibles sobreajustes.</w:t>
+        <w:t>Evaluar y comparar el rendimiento de los modelos implementados mediante métricas estándar de supervivencia (C-index, Brier Score y log-rank test), aplicando validación cruzada k-fold para estimar la varianza del rendimiento y detectar posibles sobreajustes.</w:t>
       </w:r>
     </w:p>
     <w:p>
@@ -8334,10 +7183,7 @@
         <w:spacing w:after="80"/>
       </w:pPr>
       <w:r>
-        <w:t>Identificar y analizar los factores genómicos con mayor relevancia predictiva en cada modelo y tipo de cáncer, utilizando técnicas de interpretabilidad como importancia de variables (Random Forest) o coeficientes de C</w:t>
-      </w:r>
-      <w:r>
-        <w:t>ox, y contrastar los resultados con la literatura científica disponible.</w:t>
+        <w:t>Identificar y analizar los factores genómicos con mayor relevancia predictiva en cada modelo y tipo de cáncer, utilizando técnicas de interpretabilidad como importancia de variables (Random Forest) o coeficientes de Cox, y contrastar los resultados con la literatura científica disponible.</w:t>
       </w:r>
     </w:p>
     <w:p>
@@ -8350,10 +7196,7 @@
         <w:spacing w:after="80"/>
       </w:pPr>
       <w:r>
-        <w:t>Realizar un análisis comparativo entre los resultados obtenidos en TCGA y METABRIC, evaluando la transferibilidad y robustez de los modelos entrenados en una cohorte y validados en ot</w:t>
-      </w:r>
-      <w:r>
-        <w:t>ra.</w:t>
+        <w:t>Realizar un análisis comparativo entre los resultados obtenidos en TCGA y METABRIC, evaluando la transferibilidad y robustez de los modelos entrenados en una cohorte y validados en otra.</w:t>
       </w:r>
     </w:p>
     <w:p>
@@ -8379,17 +7222,10 @@
         <w:spacing w:after="80"/>
       </w:pPr>
       <w:r>
-        <w:t xml:space="preserve">Reflexionar críticamente sobre las limitaciones del </w:t>
-      </w:r>
-      <w:r>
-        <w:t>trabajo, el impacto ético del uso de datos genéticos y las líneas de investigación futura que pueden derivarse de los hallazgos obtenidos.</w:t>
-      </w:r>
-    </w:p>
-    <w:p>
-      <w:pPr>
-        <w:spacing w:after="120"/>
-      </w:pPr>
-    </w:p>
+        <w:t>Reflexionar críticamente sobre las limitaciones del trabajo, el impacto ético del uso de datos genéticos y las líneas de investigación futura que pueden derivarse de los hallazgos obtenidos.</w:t>
+      </w:r>
+    </w:p>
+    <w:p/>
     <w:p>
       <w:r>
         <w:br w:type="page"/>
@@ -8399,222 +7235,159 @@
       <w:pPr>
         <w:pStyle w:val="Ttulo2"/>
       </w:pPr>
-      <w:bookmarkStart w:id="11" w:name="_Toc222915344"/>
+      <w:bookmarkStart w:id="10" w:name="_Toc222915344"/>
       <w:r>
         <w:lastRenderedPageBreak/>
         <w:t>1.3 Impacto en sostenibilidad, ético-social y diversidad</w:t>
       </w:r>
+      <w:bookmarkEnd w:id="10"/>
+    </w:p>
+    <w:p>
+      <w:pPr>
+        <w:pStyle w:val="Ttulo3"/>
+      </w:pPr>
+      <w:bookmarkStart w:id="11" w:name="_Toc222915345"/>
+      <w:r>
+        <w:t>1.3.1 Impacto ético del uso de datos genéticos</w:t>
+      </w:r>
       <w:bookmarkEnd w:id="11"/>
     </w:p>
     <w:p>
       <w:pPr>
+        <w:spacing w:after="160"/>
+      </w:pPr>
+      <w:r>
+        <w:t xml:space="preserve">El uso de datos genómicos en investigación biomédica plantea desafíos éticos de especial envergadura. A diferencia de los datos clínicos convencionales, los datos genéticos son inherentemente únicos y en principio irrevocablemente vinculados al individuo. Su análisis puede revelar información sensible no solo sobre el sujeto directamente estudiado, sino también sobre sus familiares biológicos, lo que amplía el perímetro de privacidad afectado más allá del paciente individual. En el contexto de un TFM basado exclusivamente en </w:t>
+      </w:r>
+      <w:r>
+        <w:t>conjuntos de datos</w:t>
+      </w:r>
+      <w:r>
+        <w:t xml:space="preserve"> públicos y previamente anonimizados, estos riesgos se minimizan, pero no desaparecen por completo.</w:t>
+      </w:r>
+    </w:p>
+    <w:p>
+      <w:pPr>
+        <w:spacing w:after="160"/>
+      </w:pPr>
+      <w:r>
+        <w:t xml:space="preserve">En particular, es relevante considerar el riesgo de reidentificación: la combinación de datos genómicos con variables fenotípicas o clínicas puede, en ciertos contextos, permitir identificar a individuos específicos incluso cuando los identificadores directos han sido eliminados. Estudios como el de </w:t>
+      </w:r>
+      <w:r>
+        <w:t xml:space="preserve">[20] </w:t>
+      </w:r>
+      <w:r>
+        <w:t>han demostrado que la reidentificación de sujetos a partir de datos genómicos supuestamente anónimos es técnicamente posible, lo que subraya la necesidad de adoptar medidas adicionales de protección más allá de la simple eliminación de campos identificadores.</w:t>
+      </w:r>
+    </w:p>
+    <w:p/>
+    <w:p>
+      <w:pPr>
         <w:pStyle w:val="Ttulo3"/>
       </w:pPr>
-      <w:bookmarkStart w:id="12" w:name="_Toc222915345"/>
-      <w:r>
-        <w:t>1.3.1 Impacto ético del uso de datos genéticos</w:t>
+      <w:bookmarkStart w:id="12" w:name="_Toc222915346"/>
+      <w:r>
+        <w:t>1.3.2 Protección de datos y privacidad</w:t>
       </w:r>
       <w:bookmarkEnd w:id="12"/>
     </w:p>
     <w:p>
       <w:pPr>
         <w:spacing w:after="160"/>
-        <w:jc w:val="both"/>
-      </w:pPr>
-      <w:r>
-        <w:t xml:space="preserve">El uso de </w:t>
-      </w:r>
-      <w:r>
-        <w:t>datos genómicos en investigación biomédica plantea desafíos éticos de especial envergadura. A diferencia de los datos clínicos convencionales, los datos genéticos son inherentemente únicos y en principio irrevocablemente vinculados al individuo. Su análisi</w:t>
-      </w:r>
-      <w:r>
-        <w:t>s puede revelar información sensible no solo sobre el sujeto directamente estudiado, sino también sobre sus familiares biológicos, lo que amplía el perímetro de privacidad afectado más allá del paciente individual. En el contexto de un TFM basado exclusiva</w:t>
-      </w:r>
-      <w:r>
-        <w:t>mente en datasets públicos y previamente anonimizados, estos riesgos se minimizan, pero no desaparecen por completo.</w:t>
-      </w:r>
-    </w:p>
-    <w:p>
-      <w:pPr>
-        <w:spacing w:after="120"/>
-      </w:pPr>
+      </w:pPr>
+      <w:r>
+        <w:t>El presente trabajo se realizará íntegramente sobre datos de acceso público o de acceso controlado previamente concedido por las instituciones custodias (en el caso de datos de acceso controlado en GDC). En ningún caso se recopilarán, procesarán ni almacenarán datos de pacientes de forma directa. No obstante, se seguirán estrictamente los principios del Reglamento General de Protección de Datos (RGPD, Reglamento UE 2016/679) y las directrices de la Ley Orgánica 3/2018 de Protección de Datos Personales y Garantía de los Derechos Digitales (LOPDGDD).</w:t>
+      </w:r>
+    </w:p>
+    <w:p/>
+    <w:p>
+      <w:pPr>
+        <w:pStyle w:val="Ttulo3"/>
+      </w:pPr>
+      <w:bookmarkStart w:id="13" w:name="_Toc222915347"/>
+      <w:r>
+        <w:t xml:space="preserve">1.3.3 Sesgos en </w:t>
+      </w:r>
+      <w:r>
+        <w:t>conjuntos de datos</w:t>
+      </w:r>
+      <w:r>
+        <w:t xml:space="preserve"> biomédicos y equidad sanitaria</w:t>
+      </w:r>
+      <w:bookmarkEnd w:id="13"/>
     </w:p>
     <w:p>
       <w:pPr>
         <w:spacing w:after="160"/>
-        <w:jc w:val="both"/>
-      </w:pPr>
-      <w:r>
-        <w:t>En particular, es relevante considerar el riesgo de reidentificación: la combinación de datos genómicos con variables fenotípicas o clínic</w:t>
-      </w:r>
-      <w:r>
-        <w:t>as puede, en ciertos contextos, permitir identificar a individuos específicos incluso cuando los identificadores directos han sido eliminados. Estudios como el de Gymrek et al. (2013) han demostrado que la reidentificación de sujetos a partir de datos genó</w:t>
-      </w:r>
-      <w:r>
-        <w:t>micos supuestamente anónimos es técnicamente posible, lo que subraya la necesidad de adoptar medidas adicionales de protección más allá de la simple eliminación de campos identificadores.</w:t>
-      </w:r>
-    </w:p>
-    <w:p>
-      <w:pPr>
-        <w:spacing w:after="120"/>
-      </w:pPr>
-    </w:p>
+      </w:pPr>
+      <w:r>
+        <w:t>Una limitación estructural relevante en los grandes repositorios genómicos públicos es la sobrerrepresentación de poblaciones de ancestría europea en detrimento de otras etnias. Los conjuntos de datos TCGA y METABRIC, aunque de gran valor científico, presentan esta característica. Esta falta de diversidad poblacional puede introducir sesgos en los modelos entrenados, cuya capacidad predictiva puede no generalizarse adecuadamente a pacientes de otras ancestrías. Este sesgo tiene implicaciones directas en la equidad sanitaria: si los modelos de predicción pronóstica son menos fiables para ciertas poblaciones, su adopción clínica puede acentuar las desigualdades en el acceso a un diagnóstico y tratamiento precisos.</w:t>
+      </w:r>
+    </w:p>
+    <w:p>
+      <w:pPr>
+        <w:spacing w:after="160"/>
+      </w:pPr>
+      <w:r>
+        <w:t xml:space="preserve">En el marco de este TFM se abordará esta limitación de forma explícita, documentando la composición étnica de los </w:t>
+      </w:r>
+      <w:r>
+        <w:t>conjuntos de datos</w:t>
+      </w:r>
+      <w:r>
+        <w:t xml:space="preserve"> utilizados y discutiendo el alcance de los resultados en función de esta característica. </w:t>
+      </w:r>
+    </w:p>
+    <w:p/>
     <w:p>
       <w:pPr>
         <w:pStyle w:val="Ttulo3"/>
       </w:pPr>
-      <w:bookmarkStart w:id="13" w:name="_Toc222915346"/>
-      <w:r>
-        <w:t>1.3.2 Protección de datos y privacidad</w:t>
-      </w:r>
-      <w:bookmarkEnd w:id="13"/>
-    </w:p>
-    <w:p>
-      <w:pPr>
-        <w:spacing w:after="160"/>
-        <w:jc w:val="both"/>
-      </w:pPr>
-      <w:r>
-        <w:t>El presente trabajo se realizará íntegramente sobre datos de acceso público o de acceso controlado previamente concedido por las instituciones custodias (en el caso de datos de acceso controlado en GDC). En ningún cas</w:t>
-      </w:r>
-      <w:r>
-        <w:t xml:space="preserve">o se recopilarán, procesarán ni almacenarán datos de pacientes de forma directa. No obstante, se seguirán estrictamente los principios del Reglamento General de Protección de Datos (RGPD, Reglamento UE 2016/679) y las directrices de la Ley Orgánica 3/2018 </w:t>
-      </w:r>
-      <w:r>
-        <w:t>de Protección de Datos Personales y Garantía de los Derechos Digitales (LOPDGDD).</w:t>
-      </w:r>
-    </w:p>
-    <w:p>
-      <w:pPr>
-        <w:spacing w:after="120"/>
-      </w:pPr>
-    </w:p>
-    <w:p>
-      <w:pPr>
-        <w:pStyle w:val="Ttulo3"/>
-      </w:pPr>
-      <w:bookmarkStart w:id="14" w:name="_Toc222915347"/>
-      <w:r>
-        <w:t>1.3.3 Sesgos en datasets biomédicos y equidad sanitaria</w:t>
-      </w:r>
-      <w:bookmarkEnd w:id="14"/>
-    </w:p>
-    <w:p>
-      <w:pPr>
-        <w:spacing w:after="160"/>
-        <w:jc w:val="both"/>
-      </w:pPr>
-      <w:r>
-        <w:t>Una limitación estructural relevante en los grandes repositorios genómicos públicos es la sobrerrepresentación de pob</w:t>
-      </w:r>
-      <w:r>
-        <w:t>laciones de ancestría europea en detrimento de otras etnias. Los conjuntos de datos TCGA y METABRIC, aunque de gran valor científico, presentan esta característica. Esta falta de diversidad poblacional puede introducir sesgos en los modelos entrenados, cuy</w:t>
-      </w:r>
-      <w:r>
-        <w:t>a capacidad predictiva puede no generalizarse adecuadamente a pacientes de otras ancestrías. Este sesgo tiene implicaciones directas en la equidad sanitaria: si los modelos de predicción pronóstica son menos fiables para ciertas poblaciones, su adopción cl</w:t>
-      </w:r>
-      <w:r>
-        <w:t>ínica puede acentuar las desigualdades en el acceso a un diagnóstico y tratamiento precisos.</w:t>
-      </w:r>
-    </w:p>
-    <w:p>
-      <w:pPr>
-        <w:spacing w:after="120"/>
-      </w:pPr>
-    </w:p>
-    <w:p>
-      <w:pPr>
-        <w:spacing w:after="160"/>
-        <w:jc w:val="both"/>
-      </w:pPr>
-      <w:r>
-        <w:t xml:space="preserve">En el marco de este TFM se abordará esta limitación de forma explícita, documentando la composición étnica de los datasets utilizados y discutiendo el alcance de </w:t>
-      </w:r>
-      <w:r>
-        <w:t xml:space="preserve">los resultados en función de esta característica. Se recomienda que trabajos futuros incorporen cohortes con mayor diversidad poblacional, como las disponibles en el African Cancer Registry Network (AFCRN) o en iniciativas más recientes del NCI orientadas </w:t>
-      </w:r>
-      <w:r>
-        <w:t>a la diversidad en investigación genómica oncológica.</w:t>
-      </w:r>
-    </w:p>
-    <w:p>
-      <w:pPr>
-        <w:spacing w:after="120"/>
-      </w:pPr>
-    </w:p>
-    <w:p>
-      <w:pPr>
-        <w:pStyle w:val="Ttulo3"/>
-      </w:pPr>
-      <w:bookmarkStart w:id="15" w:name="_Toc222915348"/>
+      <w:bookmarkStart w:id="14" w:name="_Toc222915348"/>
       <w:r>
         <w:lastRenderedPageBreak/>
         <w:t>1.3.4 Relevancia social del trabajo</w:t>
       </w:r>
+      <w:bookmarkEnd w:id="14"/>
+    </w:p>
+    <w:p>
+      <w:pPr>
+        <w:spacing w:after="160"/>
+      </w:pPr>
+      <w:r>
+        <w:t>El desarrollo de herramientas de predicción de supervivencia oncológica con base genómica tiene un impacto social potencialmente elevado. En el corto plazo, puede contribuir a una mejor estratificación del riesgo en el momento del diagnóstico, facilitando la personalización de los tratamientos y la priorización de recursos en sistemas de salud con capacidad limitada. En el medio y largo plazo, el avance en este campo puede contribuir a reducir la mortalidad por cáncer mediante una detección más temprana de perfiles de alto riesgo y una selección más precisa de las intervenciones terapéuticas.</w:t>
+      </w:r>
+    </w:p>
+    <w:p>
+      <w:pPr>
+        <w:spacing w:after="160"/>
+      </w:pPr>
+      <w:r>
+        <w:t>Desde el punto de vista de la sostenibilidad, el trabajo tiene un impacto ambiental limitado al uso de recursos computacionales en la nube o en infraestructura universitaria. No obstante, se contempla la optimización del consumo computacional mediante el uso eficiente de algoritmos y la reutilización de representaciones intermedias de datos (embeddings, preprocesados cacheados).</w:t>
+      </w:r>
+    </w:p>
+    <w:p/>
+    <w:p>
+      <w:pPr>
+        <w:pStyle w:val="Ttulo3"/>
+      </w:pPr>
+      <w:bookmarkStart w:id="15" w:name="_Toc222915349"/>
+      <w:r>
+        <w:t>1.3.5 Protocolo ético y protección de datos</w:t>
+      </w:r>
       <w:bookmarkEnd w:id="15"/>
     </w:p>
     <w:p>
-      <w:pPr>
-        <w:spacing w:after="160"/>
-        <w:jc w:val="both"/>
-      </w:pPr>
-      <w:r>
-        <w:t>El desarrollo de herramientas de predicción de supervivencia oncológica con base genómica tiene un impacto social potencialmente elevado. En el corto plazo, puede co</w:t>
-      </w:r>
-      <w:r>
-        <w:t xml:space="preserve">ntribuir a una mejor estratificación del riesgo en el momento del diagnóstico, facilitando la personalización de los tratamientos y la priorización de recursos en sistemas de salud con capacidad limitada. En el medio y largo plazo, el avance en este campo </w:t>
-      </w:r>
-      <w:r>
-        <w:t>puede contribuir a reducir la mortalidad por cáncer mediante una detección más temprana de perfiles de alto riesgo y una selección más precisa de las intervenciones terapéuticas.</w:t>
-      </w:r>
-    </w:p>
-    <w:p>
-      <w:pPr>
-        <w:spacing w:after="120"/>
-      </w:pPr>
-    </w:p>
-    <w:p>
-      <w:pPr>
-        <w:spacing w:after="160"/>
-        <w:jc w:val="both"/>
-      </w:pPr>
-      <w:r>
-        <w:t>Desde el punto de vista de la sostenibilidad, el trabajo tiene un impacto am</w:t>
-      </w:r>
-      <w:r>
-        <w:t>biental limitado al uso de recursos computacionales en la nube o en infraestructura universitaria. No obstante, se contempla la optimización del consumo computacional mediante el uso eficiente de algoritmos y la reutilización de representaciones intermedia</w:t>
-      </w:r>
-      <w:r>
-        <w:t>s de datos (embeddings, preprocesados cacheados).</w:t>
-      </w:r>
-    </w:p>
-    <w:p>
-      <w:pPr>
-        <w:spacing w:after="120"/>
-      </w:pPr>
-    </w:p>
-    <w:p>
-      <w:pPr>
-        <w:pStyle w:val="Ttulo3"/>
-      </w:pPr>
-      <w:bookmarkStart w:id="16" w:name="_Toc222915349"/>
-      <w:r>
-        <w:t>1.3.5 Protocolo ético y protección de datos</w:t>
-      </w:r>
-      <w:bookmarkEnd w:id="16"/>
-    </w:p>
-    <w:p>
-      <w:pPr>
-        <w:spacing w:after="160"/>
-        <w:jc w:val="both"/>
-      </w:pPr>
       <w:r>
         <w:t>El protocolo ético del presente TFM se basa en los siguientes principios y medidas concretas:</w:t>
       </w:r>
     </w:p>
     <w:p>
       <w:pPr>
-        <w:spacing w:after="120"/>
+        <w:rPr>
+          <w:rFonts w:cstheme="minorHAnsi"/>
+          <w:szCs w:val="24"/>
+        </w:rPr>
       </w:pPr>
     </w:p>
     <w:p>
@@ -8622,18 +7395,22 @@
         <w:pStyle w:val="Prrafodelista"/>
         <w:numPr>
           <w:ilvl w:val="0"/>
-          <w:numId w:val="2"/>
+          <w:numId w:val="7"/>
         </w:numPr>
-        <w:spacing w:after="80"/>
-      </w:pPr>
-      <w:r>
-        <w:t>RGPD y normativa aplicable: El trabajo se enmarca en el uso secund</w:t>
-      </w:r>
-      <w:r>
-        <w:t>ario de datos de investigación previamente anonimizados y recopilados con el consentimiento informado de los participantes en sus estudios de origen. El tratamiento de estos datos respeta los principios de minimización, finalidad y limitación del almacenam</w:t>
-      </w:r>
-      <w:r>
-        <w:t>iento establecidos por el RGPD.</w:t>
+        <w:jc w:val="both"/>
+        <w:rPr>
+          <w:rFonts w:asciiTheme="minorHAnsi" w:hAnsiTheme="minorHAnsi" w:cstheme="minorHAnsi"/>
+          <w:sz w:val="24"/>
+          <w:szCs w:val="24"/>
+        </w:rPr>
+      </w:pPr>
+      <w:r>
+        <w:rPr>
+          <w:rFonts w:asciiTheme="minorHAnsi" w:hAnsiTheme="minorHAnsi" w:cstheme="minorHAnsi"/>
+          <w:sz w:val="24"/>
+          <w:szCs w:val="24"/>
+        </w:rPr>
+        <w:t>RGPD y normativa aplicable: El trabajo se enmarca en el uso secundario de datos de investigación previamente anonimizados y recopilados con el consentimiento informado de los participantes en sus estudios de origen. El tratamiento de estos datos respeta los principios de minimización, finalidad y limitación del almacenamiento establecidos por el RGPD.</w:t>
       </w:r>
     </w:p>
     <w:p>
@@ -8641,15 +7418,38 @@
         <w:pStyle w:val="Prrafodelista"/>
         <w:numPr>
           <w:ilvl w:val="0"/>
-          <w:numId w:val="2"/>
+          <w:numId w:val="7"/>
         </w:numPr>
-        <w:spacing w:after="80"/>
-      </w:pPr>
-      <w:r>
-        <w:t>Anonimización: Los datasets TCGA y METABRIC utilizan identificadores seudoanónimos (códigos alfanuméricos) en lugar de nombres, fechas de nacimiento exactas u otros datos directamente identificativos. El TFM no realizará nin</w:t>
-      </w:r>
-      <w:r>
-        <w:t>gún intento de reidentificación de sujetos y los identificadores internos de los datasets no serán publicados ni compartidos fuera del entorno de investigación.</w:t>
+        <w:jc w:val="both"/>
+        <w:rPr>
+          <w:rFonts w:asciiTheme="minorHAnsi" w:hAnsiTheme="minorHAnsi" w:cstheme="minorHAnsi"/>
+          <w:sz w:val="24"/>
+          <w:szCs w:val="24"/>
+        </w:rPr>
+      </w:pPr>
+      <w:r>
+        <w:rPr>
+          <w:rFonts w:asciiTheme="minorHAnsi" w:hAnsiTheme="minorHAnsi" w:cstheme="minorHAnsi"/>
+          <w:sz w:val="24"/>
+          <w:szCs w:val="24"/>
+        </w:rPr>
+        <w:t xml:space="preserve">Anonimización: Los datasets TCGA y METABRIC utilizan identificadores </w:t>
+      </w:r>
+      <w:r>
+        <w:rPr>
+          <w:rFonts w:asciiTheme="minorHAnsi" w:hAnsiTheme="minorHAnsi" w:cstheme="minorHAnsi"/>
+          <w:sz w:val="24"/>
+          <w:szCs w:val="24"/>
+        </w:rPr>
+        <w:t>p</w:t>
+      </w:r>
+      <w:r>
+        <w:rPr>
+          <w:rFonts w:asciiTheme="minorHAnsi" w:hAnsiTheme="minorHAnsi" w:cstheme="minorHAnsi"/>
+          <w:sz w:val="24"/>
+          <w:szCs w:val="24"/>
+        </w:rPr>
+        <w:t>seudoanónimos (códigos alfanuméricos) en lugar de nombres, fechas de nacimiento exactas u otros datos directamente identificativos. El TFM no realizará ningún intento de reidentificación de sujetos y los identificadores internos de los datasets no serán publicados ni compartidos fuera del entorno de investigación.</w:t>
       </w:r>
     </w:p>
     <w:p>
@@ -8657,18 +7457,22 @@
         <w:pStyle w:val="Prrafodelista"/>
         <w:numPr>
           <w:ilvl w:val="0"/>
-          <w:numId w:val="2"/>
+          <w:numId w:val="7"/>
         </w:numPr>
-        <w:spacing w:after="80"/>
-      </w:pPr>
-      <w:r>
-        <w:t>Uso de datasets públicos: TCGA es accesible de forma abierta para datos no controlados a través</w:t>
-      </w:r>
-      <w:r>
-        <w:t xml:space="preserve"> del GDC Data Portal, y de forma controlada (previo acuerdo de acceso) para ciertos tipos de datos. METABRIC está disponible a través de cBioPortal para uso no comercial. En ambos casos, el acceso a los datos se realizará cumpliendo estrictamente los térmi</w:t>
-      </w:r>
-      <w:r>
-        <w:t>nos y condiciones de uso establecidos por las instituciones custodias.</w:t>
+        <w:jc w:val="both"/>
+        <w:rPr>
+          <w:rFonts w:asciiTheme="minorHAnsi" w:hAnsiTheme="minorHAnsi" w:cstheme="minorHAnsi"/>
+          <w:sz w:val="24"/>
+          <w:szCs w:val="24"/>
+        </w:rPr>
+      </w:pPr>
+      <w:r>
+        <w:rPr>
+          <w:rFonts w:asciiTheme="minorHAnsi" w:hAnsiTheme="minorHAnsi" w:cstheme="minorHAnsi"/>
+          <w:sz w:val="24"/>
+          <w:szCs w:val="24"/>
+        </w:rPr>
+        <w:t>Uso de datasets públicos: TCGA es accesible de forma abierta para datos no controlados a través del GDC Data Portal, y de forma controlada (previo acuerdo de acceso) para ciertos tipos de datos. METABRIC está disponible a través de cBioPortal para uso no comercial. En ambos casos, el acceso a los datos se realizará cumpliendo estrictamente los términos y condiciones de uso establecidos por las instituciones custodias.</w:t>
       </w:r>
     </w:p>
     <w:p>
@@ -8676,92 +7480,95 @@
         <w:pStyle w:val="Prrafodelista"/>
         <w:numPr>
           <w:ilvl w:val="0"/>
-          <w:numId w:val="2"/>
+          <w:numId w:val="7"/>
         </w:numPr>
-        <w:spacing w:after="80"/>
-      </w:pPr>
-      <w:r>
-        <w:t>Buenas prácticas en ciencia de datos biomédica: Se seguirán las directrices FAIR (Findable, Accessible, Interoperable, Reusable) para la gestión de datos y código. El repositorio de cód</w:t>
-      </w:r>
-      <w:r>
-        <w:t>igo será público, pero no incluirá datos de pacientes. Se utilizará control de versiones (Git) y se documentarán exhaustivamente todas las decisiones de preprocesamiento y modelado.</w:t>
-      </w:r>
-    </w:p>
-    <w:p>
-      <w:pPr>
-        <w:spacing w:after="120"/>
-      </w:pPr>
-    </w:p>
-    <w:p>
+        <w:jc w:val="both"/>
+        <w:rPr>
+          <w:rFonts w:asciiTheme="minorHAnsi" w:hAnsiTheme="minorHAnsi" w:cstheme="minorHAnsi"/>
+          <w:sz w:val="24"/>
+          <w:szCs w:val="24"/>
+        </w:rPr>
+      </w:pPr>
+      <w:r>
+        <w:rPr>
+          <w:rFonts w:asciiTheme="minorHAnsi" w:hAnsiTheme="minorHAnsi" w:cstheme="minorHAnsi"/>
+          <w:sz w:val="24"/>
+          <w:szCs w:val="24"/>
+        </w:rPr>
+        <w:t>Buenas prácticas en ciencia de datos biomédica: Se seguirán las directrices FAIR (</w:t>
+      </w:r>
+      <w:r>
+        <w:rPr>
+          <w:rFonts w:asciiTheme="minorHAnsi" w:hAnsiTheme="minorHAnsi" w:cstheme="minorHAnsi"/>
+          <w:i/>
+          <w:iCs/>
+          <w:sz w:val="24"/>
+          <w:szCs w:val="24"/>
+        </w:rPr>
+        <w:t>Findable, Accessible, Interoperable, Reusable</w:t>
+      </w:r>
+      <w:r>
+        <w:rPr>
+          <w:rFonts w:asciiTheme="minorHAnsi" w:hAnsiTheme="minorHAnsi" w:cstheme="minorHAnsi"/>
+          <w:sz w:val="24"/>
+          <w:szCs w:val="24"/>
+        </w:rPr>
+        <w:t>) para la gestión de datos y código. El repositorio de código será público, pero no incluirá datos de pacientes. Se utilizará control de versiones (Git) y se documentarán exhaustivamente todas las decisiones de preprocesamiento y modelado.</w:t>
+      </w:r>
+    </w:p>
+    <w:p/>
+    <w:p>
+      <w:pPr>
+        <w:pStyle w:val="Ttulo2"/>
+      </w:pPr>
       <w:r>
         <w:br w:type="page"/>
       </w:r>
-    </w:p>
-    <w:p>
-      <w:pPr>
-        <w:pStyle w:val="Ttulo2"/>
-      </w:pPr>
-      <w:bookmarkStart w:id="17" w:name="_Toc222915350"/>
+      <w:bookmarkStart w:id="16" w:name="_Toc222915350"/>
       <w:r>
         <w:lastRenderedPageBreak/>
         <w:t>1.4 Enfoque y método seguido</w:t>
       </w:r>
+      <w:bookmarkEnd w:id="16"/>
+    </w:p>
+    <w:p>
+      <w:pPr>
+        <w:pStyle w:val="Ttulo3"/>
+      </w:pPr>
+      <w:bookmarkStart w:id="17" w:name="_Toc222915351"/>
+      <w:r>
+        <w:t>1.4.1 Tipo de estudio</w:t>
+      </w:r>
       <w:bookmarkEnd w:id="17"/>
     </w:p>
     <w:p>
       <w:pPr>
+        <w:spacing w:after="160"/>
+      </w:pPr>
+      <w:r>
+        <w:t>El presente trabajo corresponde a un estudio observacional retrospectivo basado en análisis secundario de datos. No se realizará ninguna intervención sobre sujetos ni se recopilarán nuevos datos. El diseño analítico es de cohorte histórica: se parte de conjuntos de datos de pacientes oncológicos con seguimiento conocido, y se modela el tiempo hasta el evento (muerte, recurrencia) en función de los perfiles genómicos y variables clínicas disponibles.</w:t>
+      </w:r>
+    </w:p>
+    <w:p/>
+    <w:p>
+      <w:pPr>
         <w:pStyle w:val="Ttulo3"/>
       </w:pPr>
-      <w:bookmarkStart w:id="18" w:name="_Toc222915351"/>
-      <w:r>
-        <w:t>1.4.1 Tipo de estudio</w:t>
+      <w:bookmarkStart w:id="18" w:name="_Toc222915352"/>
+      <w:r>
+        <w:t>1.4.2 Pipeline metodológico</w:t>
       </w:r>
       <w:bookmarkEnd w:id="18"/>
     </w:p>
     <w:p>
       <w:pPr>
         <w:spacing w:after="160"/>
-        <w:jc w:val="both"/>
-      </w:pPr>
-      <w:r>
-        <w:t xml:space="preserve">El presente trabajo </w:t>
-      </w:r>
-      <w:r>
-        <w:t>corresponde a un estudio observacional retrospectivo basado en análisis secundario de datos. No se realizará ninguna intervención sobre sujetos ni se recopilarán nuevos datos. El diseño analítico es de cohorte histórica: se parte de conjuntos de datos de p</w:t>
-      </w:r>
-      <w:r>
-        <w:t>acientes oncológicos con seguimiento conocido, y se modela el tiempo hasta el evento (muerte, recurrencia) en función de los perfiles genómicos y variables clínicas disponibles.</w:t>
-      </w:r>
-    </w:p>
-    <w:p>
-      <w:pPr>
-        <w:spacing w:after="120"/>
-      </w:pPr>
-    </w:p>
-    <w:p>
-      <w:pPr>
-        <w:pStyle w:val="Ttulo3"/>
-      </w:pPr>
-      <w:bookmarkStart w:id="19" w:name="_Toc222915352"/>
-      <w:r>
-        <w:t>1.4.2 Pipeline metodológico</w:t>
-      </w:r>
-      <w:bookmarkEnd w:id="19"/>
-    </w:p>
-    <w:p>
-      <w:pPr>
-        <w:spacing w:after="160"/>
-        <w:jc w:val="both"/>
       </w:pPr>
       <w:r>
         <w:t>El flujo de trabajo se estructura en las siguientes etapas secuenciales:</w:t>
       </w:r>
     </w:p>
-    <w:p>
-      <w:pPr>
-        <w:spacing w:after="120"/>
-      </w:pPr>
-    </w:p>
+    <w:p/>
     <w:tbl>
       <w:tblPr>
         <w:tblW w:w="9026" w:type="dxa"/>
@@ -8780,18 +7587,12 @@
         <w:tblLook w:val="04A0" w:firstRow="1" w:lastRow="0" w:firstColumn="1" w:lastColumn="0" w:noHBand="0" w:noVBand="1"/>
       </w:tblPr>
       <w:tblGrid>
-        <w:gridCol w:w="657"/>
-        <w:gridCol w:w="2183"/>
-        <w:gridCol w:w="3729"/>
-        <w:gridCol w:w="2457"/>
+        <w:gridCol w:w="571"/>
+        <w:gridCol w:w="2190"/>
+        <w:gridCol w:w="3785"/>
+        <w:gridCol w:w="2480"/>
       </w:tblGrid>
       <w:tr>
-        <w:tblPrEx>
-          <w:tblCellMar>
-            <w:top w:w="0" w:type="dxa"/>
-            <w:bottom w:w="0" w:type="dxa"/>
-          </w:tblCellMar>
-        </w:tblPrEx>
         <w:tc>
           <w:tcPr>
             <w:tcW w:w="500" w:type="dxa"/>
@@ -8930,12 +7731,6 @@
         </w:tc>
       </w:tr>
       <w:tr>
-        <w:tblPrEx>
-          <w:tblCellMar>
-            <w:top w:w="0" w:type="dxa"/>
-            <w:bottom w:w="0" w:type="dxa"/>
-          </w:tblCellMar>
-        </w:tblPrEx>
         <w:tc>
           <w:tcPr>
             <w:tcW w:w="500" w:type="dxa"/>
@@ -9048,12 +7843,6 @@
         </w:tc>
       </w:tr>
       <w:tr>
-        <w:tblPrEx>
-          <w:tblCellMar>
-            <w:top w:w="0" w:type="dxa"/>
-            <w:bottom w:w="0" w:type="dxa"/>
-          </w:tblCellMar>
-        </w:tblPrEx>
         <w:tc>
           <w:tcPr>
             <w:tcW w:w="500" w:type="dxa"/>
@@ -9133,14 +7922,7 @@
                 <w:sz w:val="20"/>
                 <w:szCs w:val="20"/>
               </w:rPr>
-              <w:t>Filtrado de genes</w:t>
-            </w:r>
-            <w:r>
-              <w:rPr>
-                <w:sz w:val="20"/>
-                <w:szCs w:val="20"/>
-              </w:rPr>
-              <w:t xml:space="preserve"> de baja varianza, normalización (TPM/FPKM), imputación de valores ausentes, selección de características (PCA, LASSO, top-k varianza)</w:t>
+              <w:t>Filtrado de genes de baja varianza, normalización, imputación de valores ausentes, selección de características (PCA)</w:t>
             </w:r>
           </w:p>
         </w:tc>
@@ -9167,18 +7949,26 @@
                 <w:sz w:val="20"/>
                 <w:szCs w:val="20"/>
               </w:rPr>
-              <w:t>Python (pandas, numpy, scikit-learn), R (limma, edgeR)</w:t>
+              <w:t>Python (pandas, numpy, scikit-learn</w:t>
+            </w:r>
+            <w:r>
+              <w:rPr>
+                <w:sz w:val="20"/>
+                <w:szCs w:val="20"/>
+              </w:rPr>
+              <w:t>, …</w:t>
+            </w:r>
+            <w:r>
+              <w:rPr>
+                <w:sz w:val="20"/>
+                <w:szCs w:val="20"/>
+              </w:rPr>
+              <w:t>)</w:t>
             </w:r>
           </w:p>
         </w:tc>
       </w:tr>
       <w:tr>
-        <w:tblPrEx>
-          <w:tblCellMar>
-            <w:top w:w="0" w:type="dxa"/>
-            <w:bottom w:w="0" w:type="dxa"/>
-          </w:tblCellMar>
-        </w:tblPrEx>
         <w:tc>
           <w:tcPr>
             <w:tcW w:w="500" w:type="dxa"/>
@@ -9285,18 +8075,26 @@
                 <w:sz w:val="20"/>
                 <w:szCs w:val="20"/>
               </w:rPr>
-              <w:t>matplotlib, seaborn, lifelines (Python)</w:t>
+              <w:t>matplotlib, seaborn,</w:t>
+            </w:r>
+            <w:r>
+              <w:rPr>
+                <w:sz w:val="20"/>
+                <w:szCs w:val="20"/>
+              </w:rPr>
+              <w:t xml:space="preserve"> plotly</w:t>
+            </w:r>
+            <w:r>
+              <w:rPr>
+                <w:sz w:val="20"/>
+                <w:szCs w:val="20"/>
+              </w:rPr>
+              <w:t xml:space="preserve"> lifelines (Python)</w:t>
             </w:r>
           </w:p>
         </w:tc>
       </w:tr>
       <w:tr>
-        <w:tblPrEx>
-          <w:tblCellMar>
-            <w:top w:w="0" w:type="dxa"/>
-            <w:bottom w:w="0" w:type="dxa"/>
-          </w:tblCellMar>
-        </w:tblPrEx>
         <w:tc>
           <w:tcPr>
             <w:tcW w:w="500" w:type="dxa"/>
@@ -9403,18 +8201,19 @@
                 <w:sz w:val="20"/>
                 <w:szCs w:val="20"/>
               </w:rPr>
-              <w:t>lifelines, scikit-survival, pycox, PyTorch / TensorFlow</w:t>
+              <w:t>scikit-learn</w:t>
+            </w:r>
+            <w:r>
+              <w:rPr>
+                <w:sz w:val="20"/>
+                <w:szCs w:val="20"/>
+              </w:rPr>
+              <w:t>, scikit-survival, pycox, PyTorch / TensorFlow</w:t>
             </w:r>
           </w:p>
         </w:tc>
       </w:tr>
       <w:tr>
-        <w:tblPrEx>
-          <w:tblCellMar>
-            <w:top w:w="0" w:type="dxa"/>
-            <w:bottom w:w="0" w:type="dxa"/>
-          </w:tblCellMar>
-        </w:tblPrEx>
         <w:tc>
           <w:tcPr>
             <w:tcW w:w="500" w:type="dxa"/>
@@ -9521,18 +8320,26 @@
                 <w:sz w:val="20"/>
                 <w:szCs w:val="20"/>
               </w:rPr>
-              <w:t>scikit-survival, lifelines, scipy.stats</w:t>
+              <w:t xml:space="preserve">scikit-survival, </w:t>
+            </w:r>
+            <w:r>
+              <w:rPr>
+                <w:sz w:val="20"/>
+                <w:szCs w:val="20"/>
+              </w:rPr>
+              <w:t>scikit-learn</w:t>
+            </w:r>
+            <w:r>
+              <w:rPr>
+                <w:sz w:val="20"/>
+                <w:szCs w:val="20"/>
+              </w:rPr>
+              <w:t>, scipy.stats</w:t>
             </w:r>
           </w:p>
         </w:tc>
       </w:tr>
       <w:tr>
-        <w:tblPrEx>
-          <w:tblCellMar>
-            <w:top w:w="0" w:type="dxa"/>
-            <w:bottom w:w="0" w:type="dxa"/>
-          </w:tblCellMar>
-        </w:tblPrEx>
         <w:tc>
           <w:tcPr>
             <w:tcW w:w="500" w:type="dxa"/>
@@ -9612,7 +8419,7 @@
                 <w:sz w:val="20"/>
                 <w:szCs w:val="20"/>
               </w:rPr>
-              <w:t>Extracción de variables más relevantes; análisis SHAP para modelos complejos; comparación con literatura genómica</w:t>
+              <w:t>Extracción de variables más relevantes; comparación con literatura genómica</w:t>
             </w:r>
           </w:p>
         </w:tc>
@@ -9639,18 +8446,12 @@
                 <w:sz w:val="20"/>
                 <w:szCs w:val="20"/>
               </w:rPr>
-              <w:t>shap, RSF feature importance, coeficientes Cox</w:t>
+              <w:t>RSF feature importance, coeficientes Cox</w:t>
             </w:r>
           </w:p>
         </w:tc>
       </w:tr>
       <w:tr>
-        <w:tblPrEx>
-          <w:tblCellMar>
-            <w:top w:w="0" w:type="dxa"/>
-            <w:bottom w:w="0" w:type="dxa"/>
-          </w:tblCellMar>
-        </w:tblPrEx>
         <w:tc>
           <w:tcPr>
             <w:tcW w:w="500" w:type="dxa"/>
@@ -9703,7 +8504,16 @@
                 <w:sz w:val="20"/>
                 <w:szCs w:val="20"/>
               </w:rPr>
-              <w:t>Análisis comparativo inter-dataset</w:t>
+              <w:t xml:space="preserve">Análisis comparativo </w:t>
+            </w:r>
+            <w:r>
+              <w:rPr>
+                <w:i/>
+                <w:iCs/>
+                <w:sz w:val="20"/>
+                <w:szCs w:val="20"/>
+              </w:rPr>
+              <w:t>inter-dataset</w:t>
             </w:r>
           </w:p>
         </w:tc>
@@ -9763,35 +8573,27 @@
         </w:tc>
       </w:tr>
     </w:tbl>
-    <w:p>
-      <w:pPr>
-        <w:spacing w:after="120"/>
-      </w:pPr>
-    </w:p>
+    <w:p/>
     <w:p>
       <w:pPr>
         <w:pStyle w:val="Ttulo3"/>
       </w:pPr>
-      <w:bookmarkStart w:id="20" w:name="_Toc222915353"/>
-      <w:r>
+      <w:bookmarkStart w:id="19" w:name="_Toc222915353"/>
+      <w:r>
+        <w:lastRenderedPageBreak/>
         <w:t>1.4.3 Técnicas de análisis de supervivencia</w:t>
       </w:r>
-      <w:bookmarkEnd w:id="20"/>
+      <w:bookmarkEnd w:id="19"/>
     </w:p>
     <w:p>
       <w:pPr>
         <w:spacing w:after="160"/>
-        <w:jc w:val="both"/>
       </w:pPr>
       <w:r>
         <w:t>Se describen a continuación las técnicas metodológicas que se implementarán en el trabajo:</w:t>
       </w:r>
     </w:p>
-    <w:p>
-      <w:pPr>
-        <w:spacing w:after="120"/>
-      </w:pPr>
-    </w:p>
+    <w:p/>
     <w:p>
       <w:pPr>
         <w:pStyle w:val="Prrafodelista"/>
@@ -9800,12 +8602,20 @@
           <w:numId w:val="2"/>
         </w:numPr>
         <w:spacing w:after="80"/>
-      </w:pPr>
-      <w:r>
-        <w:t>Estimador de Kaplan-Meier: Método no paramétrico para la estimación de la función de supervivencia a partir de datos censurados. Se utilizará para la descripción inicial de las curvas de supervivencia por grupos (subtipos moleculares, estadios) y para la v</w:t>
-      </w:r>
-      <w:r>
-        <w:t>isualización de diferencias entre cohortes mediante el test log-rank.</w:t>
+        <w:jc w:val="both"/>
+        <w:rPr>
+          <w:rFonts w:asciiTheme="minorHAnsi" w:hAnsiTheme="minorHAnsi" w:cstheme="minorHAnsi"/>
+          <w:sz w:val="24"/>
+          <w:szCs w:val="24"/>
+        </w:rPr>
+      </w:pPr>
+      <w:r>
+        <w:rPr>
+          <w:rFonts w:asciiTheme="minorHAnsi" w:hAnsiTheme="minorHAnsi" w:cstheme="minorHAnsi"/>
+          <w:sz w:val="24"/>
+          <w:szCs w:val="24"/>
+        </w:rPr>
+        <w:t>Estimador de Kaplan-Meier: Método no paramétrico para la estimación de la función de supervivencia a partir de datos censurados. Se utilizará para la descripción inicial de las curvas de supervivencia por grupos (subtipos moleculares, estadios) y para la visualización de diferencias entre cohortes mediante el test log-rank.</w:t>
       </w:r>
     </w:p>
     <w:p>
@@ -9816,12 +8626,20 @@
           <w:numId w:val="2"/>
         </w:numPr>
         <w:spacing w:after="80"/>
-      </w:pPr>
-      <w:r>
-        <w:t>Modelo de riesgos proporcionales de Cox (Cox PH): Modelo semiparamétrico que modela la tasa de riesgo instantánea (hazard) como producto de una función basal no especificada y una funció</w:t>
-      </w:r>
-      <w:r>
-        <w:t>n exponencial de las covariables. Permite estimar el efecto relativo de cada variable genómica sobre el riesgo de evento. Se explorará la regularización mediante penalización LASSO para el manejo de alta dimensionalidad.</w:t>
+        <w:jc w:val="both"/>
+        <w:rPr>
+          <w:rFonts w:asciiTheme="minorHAnsi" w:hAnsiTheme="minorHAnsi" w:cstheme="minorHAnsi"/>
+          <w:sz w:val="24"/>
+          <w:szCs w:val="24"/>
+        </w:rPr>
+      </w:pPr>
+      <w:r>
+        <w:rPr>
+          <w:rFonts w:asciiTheme="minorHAnsi" w:hAnsiTheme="minorHAnsi" w:cstheme="minorHAnsi"/>
+          <w:sz w:val="24"/>
+          <w:szCs w:val="24"/>
+        </w:rPr>
+        <w:t>Modelo de riesgos proporcionales de Cox (Cox PH): Modelo semiparamétrico que modela la tasa de riesgo instantánea (hazard) como producto de una función basal no especificada y una función exponencial de las covariables. Permite estimar el efecto relativo de cada variable genómica sobre el riesgo de evento. Se explorará la regularización mediante penalización LASSO para el manejo de alta dimensionalidad.</w:t>
       </w:r>
     </w:p>
     <w:p>
@@ -9832,15 +8650,30 @@
           <w:numId w:val="2"/>
         </w:numPr>
         <w:spacing w:after="80"/>
-      </w:pPr>
-      <w:r>
-        <w:t>Random Survival Forest (RSF): Exten</w:t>
-      </w:r>
-      <w:r>
-        <w:t>sión del algoritmo de bosque aleatorio al contexto de supervivencia, basada en la construcción de múltiples árboles de supervivencia mediante la función de log-rank como criterio de división. Permite capturar relaciones no lineales e interacciones entre va</w:t>
-      </w:r>
-      <w:r>
-        <w:t>riables sin necesidad de asumir proporcionalidad de los riesgos.</w:t>
+        <w:jc w:val="both"/>
+        <w:rPr>
+          <w:rFonts w:asciiTheme="minorHAnsi" w:hAnsiTheme="minorHAnsi" w:cstheme="minorHAnsi"/>
+          <w:sz w:val="24"/>
+          <w:szCs w:val="24"/>
+        </w:rPr>
+      </w:pPr>
+      <w:r>
+        <w:rPr>
+          <w:rFonts w:asciiTheme="minorHAnsi" w:hAnsiTheme="minorHAnsi" w:cstheme="minorHAnsi"/>
+          <w:i/>
+          <w:iCs/>
+          <w:sz w:val="24"/>
+          <w:szCs w:val="24"/>
+        </w:rPr>
+        <w:t>Random Survival Forest</w:t>
+      </w:r>
+      <w:r>
+        <w:rPr>
+          <w:rFonts w:asciiTheme="minorHAnsi" w:hAnsiTheme="minorHAnsi" w:cstheme="minorHAnsi"/>
+          <w:sz w:val="24"/>
+          <w:szCs w:val="24"/>
+        </w:rPr>
+        <w:t xml:space="preserve"> (RSF): Extensión del algoritmo de bosque aleatorio al contexto de supervivencia, basada en la construcción de múltiples árboles de supervivencia mediante la función de log-rank como criterio de división. Permite capturar relaciones no lineales e interacciones entre variables sin necesidad de asumir proporcionalidad de los riesgos.</w:t>
       </w:r>
     </w:p>
     <w:p>
@@ -9851,43 +8684,70 @@
           <w:numId w:val="2"/>
         </w:numPr>
         <w:spacing w:after="80"/>
-      </w:pPr>
-      <w:r>
-        <w:t>DeepSurv: Red neuronal profunda de tipo feedforward que minimiza la función de pérdida de verosimilitud parcial de Cox. Permite modelar relaciones altamente no lineales entre las variables de</w:t>
-      </w:r>
-      <w:r>
-        <w:t xml:space="preserve"> entrada y el riesgo de evento, ofreciendo mayor flexibilidad a costa de mayor complejidad de entrenamiento e interpretabilidad reducida.</w:t>
-      </w:r>
-    </w:p>
-    <w:p>
-      <w:pPr>
-        <w:spacing w:after="120"/>
-      </w:pPr>
-    </w:p>
+        <w:jc w:val="both"/>
+        <w:rPr>
+          <w:rFonts w:asciiTheme="minorHAnsi" w:hAnsiTheme="minorHAnsi" w:cstheme="minorHAnsi"/>
+          <w:sz w:val="24"/>
+          <w:szCs w:val="24"/>
+        </w:rPr>
+      </w:pPr>
+      <w:r>
+        <w:rPr>
+          <w:rFonts w:asciiTheme="minorHAnsi" w:hAnsiTheme="minorHAnsi" w:cstheme="minorHAnsi"/>
+          <w:i/>
+          <w:iCs/>
+          <w:sz w:val="24"/>
+          <w:szCs w:val="24"/>
+        </w:rPr>
+        <w:t>DeepSurv</w:t>
+      </w:r>
+      <w:r>
+        <w:rPr>
+          <w:rFonts w:asciiTheme="minorHAnsi" w:hAnsiTheme="minorHAnsi" w:cstheme="minorHAnsi"/>
+          <w:sz w:val="24"/>
+          <w:szCs w:val="24"/>
+        </w:rPr>
+        <w:t xml:space="preserve">: Red neuronal profunda de tipo </w:t>
+      </w:r>
+      <w:r>
+        <w:rPr>
+          <w:rFonts w:asciiTheme="minorHAnsi" w:hAnsiTheme="minorHAnsi" w:cstheme="minorHAnsi"/>
+          <w:i/>
+          <w:iCs/>
+          <w:sz w:val="24"/>
+          <w:szCs w:val="24"/>
+        </w:rPr>
+        <w:t>feedforward</w:t>
+      </w:r>
+      <w:r>
+        <w:rPr>
+          <w:rFonts w:asciiTheme="minorHAnsi" w:hAnsiTheme="minorHAnsi" w:cstheme="minorHAnsi"/>
+          <w:sz w:val="24"/>
+          <w:szCs w:val="24"/>
+        </w:rPr>
+        <w:t xml:space="preserve"> que minimiza la función de pérdida de verosimilitud parcial de Cox. Permite modelar relaciones altamente no lineales entre las variables de entrada y el riesgo de evento, ofreciendo mayor flexibilidad a costa de mayor complejidad de entrenamiento e interpretabilidad reducida.</w:t>
+      </w:r>
+    </w:p>
+    <w:p/>
     <w:p>
       <w:pPr>
         <w:pStyle w:val="Ttulo3"/>
       </w:pPr>
-      <w:bookmarkStart w:id="21" w:name="_Toc222915354"/>
+      <w:bookmarkStart w:id="20" w:name="_Toc222915354"/>
       <w:r>
         <w:t>1.4.4 Métricas de evaluación</w:t>
       </w:r>
-      <w:bookmarkEnd w:id="21"/>
+      <w:bookmarkEnd w:id="20"/>
     </w:p>
     <w:p>
       <w:pPr>
         <w:spacing w:after="160"/>
-        <w:jc w:val="both"/>
       </w:pPr>
       <w:r>
         <w:t>Se utilizarán las siguientes métricas para la evaluación y comparación de modelos:</w:t>
       </w:r>
     </w:p>
-    <w:p>
-      <w:pPr>
-        <w:spacing w:after="120"/>
-      </w:pPr>
-    </w:p>
+    <w:p/>
     <w:p>
       <w:pPr>
         <w:pStyle w:val="Prrafodelista"/>
@@ -9896,12 +8756,38 @@
           <w:numId w:val="2"/>
         </w:numPr>
         <w:spacing w:after="80"/>
-      </w:pPr>
-      <w:r>
-        <w:t>C-index (Concordance Index): Mide la probabilidad de que, dado un par de pacientes, el modelo asigne un riesgo mayor al que experimenta el evento primero. Equivalente al área bajo la curva ROC para datos de supervivencia. Valores próximos a 1 indican discr</w:t>
-      </w:r>
-      <w:r>
-        <w:t>iminación excelente; valores cercanos a 0,5 indican rendimiento similar al azar.</w:t>
+        <w:jc w:val="both"/>
+        <w:rPr>
+          <w:rFonts w:asciiTheme="minorHAnsi" w:hAnsiTheme="minorHAnsi" w:cstheme="minorHAnsi"/>
+          <w:sz w:val="24"/>
+          <w:szCs w:val="24"/>
+        </w:rPr>
+      </w:pPr>
+      <w:r>
+        <w:rPr>
+          <w:rFonts w:asciiTheme="minorHAnsi" w:hAnsiTheme="minorHAnsi" w:cstheme="minorHAnsi"/>
+          <w:sz w:val="24"/>
+          <w:szCs w:val="24"/>
+        </w:rPr>
+        <w:t>C-index (</w:t>
+      </w:r>
+      <w:r>
+        <w:rPr>
+          <w:rFonts w:asciiTheme="minorHAnsi" w:hAnsiTheme="minorHAnsi" w:cstheme="minorHAnsi"/>
+          <w:i/>
+          <w:iCs/>
+          <w:sz w:val="24"/>
+          <w:szCs w:val="24"/>
+        </w:rPr>
+        <w:t>Concordance Index</w:t>
+      </w:r>
+      <w:r>
+        <w:rPr>
+          <w:rFonts w:asciiTheme="minorHAnsi" w:hAnsiTheme="minorHAnsi" w:cstheme="minorHAnsi"/>
+          <w:sz w:val="24"/>
+          <w:szCs w:val="24"/>
+        </w:rPr>
+        <w:t>): Mide la probabilidad de que, dado un par de pacientes, el modelo asigne un riesgo mayor al que experimenta el evento primero. Equivalente al área bajo la curva ROC para datos de supervivencia. Valores próximos a 1 indican discriminación excelente; valores cercanos a 0,5 indican rendimiento similar al azar.</w:t>
       </w:r>
     </w:p>
     <w:p>
@@ -9912,12 +8798,30 @@
           <w:numId w:val="2"/>
         </w:numPr>
         <w:spacing w:after="80"/>
-      </w:pPr>
-      <w:r>
-        <w:t>Brier Score integrado (IBS): Mide el error cuadrático medio de la probabilidad de supervivencia estimada respecto al resultado real observado, integrado sobre el horizonte tem</w:t>
-      </w:r>
-      <w:r>
-        <w:t>poral de seguimiento. Proporciona una medida de calibración y discriminación conjunta.</w:t>
+        <w:jc w:val="both"/>
+        <w:rPr>
+          <w:rFonts w:asciiTheme="minorHAnsi" w:hAnsiTheme="minorHAnsi" w:cstheme="minorHAnsi"/>
+          <w:sz w:val="24"/>
+          <w:szCs w:val="24"/>
+        </w:rPr>
+      </w:pPr>
+      <w:r>
+        <w:rPr>
+          <w:rFonts w:asciiTheme="minorHAnsi" w:hAnsiTheme="minorHAnsi" w:cstheme="minorHAnsi"/>
+          <w:i/>
+          <w:iCs/>
+          <w:sz w:val="24"/>
+          <w:szCs w:val="24"/>
+        </w:rPr>
+        <w:t>Brier Score</w:t>
+      </w:r>
+      <w:r>
+        <w:rPr>
+          <w:rFonts w:asciiTheme="minorHAnsi" w:hAnsiTheme="minorHAnsi" w:cstheme="minorHAnsi"/>
+          <w:sz w:val="24"/>
+          <w:szCs w:val="24"/>
+        </w:rPr>
+        <w:t xml:space="preserve"> integrado (IBS): Mide el error cuadrático medio de la probabilidad de supervivencia estimada respecto al resultado real observado, integrado sobre el horizonte temporal de seguimiento. Proporciona una medida de calibración y discriminación conjunta.</w:t>
       </w:r>
     </w:p>
     <w:p>
@@ -9928,44 +8832,68 @@
           <w:numId w:val="2"/>
         </w:numPr>
         <w:spacing w:after="80"/>
-      </w:pPr>
-      <w:r>
-        <w:t>Log-rank test: Test estadístico no paramétrico para la comparación de curvas de supervivencia entre grupos. Se utilizará para evaluar si las diferencias en supervivencia</w:t>
-      </w:r>
-      <w:r>
-        <w:t xml:space="preserve"> entre subgrupos definidos por perfil genómico o por dataset son estadísticamente significativas.</w:t>
-      </w:r>
-    </w:p>
-    <w:p>
-      <w:pPr>
-        <w:spacing w:after="120"/>
-      </w:pPr>
-    </w:p>
-    <w:p>
-      <w:r>
-        <w:br w:type="page"/>
-      </w:r>
-    </w:p>
+        <w:jc w:val="both"/>
+        <w:rPr>
+          <w:rFonts w:asciiTheme="minorHAnsi" w:hAnsiTheme="minorHAnsi" w:cstheme="minorHAnsi"/>
+          <w:sz w:val="24"/>
+          <w:szCs w:val="24"/>
+        </w:rPr>
+      </w:pPr>
+      <w:r>
+        <w:rPr>
+          <w:rFonts w:asciiTheme="minorHAnsi" w:hAnsiTheme="minorHAnsi" w:cstheme="minorHAnsi"/>
+          <w:i/>
+          <w:iCs/>
+          <w:sz w:val="24"/>
+          <w:szCs w:val="24"/>
+        </w:rPr>
+        <w:t>Log-rank test</w:t>
+      </w:r>
+      <w:r>
+        <w:rPr>
+          <w:rFonts w:asciiTheme="minorHAnsi" w:hAnsiTheme="minorHAnsi" w:cstheme="minorHAnsi"/>
+          <w:sz w:val="24"/>
+          <w:szCs w:val="24"/>
+        </w:rPr>
+        <w:t xml:space="preserve">: Test estadístico no paramétrico para la comparación de curvas de supervivencia entre grupos. Se utilizará para evaluar si las diferencias en supervivencia entre subgrupos definidos por perfil genómico o por </w:t>
+      </w:r>
+      <w:r>
+        <w:rPr>
+          <w:rFonts w:asciiTheme="minorHAnsi" w:hAnsiTheme="minorHAnsi" w:cstheme="minorHAnsi"/>
+          <w:sz w:val="24"/>
+          <w:szCs w:val="24"/>
+        </w:rPr>
+        <w:t>conjunto de datos</w:t>
+      </w:r>
+      <w:r>
+        <w:rPr>
+          <w:rFonts w:asciiTheme="minorHAnsi" w:hAnsiTheme="minorHAnsi" w:cstheme="minorHAnsi"/>
+          <w:sz w:val="24"/>
+          <w:szCs w:val="24"/>
+        </w:rPr>
+        <w:t xml:space="preserve"> son estadísticamente significativas.</w:t>
+      </w:r>
+    </w:p>
+    <w:p/>
     <w:p>
       <w:pPr>
         <w:pStyle w:val="Ttulo2"/>
       </w:pPr>
-      <w:bookmarkStart w:id="22" w:name="_Toc222915355"/>
-      <w:r>
-        <w:lastRenderedPageBreak/>
+      <w:bookmarkStart w:id="21" w:name="_Toc222915355"/>
+      <w:r>
         <w:t>1.5 Planificación del trabajo</w:t>
       </w:r>
+      <w:bookmarkEnd w:id="21"/>
+    </w:p>
+    <w:p>
+      <w:pPr>
+        <w:pStyle w:val="Ttulo3"/>
+      </w:pPr>
+      <w:bookmarkStart w:id="22" w:name="_Toc222915356"/>
+      <w:r>
+        <w:t>1.5.1 Fases, tareas, entregables e hitos</w:t>
+      </w:r>
       <w:bookmarkEnd w:id="22"/>
-    </w:p>
-    <w:p>
-      <w:pPr>
-        <w:pStyle w:val="Ttulo3"/>
-      </w:pPr>
-      <w:bookmarkStart w:id="23" w:name="_Toc222915356"/>
-      <w:r>
-        <w:t>1.5.1 Fases, tareas, entregables e hitos</w:t>
-      </w:r>
-      <w:bookmarkEnd w:id="23"/>
     </w:p>
     <w:tbl>
       <w:tblPr>
@@ -9978,6 +8906,7 @@
           <w:insideH w:val="single" w:sz="4" w:space="0" w:color="auto"/>
           <w:insideV w:val="single" w:sz="4" w:space="0" w:color="auto"/>
         </w:tblBorders>
+        <w:tblLayout w:type="fixed"/>
         <w:tblCellMar>
           <w:left w:w="10" w:type="dxa"/>
           <w:right w:w="10" w:type="dxa"/>
@@ -9985,11 +8914,11 @@
         <w:tblLook w:val="04A0" w:firstRow="1" w:lastRow="0" w:firstColumn="1" w:lastColumn="0" w:noHBand="0" w:noVBand="1"/>
       </w:tblPr>
       <w:tblGrid>
-        <w:gridCol w:w="1934"/>
-        <w:gridCol w:w="2088"/>
-        <w:gridCol w:w="2200"/>
-        <w:gridCol w:w="1460"/>
-        <w:gridCol w:w="1344"/>
+        <w:gridCol w:w="1700"/>
+        <w:gridCol w:w="2320"/>
+        <w:gridCol w:w="2197"/>
+        <w:gridCol w:w="1390"/>
+        <w:gridCol w:w="1419"/>
       </w:tblGrid>
       <w:tr>
         <w:tblPrEx>
@@ -10000,7 +8929,7 @@
         </w:tblPrEx>
         <w:tc>
           <w:tcPr>
-            <w:tcW w:w="1300" w:type="dxa"/>
+            <w:tcW w:w="1700" w:type="dxa"/>
             <w:tcBorders>
               <w:top w:val="single" w:sz="1" w:space="0" w:color="B0B0B0"/>
               <w:left w:val="single" w:sz="1" w:space="0" w:color="B0B0B0"/>
@@ -10022,6 +8951,7 @@
             </w:pPr>
             <w:r>
               <w:rPr>
+                <w:rFonts w:ascii="Arial" w:hAnsi="Arial"/>
                 <w:b/>
                 <w:bCs/>
                 <w:color w:val="FFFFFF"/>
@@ -10034,7 +8964,7 @@
         </w:tc>
         <w:tc>
           <w:tcPr>
-            <w:tcW w:w="2300" w:type="dxa"/>
+            <w:tcW w:w="2320" w:type="dxa"/>
             <w:tcBorders>
               <w:top w:val="single" w:sz="1" w:space="0" w:color="B0B0B0"/>
               <w:left w:val="single" w:sz="1" w:space="0" w:color="B0B0B0"/>
@@ -10056,6 +8986,7 @@
             </w:pPr>
             <w:r>
               <w:rPr>
+                <w:rFonts w:ascii="Arial" w:hAnsi="Arial"/>
                 <w:b/>
                 <w:bCs/>
                 <w:color w:val="FFFFFF"/>
@@ -10068,7 +8999,7 @@
         </w:tc>
         <w:tc>
           <w:tcPr>
-            <w:tcW w:w="2426" w:type="dxa"/>
+            <w:tcW w:w="2197" w:type="dxa"/>
             <w:tcBorders>
               <w:top w:val="single" w:sz="1" w:space="0" w:color="B0B0B0"/>
               <w:left w:val="single" w:sz="1" w:space="0" w:color="B0B0B0"/>
@@ -10090,6 +9021,7 @@
             </w:pPr>
             <w:r>
               <w:rPr>
+                <w:rFonts w:ascii="Arial" w:hAnsi="Arial"/>
                 <w:b/>
                 <w:bCs/>
                 <w:color w:val="FFFFFF"/>
@@ -10102,7 +9034,7 @@
         </w:tc>
         <w:tc>
           <w:tcPr>
-            <w:tcW w:w="1500" w:type="dxa"/>
+            <w:tcW w:w="1390" w:type="dxa"/>
             <w:tcBorders>
               <w:top w:val="single" w:sz="1" w:space="0" w:color="B0B0B0"/>
               <w:left w:val="single" w:sz="1" w:space="0" w:color="B0B0B0"/>
@@ -10124,6 +9056,7 @@
             </w:pPr>
             <w:r>
               <w:rPr>
+                <w:rFonts w:ascii="Arial" w:hAnsi="Arial"/>
                 <w:b/>
                 <w:bCs/>
                 <w:color w:val="FFFFFF"/>
@@ -10136,7 +9069,7 @@
         </w:tc>
         <w:tc>
           <w:tcPr>
-            <w:tcW w:w="1500" w:type="dxa"/>
+            <w:tcW w:w="1419" w:type="dxa"/>
             <w:tcBorders>
               <w:top w:val="single" w:sz="1" w:space="0" w:color="B0B0B0"/>
               <w:left w:val="single" w:sz="1" w:space="0" w:color="B0B0B0"/>
@@ -10158,6 +9091,7 @@
             </w:pPr>
             <w:r>
               <w:rPr>
+                <w:rFonts w:ascii="Arial" w:hAnsi="Arial"/>
                 <w:b/>
                 <w:bCs/>
                 <w:color w:val="FFFFFF"/>
@@ -10178,7 +9112,7 @@
         </w:tblPrEx>
         <w:tc>
           <w:tcPr>
-            <w:tcW w:w="1300" w:type="dxa"/>
+            <w:tcW w:w="1700" w:type="dxa"/>
             <w:tcBorders>
               <w:top w:val="single" w:sz="1" w:space="0" w:color="B0B0B0"/>
               <w:left w:val="single" w:sz="1" w:space="0" w:color="B0B0B0"/>
@@ -10196,6 +9130,7 @@
           <w:p>
             <w:r>
               <w:rPr>
+                <w:rFonts w:ascii="Arial" w:hAnsi="Arial"/>
                 <w:b/>
                 <w:bCs/>
                 <w:sz w:val="20"/>
@@ -10207,7 +9142,7 @@
         </w:tc>
         <w:tc>
           <w:tcPr>
-            <w:tcW w:w="2300" w:type="dxa"/>
+            <w:tcW w:w="2320" w:type="dxa"/>
             <w:tcBorders>
               <w:top w:val="single" w:sz="1" w:space="0" w:color="B0B0B0"/>
               <w:left w:val="single" w:sz="1" w:space="0" w:color="B0B0B0"/>
@@ -10225,6 +9160,7 @@
           <w:p>
             <w:r>
               <w:rPr>
+                <w:rFonts w:ascii="Arial" w:hAnsi="Arial"/>
                 <w:sz w:val="20"/>
                 <w:szCs w:val="20"/>
               </w:rPr>
@@ -10234,7 +9170,7 @@
         </w:tc>
         <w:tc>
           <w:tcPr>
-            <w:tcW w:w="2426" w:type="dxa"/>
+            <w:tcW w:w="2197" w:type="dxa"/>
             <w:tcBorders>
               <w:top w:val="single" w:sz="1" w:space="0" w:color="B0B0B0"/>
               <w:left w:val="single" w:sz="1" w:space="0" w:color="B0B0B0"/>
@@ -10252,6 +9188,7 @@
           <w:p>
             <w:r>
               <w:rPr>
+                <w:rFonts w:ascii="Arial" w:hAnsi="Arial"/>
                 <w:sz w:val="20"/>
                 <w:szCs w:val="20"/>
               </w:rPr>
@@ -10261,7 +9198,7 @@
         </w:tc>
         <w:tc>
           <w:tcPr>
-            <w:tcW w:w="1500" w:type="dxa"/>
+            <w:tcW w:w="1390" w:type="dxa"/>
             <w:tcBorders>
               <w:top w:val="single" w:sz="1" w:space="0" w:color="B0B0B0"/>
               <w:left w:val="single" w:sz="1" w:space="0" w:color="B0B0B0"/>
@@ -10279,6 +9216,7 @@
           <w:p>
             <w:r>
               <w:rPr>
+                <w:rFonts w:ascii="Arial" w:hAnsi="Arial"/>
                 <w:sz w:val="20"/>
                 <w:szCs w:val="20"/>
               </w:rPr>
@@ -10288,7 +9226,7 @@
         </w:tc>
         <w:tc>
           <w:tcPr>
-            <w:tcW w:w="1500" w:type="dxa"/>
+            <w:tcW w:w="1419" w:type="dxa"/>
             <w:tcBorders>
               <w:top w:val="single" w:sz="1" w:space="0" w:color="B0B0B0"/>
               <w:left w:val="single" w:sz="1" w:space="0" w:color="B0B0B0"/>
@@ -10306,10 +9244,27 @@
           <w:p>
             <w:r>
               <w:rPr>
+                <w:rFonts w:ascii="Arial" w:hAnsi="Arial"/>
                 <w:sz w:val="20"/>
                 <w:szCs w:val="20"/>
               </w:rPr>
-              <w:t>Mes 1 – Mes 2</w:t>
+              <w:t>Feb</w:t>
+            </w:r>
+            <w:r>
+              <w:rPr>
+                <w:rFonts w:ascii="Arial" w:hAnsi="Arial"/>
+                <w:sz w:val="20"/>
+                <w:szCs w:val="20"/>
+              </w:rPr>
+              <w:t xml:space="preserve"> – M</w:t>
+            </w:r>
+            <w:r>
+              <w:rPr>
+                <w:rFonts w:ascii="Arial" w:hAnsi="Arial"/>
+                <w:sz w:val="20"/>
+                <w:szCs w:val="20"/>
+              </w:rPr>
+              <w:t>ar</w:t>
             </w:r>
           </w:p>
         </w:tc>
@@ -10323,7 +9278,7 @@
         </w:tblPrEx>
         <w:tc>
           <w:tcPr>
-            <w:tcW w:w="1300" w:type="dxa"/>
+            <w:tcW w:w="1700" w:type="dxa"/>
             <w:tcBorders>
               <w:top w:val="single" w:sz="1" w:space="0" w:color="B0B0B0"/>
               <w:left w:val="single" w:sz="1" w:space="0" w:color="B0B0B0"/>
@@ -10341,6 +9296,7 @@
           <w:p>
             <w:r>
               <w:rPr>
+                <w:rFonts w:ascii="Arial" w:hAnsi="Arial"/>
                 <w:b/>
                 <w:bCs/>
                 <w:sz w:val="20"/>
@@ -10352,7 +9308,7 @@
         </w:tc>
         <w:tc>
           <w:tcPr>
-            <w:tcW w:w="2300" w:type="dxa"/>
+            <w:tcW w:w="2320" w:type="dxa"/>
             <w:tcBorders>
               <w:top w:val="single" w:sz="1" w:space="0" w:color="B0B0B0"/>
               <w:left w:val="single" w:sz="1" w:space="0" w:color="B0B0B0"/>
@@ -10370,6 +9326,7 @@
           <w:p>
             <w:r>
               <w:rPr>
+                <w:rFonts w:ascii="Arial" w:hAnsi="Arial"/>
                 <w:sz w:val="20"/>
                 <w:szCs w:val="20"/>
               </w:rPr>
@@ -10379,7 +9336,7 @@
         </w:tc>
         <w:tc>
           <w:tcPr>
-            <w:tcW w:w="2426" w:type="dxa"/>
+            <w:tcW w:w="2197" w:type="dxa"/>
             <w:tcBorders>
               <w:top w:val="single" w:sz="1" w:space="0" w:color="B0B0B0"/>
               <w:left w:val="single" w:sz="1" w:space="0" w:color="B0B0B0"/>
@@ -10397,6 +9354,7 @@
           <w:p>
             <w:r>
               <w:rPr>
+                <w:rFonts w:ascii="Arial" w:hAnsi="Arial"/>
                 <w:sz w:val="20"/>
                 <w:szCs w:val="20"/>
               </w:rPr>
@@ -10406,7 +9364,7 @@
         </w:tc>
         <w:tc>
           <w:tcPr>
-            <w:tcW w:w="1500" w:type="dxa"/>
+            <w:tcW w:w="1390" w:type="dxa"/>
             <w:tcBorders>
               <w:top w:val="single" w:sz="1" w:space="0" w:color="B0B0B0"/>
               <w:left w:val="single" w:sz="1" w:space="0" w:color="B0B0B0"/>
@@ -10424,6 +9382,7 @@
           <w:p>
             <w:r>
               <w:rPr>
+                <w:rFonts w:ascii="Arial" w:hAnsi="Arial"/>
                 <w:sz w:val="20"/>
                 <w:szCs w:val="20"/>
               </w:rPr>
@@ -10433,7 +9392,7 @@
         </w:tc>
         <w:tc>
           <w:tcPr>
-            <w:tcW w:w="1500" w:type="dxa"/>
+            <w:tcW w:w="1419" w:type="dxa"/>
             <w:tcBorders>
               <w:top w:val="single" w:sz="1" w:space="0" w:color="B0B0B0"/>
               <w:left w:val="single" w:sz="1" w:space="0" w:color="B0B0B0"/>
@@ -10451,10 +9410,19 @@
           <w:p>
             <w:r>
               <w:rPr>
+                <w:rFonts w:ascii="Arial" w:hAnsi="Arial"/>
                 <w:sz w:val="20"/>
                 <w:szCs w:val="20"/>
               </w:rPr>
-              <w:t>Mes 2 – Mes 3</w:t>
+              <w:t>Abr</w:t>
+            </w:r>
+            <w:r>
+              <w:rPr>
+                <w:rFonts w:ascii="Arial" w:hAnsi="Arial"/>
+                <w:sz w:val="20"/>
+                <w:szCs w:val="20"/>
+              </w:rPr>
+              <w:t xml:space="preserve"> </w:t>
             </w:r>
           </w:p>
         </w:tc>
@@ -10468,7 +9436,7 @@
         </w:tblPrEx>
         <w:tc>
           <w:tcPr>
-            <w:tcW w:w="1300" w:type="dxa"/>
+            <w:tcW w:w="1700" w:type="dxa"/>
             <w:tcBorders>
               <w:top w:val="single" w:sz="1" w:space="0" w:color="B0B0B0"/>
               <w:left w:val="single" w:sz="1" w:space="0" w:color="B0B0B0"/>
@@ -10486,6 +9454,7 @@
           <w:p>
             <w:r>
               <w:rPr>
+                <w:rFonts w:ascii="Arial" w:hAnsi="Arial"/>
                 <w:b/>
                 <w:bCs/>
                 <w:sz w:val="20"/>
@@ -10497,7 +9466,7 @@
         </w:tc>
         <w:tc>
           <w:tcPr>
-            <w:tcW w:w="2300" w:type="dxa"/>
+            <w:tcW w:w="2320" w:type="dxa"/>
             <w:tcBorders>
               <w:top w:val="single" w:sz="1" w:space="0" w:color="B0B0B0"/>
               <w:left w:val="single" w:sz="1" w:space="0" w:color="B0B0B0"/>
@@ -10515,6 +9484,7 @@
           <w:p>
             <w:r>
               <w:rPr>
+                <w:rFonts w:ascii="Arial" w:hAnsi="Arial"/>
                 <w:sz w:val="20"/>
                 <w:szCs w:val="20"/>
               </w:rPr>
@@ -10524,7 +9494,7 @@
         </w:tc>
         <w:tc>
           <w:tcPr>
-            <w:tcW w:w="2426" w:type="dxa"/>
+            <w:tcW w:w="2197" w:type="dxa"/>
             <w:tcBorders>
               <w:top w:val="single" w:sz="1" w:space="0" w:color="B0B0B0"/>
               <w:left w:val="single" w:sz="1" w:space="0" w:color="B0B0B0"/>
@@ -10542,6 +9512,7 @@
           <w:p>
             <w:r>
               <w:rPr>
+                <w:rFonts w:ascii="Arial" w:hAnsi="Arial"/>
                 <w:sz w:val="20"/>
                 <w:szCs w:val="20"/>
               </w:rPr>
@@ -10551,7 +9522,7 @@
         </w:tc>
         <w:tc>
           <w:tcPr>
-            <w:tcW w:w="1500" w:type="dxa"/>
+            <w:tcW w:w="1390" w:type="dxa"/>
             <w:tcBorders>
               <w:top w:val="single" w:sz="1" w:space="0" w:color="B0B0B0"/>
               <w:left w:val="single" w:sz="1" w:space="0" w:color="B0B0B0"/>
@@ -10569,6 +9540,7 @@
           <w:p>
             <w:r>
               <w:rPr>
+                <w:rFonts w:ascii="Arial" w:hAnsi="Arial"/>
                 <w:sz w:val="20"/>
                 <w:szCs w:val="20"/>
               </w:rPr>
@@ -10578,7 +9550,7 @@
         </w:tc>
         <w:tc>
           <w:tcPr>
-            <w:tcW w:w="1500" w:type="dxa"/>
+            <w:tcW w:w="1419" w:type="dxa"/>
             <w:tcBorders>
               <w:top w:val="single" w:sz="1" w:space="0" w:color="B0B0B0"/>
               <w:left w:val="single" w:sz="1" w:space="0" w:color="B0B0B0"/>
@@ -10596,10 +9568,11 @@
           <w:p>
             <w:r>
               <w:rPr>
+                <w:rFonts w:ascii="Arial" w:hAnsi="Arial"/>
                 <w:sz w:val="20"/>
                 <w:szCs w:val="20"/>
               </w:rPr>
-              <w:t>Mes 3 – Mes 4,5</w:t>
+              <w:t>May</w:t>
             </w:r>
           </w:p>
         </w:tc>
@@ -10613,7 +9586,7 @@
         </w:tblPrEx>
         <w:tc>
           <w:tcPr>
-            <w:tcW w:w="1300" w:type="dxa"/>
+            <w:tcW w:w="1700" w:type="dxa"/>
             <w:tcBorders>
               <w:top w:val="single" w:sz="1" w:space="0" w:color="B0B0B0"/>
               <w:left w:val="single" w:sz="1" w:space="0" w:color="B0B0B0"/>
@@ -10631,6 +9604,7 @@
           <w:p>
             <w:r>
               <w:rPr>
+                <w:rFonts w:ascii="Arial" w:hAnsi="Arial"/>
                 <w:b/>
                 <w:bCs/>
                 <w:sz w:val="20"/>
@@ -10642,7 +9616,7 @@
         </w:tc>
         <w:tc>
           <w:tcPr>
-            <w:tcW w:w="2300" w:type="dxa"/>
+            <w:tcW w:w="2320" w:type="dxa"/>
             <w:tcBorders>
               <w:top w:val="single" w:sz="1" w:space="0" w:color="B0B0B0"/>
               <w:left w:val="single" w:sz="1" w:space="0" w:color="B0B0B0"/>
@@ -10660,6 +9634,7 @@
           <w:p>
             <w:r>
               <w:rPr>
+                <w:rFonts w:ascii="Arial" w:hAnsi="Arial"/>
                 <w:sz w:val="20"/>
                 <w:szCs w:val="20"/>
               </w:rPr>
@@ -10669,7 +9644,7 @@
         </w:tc>
         <w:tc>
           <w:tcPr>
-            <w:tcW w:w="2426" w:type="dxa"/>
+            <w:tcW w:w="2197" w:type="dxa"/>
             <w:tcBorders>
               <w:top w:val="single" w:sz="1" w:space="0" w:color="B0B0B0"/>
               <w:left w:val="single" w:sz="1" w:space="0" w:color="B0B0B0"/>
@@ -10687,16 +9662,33 @@
           <w:p>
             <w:r>
               <w:rPr>
+                <w:rFonts w:ascii="Arial" w:hAnsi="Arial"/>
                 <w:sz w:val="20"/>
                 <w:szCs w:val="20"/>
               </w:rPr>
-              <w:t>Capítulo 5 (Resultados) + tablas y figuras</w:t>
+              <w:t>Capítulo 5 (Resultados</w:t>
+            </w:r>
+            <w:r>
+              <w:rPr>
+                <w:rFonts w:ascii="Arial" w:hAnsi="Arial"/>
+                <w:sz w:val="20"/>
+                <w:szCs w:val="20"/>
+              </w:rPr>
+              <w:t xml:space="preserve"> y discusion</w:t>
+            </w:r>
+            <w:r>
+              <w:rPr>
+                <w:rFonts w:ascii="Arial" w:hAnsi="Arial"/>
+                <w:sz w:val="20"/>
+                <w:szCs w:val="20"/>
+              </w:rPr>
+              <w:t>) + tablas y figuras</w:t>
             </w:r>
           </w:p>
         </w:tc>
         <w:tc>
           <w:tcPr>
-            <w:tcW w:w="1500" w:type="dxa"/>
+            <w:tcW w:w="1390" w:type="dxa"/>
             <w:tcBorders>
               <w:top w:val="single" w:sz="1" w:space="0" w:color="B0B0B0"/>
               <w:left w:val="single" w:sz="1" w:space="0" w:color="B0B0B0"/>
@@ -10714,6 +9706,7 @@
           <w:p>
             <w:r>
               <w:rPr>
+                <w:rFonts w:ascii="Arial" w:hAnsi="Arial"/>
                 <w:sz w:val="20"/>
                 <w:szCs w:val="20"/>
               </w:rPr>
@@ -10723,7 +9716,7 @@
         </w:tc>
         <w:tc>
           <w:tcPr>
-            <w:tcW w:w="1500" w:type="dxa"/>
+            <w:tcW w:w="1419" w:type="dxa"/>
             <w:tcBorders>
               <w:top w:val="single" w:sz="1" w:space="0" w:color="B0B0B0"/>
               <w:left w:val="single" w:sz="1" w:space="0" w:color="B0B0B0"/>
@@ -10741,10 +9734,11 @@
           <w:p>
             <w:r>
               <w:rPr>
+                <w:rFonts w:ascii="Arial" w:hAnsi="Arial"/>
                 <w:sz w:val="20"/>
                 <w:szCs w:val="20"/>
               </w:rPr>
-              <w:t>Mes 4,5 – Mes 5,5</w:t>
+              <w:t>May-Jun</w:t>
             </w:r>
           </w:p>
         </w:tc>
@@ -10758,7 +9752,7 @@
         </w:tblPrEx>
         <w:tc>
           <w:tcPr>
-            <w:tcW w:w="1300" w:type="dxa"/>
+            <w:tcW w:w="1700" w:type="dxa"/>
             <w:tcBorders>
               <w:top w:val="single" w:sz="1" w:space="0" w:color="B0B0B0"/>
               <w:left w:val="single" w:sz="1" w:space="0" w:color="B0B0B0"/>
@@ -10776,6 +9770,7 @@
           <w:p>
             <w:r>
               <w:rPr>
+                <w:rFonts w:ascii="Arial" w:hAnsi="Arial"/>
                 <w:b/>
                 <w:bCs/>
                 <w:sz w:val="20"/>
@@ -10787,7 +9782,7 @@
         </w:tc>
         <w:tc>
           <w:tcPr>
-            <w:tcW w:w="2300" w:type="dxa"/>
+            <w:tcW w:w="2320" w:type="dxa"/>
             <w:tcBorders>
               <w:top w:val="single" w:sz="1" w:space="0" w:color="B0B0B0"/>
               <w:left w:val="single" w:sz="1" w:space="0" w:color="B0B0B0"/>
@@ -10805,6 +9800,7 @@
           <w:p>
             <w:r>
               <w:rPr>
+                <w:rFonts w:ascii="Arial" w:hAnsi="Arial"/>
                 <w:sz w:val="20"/>
                 <w:szCs w:val="20"/>
               </w:rPr>
@@ -10814,7 +9810,7 @@
         </w:tc>
         <w:tc>
           <w:tcPr>
-            <w:tcW w:w="2426" w:type="dxa"/>
+            <w:tcW w:w="2197" w:type="dxa"/>
             <w:tcBorders>
               <w:top w:val="single" w:sz="1" w:space="0" w:color="B0B0B0"/>
               <w:left w:val="single" w:sz="1" w:space="0" w:color="B0B0B0"/>
@@ -10832,6 +9828,7 @@
           <w:p>
             <w:r>
               <w:rPr>
+                <w:rFonts w:ascii="Arial" w:hAnsi="Arial"/>
                 <w:sz w:val="20"/>
                 <w:szCs w:val="20"/>
               </w:rPr>
@@ -10841,7 +9838,7 @@
         </w:tc>
         <w:tc>
           <w:tcPr>
-            <w:tcW w:w="1500" w:type="dxa"/>
+            <w:tcW w:w="1390" w:type="dxa"/>
             <w:tcBorders>
               <w:top w:val="single" w:sz="1" w:space="0" w:color="B0B0B0"/>
               <w:left w:val="single" w:sz="1" w:space="0" w:color="B0B0B0"/>
@@ -10859,6 +9856,7 @@
           <w:p>
             <w:r>
               <w:rPr>
+                <w:rFonts w:ascii="Arial" w:hAnsi="Arial"/>
                 <w:sz w:val="20"/>
                 <w:szCs w:val="20"/>
               </w:rPr>
@@ -10868,7 +9866,7 @@
         </w:tc>
         <w:tc>
           <w:tcPr>
-            <w:tcW w:w="1500" w:type="dxa"/>
+            <w:tcW w:w="1419" w:type="dxa"/>
             <w:tcBorders>
               <w:top w:val="single" w:sz="1" w:space="0" w:color="B0B0B0"/>
               <w:left w:val="single" w:sz="1" w:space="0" w:color="B0B0B0"/>
@@ -10886,130 +9884,93 @@
           <w:p>
             <w:r>
               <w:rPr>
+                <w:rFonts w:ascii="Arial" w:hAnsi="Arial"/>
                 <w:sz w:val="20"/>
                 <w:szCs w:val="20"/>
               </w:rPr>
-              <w:t>Mes 5,5 – Mes 6</w:t>
+              <w:t>Jun</w:t>
             </w:r>
           </w:p>
         </w:tc>
       </w:tr>
     </w:tbl>
-    <w:p>
-      <w:pPr>
-        <w:spacing w:after="120"/>
-      </w:pPr>
-    </w:p>
+    <w:p/>
+    <w:p/>
+    <w:p/>
+    <w:p/>
+    <w:p/>
+    <w:p/>
+    <w:p/>
+    <w:p/>
+    <w:p/>
+    <w:p/>
     <w:p>
       <w:pPr>
         <w:pStyle w:val="Ttulo3"/>
       </w:pPr>
-      <w:bookmarkStart w:id="24" w:name="_Toc222915357"/>
-      <w:r>
+      <w:bookmarkStart w:id="23" w:name="_Toc222915357"/>
+      <w:r>
+        <w:lastRenderedPageBreak/>
         <w:t>1.5.2 Orientación para el diagrama de Gantt</w:t>
       </w:r>
+      <w:bookmarkEnd w:id="23"/>
+    </w:p>
+    <w:p>
+      <w:pPr>
+        <w:jc w:val="center"/>
+      </w:pPr>
+      <w:r>
+        <w:t>.</w:t>
+      </w:r>
+      <w:r>
+        <w:drawing>
+          <wp:inline distT="0" distB="0" distL="0" distR="0" wp14:anchorId="44562E6D" wp14:editId="133E6BD6">
+            <wp:extent cx="8278008" cy="1766217"/>
+            <wp:effectExtent l="0" t="1588" r="7303" b="7302"/>
+            <wp:docPr id="6" name="Imagen 6"/>
+            <wp:cNvGraphicFramePr>
+              <a:graphicFrameLocks xmlns:a="http://schemas.openxmlformats.org/drawingml/2006/main" noChangeAspect="1"/>
+            </wp:cNvGraphicFramePr>
+            <a:graphic xmlns:a="http://schemas.openxmlformats.org/drawingml/2006/main">
+              <a:graphicData uri="http://schemas.openxmlformats.org/drawingml/2006/picture">
+                <pic:pic xmlns:pic="http://schemas.openxmlformats.org/drawingml/2006/picture">
+                  <pic:nvPicPr>
+                    <pic:cNvPr id="1" name=""/>
+                    <pic:cNvPicPr/>
+                  </pic:nvPicPr>
+                  <pic:blipFill>
+                    <a:blip r:embed="rId12"/>
+                    <a:stretch>
+                      <a:fillRect/>
+                    </a:stretch>
+                  </pic:blipFill>
+                  <pic:spPr>
+                    <a:xfrm rot="5400000">
+                      <a:off x="0" y="0"/>
+                      <a:ext cx="8449101" cy="1802722"/>
+                    </a:xfrm>
+                    <a:prstGeom prst="rect">
+                      <a:avLst/>
+                    </a:prstGeom>
+                  </pic:spPr>
+                </pic:pic>
+              </a:graphicData>
+            </a:graphic>
+          </wp:inline>
+        </w:drawing>
+      </w:r>
+    </w:p>
+    <w:p/>
+    <w:p>
+      <w:pPr>
+        <w:pStyle w:val="Ttulo3"/>
+      </w:pPr>
+      <w:bookmarkStart w:id="24" w:name="_Toc222915358"/>
+      <w:r>
+        <w:lastRenderedPageBreak/>
+        <w:t>1.5.3 Tabla de riesgos y mitigaciones</w:t>
+      </w:r>
       <w:bookmarkEnd w:id="24"/>
-    </w:p>
-    <w:p>
-      <w:pPr>
-        <w:spacing w:after="160"/>
-        <w:jc w:val="both"/>
-      </w:pPr>
-      <w:r>
-        <w:t>Se recomienda elaborar el diagrama de Gantt en una herramienta específica (Ganttproject, TeamGantt, Notion, Excel o ProjectLibre). La tabla anterior puede servir de base estructural. Para una buena práctica en la</w:t>
-      </w:r>
-      <w:r>
-        <w:t xml:space="preserve"> elaboración del Gantt:</w:t>
-      </w:r>
-    </w:p>
-    <w:p>
-      <w:pPr>
-        <w:spacing w:after="120"/>
-      </w:pPr>
-    </w:p>
-    <w:p>
-      <w:pPr>
-        <w:pStyle w:val="Prrafodelista"/>
-        <w:numPr>
-          <w:ilvl w:val="0"/>
-          <w:numId w:val="2"/>
-        </w:numPr>
-        <w:spacing w:after="80"/>
-      </w:pPr>
-      <w:r>
-        <w:t>Descomponer cada fase en tareas de no más de 5-10 días de duración para facilitar el seguimiento.</w:t>
-      </w:r>
-    </w:p>
-    <w:p>
-      <w:pPr>
-        <w:pStyle w:val="Prrafodelista"/>
-        <w:numPr>
-          <w:ilvl w:val="0"/>
-          <w:numId w:val="2"/>
-        </w:numPr>
-        <w:spacing w:after="80"/>
-      </w:pPr>
-      <w:r>
-        <w:t>Identificar las dependencias entre tareas (por ejemplo, el modelado depende del preprocesamiento).</w:t>
-      </w:r>
-    </w:p>
-    <w:p>
-      <w:pPr>
-        <w:pStyle w:val="Prrafodelista"/>
-        <w:numPr>
-          <w:ilvl w:val="0"/>
-          <w:numId w:val="2"/>
-        </w:numPr>
-        <w:spacing w:after="80"/>
-      </w:pPr>
-      <w:r>
-        <w:t>Incluir hitos como puntos de contr</w:t>
-      </w:r>
-      <w:r>
-        <w:t>ol (diamonds en la mayoría de herramientas).</w:t>
-      </w:r>
-    </w:p>
-    <w:p>
-      <w:pPr>
-        <w:pStyle w:val="Prrafodelista"/>
-        <w:numPr>
-          <w:ilvl w:val="0"/>
-          <w:numId w:val="2"/>
-        </w:numPr>
-        <w:spacing w:after="80"/>
-      </w:pPr>
-      <w:r>
-        <w:t>Reservar al menos un 15-20% de tiempo adicional como margen de contingencia en cada fase.</w:t>
-      </w:r>
-    </w:p>
-    <w:p>
-      <w:pPr>
-        <w:pStyle w:val="Prrafodelista"/>
-        <w:numPr>
-          <w:ilvl w:val="0"/>
-          <w:numId w:val="2"/>
-        </w:numPr>
-        <w:spacing w:after="80"/>
-      </w:pPr>
-      <w:r>
-        <w:lastRenderedPageBreak/>
-        <w:t>Revisar el Gantt con el tutor al inicio del trabajo para validar la planificación temporal.</w:t>
-      </w:r>
-    </w:p>
-    <w:p>
-      <w:pPr>
-        <w:spacing w:after="120"/>
-      </w:pPr>
-    </w:p>
-    <w:p>
-      <w:pPr>
-        <w:pStyle w:val="Ttulo3"/>
-      </w:pPr>
-      <w:bookmarkStart w:id="25" w:name="_Toc222915358"/>
-      <w:r>
-        <w:t>1.5.3 Tabla de riesgos y mitigaciones</w:t>
-      </w:r>
-      <w:bookmarkEnd w:id="25"/>
     </w:p>
     <w:tbl>
       <w:tblPr>
@@ -11029,19 +9990,13 @@
         <w:tblLook w:val="04A0" w:firstRow="1" w:lastRow="0" w:firstColumn="1" w:lastColumn="0" w:noHBand="0" w:noVBand="1"/>
       </w:tblPr>
       <w:tblGrid>
-        <w:gridCol w:w="2362"/>
-        <w:gridCol w:w="1412"/>
-        <w:gridCol w:w="967"/>
-        <w:gridCol w:w="2150"/>
-        <w:gridCol w:w="2135"/>
+        <w:gridCol w:w="2394"/>
+        <w:gridCol w:w="1260"/>
+        <w:gridCol w:w="898"/>
+        <w:gridCol w:w="2244"/>
+        <w:gridCol w:w="2230"/>
       </w:tblGrid>
       <w:tr>
-        <w:tblPrEx>
-          <w:tblCellMar>
-            <w:top w:w="0" w:type="dxa"/>
-            <w:bottom w:w="0" w:type="dxa"/>
-          </w:tblCellMar>
-        </w:tblPrEx>
         <w:tc>
           <w:tcPr>
             <w:tcW w:w="2500" w:type="dxa"/>
@@ -11214,12 +10169,6 @@
         </w:tc>
       </w:tr>
       <w:tr>
-        <w:tblPrEx>
-          <w:tblCellMar>
-            <w:top w:w="0" w:type="dxa"/>
-            <w:bottom w:w="0" w:type="dxa"/>
-          </w:tblCellMar>
-        </w:tblPrEx>
         <w:tc>
           <w:tcPr>
             <w:tcW w:w="2500" w:type="dxa"/>
@@ -11324,14 +10273,7 @@
                 <w:sz w:val="20"/>
                 <w:szCs w:val="20"/>
               </w:rPr>
-              <w:t>Consultar documentación oficial; usar herramientas de descarga altern</w:t>
-            </w:r>
-            <w:r>
-              <w:rPr>
-                <w:sz w:val="20"/>
-                <w:szCs w:val="20"/>
-              </w:rPr>
-              <w:t>ativas (TCGAbiolinks, cBioPortal API)</w:t>
+              <w:t>Consultar documentación oficial; usar herramientas de descarga alternativas (TCGAbiolinks, cBioPortal API)</w:t>
             </w:r>
           </w:p>
         </w:tc>
@@ -11364,12 +10306,6 @@
         </w:tc>
       </w:tr>
       <w:tr>
-        <w:tblPrEx>
-          <w:tblCellMar>
-            <w:top w:w="0" w:type="dxa"/>
-            <w:bottom w:w="0" w:type="dxa"/>
-          </w:tblCellMar>
-        </w:tblPrEx>
         <w:tc>
           <w:tcPr>
             <w:tcW w:w="2500" w:type="dxa"/>
@@ -11507,12 +10443,6 @@
         </w:tc>
       </w:tr>
       <w:tr>
-        <w:tblPrEx>
-          <w:tblCellMar>
-            <w:top w:w="0" w:type="dxa"/>
-            <w:bottom w:w="0" w:type="dxa"/>
-          </w:tblCellMar>
-        </w:tblPrEx>
         <w:tc>
           <w:tcPr>
             <w:tcW w:w="2500" w:type="dxa"/>
@@ -11536,7 +10466,21 @@
                 <w:sz w:val="20"/>
                 <w:szCs w:val="20"/>
               </w:rPr>
-              <w:t>Bajo número de eventos en algún dataset (pocos fallecimientos registrados)</w:t>
+              <w:t xml:space="preserve">Bajo número de eventos en algún </w:t>
+            </w:r>
+            <w:r>
+              <w:rPr>
+                <w:sz w:val="20"/>
+                <w:szCs w:val="20"/>
+              </w:rPr>
+              <w:t>conjunto de datos</w:t>
+            </w:r>
+            <w:r>
+              <w:rPr>
+                <w:sz w:val="20"/>
+                <w:szCs w:val="20"/>
+              </w:rPr>
+              <w:t xml:space="preserve"> (pocos fallecimientos registrados)</w:t>
             </w:r>
           </w:p>
         </w:tc>
@@ -11644,25 +10588,12 @@
                 <w:sz w:val="20"/>
                 <w:szCs w:val="20"/>
               </w:rPr>
-              <w:t xml:space="preserve">Combinar endpoints (muerte + recurrencia); o enfocar el análisis en </w:t>
-            </w:r>
-            <w:r>
-              <w:rPr>
-                <w:sz w:val="20"/>
-                <w:szCs w:val="20"/>
-              </w:rPr>
-              <w:t>supervivencia libre de enfermedad</w:t>
+              <w:t>Combinar endpoints (muerte + recurrencia); o enfocar el análisis en supervivencia libre de enfermedad</w:t>
             </w:r>
           </w:p>
         </w:tc>
       </w:tr>
       <w:tr>
-        <w:tblPrEx>
-          <w:tblCellMar>
-            <w:top w:w="0" w:type="dxa"/>
-            <w:bottom w:w="0" w:type="dxa"/>
-          </w:tblCellMar>
-        </w:tblPrEx>
         <w:tc>
           <w:tcPr>
             <w:tcW w:w="2500" w:type="dxa"/>
@@ -11800,12 +10731,6 @@
         </w:tc>
       </w:tr>
       <w:tr>
-        <w:tblPrEx>
-          <w:tblCellMar>
-            <w:top w:w="0" w:type="dxa"/>
-            <w:bottom w:w="0" w:type="dxa"/>
-          </w:tblCellMar>
-        </w:tblPrEx>
         <w:tc>
           <w:tcPr>
             <w:tcW w:w="2500" w:type="dxa"/>
@@ -11937,25 +10862,12 @@
                 <w:sz w:val="20"/>
                 <w:szCs w:val="20"/>
               </w:rPr>
-              <w:t xml:space="preserve">Centrar el análisis comparativo en variables comunes y bien caracterizadas en ambos </w:t>
-            </w:r>
-            <w:r>
-              <w:rPr>
-                <w:sz w:val="20"/>
-                <w:szCs w:val="20"/>
-              </w:rPr>
-              <w:t>datasets</w:t>
+              <w:t>Centrar el análisis comparativo en variables comunes y bien caracterizadas en ambos datasets</w:t>
             </w:r>
           </w:p>
         </w:tc>
       </w:tr>
       <w:tr>
-        <w:tblPrEx>
-          <w:tblCellMar>
-            <w:top w:w="0" w:type="dxa"/>
-            <w:bottom w:w="0" w:type="dxa"/>
-          </w:tblCellMar>
-        </w:tblPrEx>
         <w:tc>
           <w:tcPr>
             <w:tcW w:w="2500" w:type="dxa"/>
@@ -12093,11 +11005,7 @@
         </w:tc>
       </w:tr>
     </w:tbl>
-    <w:p>
-      <w:pPr>
-        <w:spacing w:after="120"/>
-      </w:pPr>
-    </w:p>
+    <w:p/>
     <w:p>
       <w:r>
         <w:br w:type="page"/>
@@ -12107,27 +11015,22 @@
       <w:pPr>
         <w:pStyle w:val="Ttulo2"/>
       </w:pPr>
-      <w:bookmarkStart w:id="26" w:name="_Toc222915359"/>
+      <w:bookmarkStart w:id="25" w:name="_Toc222915359"/>
       <w:r>
         <w:lastRenderedPageBreak/>
         <w:t>1.6 Breve sumario de productos obtenidos</w:t>
       </w:r>
-      <w:bookmarkEnd w:id="26"/>
+      <w:bookmarkEnd w:id="25"/>
     </w:p>
     <w:p>
       <w:pPr>
         <w:spacing w:after="160"/>
-        <w:jc w:val="both"/>
       </w:pPr>
       <w:r>
         <w:t>El presente TFM generará los siguientes productos concretos y verificables:</w:t>
       </w:r>
     </w:p>
-    <w:p>
-      <w:pPr>
-        <w:spacing w:after="120"/>
-      </w:pPr>
-    </w:p>
+    <w:p/>
     <w:p>
       <w:pPr>
         <w:pStyle w:val="Prrafodelista"/>
@@ -12136,12 +11039,20 @@
           <w:numId w:val="2"/>
         </w:numPr>
         <w:spacing w:after="80"/>
-      </w:pPr>
-      <w:r>
-        <w:t>Modelos de supervivencia entrenados: Se obtendrán al menos cuatro modelos entrenados y evaluados (Kaplan-Meier, Cox PH, Random Survival Forest y DeepSurv) sobre dos conjuntos de d</w:t>
-      </w:r>
-      <w:r>
-        <w:t>atos (TCGA y METABRIC), para un total de hasta ocho configuraciones evaluadas. Los modelos serán serializados (formato pickle o similar) para su reproducibilidad.</w:t>
+        <w:jc w:val="both"/>
+        <w:rPr>
+          <w:rFonts w:asciiTheme="minorHAnsi" w:hAnsiTheme="minorHAnsi" w:cstheme="minorHAnsi"/>
+          <w:sz w:val="24"/>
+          <w:szCs w:val="24"/>
+        </w:rPr>
+      </w:pPr>
+      <w:r>
+        <w:rPr>
+          <w:rFonts w:asciiTheme="minorHAnsi" w:hAnsiTheme="minorHAnsi" w:cstheme="minorHAnsi"/>
+          <w:sz w:val="24"/>
+          <w:szCs w:val="24"/>
+        </w:rPr>
+        <w:t>Modelos de supervivencia entrenados: Se obtendrán al menos cuatro modelos entrenados y evaluados (Kaplan-Meier, Cox PH, Random Survival Forest y DeepSurv) sobre dos conjuntos de datos (TCGA y METABRIC), para un total de hasta ocho configuraciones evaluadas. Los modelos serán serializados (formato pickle o similar) para su reproducibilidad.</w:t>
       </w:r>
     </w:p>
     <w:p>
@@ -12152,12 +11063,20 @@
           <w:numId w:val="2"/>
         </w:numPr>
         <w:spacing w:after="80"/>
-      </w:pPr>
-      <w:r>
-        <w:t>Código reproducible y documentado: Se desarrollará un repositorio GitHub que incluirá scripts</w:t>
-      </w:r>
-      <w:r>
-        <w:t xml:space="preserve"> de preprocesamiento, notebooks de análisis exploratorio, implementación de modelos, evaluación y visualización. El repositorio seguirá estándares de reproducibilidad (requirements.txt, entornos conda/pip, instrucciones claras de ejecución).</w:t>
+        <w:jc w:val="both"/>
+        <w:rPr>
+          <w:rFonts w:asciiTheme="minorHAnsi" w:hAnsiTheme="minorHAnsi" w:cstheme="minorHAnsi"/>
+          <w:sz w:val="24"/>
+          <w:szCs w:val="24"/>
+        </w:rPr>
+      </w:pPr>
+      <w:r>
+        <w:rPr>
+          <w:rFonts w:asciiTheme="minorHAnsi" w:hAnsiTheme="minorHAnsi" w:cstheme="minorHAnsi"/>
+          <w:sz w:val="24"/>
+          <w:szCs w:val="24"/>
+        </w:rPr>
+        <w:t>Código reproducible y documentado: Se desarrollará un repositorio GitHub que incluirá scripts de preprocesamiento, notebooks de análisis exploratorio, implementación de modelos, evaluación y visualización. El repositorio seguirá estándares de reproducibilidad (requirements.txt, entornos conda/pip, instrucciones claras de ejecución).</w:t>
       </w:r>
     </w:p>
     <w:p>
@@ -12168,15 +11087,20 @@
           <w:numId w:val="2"/>
         </w:numPr>
         <w:spacing w:after="80"/>
-      </w:pPr>
-      <w:r>
-        <w:t>Análisis compa</w:t>
-      </w:r>
-      <w:r>
-        <w:t>rativo entre modelos y datasets: Se producirá un análisis sistemático que compare el rendimiento de cada modelo en términos de C-index, Brier Score y log-rank test, tanto dentro de cada dataset (validación cruzada interna) como entre datasets (validación e</w:t>
-      </w:r>
-      <w:r>
-        <w:t>xterna cruzada).</w:t>
+        <w:jc w:val="both"/>
+        <w:rPr>
+          <w:rFonts w:asciiTheme="minorHAnsi" w:hAnsiTheme="minorHAnsi" w:cstheme="minorHAnsi"/>
+          <w:sz w:val="24"/>
+          <w:szCs w:val="24"/>
+        </w:rPr>
+      </w:pPr>
+      <w:r>
+        <w:rPr>
+          <w:rFonts w:asciiTheme="minorHAnsi" w:hAnsiTheme="minorHAnsi" w:cstheme="minorHAnsi"/>
+          <w:sz w:val="24"/>
+          <w:szCs w:val="24"/>
+        </w:rPr>
+        <w:t>Análisis comparativo entre modelos y datasets: Se producirá un análisis sistemático que compare el rendimiento de cada modelo en términos de C-index, Brier Score y log-rank test, tanto dentro de cada dataset (validación cruzada interna) como entre datasets (validación externa cruzada).</w:t>
       </w:r>
     </w:p>
     <w:p>
@@ -12187,12 +11111,20 @@
           <w:numId w:val="2"/>
         </w:numPr>
         <w:spacing w:after="80"/>
-      </w:pPr>
-      <w:r>
-        <w:t>Visualizaciones: Se generarán curvas de Kaplan-Meier estratificadas, gráficos de importancia de variables, mapas de calor de correlaciones genómicas, curvas de calibración y gráficos comparativos de métricas de evaluación. Se buscará que t</w:t>
-      </w:r>
-      <w:r>
-        <w:t>odas las figuras sean reproducibles desde el repositorio.</w:t>
+        <w:jc w:val="both"/>
+        <w:rPr>
+          <w:rFonts w:asciiTheme="minorHAnsi" w:hAnsiTheme="minorHAnsi" w:cstheme="minorHAnsi"/>
+          <w:sz w:val="24"/>
+          <w:szCs w:val="24"/>
+        </w:rPr>
+      </w:pPr>
+      <w:r>
+        <w:rPr>
+          <w:rFonts w:asciiTheme="minorHAnsi" w:hAnsiTheme="minorHAnsi" w:cstheme="minorHAnsi"/>
+          <w:sz w:val="24"/>
+          <w:szCs w:val="24"/>
+        </w:rPr>
+        <w:t>Visualizaciones: Se generarán curvas de Kaplan-Meier estratificadas, gráficos de importancia de variables, mapas de calor de correlaciones genómicas, curvas de calibración y gráficos comparativos de métricas de evaluación. Se buscará que todas las figuras sean reproducibles desde el repositorio.</w:t>
       </w:r>
     </w:p>
     <w:p>
@@ -12203,12 +11135,20 @@
           <w:numId w:val="2"/>
         </w:numPr>
         <w:spacing w:after="80"/>
-      </w:pPr>
-      <w:r>
-        <w:t>Repositorio público (GitHub): Además del código, el repositorio incluirá la documentación técnica del proyecto (README extendido), los archivos de configuración y las instrucciones para reproducir l</w:t>
-      </w:r>
-      <w:r>
-        <w:t>os resultados. Los datos no serán incluidos directamente por motivos de licencia, pero se indicarán las instrucciones para su descarga.</w:t>
+        <w:jc w:val="both"/>
+        <w:rPr>
+          <w:rFonts w:asciiTheme="minorHAnsi" w:hAnsiTheme="minorHAnsi" w:cstheme="minorHAnsi"/>
+          <w:sz w:val="24"/>
+          <w:szCs w:val="24"/>
+        </w:rPr>
+      </w:pPr>
+      <w:r>
+        <w:rPr>
+          <w:rFonts w:asciiTheme="minorHAnsi" w:hAnsiTheme="minorHAnsi" w:cstheme="minorHAnsi"/>
+          <w:sz w:val="24"/>
+          <w:szCs w:val="24"/>
+        </w:rPr>
+        <w:t>Repositorio público (GitHub): Además del código, el repositorio incluirá la documentación técnica del proyecto (README extendido), los archivos de configuración y las instrucciones para reproducir los resultados. Los datos no serán incluidos directamente por motivos de licencia, pero se indicarán las instrucciones para su descarga.</w:t>
       </w:r>
     </w:p>
     <w:p>
@@ -12219,19 +11159,23 @@
           <w:numId w:val="2"/>
         </w:numPr>
         <w:spacing w:after="80"/>
-      </w:pPr>
-      <w:r>
-        <w:t>Memoria académica completa (TFM): El producto central del trabajo será la memoria escrita, estructurada en siete capítul</w:t>
-      </w:r>
-      <w:r>
-        <w:t>os, que documentará de forma rigurosa todo el proceso de investigación, desde la justificación hasta las conclusiones y las recomendaciones para trabajos futuros.</w:t>
-      </w:r>
-    </w:p>
-    <w:p>
-      <w:pPr>
-        <w:spacing w:after="120"/>
-      </w:pPr>
-    </w:p>
+        <w:jc w:val="both"/>
+        <w:rPr>
+          <w:rFonts w:asciiTheme="minorHAnsi" w:hAnsiTheme="minorHAnsi" w:cstheme="minorHAnsi"/>
+          <w:sz w:val="24"/>
+          <w:szCs w:val="24"/>
+        </w:rPr>
+      </w:pPr>
+      <w:r>
+        <w:rPr>
+          <w:rFonts w:asciiTheme="minorHAnsi" w:hAnsiTheme="minorHAnsi" w:cstheme="minorHAnsi"/>
+          <w:sz w:val="24"/>
+          <w:szCs w:val="24"/>
+        </w:rPr>
+        <w:t>Memoria académica completa (TFM): El producto central del trabajo será la memoria escrita, estructurada en siete capítulos, que documentará de forma rigurosa todo el proceso de investigación, desde la justificación hasta las conclusiones y las recomendaciones para trabajos futuros.</w:t>
+      </w:r>
+    </w:p>
+    <w:p/>
     <w:p>
       <w:r>
         <w:br w:type="page"/>
@@ -12241,17 +11185,16 @@
       <w:pPr>
         <w:pStyle w:val="Ttulo2"/>
       </w:pPr>
-      <w:bookmarkStart w:id="27" w:name="_Toc222915360"/>
+      <w:bookmarkStart w:id="26" w:name="_Toc222915360"/>
       <w:r>
         <w:lastRenderedPageBreak/>
         <w:t>1.7 Breve descripción de los otros capítulos</w:t>
       </w:r>
-      <w:bookmarkEnd w:id="27"/>
+      <w:bookmarkEnd w:id="26"/>
     </w:p>
     <w:p>
       <w:pPr>
         <w:spacing w:after="160"/>
-        <w:jc w:val="both"/>
       </w:pPr>
       <w:r>
         <w:t>La memoria del TFM se organiza en siete capítulos cuya estructura y contenido se describe a continuación:</w:t>
@@ -12259,7 +11202,10 @@
     </w:p>
     <w:p>
       <w:pPr>
-        <w:spacing w:after="120"/>
+        <w:rPr>
+          <w:rFonts w:cstheme="minorHAnsi"/>
+          <w:szCs w:val="24"/>
+        </w:rPr>
       </w:pPr>
     </w:p>
     <w:p>
@@ -12270,20 +11216,28 @@
           <w:numId w:val="2"/>
         </w:numPr>
         <w:spacing w:after="80"/>
-      </w:pPr>
-      <w:r>
-        <w:t>Capítulo 2 – Estado del arte: Este capítulo realizará una revisión sistemática y actualizada de la literatura científica sobre análisis de superviven</w:t>
-      </w:r>
-      <w:r>
-        <w:t>cia en oncología, con especial atención a los trabajos que incorporan datos genómicos. Se revisarán los fundamentos teóricos de los modelos utilizados, los datasets más empleados, las métricas de evaluación estándar y las limitaciones identificadas en estu</w:t>
-      </w:r>
-      <w:r>
-        <w:t>dios previos. Se incluirá una sección específica sobre los avances en modelos de aprendizaje automático y deep learning aplicados a la supervivencia oncológica, con énfasis en DeepSurv, SurvivalNet y arquitecturas de transformers adaptadas al contexto.</w:t>
-      </w:r>
-    </w:p>
-    <w:p>
-      <w:pPr>
-        <w:spacing w:after="120"/>
+        <w:jc w:val="both"/>
+        <w:rPr>
+          <w:rFonts w:asciiTheme="minorHAnsi" w:hAnsiTheme="minorHAnsi" w:cstheme="minorHAnsi"/>
+          <w:sz w:val="24"/>
+          <w:szCs w:val="24"/>
+        </w:rPr>
+      </w:pPr>
+      <w:r>
+        <w:rPr>
+          <w:rFonts w:asciiTheme="minorHAnsi" w:hAnsiTheme="minorHAnsi" w:cstheme="minorHAnsi"/>
+          <w:sz w:val="24"/>
+          <w:szCs w:val="24"/>
+        </w:rPr>
+        <w:t>Capítulo 2 – Estado del arte: Este capítulo realizará una revisión sistemática y actualizada de la literatura científica sobre análisis de supervivencia en oncología, con especial atención a los trabajos que incorporan datos genómicos. Se revisarán los fundamentos teóricos de los modelos utilizados, los datasets más empleados, las métricas de evaluación estándar y las limitaciones identificadas en estudios previos. Se incluirá una sección específica sobre los avances en modelos de aprendizaje automático y deep learning aplicados a la supervivencia oncológica, con énfasis en DeepSurv, SurvivalNet y arquitecturas de transformers adaptadas al contexto.</w:t>
+      </w:r>
+    </w:p>
+    <w:p>
+      <w:pPr>
+        <w:rPr>
+          <w:rFonts w:cstheme="minorHAnsi"/>
+          <w:szCs w:val="24"/>
+        </w:rPr>
       </w:pPr>
     </w:p>
     <w:p>
@@ -12294,23 +11248,28 @@
           <w:numId w:val="2"/>
         </w:numPr>
         <w:spacing w:after="80"/>
-      </w:pPr>
-      <w:r>
-        <w:t>Ca</w:t>
-      </w:r>
-      <w:r>
-        <w:t>pítulo 3 – Datos: Este capítulo describirá en detalle los datasets utilizados (TCGA y METABRIC), incluyendo su origen, proceso de recogida, variables disponibles, estructura de los datos de supervivencia (tiempo al evento, indicador de censura), y el proce</w:t>
-      </w:r>
-      <w:r>
-        <w:t>so completo de preprocesamiento y preparación de datos. Se documentarán todas las decisiones de limpieza, normalización, imputación y reducción dimensional, con justificación metodológica de cada elección. Se incluirán estadísticas descriptivas y visualiza</w:t>
-      </w:r>
-      <w:r>
-        <w:t>ciones exploratorias de ambas cohortes.</w:t>
-      </w:r>
-    </w:p>
-    <w:p>
-      <w:pPr>
-        <w:spacing w:after="120"/>
+        <w:jc w:val="both"/>
+        <w:rPr>
+          <w:rFonts w:asciiTheme="minorHAnsi" w:hAnsiTheme="minorHAnsi" w:cstheme="minorHAnsi"/>
+          <w:sz w:val="24"/>
+          <w:szCs w:val="24"/>
+        </w:rPr>
+      </w:pPr>
+      <w:r>
+        <w:rPr>
+          <w:rFonts w:asciiTheme="minorHAnsi" w:hAnsiTheme="minorHAnsi" w:cstheme="minorHAnsi"/>
+          <w:sz w:val="24"/>
+          <w:szCs w:val="24"/>
+        </w:rPr>
+        <w:t>Capítulo 3 – Datos: Este capítulo describirá en detalle los datasets utilizados (TCGA y METABRIC), incluyendo su origen, proceso de recogida, variables disponibles, estructura de los datos de supervivencia (tiempo al evento, indicador de censura), y el proceso completo de preprocesamiento y preparación de datos. Se documentarán todas las decisiones de limpieza, normalización, imputación y reducción dimensional, con justificación metodológica de cada elección. Se incluirán estadísticas descriptivas y visualizaciones exploratorias de ambas cohortes.</w:t>
+      </w:r>
+    </w:p>
+    <w:p>
+      <w:pPr>
+        <w:rPr>
+          <w:rFonts w:cstheme="minorHAnsi"/>
+          <w:szCs w:val="24"/>
+        </w:rPr>
       </w:pPr>
     </w:p>
     <w:p>
@@ -12321,20 +11280,28 @@
           <w:numId w:val="2"/>
         </w:numPr>
         <w:spacing w:after="80"/>
-      </w:pPr>
-      <w:r>
-        <w:t>Capítulo 4 – Metodología: Este capítulo describirá con máximo detalle el diseño metodológico del estudio, incluyendo la formalización matemática de cada modelo de supervivencia implementado, los criterios de selecci</w:t>
-      </w:r>
-      <w:r>
-        <w:t>ón de hiperparámetros, los procedimientos de validación cruzada y las métricas de evaluación. Se explicarán las decisiones de diseño adoptadas y su justificación. Se incluirá también la descripción del entorno tecnológico utilizado (lenguajes, librerías, i</w:t>
-      </w:r>
-      <w:r>
-        <w:t>nfraestructura computacional).</w:t>
-      </w:r>
-    </w:p>
-    <w:p>
-      <w:pPr>
-        <w:spacing w:after="120"/>
+        <w:jc w:val="both"/>
+        <w:rPr>
+          <w:rFonts w:asciiTheme="minorHAnsi" w:hAnsiTheme="minorHAnsi" w:cstheme="minorHAnsi"/>
+          <w:sz w:val="24"/>
+          <w:szCs w:val="24"/>
+        </w:rPr>
+      </w:pPr>
+      <w:r>
+        <w:rPr>
+          <w:rFonts w:asciiTheme="minorHAnsi" w:hAnsiTheme="minorHAnsi" w:cstheme="minorHAnsi"/>
+          <w:sz w:val="24"/>
+          <w:szCs w:val="24"/>
+        </w:rPr>
+        <w:t>Capítulo 4 – Metodología: Este capítulo describirá con máximo detalle el diseño metodológico del estudio, incluyendo la formalización matemática de cada modelo de supervivencia implementado, los criterios de selección de hiperparámetros, los procedimientos de validación cruzada y las métricas de evaluación. Se explicarán las decisiones de diseño adoptadas y su justificación. Se incluirá también la descripción del entorno tecnológico utilizado (lenguajes, librerías, infraestructura computacional).</w:t>
+      </w:r>
+    </w:p>
+    <w:p>
+      <w:pPr>
+        <w:rPr>
+          <w:rFonts w:cstheme="minorHAnsi"/>
+          <w:szCs w:val="24"/>
+        </w:rPr>
       </w:pPr>
     </w:p>
     <w:p>
@@ -12345,17 +11312,28 @@
           <w:numId w:val="2"/>
         </w:numPr>
         <w:spacing w:after="80"/>
-      </w:pPr>
-      <w:r>
-        <w:t>Capítulo 5 – Resultados: Este capítulo presentará los resultados empíricos del análisis en forma de tablas, figuras y estadísticas interpretadas. Se presentarán las curvas de supervivencia, las métricas de rendimiento de cad</w:t>
-      </w:r>
-      <w:r>
-        <w:t>a modelo en cada dataset, los análisis de importancia de variables y los resultados de la validación cruzada interna y externa. La presentación será objetiva y sistemática, reservando la interpretación crítica para el capítulo de discusión.</w:t>
-      </w:r>
-    </w:p>
-    <w:p>
-      <w:pPr>
-        <w:spacing w:after="120"/>
+        <w:jc w:val="both"/>
+        <w:rPr>
+          <w:rFonts w:asciiTheme="minorHAnsi" w:hAnsiTheme="minorHAnsi" w:cstheme="minorHAnsi"/>
+          <w:sz w:val="24"/>
+          <w:szCs w:val="24"/>
+        </w:rPr>
+      </w:pPr>
+      <w:r>
+        <w:rPr>
+          <w:rFonts w:asciiTheme="minorHAnsi" w:hAnsiTheme="minorHAnsi" w:cstheme="minorHAnsi"/>
+          <w:sz w:val="24"/>
+          <w:szCs w:val="24"/>
+        </w:rPr>
+        <w:t>Capítulo 5 – Resultados: Este capítulo presentará los resultados empíricos del análisis en forma de tablas, figuras y estadísticas interpretadas. Se presentarán las curvas de supervivencia, las métricas de rendimiento de cada modelo en cada dataset, los análisis de importancia de variables y los resultados de la validación cruzada interna y externa. La presentación será objetiva y sistemática, reservando la interpretación crítica para el capítulo de discusión.</w:t>
+      </w:r>
+    </w:p>
+    <w:p>
+      <w:pPr>
+        <w:rPr>
+          <w:rFonts w:cstheme="minorHAnsi"/>
+          <w:szCs w:val="24"/>
+        </w:rPr>
       </w:pPr>
     </w:p>
     <w:p>
@@ -12366,20 +11344,37 @@
           <w:numId w:val="2"/>
         </w:numPr>
         <w:spacing w:after="80"/>
-      </w:pPr>
-      <w:r>
-        <w:t>Capítulo 6 – D</w:t>
-      </w:r>
-      <w:r>
-        <w:t>iscusión: Este capítulo analizará e interpretará críticamente los resultados obtenidos, comparándolos con los reportados en la literatura científica de referencia. Se discutirán las fortalezas y limitaciones del trabajo, el grado en que se han alcanzado lo</w:t>
-      </w:r>
-      <w:r>
-        <w:t>s objetivos planteados, las implicaciones clínicas potenciales de los hallazgos y las líneas de investigación futura más prometedoras derivadas del estudio.</w:t>
-      </w:r>
-    </w:p>
-    <w:p>
-      <w:pPr>
-        <w:spacing w:after="120"/>
+        <w:jc w:val="both"/>
+        <w:rPr>
+          <w:rFonts w:asciiTheme="minorHAnsi" w:hAnsiTheme="minorHAnsi" w:cstheme="minorHAnsi"/>
+          <w:sz w:val="24"/>
+          <w:szCs w:val="24"/>
+        </w:rPr>
+      </w:pPr>
+      <w:r>
+        <w:rPr>
+          <w:rFonts w:asciiTheme="minorHAnsi" w:hAnsiTheme="minorHAnsi" w:cstheme="minorHAnsi"/>
+          <w:sz w:val="24"/>
+          <w:szCs w:val="24"/>
+        </w:rPr>
+        <w:t xml:space="preserve">Capítulo 6 – Discusión: Este capítulo analizará e interpretará críticamente los resultados obtenidos, comparándolos con los reportados en la literatura científica de referencia. Se discutirán las fortalezas y limitaciones del trabajo, el grado en que se han alcanzado los objetivos planteados, las implicaciones clínicas </w:t>
+      </w:r>
+      <w:r>
+        <w:rPr>
+          <w:rFonts w:asciiTheme="minorHAnsi" w:hAnsiTheme="minorHAnsi" w:cstheme="minorHAnsi"/>
+          <w:sz w:val="24"/>
+          <w:szCs w:val="24"/>
+        </w:rPr>
+        <w:lastRenderedPageBreak/>
+        <w:t>potenciales de los hallazgos y las líneas de investigación futura más prometedoras derivadas del estudio.</w:t>
+      </w:r>
+    </w:p>
+    <w:p>
+      <w:pPr>
+        <w:rPr>
+          <w:rFonts w:cstheme="minorHAnsi"/>
+          <w:szCs w:val="24"/>
+        </w:rPr>
       </w:pPr>
     </w:p>
     <w:p>
@@ -12390,25 +11385,42 @@
           <w:numId w:val="2"/>
         </w:numPr>
         <w:spacing w:after="80"/>
-      </w:pPr>
-      <w:r>
-        <w:t>Capítulo 7 – Conclusiones: Este capítulo sintetizará las principales aportaciones del TFM, respondiendo de forma directa a cada uno de los objetivos específicos planteados en el Capítulo 1. Se presentarán las conclusiones de mayor relevancia científica y m</w:t>
-      </w:r>
-      <w:r>
-        <w:t xml:space="preserve">etodológica, y se formulará una reflexión final sobre el </w:t>
-      </w:r>
-      <w:r>
-        <w:lastRenderedPageBreak/>
-        <w:t>valor del trabajo en el contexto de la medicina de precisión oncológica y la ciencia de datos biomédica.</w:t>
-      </w:r>
-    </w:p>
-    <w:p>
-      <w:pPr>
-        <w:spacing w:after="120"/>
-      </w:pPr>
-    </w:p>
-    <w:p>
-      <w:r>
+        <w:jc w:val="both"/>
+        <w:rPr>
+          <w:rFonts w:asciiTheme="minorHAnsi" w:hAnsiTheme="minorHAnsi" w:cstheme="minorHAnsi"/>
+          <w:sz w:val="24"/>
+          <w:szCs w:val="24"/>
+        </w:rPr>
+      </w:pPr>
+      <w:r>
+        <w:rPr>
+          <w:rFonts w:asciiTheme="minorHAnsi" w:hAnsiTheme="minorHAnsi" w:cstheme="minorHAnsi"/>
+          <w:sz w:val="24"/>
+          <w:szCs w:val="24"/>
+        </w:rPr>
+        <w:t>Capítulo 7 – Conclusiones: Este capítulo sintetizará las principales aportaciones del TFM, respondiendo de forma directa a cada uno de los objetivos específicos planteados en el Capítulo 1. Se presentarán las conclusiones de mayor relevancia científica y metodológica, y se formulará una reflexión final sobre el valor del trabajo en el contexto de la medicina de precisión oncológica y la ciencia de datos biomédica.</w:t>
+      </w:r>
+    </w:p>
+    <w:p>
+      <w:pPr>
+        <w:rPr>
+          <w:rFonts w:cstheme="minorHAnsi"/>
+          <w:szCs w:val="24"/>
+        </w:rPr>
+      </w:pPr>
+    </w:p>
+    <w:p>
+      <w:pPr>
+        <w:rPr>
+          <w:rFonts w:cstheme="minorHAnsi"/>
+          <w:szCs w:val="24"/>
+        </w:rPr>
+      </w:pPr>
+      <w:r>
+        <w:rPr>
+          <w:rFonts w:cstheme="minorHAnsi"/>
+          <w:szCs w:val="24"/>
+        </w:rPr>
         <w:br w:type="page"/>
       </w:r>
     </w:p>
@@ -12416,30 +11428,37 @@
       <w:pPr>
         <w:pStyle w:val="Ttulo2"/>
       </w:pPr>
-      <w:bookmarkStart w:id="28" w:name="_Toc222915361"/>
+      <w:bookmarkStart w:id="27" w:name="_Toc222915361"/>
       <w:r>
         <w:lastRenderedPageBreak/>
         <w:t>1.8 Declaración sobre uso de inteligencia artificial generativa</w:t>
       </w:r>
-      <w:bookmarkEnd w:id="28"/>
+      <w:bookmarkEnd w:id="27"/>
     </w:p>
     <w:p>
       <w:pPr>
         <w:spacing w:after="160"/>
-        <w:jc w:val="both"/>
-      </w:pPr>
-      <w:r>
-        <w:t xml:space="preserve">El/la autor/a del presente </w:t>
-      </w:r>
-      <w:r>
-        <w:t>Trabajo de Fin de Máster declara lo siguiente en relación con el uso de herramientas de inteligencia artificial generativa (en adelante, IAG) durante la elaboración de este trabajo:</w:t>
-      </w:r>
-    </w:p>
-    <w:p>
-      <w:pPr>
-        <w:spacing w:after="120"/>
-      </w:pPr>
-    </w:p>
+      </w:pPr>
+      <w:r>
+        <w:t xml:space="preserve">Yo Julio Úbeda Quesada, </w:t>
+      </w:r>
+      <w:r>
+        <w:t>autor del presente Trabajo de Fin de Máster</w:t>
+      </w:r>
+      <w:r>
+        <w:t>,</w:t>
+      </w:r>
+      <w:r>
+        <w:t xml:space="preserve"> declar</w:t>
+      </w:r>
+      <w:r>
+        <w:t>o</w:t>
+      </w:r>
+      <w:r>
+        <w:t xml:space="preserve"> lo siguiente en relación con el uso de herramientas de inteligencia artificial generativa (en adelante, IAG) durante la elaboración de este trabajo:</w:t>
+      </w:r>
+    </w:p>
+    <w:p/>
     <w:p>
       <w:pPr>
         <w:pStyle w:val="Prrafodelista"/>
@@ -12448,15 +11467,68 @@
           <w:numId w:val="2"/>
         </w:numPr>
         <w:spacing w:after="80"/>
-      </w:pPr>
-      <w:r>
-        <w:t>Uso responsable y transparente: Durante el proceso de elaboración de este</w:t>
-      </w:r>
-      <w:r>
-        <w:t xml:space="preserve"> TFM se ha hecho uso de herramientas de IAG —concretamente [indicar herramientas utilizadas, p.ej.: Claude (Anthropic), ChatGPT (OpenAI) u otras]— como apoyo en tareas de escritura académica, revisión estilística, búsqueda de referencias bibliográficas y e</w:t>
-      </w:r>
-      <w:r>
-        <w:t>structuración del contenido. El uso de estas herramientas ha sido en todo momento consciente, declarado y subordinado al criterio intelectual del autor/a.</w:t>
+        <w:jc w:val="both"/>
+        <w:rPr>
+          <w:rFonts w:asciiTheme="minorHAnsi" w:hAnsiTheme="minorHAnsi" w:cstheme="minorHAnsi"/>
+          <w:sz w:val="24"/>
+          <w:szCs w:val="24"/>
+        </w:rPr>
+      </w:pPr>
+      <w:r>
+        <w:rPr>
+          <w:rFonts w:asciiTheme="minorHAnsi" w:hAnsiTheme="minorHAnsi" w:cstheme="minorHAnsi"/>
+          <w:sz w:val="24"/>
+          <w:szCs w:val="24"/>
+        </w:rPr>
+        <w:t xml:space="preserve">Uso responsable y transparente: Durante el proceso de elaboración de este TFM se ha hecho uso de herramientas de IAG </w:t>
+      </w:r>
+      <w:r>
+        <w:rPr>
+          <w:rFonts w:asciiTheme="minorHAnsi" w:hAnsiTheme="minorHAnsi" w:cstheme="minorHAnsi"/>
+          <w:sz w:val="24"/>
+          <w:szCs w:val="24"/>
+        </w:rPr>
+        <w:t>(</w:t>
+      </w:r>
+      <w:r>
+        <w:rPr>
+          <w:rFonts w:asciiTheme="minorHAnsi" w:hAnsiTheme="minorHAnsi" w:cstheme="minorHAnsi"/>
+          <w:sz w:val="24"/>
+          <w:szCs w:val="24"/>
+        </w:rPr>
+        <w:t xml:space="preserve">concretamente </w:t>
+      </w:r>
+      <w:r>
+        <w:rPr>
+          <w:rFonts w:asciiTheme="minorHAnsi" w:hAnsiTheme="minorHAnsi" w:cstheme="minorHAnsi"/>
+          <w:sz w:val="24"/>
+          <w:szCs w:val="24"/>
+        </w:rPr>
+        <w:t xml:space="preserve">Claude </w:t>
+      </w:r>
+      <w:r>
+        <w:rPr>
+          <w:rFonts w:asciiTheme="minorHAnsi" w:hAnsiTheme="minorHAnsi" w:cstheme="minorHAnsi"/>
+          <w:sz w:val="24"/>
+          <w:szCs w:val="24"/>
+        </w:rPr>
+        <w:t>(Anthropic), ChatGPT (OpenAI)</w:t>
+      </w:r>
+      <w:r>
+        <w:rPr>
+          <w:rFonts w:asciiTheme="minorHAnsi" w:hAnsiTheme="minorHAnsi" w:cstheme="minorHAnsi"/>
+          <w:sz w:val="24"/>
+          <w:szCs w:val="24"/>
+        </w:rPr>
+        <w:t xml:space="preserve"> o Gemini (Google))</w:t>
+      </w:r>
+      <w:r>
+        <w:rPr>
+          <w:rFonts w:asciiTheme="minorHAnsi" w:hAnsiTheme="minorHAnsi" w:cstheme="minorHAnsi"/>
+          <w:sz w:val="24"/>
+          <w:szCs w:val="24"/>
+        </w:rPr>
+        <w:t xml:space="preserve"> como apoyo en tareas de escritura académica, revisión estilística, búsqueda de referencias bibliográficas y estructuración del contenido. El uso de estas herramientas ha sido en todo momento consciente, declarado y subordinado al criterio intelectual del autor/a.</w:t>
       </w:r>
     </w:p>
     <w:p>
@@ -12467,15 +11539,38 @@
           <w:numId w:val="2"/>
         </w:numPr>
         <w:spacing w:after="80"/>
-      </w:pPr>
-      <w:r>
-        <w:t xml:space="preserve">Validación manual del contenido: Todo el contenido generado con ayuda de herramientas de IAG ha sido </w:t>
-      </w:r>
-      <w:r>
-        <w:t>revisado, contrastado, editado y validado manualmente por el/la autor/a. En ningún caso se ha aceptado de forma acrítica el output de estas herramientas sin verificación. Las referencias bibliográficas sugeridas por herramientas de IAG han sido comprobadas</w:t>
-      </w:r>
-      <w:r>
-        <w:t xml:space="preserve"> en bases de datos académicas originales (PubMed, Google Scholar, IEEE Xplore u otras) antes de su inclusión en el trabajo.</w:t>
+        <w:jc w:val="both"/>
+        <w:rPr>
+          <w:rFonts w:asciiTheme="minorHAnsi" w:hAnsiTheme="minorHAnsi" w:cstheme="minorHAnsi"/>
+          <w:sz w:val="24"/>
+          <w:szCs w:val="24"/>
+        </w:rPr>
+      </w:pPr>
+      <w:r>
+        <w:rPr>
+          <w:rFonts w:asciiTheme="minorHAnsi" w:hAnsiTheme="minorHAnsi" w:cstheme="minorHAnsi"/>
+          <w:sz w:val="24"/>
+          <w:szCs w:val="24"/>
+        </w:rPr>
+        <w:t xml:space="preserve">Validación manual del contenido: Todo el contenido generado con ayuda de herramientas de IAG ha sido revisado, contrastado, editado y validado manualmente por el autor. En ningún caso se ha aceptado de forma acrítica el </w:t>
+      </w:r>
+      <w:r>
+        <w:rPr>
+          <w:rFonts w:asciiTheme="minorHAnsi" w:hAnsiTheme="minorHAnsi" w:cstheme="minorHAnsi"/>
+          <w:i/>
+          <w:iCs/>
+          <w:sz w:val="24"/>
+          <w:szCs w:val="24"/>
+        </w:rPr>
+        <w:t>output</w:t>
+      </w:r>
+      <w:r>
+        <w:rPr>
+          <w:rFonts w:asciiTheme="minorHAnsi" w:hAnsiTheme="minorHAnsi" w:cstheme="minorHAnsi"/>
+          <w:sz w:val="24"/>
+          <w:szCs w:val="24"/>
+        </w:rPr>
+        <w:t xml:space="preserve"> de estas herramientas sin verificación. Las referencias bibliográficas sugeridas por herramientas de IAG han sido comprobadas en bases de datos académicas originales (PubMed, Google Scholar, IEEE Xplore u otras) antes de su inclusión en el trabajo.</w:t>
       </w:r>
     </w:p>
     <w:p>
@@ -12486,15 +11581,20 @@
           <w:numId w:val="2"/>
         </w:numPr>
         <w:spacing w:after="80"/>
-      </w:pPr>
-      <w:r>
-        <w:t xml:space="preserve">Responsabilidad intelectual final: El/la autor/a asume plena y exclusiva responsabilidad intelectual y académica sobre la totalidad </w:t>
-      </w:r>
-      <w:r>
-        <w:t>del contenido de este TFM, incluyendo las ideas, argumentaciones, análisis, interpretaciones de resultados y conclusiones presentadas. El uso de herramientas de IAG no exime al/a la autor/a de dicha responsabilidad, ni traslada la autoría del trabajo a dic</w:t>
-      </w:r>
-      <w:r>
-        <w:t>has herramientas o a sus desarrolladores.</w:t>
+        <w:jc w:val="both"/>
+        <w:rPr>
+          <w:rFonts w:asciiTheme="minorHAnsi" w:hAnsiTheme="minorHAnsi" w:cstheme="minorHAnsi"/>
+          <w:sz w:val="24"/>
+          <w:szCs w:val="24"/>
+        </w:rPr>
+      </w:pPr>
+      <w:r>
+        <w:rPr>
+          <w:rFonts w:asciiTheme="minorHAnsi" w:hAnsiTheme="minorHAnsi" w:cstheme="minorHAnsi"/>
+          <w:sz w:val="24"/>
+          <w:szCs w:val="24"/>
+        </w:rPr>
+        <w:t>Responsabilidad intelectual final: El autor asume plena y exclusiva responsabilidad intelectual y académica sobre la totalidad del contenido de este TFM, incluyendo las ideas, argumentaciones, análisis, interpretaciones de resultados y conclusiones presentadas. El uso de herramientas de IAG no exime al autor de dicha responsabilidad, ni traslada la autoría del trabajo a dichas herramientas o a sus desarrolladores.</w:t>
       </w:r>
     </w:p>
     <w:p>
@@ -12505,26 +11605,46 @@
           <w:numId w:val="2"/>
         </w:numPr>
         <w:spacing w:after="80"/>
-      </w:pPr>
-      <w:r>
-        <w:t>Conformidad con la normativa institucional: El uso de herramientas de IAG se ha realizado en conformidad con las directrices académicas vigentes en la institución donde se desarrolla el máster. En aquellos casos en</w:t>
-      </w:r>
-      <w:r>
-        <w:t xml:space="preserve"> que la normativa institucional establezca restricciones adicionales o requiera comunicación específica al/a la tutor/a, el/la autor/a declara haber cumplido con dichas obligaciones.</w:t>
-      </w:r>
-    </w:p>
-    <w:p>
-      <w:pPr>
-        <w:spacing w:after="120"/>
-      </w:pPr>
-    </w:p>
+        <w:jc w:val="both"/>
+        <w:rPr>
+          <w:rFonts w:asciiTheme="minorHAnsi" w:hAnsiTheme="minorHAnsi" w:cstheme="minorHAnsi"/>
+          <w:sz w:val="24"/>
+          <w:szCs w:val="24"/>
+        </w:rPr>
+      </w:pPr>
+      <w:r>
+        <w:rPr>
+          <w:rFonts w:asciiTheme="minorHAnsi" w:hAnsiTheme="minorHAnsi" w:cstheme="minorHAnsi"/>
+          <w:sz w:val="24"/>
+          <w:szCs w:val="24"/>
+        </w:rPr>
+        <w:t>Conformidad con la normativa institucional: El uso de herramientas de IAG se ha realizado en conformidad con las directrices académicas vigentes en la institución donde se desarrolla el máster. En aquellos casos en que la normativa institucional establezca restricciones adicionales o requiera comunicación específica al tutor, el autor</w:t>
+      </w:r>
+      <w:r>
+        <w:rPr>
+          <w:rFonts w:asciiTheme="minorHAnsi" w:hAnsiTheme="minorHAnsi" w:cstheme="minorHAnsi"/>
+          <w:sz w:val="24"/>
+          <w:szCs w:val="24"/>
+        </w:rPr>
+        <w:t xml:space="preserve"> </w:t>
+      </w:r>
+      <w:r>
+        <w:rPr>
+          <w:rFonts w:asciiTheme="minorHAnsi" w:hAnsiTheme="minorHAnsi" w:cstheme="minorHAnsi"/>
+          <w:sz w:val="24"/>
+          <w:szCs w:val="24"/>
+        </w:rPr>
+        <w:t>declara haber cumplido con dichas obligaciones.</w:t>
+      </w:r>
+    </w:p>
+    <w:p/>
     <w:p>
       <w:pPr>
         <w:spacing w:before="400" w:after="200"/>
         <w:jc w:val="right"/>
       </w:pPr>
       <w:r>
-        <w:t>[Lugar], [Fecha]</w:t>
+        <w:t>Madrid, 26/02/206</w:t>
       </w:r>
     </w:p>
     <w:p>
@@ -12546,14 +11666,10 @@
           <w:b/>
           <w:bCs/>
         </w:rPr>
-        <w:t>[Nombre y apellidos del/la autor/a]</w:t>
-      </w:r>
-    </w:p>
-    <w:p>
-      <w:pPr>
-        <w:spacing w:after="120"/>
-      </w:pPr>
-    </w:p>
+        <w:t>Julio Úbeda Quesada</w:t>
+      </w:r>
+    </w:p>
+    <w:p/>
     <w:p>
       <w:r>
         <w:br w:type="page"/>
@@ -12563,49 +11679,51 @@
       <w:pPr>
         <w:pStyle w:val="Ttulo2"/>
       </w:pPr>
-      <w:bookmarkStart w:id="29" w:name="_Toc222915362"/>
+      <w:bookmarkStart w:id="28" w:name="_Toc222915362"/>
       <w:r>
         <w:lastRenderedPageBreak/>
         <w:t>Referencias bibliográficas sugeridas</w:t>
       </w:r>
-      <w:bookmarkEnd w:id="29"/>
+      <w:bookmarkEnd w:id="28"/>
     </w:p>
     <w:p>
       <w:pPr>
         <w:spacing w:after="160"/>
-        <w:jc w:val="both"/>
-      </w:pPr>
-      <w:r>
-        <w:t>(A completar por el/la autor/a con las referencias verificadas y formateadas según el estilo requerido por la institución, habitualmente APA 7ª edición o Vancouver.)</w:t>
-      </w:r>
-    </w:p>
-    <w:p>
-      <w:pPr>
-        <w:spacing w:after="120"/>
-      </w:pPr>
-    </w:p>
-    <w:p>
-      <w:pPr>
-        <w:spacing w:after="120"/>
+      </w:pPr>
+    </w:p>
+    <w:p>
+      <w:pPr>
+        <w:spacing w:after="160"/>
+      </w:pPr>
+      <w:r>
+        <w:t>A continuación, se indican cinco referencias académicas fundamentales que sustentan el marco teórico y metodológico de este TFM:</w:t>
+      </w:r>
+    </w:p>
+    <w:p>
+      <w:pPr>
         <w:ind w:left="360" w:hanging="360"/>
         <w:rPr>
           <w:color w:val="222222"/>
-          <w:sz w:val="20"/>
-          <w:szCs w:val="20"/>
+          <w:sz w:val="22"/>
           <w:shd w:val="clear" w:color="auto" w:fill="FFFFFF"/>
         </w:rPr>
       </w:pPr>
       <w:r>
+        <w:rPr>
+          <w:sz w:val="22"/>
+        </w:rPr>
         <w:t xml:space="preserve">[1] </w:t>
       </w:r>
       <w:r>
+        <w:rPr>
+          <w:sz w:val="22"/>
+        </w:rPr>
         <w:tab/>
       </w:r>
       <w:r>
         <w:rPr>
           <w:color w:val="222222"/>
-          <w:sz w:val="20"/>
-          <w:szCs w:val="20"/>
+          <w:sz w:val="22"/>
           <w:shd w:val="clear" w:color="auto" w:fill="FFFFFF"/>
         </w:rPr>
         <w:t>Bray, F., Laversanne, M., Sung, H., Ferlay, J., Siegel, R. L., Soerjomataram, I., &amp; Jemal, A. (2024). Global cancer statistics 2022: GLOBOCAN estimates of incidence and mortality worldwide for 36 cancers in 185 countries. </w:t>
@@ -12615,8 +11733,7 @@
           <w:i/>
           <w:iCs/>
           <w:color w:val="222222"/>
-          <w:sz w:val="20"/>
-          <w:szCs w:val="20"/>
+          <w:sz w:val="22"/>
           <w:shd w:val="clear" w:color="auto" w:fill="FFFFFF"/>
         </w:rPr>
         <w:t>CA: a cancer journal for clinicians</w:t>
@@ -12624,8 +11741,7 @@
       <w:r>
         <w:rPr>
           <w:color w:val="222222"/>
-          <w:sz w:val="20"/>
-          <w:szCs w:val="20"/>
+          <w:sz w:val="22"/>
           <w:shd w:val="clear" w:color="auto" w:fill="FFFFFF"/>
         </w:rPr>
         <w:t>, </w:t>
@@ -12635,8 +11751,7 @@
           <w:i/>
           <w:iCs/>
           <w:color w:val="222222"/>
-          <w:sz w:val="20"/>
-          <w:szCs w:val="20"/>
+          <w:sz w:val="22"/>
           <w:shd w:val="clear" w:color="auto" w:fill="FFFFFF"/>
         </w:rPr>
         <w:t>74</w:t>
@@ -12644,8 +11759,7 @@
       <w:r>
         <w:rPr>
           <w:color w:val="222222"/>
-          <w:sz w:val="20"/>
-          <w:szCs w:val="20"/>
+          <w:sz w:val="22"/>
           <w:shd w:val="clear" w:color="auto" w:fill="FFFFFF"/>
         </w:rPr>
         <w:t>(3), 229-263.</w:t>
@@ -12653,172 +11767,648 @@
     </w:p>
     <w:p>
       <w:pPr>
-        <w:spacing w:after="120"/>
         <w:ind w:left="360" w:hanging="360"/>
-      </w:pPr>
-      <w:r>
         <w:rPr>
           <w:color w:val="222222"/>
-          <w:sz w:val="20"/>
-          <w:szCs w:val="20"/>
+          <w:sz w:val="22"/>
           <w:shd w:val="clear" w:color="auto" w:fill="FFFFFF"/>
         </w:rPr>
+      </w:pPr>
+      <w:r>
+        <w:rPr>
+          <w:color w:val="222222"/>
+          <w:sz w:val="22"/>
+          <w:shd w:val="clear" w:color="auto" w:fill="FFFFFF"/>
+        </w:rPr>
         <w:t xml:space="preserve">[2] </w:t>
       </w:r>
-      <w:r>
+      <w:hyperlink r:id="rId13" w:history="1">
+        <w:r>
+          <w:rPr>
+            <w:rStyle w:val="Hipervnculo"/>
+            <w:sz w:val="22"/>
+            <w:shd w:val="clear" w:color="auto" w:fill="FFFFFF"/>
+          </w:rPr>
+          <w:t>https://www.ine.es/dyngs/Prensa/pEDCM2024.html</w:t>
+        </w:r>
+      </w:hyperlink>
+    </w:p>
+    <w:p>
+      <w:pPr>
+        <w:ind w:left="360" w:hanging="360"/>
         <w:rPr>
           <w:color w:val="222222"/>
-          <w:sz w:val="20"/>
-          <w:szCs w:val="20"/>
+          <w:sz w:val="22"/>
           <w:shd w:val="clear" w:color="auto" w:fill="FFFFFF"/>
         </w:rPr>
-        <w:t>https://www.ine.es/dyngs/Prensa/pEDCM2024.htm</w:t>
-      </w:r>
+      </w:pPr>
       <w:r>
         <w:rPr>
           <w:color w:val="222222"/>
-          <w:sz w:val="20"/>
-          <w:szCs w:val="20"/>
+          <w:sz w:val="22"/>
           <w:shd w:val="clear" w:color="auto" w:fill="FFFFFF"/>
         </w:rPr>
-        <w:t>l</w:t>
-      </w:r>
-    </w:p>
-    <w:p>
-      <w:pPr>
-        <w:spacing w:after="120"/>
-      </w:pPr>
-    </w:p>
-    <w:p>
-      <w:pPr>
-        <w:pStyle w:val="Prrafodelista"/>
-        <w:numPr>
-          <w:ilvl w:val="0"/>
-          <w:numId w:val="3"/>
-        </w:numPr>
+        <w:t>[3] Urruticoechea, A., Alemany, R., Balart, J., Villanueva, A., Vinals, F., &amp; Capella, G. (2010). Recent advances in cancer therapy: an overview. </w:t>
+      </w:r>
+      <w:r>
+        <w:rPr>
+          <w:i/>
+          <w:iCs/>
+          <w:color w:val="222222"/>
+          <w:sz w:val="22"/>
+          <w:shd w:val="clear" w:color="auto" w:fill="FFFFFF"/>
+        </w:rPr>
+        <w:t>Current pharmaceutical design</w:t>
+      </w:r>
+      <w:r>
+        <w:rPr>
+          <w:color w:val="222222"/>
+          <w:sz w:val="22"/>
+          <w:shd w:val="clear" w:color="auto" w:fill="FFFFFF"/>
+        </w:rPr>
+        <w:t>, </w:t>
+      </w:r>
+      <w:r>
+        <w:rPr>
+          <w:i/>
+          <w:iCs/>
+          <w:color w:val="222222"/>
+          <w:sz w:val="22"/>
+          <w:shd w:val="clear" w:color="auto" w:fill="FFFFFF"/>
+        </w:rPr>
+        <w:t>16</w:t>
+      </w:r>
+      <w:r>
+        <w:rPr>
+          <w:color w:val="222222"/>
+          <w:sz w:val="22"/>
+          <w:shd w:val="clear" w:color="auto" w:fill="FFFFFF"/>
+        </w:rPr>
+        <w:t>(1), 3-10.</w:t>
+      </w:r>
+    </w:p>
+    <w:p>
+      <w:pPr>
+        <w:ind w:left="360" w:hanging="360"/>
+        <w:rPr>
+          <w:color w:val="222222"/>
+          <w:sz w:val="22"/>
+          <w:shd w:val="clear" w:color="auto" w:fill="FFFFFF"/>
+        </w:rPr>
+      </w:pPr>
+      <w:r>
+        <w:rPr>
+          <w:sz w:val="22"/>
+        </w:rPr>
+        <w:t xml:space="preserve">[5] </w:t>
+      </w:r>
+      <w:r>
+        <w:rPr>
+          <w:color w:val="222222"/>
+          <w:sz w:val="22"/>
+          <w:shd w:val="clear" w:color="auto" w:fill="FFFFFF"/>
+        </w:rPr>
+        <w:t>Le-Rademacher, J., &amp; Wang, X. (2021). Time-to-event data: an overview and analysis considerations. </w:t>
+      </w:r>
+      <w:r>
+        <w:rPr>
+          <w:i/>
+          <w:iCs/>
+          <w:color w:val="222222"/>
+          <w:sz w:val="22"/>
+          <w:shd w:val="clear" w:color="auto" w:fill="FFFFFF"/>
+        </w:rPr>
+        <w:t>Journal of Thoracic Oncology</w:t>
+      </w:r>
+      <w:r>
+        <w:rPr>
+          <w:color w:val="222222"/>
+          <w:sz w:val="22"/>
+          <w:shd w:val="clear" w:color="auto" w:fill="FFFFFF"/>
+        </w:rPr>
+        <w:t>, </w:t>
+      </w:r>
+      <w:r>
+        <w:rPr>
+          <w:i/>
+          <w:iCs/>
+          <w:color w:val="222222"/>
+          <w:sz w:val="22"/>
+          <w:shd w:val="clear" w:color="auto" w:fill="FFFFFF"/>
+        </w:rPr>
+        <w:t>16</w:t>
+      </w:r>
+      <w:r>
+        <w:rPr>
+          <w:color w:val="222222"/>
+          <w:sz w:val="22"/>
+          <w:shd w:val="clear" w:color="auto" w:fill="FFFFFF"/>
+        </w:rPr>
+        <w:t>(7), 1067-1074.</w:t>
+      </w:r>
+    </w:p>
+    <w:p>
+      <w:pPr>
+        <w:ind w:left="360" w:hanging="360"/>
+        <w:rPr>
+          <w:color w:val="222222"/>
+          <w:sz w:val="22"/>
+          <w:shd w:val="clear" w:color="auto" w:fill="FFFFFF"/>
+        </w:rPr>
+      </w:pPr>
+      <w:r>
+        <w:rPr>
+          <w:sz w:val="22"/>
+        </w:rPr>
+        <w:t xml:space="preserve">[6] </w:t>
+      </w:r>
+      <w:r>
+        <w:rPr>
+          <w:color w:val="222222"/>
+          <w:sz w:val="22"/>
+          <w:shd w:val="clear" w:color="auto" w:fill="FFFFFF"/>
+        </w:rPr>
+        <w:t>Usman, M., Dikko, H. G., Bala, S., &amp; Gulumbe, S. U. (2014). An application of Kaplan-Meier survival analysis using breast cancer data. </w:t>
+      </w:r>
+      <w:r>
+        <w:rPr>
+          <w:i/>
+          <w:iCs/>
+          <w:color w:val="222222"/>
+          <w:sz w:val="22"/>
+          <w:shd w:val="clear" w:color="auto" w:fill="FFFFFF"/>
+        </w:rPr>
+        <w:t>Sub-Saharan African Journal of Medicine</w:t>
+      </w:r>
+      <w:r>
+        <w:rPr>
+          <w:color w:val="222222"/>
+          <w:sz w:val="22"/>
+          <w:shd w:val="clear" w:color="auto" w:fill="FFFFFF"/>
+        </w:rPr>
+        <w:t>, </w:t>
+      </w:r>
+      <w:r>
+        <w:rPr>
+          <w:i/>
+          <w:iCs/>
+          <w:color w:val="222222"/>
+          <w:sz w:val="22"/>
+          <w:shd w:val="clear" w:color="auto" w:fill="FFFFFF"/>
+        </w:rPr>
+        <w:t>1</w:t>
+      </w:r>
+      <w:r>
+        <w:rPr>
+          <w:color w:val="222222"/>
+          <w:sz w:val="22"/>
+          <w:shd w:val="clear" w:color="auto" w:fill="FFFFFF"/>
+        </w:rPr>
+        <w:t>(3), 132-137.</w:t>
+      </w:r>
+    </w:p>
+    <w:p>
+      <w:pPr>
         <w:spacing w:after="80"/>
-      </w:pPr>
-      <w:r>
-        <w:t>Kaplan, E. L.</w:t>
-      </w:r>
-      <w:r>
-        <w:t>, &amp; Meier, P. (1958). Nonparametric estimation from incomplete observations. Journal of the American Statistical Association, 53(282), 457-481. https://doi.org/10.1080/01621459.1958.10501452</w:t>
-      </w:r>
-    </w:p>
-    <w:p>
-      <w:pPr>
-        <w:pStyle w:val="Prrafodelista"/>
-        <w:numPr>
-          <w:ilvl w:val="0"/>
-          <w:numId w:val="3"/>
-        </w:numPr>
+        <w:ind w:left="360" w:hanging="360"/>
+        <w:rPr>
+          <w:sz w:val="22"/>
+        </w:rPr>
+      </w:pPr>
+      <w:r>
+        <w:rPr>
+          <w:sz w:val="22"/>
+        </w:rPr>
+        <w:t xml:space="preserve">[7] </w:t>
+      </w:r>
+      <w:r>
+        <w:rPr>
+          <w:sz w:val="22"/>
+        </w:rPr>
+        <w:tab/>
+        <w:t>Kaplan, E. L. y Meier, P. (1958). «Nonparametric estimation from incomplete observations». Journal of the American Statistical Association, 53(282), 457-481. Contribución: Formulación del estimador no paramétrico de supervivencia que sigue siendo referencia universal en oncología clínica.</w:t>
+      </w:r>
+    </w:p>
+    <w:p>
+      <w:pPr>
         <w:spacing w:after="80"/>
-      </w:pPr>
-      <w:r>
-        <w:t xml:space="preserve">Cox, D. R. (1972). Regression models and life-tables. Journal of </w:t>
-      </w:r>
-      <w:r>
-        <w:t>the Royal Statistical Society: Series B (Methodological), 34(2), 187-202. https://doi.org/10.1111/j.2517-6161.1972.tb00899.x</w:t>
-      </w:r>
-    </w:p>
-    <w:p>
-      <w:pPr>
-        <w:pStyle w:val="Prrafodelista"/>
-        <w:numPr>
-          <w:ilvl w:val="0"/>
-          <w:numId w:val="3"/>
-        </w:numPr>
+        <w:ind w:left="360" w:hanging="360"/>
+        <w:rPr>
+          <w:sz w:val="22"/>
+        </w:rPr>
+      </w:pPr>
+      <w:r>
+        <w:rPr>
+          <w:sz w:val="22"/>
+        </w:rPr>
+        <w:t xml:space="preserve">[8] </w:t>
+      </w:r>
+      <w:r>
+        <w:rPr>
+          <w:sz w:val="22"/>
+        </w:rPr>
+        <w:tab/>
+        <w:t>Cox, D. R. (1972). «Regression models and life-tables». Journal of the Royal Statistical Society: Series B, 34(2), 187-220. Contribución: Definición del modelo de riesgos proporcionales semiparamétrico que permite ajustar covariables en estudios longitudinales.</w:t>
+      </w:r>
+    </w:p>
+    <w:p>
+      <w:pPr>
         <w:spacing w:after="80"/>
-      </w:pPr>
-      <w:r>
-        <w:t xml:space="preserve">Ishwaran, H., Kogalur, U. B., Blackstone, E. H., &amp; Lauer, M. S. (2008). Random survival forests. The Annals of Applied Statistics, </w:t>
-      </w:r>
-      <w:r>
-        <w:t>2(3), 841-860. https://doi.org/10.1214/08-AOAS169</w:t>
-      </w:r>
-    </w:p>
-    <w:p>
-      <w:pPr>
-        <w:pStyle w:val="Prrafodelista"/>
-        <w:numPr>
-          <w:ilvl w:val="0"/>
-          <w:numId w:val="3"/>
-        </w:numPr>
+        <w:ind w:left="360" w:hanging="360"/>
+        <w:rPr>
+          <w:color w:val="222222"/>
+          <w:sz w:val="22"/>
+          <w:shd w:val="clear" w:color="auto" w:fill="FFFFFF"/>
+        </w:rPr>
+      </w:pPr>
+      <w:r>
+        <w:rPr>
+          <w:sz w:val="22"/>
+        </w:rPr>
+        <w:t xml:space="preserve">[9] </w:t>
+      </w:r>
+      <w:r>
+        <w:rPr>
+          <w:color w:val="222222"/>
+          <w:sz w:val="22"/>
+          <w:shd w:val="clear" w:color="auto" w:fill="FFFFFF"/>
+        </w:rPr>
+        <w:t>Molla, G., &amp; Bitew, M. (2025). The future of cancer diagnosis and treatment: Unlocking the power of biomarkers and personalized molecular-targeted therapies. </w:t>
+      </w:r>
+      <w:r>
+        <w:rPr>
+          <w:i/>
+          <w:iCs/>
+          <w:color w:val="222222"/>
+          <w:sz w:val="22"/>
+          <w:shd w:val="clear" w:color="auto" w:fill="FFFFFF"/>
+        </w:rPr>
+        <w:t>Journal of Molecular Pathology</w:t>
+      </w:r>
+      <w:r>
+        <w:rPr>
+          <w:color w:val="222222"/>
+          <w:sz w:val="22"/>
+          <w:shd w:val="clear" w:color="auto" w:fill="FFFFFF"/>
+        </w:rPr>
+        <w:t>, </w:t>
+      </w:r>
+      <w:r>
+        <w:rPr>
+          <w:i/>
+          <w:iCs/>
+          <w:color w:val="222222"/>
+          <w:sz w:val="22"/>
+          <w:shd w:val="clear" w:color="auto" w:fill="FFFFFF"/>
+        </w:rPr>
+        <w:t>6</w:t>
+      </w:r>
+      <w:r>
+        <w:rPr>
+          <w:color w:val="222222"/>
+          <w:sz w:val="22"/>
+          <w:shd w:val="clear" w:color="auto" w:fill="FFFFFF"/>
+        </w:rPr>
+        <w:t>(3), 20.</w:t>
+      </w:r>
+    </w:p>
+    <w:p>
+      <w:pPr>
         <w:spacing w:after="80"/>
-      </w:pPr>
-      <w:r>
-        <w:t>Katzman, J. L., Shaham, U., Cloninger, A., Bates, J., Jiang, T., &amp; Kluger, Y. (2018). DeepSurv: personalized treatment recommender system using a Cox proportional hazards deep neural network. BMC Medical Re</w:t>
-      </w:r>
-      <w:r>
-        <w:t>search Methodology, 18(1), 24. https://doi.org/10.1186/s12874-018-0482-1</w:t>
-      </w:r>
-    </w:p>
-    <w:p>
-      <w:pPr>
-        <w:pStyle w:val="Prrafodelista"/>
-        <w:numPr>
-          <w:ilvl w:val="0"/>
-          <w:numId w:val="3"/>
-        </w:numPr>
+        <w:ind w:left="360" w:hanging="360"/>
+        <w:rPr>
+          <w:color w:val="222222"/>
+          <w:sz w:val="22"/>
+          <w:shd w:val="clear" w:color="auto" w:fill="FFFFFF"/>
+        </w:rPr>
+      </w:pPr>
+      <w:r>
+        <w:rPr>
+          <w:color w:val="222222"/>
+          <w:sz w:val="22"/>
+          <w:shd w:val="clear" w:color="auto" w:fill="FFFFFF"/>
+        </w:rPr>
+        <w:t xml:space="preserve">[10] Orrantia-Borunda E, Anchondo-Nuñez P, Acuña-Aguilar LE, Gómez-Valles FO, Ramírez-Valdespino CA. Subtypes of Breast Cancer. In: Mayrovitz HN. editor. Breast Cancer. Brisbane (AU): Exon Publications. Online first 22 Jun 2022. </w:t>
+      </w:r>
+      <w:hyperlink r:id="rId14" w:history="1">
+        <w:r>
+          <w:rPr>
+            <w:rStyle w:val="Hipervnculo"/>
+            <w:sz w:val="22"/>
+            <w:shd w:val="clear" w:color="auto" w:fill="FFFFFF"/>
+          </w:rPr>
+          <w:t>https://doi.org/10.36255/exon-publications-breast-cancer-subtypes</w:t>
+        </w:r>
+      </w:hyperlink>
+      <w:r>
+        <w:rPr>
+          <w:color w:val="222222"/>
+          <w:sz w:val="22"/>
+          <w:shd w:val="clear" w:color="auto" w:fill="FFFFFF"/>
+        </w:rPr>
+        <w:t>.</w:t>
+      </w:r>
+    </w:p>
+    <w:p>
+      <w:pPr>
         <w:spacing w:after="80"/>
-      </w:pPr>
-      <w:r>
-        <w:t xml:space="preserve">Curtis, C., Shah, S. P., Chin, S.-F., Turashvili, G., Rueda, O. M., Dunning, M. J., … Aparicio, S. (2012). The genomic and transcriptomic architecture of 2,000 breast tumours reveals </w:t>
-      </w:r>
-      <w:r>
-        <w:t>novel subgroups. Nature, 486(7403), 346-352. https://doi.org/10.1038/nature10983</w:t>
-      </w:r>
-    </w:p>
-    <w:p>
-      <w:pPr>
-        <w:pStyle w:val="Prrafodelista"/>
-        <w:numPr>
-          <w:ilvl w:val="0"/>
-          <w:numId w:val="3"/>
-        </w:numPr>
+        <w:ind w:left="360" w:hanging="360"/>
+        <w:rPr>
+          <w:color w:val="222222"/>
+          <w:sz w:val="22"/>
+          <w:shd w:val="clear" w:color="auto" w:fill="FFFFFF"/>
+        </w:rPr>
+      </w:pPr>
+      <w:r>
+        <w:rPr>
+          <w:color w:val="222222"/>
+          <w:sz w:val="22"/>
+          <w:shd w:val="clear" w:color="auto" w:fill="FFFFFF"/>
+        </w:rPr>
+        <w:t>[11] Cardarella, S., &amp; Johnson, B. E. (2013). The impact of genomic changes on treatment of lung cancer. </w:t>
+      </w:r>
+      <w:r>
+        <w:rPr>
+          <w:i/>
+          <w:iCs/>
+          <w:color w:val="222222"/>
+          <w:sz w:val="22"/>
+          <w:shd w:val="clear" w:color="auto" w:fill="FFFFFF"/>
+        </w:rPr>
+        <w:t>American journal of respiratory and critical care medicine</w:t>
+      </w:r>
+      <w:r>
+        <w:rPr>
+          <w:color w:val="222222"/>
+          <w:sz w:val="22"/>
+          <w:shd w:val="clear" w:color="auto" w:fill="FFFFFF"/>
+        </w:rPr>
+        <w:t>, </w:t>
+      </w:r>
+      <w:r>
+        <w:rPr>
+          <w:i/>
+          <w:iCs/>
+          <w:color w:val="222222"/>
+          <w:sz w:val="22"/>
+          <w:shd w:val="clear" w:color="auto" w:fill="FFFFFF"/>
+        </w:rPr>
+        <w:t>188</w:t>
+      </w:r>
+      <w:r>
+        <w:rPr>
+          <w:color w:val="222222"/>
+          <w:sz w:val="22"/>
+          <w:shd w:val="clear" w:color="auto" w:fill="FFFFFF"/>
+        </w:rPr>
+        <w:t>(7), 770-775.</w:t>
+      </w:r>
+    </w:p>
+    <w:p>
+      <w:pPr>
         <w:spacing w:after="80"/>
-      </w:pPr>
-      <w:r>
-        <w:t>Perou, C. M., Sørlie, T., Eisen, M. B., van de Rijn, M., Jeffrey, S. S., Rees, C. A., … Botstein, D. (2000). Molecular portraits of human breast tumours. Nature, 406(6797), 74</w:t>
-      </w:r>
-      <w:r>
-        <w:t>7-752. https://doi.org/10.1038/35021093</w:t>
-      </w:r>
-    </w:p>
-    <w:p>
-      <w:pPr>
-        <w:pStyle w:val="Prrafodelista"/>
-        <w:numPr>
-          <w:ilvl w:val="0"/>
-          <w:numId w:val="3"/>
-        </w:numPr>
+        <w:ind w:left="360" w:hanging="360"/>
+        <w:rPr>
+          <w:sz w:val="22"/>
+        </w:rPr>
+      </w:pPr>
+      <w:r>
+        <w:rPr>
+          <w:color w:val="222222"/>
+          <w:sz w:val="22"/>
+          <w:shd w:val="clear" w:color="auto" w:fill="FFFFFF"/>
+        </w:rPr>
+        <w:t xml:space="preserve">[12] </w:t>
+      </w:r>
+      <w:r>
+        <w:rPr>
+          <w:sz w:val="22"/>
+        </w:rPr>
+        <w:t xml:space="preserve">Tong, L., Mitchel, J., Chatlin, K., &amp; Wang, M. D. (2021). «Deep learning based feature-level integration of multi-omics data for accurate cancer prognosis prediction». </w:t>
+      </w:r>
+      <w:r>
+        <w:rPr>
+          <w:rStyle w:val="nfasis"/>
+          <w:sz w:val="22"/>
+        </w:rPr>
+        <w:t>Computers in Biology and Medicine</w:t>
+      </w:r>
+      <w:r>
+        <w:rPr>
+          <w:sz w:val="22"/>
+        </w:rPr>
+        <w:t>, 134, 104481.</w:t>
+      </w:r>
+    </w:p>
+    <w:p>
+      <w:pPr>
         <w:spacing w:after="80"/>
-      </w:pPr>
-      <w:r>
-        <w:t>Cancer Genome Atlas Research Network. (2012). Comprehensive genomic characterization of squamous cell lung cancers. Nature, 489(7417), 519-525. https://doi.org/10.1038/nature11404</w:t>
-      </w:r>
-    </w:p>
-    <w:p>
-      <w:pPr>
-        <w:pStyle w:val="Prrafodelista"/>
-        <w:numPr>
-          <w:ilvl w:val="0"/>
-          <w:numId w:val="3"/>
-        </w:numPr>
+        <w:ind w:left="360" w:hanging="360"/>
+        <w:rPr>
+          <w:sz w:val="22"/>
+        </w:rPr>
+      </w:pPr>
+      <w:r>
+        <w:rPr>
+          <w:sz w:val="22"/>
+        </w:rPr>
+        <w:t xml:space="preserve">[13] Ma, S. &amp; Huang, J. (2015). «Combining multidimensional genomic measurements for predicting cancer prognosis: observations from TCGA». </w:t>
+      </w:r>
+      <w:r>
+        <w:rPr>
+          <w:rStyle w:val="nfasis"/>
+          <w:sz w:val="22"/>
+        </w:rPr>
+        <w:t>Briefings in Bioinformatics</w:t>
+      </w:r>
+      <w:r>
+        <w:rPr>
+          <w:sz w:val="22"/>
+        </w:rPr>
+        <w:t>, 16(2), 291–303.</w:t>
+      </w:r>
+    </w:p>
+    <w:p>
+      <w:pPr>
         <w:spacing w:after="80"/>
-      </w:pPr>
-      <w:r>
-        <w:t>Gymrek, M., McGuire, A. L., Golan, D</w:t>
-      </w:r>
-      <w:r>
-        <w:t>., Halperin, E., &amp; Erlich, Y. (2013). Identifying personal genomes by surname inference. Science, 339(6117), 321-324. https://doi.org/10.1126/science.1229566</w:t>
-      </w:r>
-    </w:p>
-    <w:p>
-      <w:pPr>
-        <w:spacing w:after="120"/>
-      </w:pPr>
-    </w:p>
+        <w:ind w:left="360" w:hanging="360"/>
+        <w:rPr>
+          <w:sz w:val="22"/>
+        </w:rPr>
+      </w:pPr>
+      <w:r>
+        <w:rPr>
+          <w:sz w:val="22"/>
+        </w:rPr>
+        <w:t xml:space="preserve">[14] Yousefi, M., et al. (2025). «Multi-omics prognostic marker discovery and survival modelling: a case study on multi-cancer survival analysis of women's specific tumours». </w:t>
+      </w:r>
+      <w:r>
+        <w:rPr>
+          <w:rStyle w:val="nfasis"/>
+          <w:sz w:val="22"/>
+        </w:rPr>
+        <w:t>Scientific Reports</w:t>
+      </w:r>
+      <w:r>
+        <w:rPr>
+          <w:sz w:val="22"/>
+        </w:rPr>
+        <w:t>, 15, 36182.</w:t>
+      </w:r>
+    </w:p>
+    <w:p>
+      <w:pPr>
+        <w:spacing w:after="80"/>
+        <w:ind w:left="360" w:hanging="360"/>
+        <w:rPr>
+          <w:sz w:val="22"/>
+        </w:rPr>
+      </w:pPr>
+      <w:r>
+        <w:rPr>
+          <w:sz w:val="22"/>
+        </w:rPr>
+        <w:t xml:space="preserve">[15] Steyerberg, E. W. &amp; Harrell, F. E. (2021). «External validation of prognostic models: what, why, how, when and where?». </w:t>
+      </w:r>
+      <w:r>
+        <w:rPr>
+          <w:rStyle w:val="nfasis"/>
+          <w:sz w:val="22"/>
+        </w:rPr>
+        <w:t>Clinical Kidney Journal</w:t>
+      </w:r>
+      <w:r>
+        <w:rPr>
+          <w:sz w:val="22"/>
+        </w:rPr>
+        <w:t>, 14(1), 49–58.</w:t>
+      </w:r>
+    </w:p>
+    <w:p>
+      <w:pPr>
+        <w:spacing w:after="80"/>
+        <w:ind w:left="360" w:hanging="360"/>
+        <w:rPr>
+          <w:sz w:val="22"/>
+        </w:rPr>
+      </w:pPr>
+      <w:r>
+        <w:rPr>
+          <w:sz w:val="22"/>
+        </w:rPr>
+        <w:lastRenderedPageBreak/>
+        <w:t>[16] Meng, X. et al. (2021). «Predicting breast cancer 5-year survival using machine learning: A systematic review». PLOS ONE, 16(4), e0250370.</w:t>
+      </w:r>
+    </w:p>
+    <w:p>
+      <w:pPr>
+        <w:spacing w:after="80"/>
+        <w:ind w:left="360" w:hanging="360"/>
+        <w:rPr>
+          <w:sz w:val="22"/>
+        </w:rPr>
+      </w:pPr>
+      <w:r>
+        <w:rPr>
+          <w:sz w:val="22"/>
+        </w:rPr>
+        <w:t>[17] Ullah, I. et al. (2025). «Explainable AI in Clinical Decision Support Systems: A Meta-Analysis of Methods, Applications, and Usability Challenges».</w:t>
+      </w:r>
+    </w:p>
+    <w:p>
+      <w:pPr>
+        <w:spacing w:after="80"/>
+        <w:ind w:left="360" w:hanging="360"/>
+        <w:rPr>
+          <w:sz w:val="22"/>
+        </w:rPr>
+      </w:pPr>
+      <w:r>
+        <w:rPr>
+          <w:sz w:val="22"/>
+        </w:rPr>
+        <w:t>[18] Shaheen, S. et al. (2025). «A review on multi-omics integration for aiding study design of large scale TCGA cancer datasets». PMC.</w:t>
+      </w:r>
+    </w:p>
+    <w:p>
+      <w:pPr>
+        <w:spacing w:after="80"/>
+        <w:ind w:left="360" w:hanging="360"/>
+        <w:rPr>
+          <w:sz w:val="22"/>
+        </w:rPr>
+      </w:pPr>
+      <w:r>
+        <w:rPr>
+          <w:sz w:val="22"/>
+        </w:rPr>
+        <w:t>[19] Argelaguet, R. et al. (2018). «Molecular characterization of breast and lung tumors by integration of multiple data types with functional sparse-factor analysis». PMC.</w:t>
+      </w:r>
+    </w:p>
+    <w:p>
+      <w:pPr>
+        <w:spacing w:after="80"/>
+        <w:ind w:left="360" w:hanging="360"/>
+        <w:rPr>
+          <w:sz w:val="22"/>
+        </w:rPr>
+      </w:pPr>
+    </w:p>
+    <w:p>
+      <w:pPr>
+        <w:spacing w:after="80"/>
+        <w:ind w:left="360" w:hanging="360"/>
+        <w:rPr>
+          <w:sz w:val="22"/>
+        </w:rPr>
+      </w:pPr>
+    </w:p>
+    <w:p>
+      <w:pPr>
+        <w:spacing w:after="80"/>
+        <w:ind w:left="360" w:hanging="360"/>
+        <w:rPr>
+          <w:sz w:val="22"/>
+        </w:rPr>
+      </w:pPr>
+    </w:p>
+    <w:p>
+      <w:pPr>
+        <w:spacing w:after="80"/>
+        <w:ind w:left="360" w:hanging="360"/>
+        <w:rPr>
+          <w:sz w:val="22"/>
+        </w:rPr>
+      </w:pPr>
+    </w:p>
+    <w:p>
+      <w:pPr>
+        <w:spacing w:after="80"/>
+        <w:ind w:left="360" w:hanging="360"/>
+        <w:rPr>
+          <w:sz w:val="22"/>
+        </w:rPr>
+      </w:pPr>
+    </w:p>
+    <w:p>
+      <w:pPr>
+        <w:spacing w:after="80"/>
+        <w:ind w:left="360" w:hanging="360"/>
+        <w:rPr>
+          <w:sz w:val="22"/>
+        </w:rPr>
+      </w:pPr>
+    </w:p>
+    <w:p>
+      <w:pPr>
+        <w:spacing w:after="80"/>
+        <w:ind w:left="360" w:hanging="360"/>
+        <w:rPr>
+          <w:sz w:val="22"/>
+        </w:rPr>
+      </w:pPr>
+    </w:p>
+    <w:p/>
     <w:sectPr>
       <w:pgSz w:w="11906" w:h="16838"/>
       <w:pgMar w:top="1440" w:right="1440" w:bottom="1440" w:left="1800" w:header="708" w:footer="708" w:gutter="0"/>
@@ -12896,67 +12486,18 @@
         <w:noProof/>
         <w:sz w:val="20"/>
       </w:rPr>
-      <w:drawing>
-        <wp:anchor distT="0" distB="0" distL="0" distR="0" simplePos="0" relativeHeight="251660288" behindDoc="1" locked="0" layoutInCell="1" allowOverlap="1" wp14:anchorId="433C6852" wp14:editId="43970552">
-          <wp:simplePos x="0" y="0"/>
-          <wp:positionH relativeFrom="page">
-            <wp:posOffset>857250</wp:posOffset>
-          </wp:positionH>
-          <wp:positionV relativeFrom="page">
-            <wp:posOffset>210795</wp:posOffset>
-          </wp:positionV>
-          <wp:extent cx="2024975" cy="478494"/>
-          <wp:effectExtent l="0" t="0" r="0" b="0"/>
-          <wp:wrapNone/>
-          <wp:docPr id="10" name="Image 10"/>
-          <wp:cNvGraphicFramePr>
-            <a:graphicFrameLocks xmlns:a="http://schemas.openxmlformats.org/drawingml/2006/main"/>
-          </wp:cNvGraphicFramePr>
-          <a:graphic xmlns:a="http://schemas.openxmlformats.org/drawingml/2006/main">
-            <a:graphicData uri="http://schemas.openxmlformats.org/drawingml/2006/picture">
-              <pic:pic xmlns:pic="http://schemas.openxmlformats.org/drawingml/2006/picture">
-                <pic:nvPicPr>
-                  <pic:cNvPr id="10" name="Image 10"/>
-                  <pic:cNvPicPr/>
-                </pic:nvPicPr>
-                <pic:blipFill>
-                  <a:blip r:embed="rId1" cstate="print"/>
-                  <a:stretch>
-                    <a:fillRect/>
-                  </a:stretch>
-                </pic:blipFill>
-                <pic:spPr>
-                  <a:xfrm>
-                    <a:off x="0" y="0"/>
-                    <a:ext cx="2024975" cy="478494"/>
-                  </a:xfrm>
-                  <a:prstGeom prst="rect">
-                    <a:avLst/>
-                  </a:prstGeom>
-                </pic:spPr>
-              </pic:pic>
-            </a:graphicData>
-          </a:graphic>
-        </wp:anchor>
-      </w:drawing>
-    </w:r>
-    <w:r>
-      <w:rPr>
-        <w:noProof/>
-        <w:sz w:val="20"/>
-      </w:rPr>
       <mc:AlternateContent>
         <mc:Choice Requires="wps">
           <w:drawing>
-            <wp:anchor distT="0" distB="0" distL="0" distR="0" simplePos="0" relativeHeight="251662336" behindDoc="1" locked="0" layoutInCell="1" allowOverlap="1" wp14:anchorId="2B30652E" wp14:editId="79217682">
+            <wp:anchor distT="0" distB="0" distL="0" distR="0" simplePos="0" relativeHeight="251662336" behindDoc="1" locked="0" layoutInCell="1" allowOverlap="1" wp14:anchorId="2B30652E" wp14:editId="2D50FDBA">
               <wp:simplePos x="0" y="0"/>
               <wp:positionH relativeFrom="page">
-                <wp:posOffset>4514850</wp:posOffset>
+                <wp:posOffset>4511040</wp:posOffset>
               </wp:positionH>
               <wp:positionV relativeFrom="page">
-                <wp:posOffset>361951</wp:posOffset>
+                <wp:posOffset>327444</wp:posOffset>
               </wp:positionV>
-              <wp:extent cx="2324100" cy="165100"/>
+              <wp:extent cx="2324100" cy="198408"/>
               <wp:effectExtent l="0" t="0" r="0" b="0"/>
               <wp:wrapNone/>
               <wp:docPr id="12" name="Textbox 12"/>
@@ -12972,7 +12513,7 @@
                     <wps:spPr>
                       <a:xfrm>
                         <a:off x="0" y="0"/>
-                        <a:ext cx="2324100" cy="165100"/>
+                        <a:ext cx="2324100" cy="198408"/>
                       </a:xfrm>
                       <a:prstGeom prst="rect">
                         <a:avLst/>
@@ -13022,7 +12563,7 @@
               <v:stroke joinstyle="miter"/>
               <v:path gradientshapeok="t" o:connecttype="rect"/>
             </v:shapetype>
-            <v:shape id="Textbox 12" o:spid="_x0000_s1034" type="#_x0000_t202" style="position:absolute;margin-left:355.5pt;margin-top:28.5pt;width:183pt;height:13pt;z-index:-251654144;visibility:visible;mso-wrap-style:square;mso-width-percent:0;mso-height-percent:0;mso-wrap-distance-left:0;mso-wrap-distance-top:0;mso-wrap-distance-right:0;mso-wrap-distance-bottom:0;mso-position-horizontal:absolute;mso-position-horizontal-relative:page;mso-position-vertical:absolute;mso-position-vertical-relative:page;mso-width-percent:0;mso-height-percent:0;mso-width-relative:margin;mso-height-relative:margin;v-text-anchor:top" o:gfxdata="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" filled="f" stroked="f">
+            <v:shape id="Textbox 12" o:spid="_x0000_s1034" type="#_x0000_t202" style="position:absolute;left:0;text-align:left;margin-left:355.2pt;margin-top:25.8pt;width:183pt;height:15.6pt;z-index:-251654144;visibility:visible;mso-wrap-style:square;mso-width-percent:0;mso-height-percent:0;mso-wrap-distance-left:0;mso-wrap-distance-top:0;mso-wrap-distance-right:0;mso-wrap-distance-bottom:0;mso-position-horizontal:absolute;mso-position-horizontal-relative:page;mso-position-vertical:absolute;mso-position-vertical-relative:page;mso-width-percent:0;mso-height-percent:0;mso-width-relative:margin;mso-height-relative:margin;v-text-anchor:top" o:gfxdata="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" filled="f" stroked="f">
               <v:textbox inset="0,0,0,0">
                 <w:txbxContent>
                   <w:p>
@@ -13051,6 +12592,55 @@
           </w:pict>
         </mc:Fallback>
       </mc:AlternateContent>
+    </w:r>
+    <w:r>
+      <w:rPr>
+        <w:noProof/>
+        <w:sz w:val="20"/>
+      </w:rPr>
+      <w:drawing>
+        <wp:anchor distT="0" distB="0" distL="0" distR="0" simplePos="0" relativeHeight="251660288" behindDoc="1" locked="0" layoutInCell="1" allowOverlap="1" wp14:anchorId="433C6852" wp14:editId="4A6D0430">
+          <wp:simplePos x="0" y="0"/>
+          <wp:positionH relativeFrom="page">
+            <wp:posOffset>857250</wp:posOffset>
+          </wp:positionH>
+          <wp:positionV relativeFrom="page">
+            <wp:posOffset>210795</wp:posOffset>
+          </wp:positionV>
+          <wp:extent cx="2024975" cy="478494"/>
+          <wp:effectExtent l="0" t="0" r="0" b="0"/>
+          <wp:wrapNone/>
+          <wp:docPr id="10" name="Image 10"/>
+          <wp:cNvGraphicFramePr>
+            <a:graphicFrameLocks xmlns:a="http://schemas.openxmlformats.org/drawingml/2006/main"/>
+          </wp:cNvGraphicFramePr>
+          <a:graphic xmlns:a="http://schemas.openxmlformats.org/drawingml/2006/main">
+            <a:graphicData uri="http://schemas.openxmlformats.org/drawingml/2006/picture">
+              <pic:pic xmlns:pic="http://schemas.openxmlformats.org/drawingml/2006/picture">
+                <pic:nvPicPr>
+                  <pic:cNvPr id="10" name="Image 10"/>
+                  <pic:cNvPicPr/>
+                </pic:nvPicPr>
+                <pic:blipFill>
+                  <a:blip r:embed="rId1" cstate="print"/>
+                  <a:stretch>
+                    <a:fillRect/>
+                  </a:stretch>
+                </pic:blipFill>
+                <pic:spPr>
+                  <a:xfrm>
+                    <a:off x="0" y="0"/>
+                    <a:ext cx="2024975" cy="478494"/>
+                  </a:xfrm>
+                  <a:prstGeom prst="rect">
+                    <a:avLst/>
+                  </a:prstGeom>
+                </pic:spPr>
+              </pic:pic>
+            </a:graphicData>
+          </a:graphic>
+        </wp:anchor>
+      </w:drawing>
     </w:r>
     <w:r>
       <w:rPr>
@@ -13463,6 +13053,345 @@
     </w:lvl>
   </w:abstractNum>
   <w:abstractNum w:abstractNumId="3" w15:restartNumberingAfterBreak="0">
+    <w:nsid w:val="2FC1345C"/>
+    <w:multiLevelType w:val="hybridMultilevel"/>
+    <w:tmpl w:val="C43E22A8"/>
+    <w:lvl w:ilvl="0" w:tplc="0C0A0001">
+      <w:start w:val="1"/>
+      <w:numFmt w:val="bullet"/>
+      <w:lvlText w:val=""/>
+      <w:lvlJc w:val="left"/>
+      <w:pPr>
+        <w:ind w:left="720" w:hanging="360"/>
+      </w:pPr>
+      <w:rPr>
+        <w:rFonts w:ascii="Symbol" w:hAnsi="Symbol" w:hint="default"/>
+      </w:rPr>
+    </w:lvl>
+    <w:lvl w:ilvl="1" w:tplc="0C0A0003" w:tentative="1">
+      <w:start w:val="1"/>
+      <w:numFmt w:val="bullet"/>
+      <w:lvlText w:val="o"/>
+      <w:lvlJc w:val="left"/>
+      <w:pPr>
+        <w:ind w:left="1440" w:hanging="360"/>
+      </w:pPr>
+      <w:rPr>
+        <w:rFonts w:ascii="Courier New" w:hAnsi="Courier New" w:cs="Courier New" w:hint="default"/>
+      </w:rPr>
+    </w:lvl>
+    <w:lvl w:ilvl="2" w:tplc="0C0A0005" w:tentative="1">
+      <w:start w:val="1"/>
+      <w:numFmt w:val="bullet"/>
+      <w:lvlText w:val=""/>
+      <w:lvlJc w:val="left"/>
+      <w:pPr>
+        <w:ind w:left="2160" w:hanging="360"/>
+      </w:pPr>
+      <w:rPr>
+        <w:rFonts w:ascii="Wingdings" w:hAnsi="Wingdings" w:hint="default"/>
+      </w:rPr>
+    </w:lvl>
+    <w:lvl w:ilvl="3" w:tplc="0C0A0001" w:tentative="1">
+      <w:start w:val="1"/>
+      <w:numFmt w:val="bullet"/>
+      <w:lvlText w:val=""/>
+      <w:lvlJc w:val="left"/>
+      <w:pPr>
+        <w:ind w:left="2880" w:hanging="360"/>
+      </w:pPr>
+      <w:rPr>
+        <w:rFonts w:ascii="Symbol" w:hAnsi="Symbol" w:hint="default"/>
+      </w:rPr>
+    </w:lvl>
+    <w:lvl w:ilvl="4" w:tplc="0C0A0003" w:tentative="1">
+      <w:start w:val="1"/>
+      <w:numFmt w:val="bullet"/>
+      <w:lvlText w:val="o"/>
+      <w:lvlJc w:val="left"/>
+      <w:pPr>
+        <w:ind w:left="3600" w:hanging="360"/>
+      </w:pPr>
+      <w:rPr>
+        <w:rFonts w:ascii="Courier New" w:hAnsi="Courier New" w:cs="Courier New" w:hint="default"/>
+      </w:rPr>
+    </w:lvl>
+    <w:lvl w:ilvl="5" w:tplc="0C0A0005" w:tentative="1">
+      <w:start w:val="1"/>
+      <w:numFmt w:val="bullet"/>
+      <w:lvlText w:val=""/>
+      <w:lvlJc w:val="left"/>
+      <w:pPr>
+        <w:ind w:left="4320" w:hanging="360"/>
+      </w:pPr>
+      <w:rPr>
+        <w:rFonts w:ascii="Wingdings" w:hAnsi="Wingdings" w:hint="default"/>
+      </w:rPr>
+    </w:lvl>
+    <w:lvl w:ilvl="6" w:tplc="0C0A0001" w:tentative="1">
+      <w:start w:val="1"/>
+      <w:numFmt w:val="bullet"/>
+      <w:lvlText w:val=""/>
+      <w:lvlJc w:val="left"/>
+      <w:pPr>
+        <w:ind w:left="5040" w:hanging="360"/>
+      </w:pPr>
+      <w:rPr>
+        <w:rFonts w:ascii="Symbol" w:hAnsi="Symbol" w:hint="default"/>
+      </w:rPr>
+    </w:lvl>
+    <w:lvl w:ilvl="7" w:tplc="0C0A0003" w:tentative="1">
+      <w:start w:val="1"/>
+      <w:numFmt w:val="bullet"/>
+      <w:lvlText w:val="o"/>
+      <w:lvlJc w:val="left"/>
+      <w:pPr>
+        <w:ind w:left="5760" w:hanging="360"/>
+      </w:pPr>
+      <w:rPr>
+        <w:rFonts w:ascii="Courier New" w:hAnsi="Courier New" w:cs="Courier New" w:hint="default"/>
+      </w:rPr>
+    </w:lvl>
+    <w:lvl w:ilvl="8" w:tplc="0C0A0005" w:tentative="1">
+      <w:start w:val="1"/>
+      <w:numFmt w:val="bullet"/>
+      <w:lvlText w:val=""/>
+      <w:lvlJc w:val="left"/>
+      <w:pPr>
+        <w:ind w:left="6480" w:hanging="360"/>
+      </w:pPr>
+      <w:rPr>
+        <w:rFonts w:ascii="Wingdings" w:hAnsi="Wingdings" w:hint="default"/>
+      </w:rPr>
+    </w:lvl>
+  </w:abstractNum>
+  <w:abstractNum w:abstractNumId="4" w15:restartNumberingAfterBreak="0">
+    <w:nsid w:val="40164529"/>
+    <w:multiLevelType w:val="hybridMultilevel"/>
+    <w:tmpl w:val="D57CA162"/>
+    <w:lvl w:ilvl="0" w:tplc="0C0A0001">
+      <w:start w:val="1"/>
+      <w:numFmt w:val="bullet"/>
+      <w:lvlText w:val=""/>
+      <w:lvlJc w:val="left"/>
+      <w:pPr>
+        <w:ind w:left="720" w:hanging="360"/>
+      </w:pPr>
+      <w:rPr>
+        <w:rFonts w:ascii="Symbol" w:hAnsi="Symbol" w:hint="default"/>
+      </w:rPr>
+    </w:lvl>
+    <w:lvl w:ilvl="1" w:tplc="0C0A0003" w:tentative="1">
+      <w:start w:val="1"/>
+      <w:numFmt w:val="bullet"/>
+      <w:lvlText w:val="o"/>
+      <w:lvlJc w:val="left"/>
+      <w:pPr>
+        <w:ind w:left="1440" w:hanging="360"/>
+      </w:pPr>
+      <w:rPr>
+        <w:rFonts w:ascii="Courier New" w:hAnsi="Courier New" w:cs="Courier New" w:hint="default"/>
+      </w:rPr>
+    </w:lvl>
+    <w:lvl w:ilvl="2" w:tplc="0C0A0005" w:tentative="1">
+      <w:start w:val="1"/>
+      <w:numFmt w:val="bullet"/>
+      <w:lvlText w:val=""/>
+      <w:lvlJc w:val="left"/>
+      <w:pPr>
+        <w:ind w:left="2160" w:hanging="360"/>
+      </w:pPr>
+      <w:rPr>
+        <w:rFonts w:ascii="Wingdings" w:hAnsi="Wingdings" w:hint="default"/>
+      </w:rPr>
+    </w:lvl>
+    <w:lvl w:ilvl="3" w:tplc="0C0A0001" w:tentative="1">
+      <w:start w:val="1"/>
+      <w:numFmt w:val="bullet"/>
+      <w:lvlText w:val=""/>
+      <w:lvlJc w:val="left"/>
+      <w:pPr>
+        <w:ind w:left="2880" w:hanging="360"/>
+      </w:pPr>
+      <w:rPr>
+        <w:rFonts w:ascii="Symbol" w:hAnsi="Symbol" w:hint="default"/>
+      </w:rPr>
+    </w:lvl>
+    <w:lvl w:ilvl="4" w:tplc="0C0A0003" w:tentative="1">
+      <w:start w:val="1"/>
+      <w:numFmt w:val="bullet"/>
+      <w:lvlText w:val="o"/>
+      <w:lvlJc w:val="left"/>
+      <w:pPr>
+        <w:ind w:left="3600" w:hanging="360"/>
+      </w:pPr>
+      <w:rPr>
+        <w:rFonts w:ascii="Courier New" w:hAnsi="Courier New" w:cs="Courier New" w:hint="default"/>
+      </w:rPr>
+    </w:lvl>
+    <w:lvl w:ilvl="5" w:tplc="0C0A0005" w:tentative="1">
+      <w:start w:val="1"/>
+      <w:numFmt w:val="bullet"/>
+      <w:lvlText w:val=""/>
+      <w:lvlJc w:val="left"/>
+      <w:pPr>
+        <w:ind w:left="4320" w:hanging="360"/>
+      </w:pPr>
+      <w:rPr>
+        <w:rFonts w:ascii="Wingdings" w:hAnsi="Wingdings" w:hint="default"/>
+      </w:rPr>
+    </w:lvl>
+    <w:lvl w:ilvl="6" w:tplc="0C0A0001" w:tentative="1">
+      <w:start w:val="1"/>
+      <w:numFmt w:val="bullet"/>
+      <w:lvlText w:val=""/>
+      <w:lvlJc w:val="left"/>
+      <w:pPr>
+        <w:ind w:left="5040" w:hanging="360"/>
+      </w:pPr>
+      <w:rPr>
+        <w:rFonts w:ascii="Symbol" w:hAnsi="Symbol" w:hint="default"/>
+      </w:rPr>
+    </w:lvl>
+    <w:lvl w:ilvl="7" w:tplc="0C0A0003" w:tentative="1">
+      <w:start w:val="1"/>
+      <w:numFmt w:val="bullet"/>
+      <w:lvlText w:val="o"/>
+      <w:lvlJc w:val="left"/>
+      <w:pPr>
+        <w:ind w:left="5760" w:hanging="360"/>
+      </w:pPr>
+      <w:rPr>
+        <w:rFonts w:ascii="Courier New" w:hAnsi="Courier New" w:cs="Courier New" w:hint="default"/>
+      </w:rPr>
+    </w:lvl>
+    <w:lvl w:ilvl="8" w:tplc="0C0A0005" w:tentative="1">
+      <w:start w:val="1"/>
+      <w:numFmt w:val="bullet"/>
+      <w:lvlText w:val=""/>
+      <w:lvlJc w:val="left"/>
+      <w:pPr>
+        <w:ind w:left="6480" w:hanging="360"/>
+      </w:pPr>
+      <w:rPr>
+        <w:rFonts w:ascii="Wingdings" w:hAnsi="Wingdings" w:hint="default"/>
+      </w:rPr>
+    </w:lvl>
+  </w:abstractNum>
+  <w:abstractNum w:abstractNumId="5" w15:restartNumberingAfterBreak="0">
+    <w:nsid w:val="5CF74B29"/>
+    <w:multiLevelType w:val="hybridMultilevel"/>
+    <w:tmpl w:val="75001B2E"/>
+    <w:lvl w:ilvl="0" w:tplc="0C0A0001">
+      <w:start w:val="1"/>
+      <w:numFmt w:val="bullet"/>
+      <w:lvlText w:val=""/>
+      <w:lvlJc w:val="left"/>
+      <w:pPr>
+        <w:ind w:left="720" w:hanging="360"/>
+      </w:pPr>
+      <w:rPr>
+        <w:rFonts w:ascii="Symbol" w:hAnsi="Symbol" w:hint="default"/>
+      </w:rPr>
+    </w:lvl>
+    <w:lvl w:ilvl="1" w:tplc="0C0A0003" w:tentative="1">
+      <w:start w:val="1"/>
+      <w:numFmt w:val="bullet"/>
+      <w:lvlText w:val="o"/>
+      <w:lvlJc w:val="left"/>
+      <w:pPr>
+        <w:ind w:left="1440" w:hanging="360"/>
+      </w:pPr>
+      <w:rPr>
+        <w:rFonts w:ascii="Courier New" w:hAnsi="Courier New" w:cs="Courier New" w:hint="default"/>
+      </w:rPr>
+    </w:lvl>
+    <w:lvl w:ilvl="2" w:tplc="0C0A0005" w:tentative="1">
+      <w:start w:val="1"/>
+      <w:numFmt w:val="bullet"/>
+      <w:lvlText w:val=""/>
+      <w:lvlJc w:val="left"/>
+      <w:pPr>
+        <w:ind w:left="2160" w:hanging="360"/>
+      </w:pPr>
+      <w:rPr>
+        <w:rFonts w:ascii="Wingdings" w:hAnsi="Wingdings" w:hint="default"/>
+      </w:rPr>
+    </w:lvl>
+    <w:lvl w:ilvl="3" w:tplc="0C0A0001" w:tentative="1">
+      <w:start w:val="1"/>
+      <w:numFmt w:val="bullet"/>
+      <w:lvlText w:val=""/>
+      <w:lvlJc w:val="left"/>
+      <w:pPr>
+        <w:ind w:left="2880" w:hanging="360"/>
+      </w:pPr>
+      <w:rPr>
+        <w:rFonts w:ascii="Symbol" w:hAnsi="Symbol" w:hint="default"/>
+      </w:rPr>
+    </w:lvl>
+    <w:lvl w:ilvl="4" w:tplc="0C0A0003" w:tentative="1">
+      <w:start w:val="1"/>
+      <w:numFmt w:val="bullet"/>
+      <w:lvlText w:val="o"/>
+      <w:lvlJc w:val="left"/>
+      <w:pPr>
+        <w:ind w:left="3600" w:hanging="360"/>
+      </w:pPr>
+      <w:rPr>
+        <w:rFonts w:ascii="Courier New" w:hAnsi="Courier New" w:cs="Courier New" w:hint="default"/>
+      </w:rPr>
+    </w:lvl>
+    <w:lvl w:ilvl="5" w:tplc="0C0A0005" w:tentative="1">
+      <w:start w:val="1"/>
+      <w:numFmt w:val="bullet"/>
+      <w:lvlText w:val=""/>
+      <w:lvlJc w:val="left"/>
+      <w:pPr>
+        <w:ind w:left="4320" w:hanging="360"/>
+      </w:pPr>
+      <w:rPr>
+        <w:rFonts w:ascii="Wingdings" w:hAnsi="Wingdings" w:hint="default"/>
+      </w:rPr>
+    </w:lvl>
+    <w:lvl w:ilvl="6" w:tplc="0C0A0001" w:tentative="1">
+      <w:start w:val="1"/>
+      <w:numFmt w:val="bullet"/>
+      <w:lvlText w:val=""/>
+      <w:lvlJc w:val="left"/>
+      <w:pPr>
+        <w:ind w:left="5040" w:hanging="360"/>
+      </w:pPr>
+      <w:rPr>
+        <w:rFonts w:ascii="Symbol" w:hAnsi="Symbol" w:hint="default"/>
+      </w:rPr>
+    </w:lvl>
+    <w:lvl w:ilvl="7" w:tplc="0C0A0003" w:tentative="1">
+      <w:start w:val="1"/>
+      <w:numFmt w:val="bullet"/>
+      <w:lvlText w:val="o"/>
+      <w:lvlJc w:val="left"/>
+      <w:pPr>
+        <w:ind w:left="5760" w:hanging="360"/>
+      </w:pPr>
+      <w:rPr>
+        <w:rFonts w:ascii="Courier New" w:hAnsi="Courier New" w:cs="Courier New" w:hint="default"/>
+      </w:rPr>
+    </w:lvl>
+    <w:lvl w:ilvl="8" w:tplc="0C0A0005" w:tentative="1">
+      <w:start w:val="1"/>
+      <w:numFmt w:val="bullet"/>
+      <w:lvlText w:val=""/>
+      <w:lvlJc w:val="left"/>
+      <w:pPr>
+        <w:ind w:left="6480" w:hanging="360"/>
+      </w:pPr>
+      <w:rPr>
+        <w:rFonts w:ascii="Wingdings" w:hAnsi="Wingdings" w:hint="default"/>
+      </w:rPr>
+    </w:lvl>
+  </w:abstractNum>
+  <w:abstractNum w:abstractNumId="6" w15:restartNumberingAfterBreak="0">
     <w:nsid w:val="787C74FD"/>
     <w:multiLevelType w:val="hybridMultilevel"/>
     <w:tmpl w:val="C9D8F1F0"/>
@@ -13529,7 +13458,7 @@
     </w:lvlOverride>
   </w:num>
   <w:num w:numId="3">
-    <w:abstractNumId w:val="3"/>
+    <w:abstractNumId w:val="6"/>
     <w:lvlOverride w:ilvl="0">
       <w:startOverride w:val="1"/>
     </w:lvlOverride>
@@ -13539,6 +13468,15 @@
     <w:lvlOverride w:ilvl="0">
       <w:startOverride w:val="1"/>
     </w:lvlOverride>
+  </w:num>
+  <w:num w:numId="5">
+    <w:abstractNumId w:val="3"/>
+  </w:num>
+  <w:num w:numId="6">
+    <w:abstractNumId w:val="5"/>
+  </w:num>
+  <w:num w:numId="7">
+    <w:abstractNumId w:val="4"/>
   </w:num>
 </w:numbering>
 </file>
@@ -13937,6 +13875,15 @@
   <w:style w:type="paragraph" w:default="1" w:styleId="Normal">
     <w:name w:val="Normal"/>
     <w:qFormat/>
+    <w:rsid w:val="00C57447"/>
+    <w:pPr>
+      <w:spacing w:before="120" w:after="120"/>
+      <w:jc w:val="both"/>
+    </w:pPr>
+    <w:rPr>
+      <w:rFonts w:asciiTheme="minorHAnsi" w:hAnsiTheme="minorHAnsi"/>
+      <w:sz w:val="24"/>
+    </w:rPr>
   </w:style>
   <w:style w:type="paragraph" w:styleId="Ttulo1">
     <w:name w:val="heading 1"/>
@@ -14131,7 +14078,6 @@
     </w:pPr>
     <w:rPr>
       <w:rFonts w:ascii="Calibri" w:eastAsia="Calibri" w:hAnsi="Calibri" w:cs="Calibri"/>
-      <w:sz w:val="24"/>
       <w:szCs w:val="24"/>
       <w:lang w:eastAsia="en-US"/>
     </w:rPr>
@@ -14204,7 +14150,6 @@
       <w:rFonts w:ascii="Calibri" w:eastAsia="Calibri" w:hAnsi="Calibri" w:cs="Calibri"/>
       <w:b/>
       <w:bCs/>
-      <w:sz w:val="24"/>
       <w:szCs w:val="24"/>
       <w:lang w:eastAsia="en-US"/>
     </w:rPr>
@@ -14224,7 +14169,6 @@
     </w:pPr>
     <w:rPr>
       <w:rFonts w:ascii="Calibri" w:eastAsia="Calibri" w:hAnsi="Calibri" w:cs="Calibri"/>
-      <w:sz w:val="24"/>
       <w:szCs w:val="24"/>
       <w:lang w:eastAsia="en-US"/>
     </w:rPr>
@@ -14259,7 +14203,6 @@
     </w:pPr>
     <w:rPr>
       <w:rFonts w:ascii="Times New Roman" w:eastAsia="Times New Roman" w:hAnsi="Times New Roman" w:cs="Times New Roman"/>
-      <w:sz w:val="24"/>
       <w:szCs w:val="24"/>
     </w:rPr>
   </w:style>
